--- a/docs/EC FAN OS 통합 검증서 20260417(간소화)/4. 구동동작/구동동작 No. 04 - Set Value Source - RS485.docx
+++ b/docs/EC FAN OS 통합 검증서 20260417(간소화)/4. 구동동작/구동동작 No. 04 - Set Value Source - RS485.docx
@@ -17,10 +17,10 @@
         <w:tblLook w:val="04A0" w:firstRow="1" w:lastRow="0" w:firstColumn="1" w:lastColumn="0" w:noHBand="0" w:noVBand="1"/>
       </w:tblPr>
       <w:tblGrid>
-        <w:gridCol w:w="704"/>
-        <w:gridCol w:w="5179"/>
-        <w:gridCol w:w="1417"/>
-        <w:gridCol w:w="2196"/>
+        <w:gridCol w:w="616"/>
+        <w:gridCol w:w="5527"/>
+        <w:gridCol w:w="1637"/>
+        <w:gridCol w:w="2261"/>
       </w:tblGrid>
       <w:tr>
         <w:trPr>
@@ -307,21 +307,7 @@
               <w:rPr>
                 <w:rFonts w:asciiTheme="majorHAnsi" w:eastAsiaTheme="majorHAnsi" w:hAnsiTheme="majorHAnsi"/>
               </w:rPr>
-              <w:t xml:space="preserve">RS485(Modbus 등) 통신을 Set Value Source로 설정했을 때, 드라이브가 수신한 명령 값을 정상적으로 해석하여 </w:t>
-            </w:r>
-            <w:proofErr w:type="spellStart"/>
-            <w:r>
-              <w:rPr>
-                <w:rFonts w:asciiTheme="majorHAnsi" w:eastAsiaTheme="majorHAnsi" w:hAnsiTheme="majorHAnsi"/>
-              </w:rPr>
-              <w:t>목표값</w:t>
-            </w:r>
-            <w:proofErr w:type="spellEnd"/>
-            <w:r>
-              <w:rPr>
-                <w:rFonts w:asciiTheme="majorHAnsi" w:eastAsiaTheme="majorHAnsi" w:hAnsiTheme="majorHAnsi"/>
-              </w:rPr>
-              <w:t>(속도 또는 토크)에 반영하는지 확인한다. 또한 통신 지연, 데이터 오류, 통신 단절 등의 이상 상황에 대한 예외 처리 및 Fail-safe 동작을 종합적으로 검증한다.</w:t>
+              <w:t>RS485(Modbus 등) 통신을 Set Value Source로 설정했을 때, 드라이브가 수신한 명령 값을 정상적으로 해석하여 목표값(속도 또는 토크)에 반영하는지 확인한다. 또한 통신 지연, 데이터 오류, 통신 단절 등의 이상 상황에 대한 예외 처리 및 Fail-safe 동작을 종합적으로 검증한다.</w:t>
             </w:r>
           </w:p>
         </w:tc>
@@ -672,7 +658,6 @@
               </w:rPr>
               <w:t xml:space="preserve"> : (</w:t>
             </w:r>
-            <w:proofErr w:type="spellStart"/>
             <w:r>
               <w:rPr>
                 <w:rFonts w:asciiTheme="majorHAnsi" w:eastAsiaTheme="majorHAnsi" w:hAnsiTheme="majorHAnsi"/>
@@ -680,7 +665,6 @@
               </w:rPr>
               <w:t>Baudrate</w:t>
             </w:r>
-            <w:proofErr w:type="spellEnd"/>
             <w:r>
               <w:rPr>
                 <w:rFonts w:asciiTheme="majorHAnsi" w:eastAsiaTheme="majorHAnsi" w:hAnsiTheme="majorHAnsi" w:hint="eastAsia"/>
@@ -1094,6 +1078,7 @@
               <w:rPr>
                 <w:rFonts w:asciiTheme="majorHAnsi" w:eastAsiaTheme="majorHAnsi" w:hAnsiTheme="majorHAnsi"/>
               </w:rPr>
+              <w:lastRenderedPageBreak/>
               <w:t xml:space="preserve">통신을 정상 상태로 복구한다. </w:t>
             </w:r>
           </w:p>
@@ -1112,7 +1097,6 @@
               <w:rPr>
                 <w:rFonts w:asciiTheme="majorHAnsi" w:eastAsiaTheme="majorHAnsi" w:hAnsiTheme="majorHAnsi"/>
               </w:rPr>
-              <w:lastRenderedPageBreak/>
               <w:t xml:space="preserve">명령 값을 다시 전송하여 제어가 정상적으로 재개되는지 확인한다. </w:t>
             </w:r>
           </w:p>
@@ -1529,6 +1513,7 @@
               <w:rPr>
                 <w:rFonts w:asciiTheme="majorHAnsi" w:eastAsiaTheme="majorHAnsi" w:hAnsiTheme="majorHAnsi" w:hint="eastAsia"/>
               </w:rPr>
+              <w:lastRenderedPageBreak/>
               <w:t>시험결과</w:t>
             </w:r>
           </w:p>
@@ -1550,6 +1535,9294 @@
                 <w:rFonts w:asciiTheme="majorHAnsi" w:eastAsiaTheme="majorHAnsi" w:hAnsiTheme="majorHAnsi"/>
               </w:rPr>
             </w:pPr>
+            <w:r>
+              <w:rPr>
+                <w:rFonts w:asciiTheme="majorHAnsi" w:eastAsiaTheme="majorHAnsi" w:hAnsiTheme="majorHAnsi"/>
+              </w:rPr>
+              <w:drawing>
+                <wp:inline distT="0" distB="0" distL="0" distR="0" wp14:anchorId="4DA4C791" wp14:editId="4588DFBD">
+                  <wp:extent cx="5692775" cy="8697595"/>
+                  <wp:effectExtent l="0" t="0" r="3175" b="8255"/>
+                  <wp:docPr id="1" name="그림 1"/>
+                  <wp:cNvGraphicFramePr>
+                    <a:graphicFrameLocks xmlns:a="http://schemas.openxmlformats.org/drawingml/2006/main" noChangeAspect="1"/>
+                  </wp:cNvGraphicFramePr>
+                  <a:graphic xmlns:a="http://schemas.openxmlformats.org/drawingml/2006/main">
+                    <a:graphicData uri="http://schemas.openxmlformats.org/drawingml/2006/picture">
+                      <pic:pic xmlns:pic="http://schemas.openxmlformats.org/drawingml/2006/picture">
+                        <pic:nvPicPr>
+                          <pic:cNvPr id="1" name=""/>
+                          <pic:cNvPicPr/>
+                        </pic:nvPicPr>
+                        <pic:blipFill>
+                          <a:blip r:embed="rId8"/>
+                          <a:stretch>
+                            <a:fillRect/>
+                          </a:stretch>
+                        </pic:blipFill>
+                        <pic:spPr>
+                          <a:xfrm>
+                            <a:off x="0" y="0"/>
+                            <a:ext cx="5692775" cy="8697595"/>
+                          </a:xfrm>
+                          <a:prstGeom prst="rect">
+                            <a:avLst/>
+                          </a:prstGeom>
+                        </pic:spPr>
+                      </pic:pic>
+                    </a:graphicData>
+                  </a:graphic>
+                </wp:inline>
+              </w:drawing>
+            </w:r>
+          </w:p>
+          <w:p>
+            <w:pPr>
+              <w:pStyle w:val="1-0"/>
+              <w:rPr>
+                <w:rFonts w:asciiTheme="majorHAnsi" w:eastAsiaTheme="majorHAnsi" w:hAnsiTheme="majorHAnsi"/>
+              </w:rPr>
+            </w:pPr>
+            <w:r>
+              <w:rPr>
+                <w:rFonts w:asciiTheme="majorHAnsi" w:eastAsiaTheme="majorHAnsi" w:hAnsiTheme="majorHAnsi"/>
+              </w:rPr>
+              <w:lastRenderedPageBreak/>
+              <w:t>============================================================</w:t>
+            </w:r>
+          </w:p>
+          <w:p>
+            <w:pPr>
+              <w:pStyle w:val="1-0"/>
+              <w:rPr>
+                <w:rFonts w:asciiTheme="majorHAnsi" w:eastAsiaTheme="majorHAnsi" w:hAnsiTheme="majorHAnsi" w:hint="eastAsia"/>
+              </w:rPr>
+            </w:pPr>
+            <w:r>
+              <w:rPr>
+                <w:rFonts w:asciiTheme="majorHAnsi" w:eastAsiaTheme="majorHAnsi" w:hAnsiTheme="majorHAnsi" w:hint="eastAsia"/>
+              </w:rPr>
+              <w:t>테스트 항목  : [4-4] Set Value Source — RS485</w:t>
+            </w:r>
+          </w:p>
+          <w:p>
+            <w:pPr>
+              <w:pStyle w:val="1-0"/>
+              <w:rPr>
+                <w:rFonts w:asciiTheme="majorHAnsi" w:eastAsiaTheme="majorHAnsi" w:hAnsiTheme="majorHAnsi" w:hint="eastAsia"/>
+              </w:rPr>
+            </w:pPr>
+            <w:r>
+              <w:rPr>
+                <w:rFonts w:asciiTheme="majorHAnsi" w:eastAsiaTheme="majorHAnsi" w:hAnsiTheme="majorHAnsi" w:hint="eastAsia"/>
+              </w:rPr>
+              <w:t>시작 시각    : 2026. 4. 18. 오후 8:11:57</w:t>
+            </w:r>
+          </w:p>
+          <w:p>
+            <w:pPr>
+              <w:pStyle w:val="1-0"/>
+              <w:rPr>
+                <w:rFonts w:asciiTheme="majorHAnsi" w:eastAsiaTheme="majorHAnsi" w:hAnsiTheme="majorHAnsi" w:hint="eastAsia"/>
+              </w:rPr>
+            </w:pPr>
+            <w:r>
+              <w:rPr>
+                <w:rFonts w:asciiTheme="majorHAnsi" w:eastAsiaTheme="majorHAnsi" w:hAnsiTheme="majorHAnsi" w:hint="eastAsia"/>
+              </w:rPr>
+              <w:t>종료 시각    : 2026. 4. 18. 오후 8:13:04</w:t>
+            </w:r>
+          </w:p>
+          <w:p>
+            <w:pPr>
+              <w:pStyle w:val="1-0"/>
+              <w:rPr>
+                <w:rFonts w:asciiTheme="majorHAnsi" w:eastAsiaTheme="majorHAnsi" w:hAnsiTheme="majorHAnsi" w:hint="eastAsia"/>
+              </w:rPr>
+            </w:pPr>
+            <w:r>
+              <w:rPr>
+                <w:rFonts w:asciiTheme="majorHAnsi" w:eastAsiaTheme="majorHAnsi" w:hAnsiTheme="majorHAnsi" w:hint="eastAsia"/>
+              </w:rPr>
+              <w:t>저장 시각    : 2026. 4. 18. 오후 8:13:39</w:t>
+            </w:r>
+          </w:p>
+          <w:p>
+            <w:pPr>
+              <w:pStyle w:val="1-0"/>
+              <w:rPr>
+                <w:rFonts w:asciiTheme="majorHAnsi" w:eastAsiaTheme="majorHAnsi" w:hAnsiTheme="majorHAnsi"/>
+              </w:rPr>
+            </w:pPr>
+            <w:r>
+              <w:rPr>
+                <w:rFonts w:asciiTheme="majorHAnsi" w:eastAsiaTheme="majorHAnsi" w:hAnsiTheme="majorHAnsi"/>
+              </w:rPr>
+              <w:t>============================================================</w:t>
+            </w:r>
+          </w:p>
+          <w:p>
+            <w:pPr>
+              <w:pStyle w:val="1-0"/>
+              <w:rPr>
+                <w:rFonts w:asciiTheme="majorHAnsi" w:eastAsiaTheme="majorHAnsi" w:hAnsiTheme="majorHAnsi"/>
+              </w:rPr>
+            </w:pPr>
+          </w:p>
+          <w:p>
+            <w:pPr>
+              <w:pStyle w:val="1-0"/>
+              <w:rPr>
+                <w:rFonts w:asciiTheme="majorHAnsi" w:eastAsiaTheme="majorHAnsi" w:hAnsiTheme="majorHAnsi" w:hint="eastAsia"/>
+              </w:rPr>
+            </w:pPr>
+            <w:r>
+              <w:rPr>
+                <w:rFonts w:asciiTheme="majorHAnsi" w:eastAsiaTheme="majorHAnsi" w:hAnsiTheme="majorHAnsi" w:hint="eastAsia"/>
+              </w:rPr>
+              <w:t>[실행 로그]</w:t>
+            </w:r>
+          </w:p>
+          <w:p>
+            <w:pPr>
+              <w:pStyle w:val="1-0"/>
+              <w:rPr>
+                <w:rFonts w:asciiTheme="majorHAnsi" w:eastAsiaTheme="majorHAnsi" w:hAnsiTheme="majorHAnsi"/>
+              </w:rPr>
+            </w:pPr>
+            <w:r>
+              <w:rPr>
+                <w:rFonts w:asciiTheme="majorHAnsi" w:eastAsiaTheme="majorHAnsi" w:hAnsiTheme="majorHAnsi"/>
+              </w:rPr>
+              <w:t>------------------------------------------------------------</w:t>
+            </w:r>
+          </w:p>
+          <w:p>
+            <w:pPr>
+              <w:pStyle w:val="1-0"/>
+              <w:rPr>
+                <w:rFonts w:asciiTheme="majorHAnsi" w:eastAsiaTheme="majorHAnsi" w:hAnsiTheme="majorHAnsi" w:hint="eastAsia"/>
+              </w:rPr>
+            </w:pPr>
+            <w:r>
+              <w:rPr>
+                <w:rFonts w:asciiTheme="majorHAnsi" w:eastAsiaTheme="majorHAnsi" w:hAnsiTheme="majorHAnsi" w:hint="eastAsia"/>
+              </w:rPr>
+              <w:t>[20시 11분 57초] [INFO] 테스트 시작: Set Value Source — RS485</w:t>
+            </w:r>
+          </w:p>
+          <w:p>
+            <w:pPr>
+              <w:pStyle w:val="1-0"/>
+              <w:rPr>
+                <w:rFonts w:asciiTheme="majorHAnsi" w:eastAsiaTheme="majorHAnsi" w:hAnsiTheme="majorHAnsi" w:hint="eastAsia"/>
+              </w:rPr>
+            </w:pPr>
+            <w:r>
+              <w:rPr>
+                <w:rFonts w:asciiTheme="majorHAnsi" w:eastAsiaTheme="majorHAnsi" w:hAnsiTheme="majorHAnsi" w:hint="eastAsia"/>
+              </w:rPr>
+              <w:t>[20시 11분 57초] [INFO] 초기값 백업 — SetValueSource(0xD101)=1 / OpMode(0xD106)=0 / Setpoint(0xD001)=0</w:t>
+            </w:r>
+          </w:p>
+          <w:p>
+            <w:pPr>
+              <w:pStyle w:val="1-0"/>
+              <w:rPr>
+                <w:rFonts w:asciiTheme="majorHAnsi" w:eastAsiaTheme="majorHAnsi" w:hAnsiTheme="majorHAnsi"/>
+              </w:rPr>
+            </w:pPr>
+            <w:r>
+              <w:rPr>
+                <w:rFonts w:asciiTheme="majorHAnsi" w:eastAsiaTheme="majorHAnsi" w:hAnsiTheme="majorHAnsi"/>
+              </w:rPr>
+              <w:t>[20</w:t>
+            </w:r>
+            <w:r>
+              <w:rPr>
+                <w:rFonts w:asciiTheme="majorHAnsi" w:eastAsiaTheme="majorHAnsi" w:hAnsiTheme="majorHAnsi" w:hint="eastAsia"/>
+              </w:rPr>
+              <w:t>시</w:t>
+            </w:r>
+            <w:r>
+              <w:rPr>
+                <w:rFonts w:asciiTheme="majorHAnsi" w:eastAsiaTheme="majorHAnsi" w:hAnsiTheme="majorHAnsi"/>
+              </w:rPr>
+              <w:t xml:space="preserve"> 11</w:t>
+            </w:r>
+            <w:r>
+              <w:rPr>
+                <w:rFonts w:asciiTheme="majorHAnsi" w:eastAsiaTheme="majorHAnsi" w:hAnsiTheme="majorHAnsi" w:hint="eastAsia"/>
+              </w:rPr>
+              <w:t>분</w:t>
+            </w:r>
+            <w:r>
+              <w:rPr>
+                <w:rFonts w:asciiTheme="majorHAnsi" w:eastAsiaTheme="majorHAnsi" w:hAnsiTheme="majorHAnsi"/>
+              </w:rPr>
+              <w:t xml:space="preserve"> 57</w:t>
+            </w:r>
+            <w:r>
+              <w:rPr>
+                <w:rFonts w:asciiTheme="majorHAnsi" w:eastAsiaTheme="majorHAnsi" w:hAnsiTheme="majorHAnsi" w:hint="eastAsia"/>
+              </w:rPr>
+              <w:t>초</w:t>
+            </w:r>
+            <w:r>
+              <w:rPr>
+                <w:rFonts w:asciiTheme="majorHAnsi" w:eastAsiaTheme="majorHAnsi" w:hAnsiTheme="majorHAnsi"/>
+              </w:rPr>
+              <w:t xml:space="preserve">] [SUCCESS] </w:t>
+            </w:r>
+            <w:r>
+              <w:rPr>
+                <w:rFonts w:ascii="MS Gothic" w:eastAsia="MS Gothic" w:hAnsi="MS Gothic" w:cs="MS Gothic" w:hint="eastAsia"/>
+              </w:rPr>
+              <w:t>✓</w:t>
+            </w:r>
+            <w:r>
+              <w:rPr>
+                <w:rFonts w:asciiTheme="majorHAnsi" w:eastAsiaTheme="majorHAnsi" w:hAnsiTheme="majorHAnsi"/>
+              </w:rPr>
+              <w:t xml:space="preserve"> FC 0x64 </w:t>
+            </w:r>
+            <w:r>
+              <w:rPr>
+                <w:rFonts w:asciiTheme="majorHAnsi" w:eastAsiaTheme="majorHAnsi" w:hAnsiTheme="majorHAnsi" w:hint="eastAsia"/>
+              </w:rPr>
+              <w:t>차트</w:t>
+            </w:r>
+            <w:r>
+              <w:rPr>
+                <w:rFonts w:asciiTheme="majorHAnsi" w:eastAsiaTheme="majorHAnsi" w:hAnsiTheme="majorHAnsi"/>
+              </w:rPr>
+              <w:t xml:space="preserve"> </w:t>
+            </w:r>
+            <w:r>
+              <w:rPr>
+                <w:rFonts w:asciiTheme="majorHAnsi" w:eastAsiaTheme="majorHAnsi" w:hAnsiTheme="majorHAnsi" w:hint="eastAsia"/>
+              </w:rPr>
+              <w:t>시작</w:t>
+            </w:r>
+            <w:r>
+              <w:rPr>
+                <w:rFonts w:asciiTheme="majorHAnsi" w:eastAsiaTheme="majorHAnsi" w:hAnsiTheme="majorHAnsi"/>
+              </w:rPr>
+              <w:t xml:space="preserve"> (Vel Cmd/FB, 20ms)</w:t>
+            </w:r>
+          </w:p>
+          <w:p>
+            <w:pPr>
+              <w:pStyle w:val="1-0"/>
+              <w:rPr>
+                <w:rFonts w:asciiTheme="majorHAnsi" w:eastAsiaTheme="majorHAnsi" w:hAnsiTheme="majorHAnsi" w:hint="eastAsia"/>
+              </w:rPr>
+            </w:pPr>
+            <w:r>
+              <w:rPr>
+                <w:rFonts w:asciiTheme="majorHAnsi" w:eastAsiaTheme="majorHAnsi" w:hAnsiTheme="majorHAnsi" w:hint="eastAsia"/>
+              </w:rPr>
+              <w:t>[20시 11분 57초] [STEP] Set Value Source = RS485 (0xD101 ← 1)</w:t>
+            </w:r>
+          </w:p>
+          <w:p>
+            <w:pPr>
+              <w:pStyle w:val="1-0"/>
+              <w:rPr>
+                <w:rFonts w:asciiTheme="majorHAnsi" w:eastAsiaTheme="majorHAnsi" w:hAnsiTheme="majorHAnsi" w:hint="eastAsia"/>
+              </w:rPr>
+            </w:pPr>
+            <w:r>
+              <w:rPr>
+                <w:rFonts w:asciiTheme="majorHAnsi" w:eastAsiaTheme="majorHAnsi" w:hAnsiTheme="majorHAnsi" w:hint="eastAsia"/>
+              </w:rPr>
+              <w:t>[20시 11분 57초] [STEP] Operating Mode = Closed-loop Velocity (0xD106 ← 0)</w:t>
+            </w:r>
+          </w:p>
+          <w:p>
+            <w:pPr>
+              <w:pStyle w:val="1-0"/>
+              <w:rPr>
+                <w:rFonts w:asciiTheme="majorHAnsi" w:eastAsiaTheme="majorHAnsi" w:hAnsiTheme="majorHAnsi" w:hint="eastAsia"/>
+              </w:rPr>
+            </w:pPr>
+            <w:r>
+              <w:rPr>
+                <w:rFonts w:asciiTheme="majorHAnsi" w:eastAsiaTheme="majorHAnsi" w:hAnsiTheme="majorHAnsi" w:hint="eastAsia"/>
+              </w:rPr>
+              <w:t>[20시 11분 57초] [INFO] ▶ Phase 2 시작 — Setpoint 단계 변경 (Low→Mid→High→Low)</w:t>
+            </w:r>
+          </w:p>
+          <w:p>
+            <w:pPr>
+              <w:pStyle w:val="1-0"/>
+              <w:rPr>
+                <w:rFonts w:asciiTheme="majorHAnsi" w:eastAsiaTheme="majorHAnsi" w:hAnsiTheme="majorHAnsi" w:hint="eastAsia"/>
+              </w:rPr>
+            </w:pPr>
+            <w:r>
+              <w:rPr>
+                <w:rFonts w:asciiTheme="majorHAnsi" w:eastAsiaTheme="majorHAnsi" w:hAnsiTheme="majorHAnsi" w:hint="eastAsia"/>
+              </w:rPr>
+              <w:t>[20시 11분 57초] [STEP] Setpoint = Low 200 RPM (0xD001 ← 8000)</w:t>
+            </w:r>
+          </w:p>
+          <w:p>
+            <w:pPr>
+              <w:pStyle w:val="1-0"/>
+              <w:rPr>
+                <w:rFonts w:asciiTheme="majorHAnsi" w:eastAsiaTheme="majorHAnsi" w:hAnsiTheme="majorHAnsi" w:hint="eastAsia"/>
+              </w:rPr>
+            </w:pPr>
+            <w:r>
+              <w:rPr>
+                <w:rFonts w:asciiTheme="majorHAnsi" w:eastAsiaTheme="majorHAnsi" w:hAnsiTheme="majorHAnsi" w:hint="eastAsia"/>
+              </w:rPr>
+              <w:t>[20시 11분 58초] [INFO] 속도 안정화 대기 (6초)...</w:t>
+            </w:r>
+          </w:p>
+          <w:p>
+            <w:pPr>
+              <w:pStyle w:val="1-0"/>
+              <w:rPr>
+                <w:rFonts w:asciiTheme="majorHAnsi" w:eastAsiaTheme="majorHAnsi" w:hAnsiTheme="majorHAnsi" w:hint="eastAsia"/>
+              </w:rPr>
+            </w:pPr>
+            <w:r>
+              <w:rPr>
+                <w:rFonts w:asciiTheme="majorHAnsi" w:eastAsiaTheme="majorHAnsi" w:hAnsiTheme="majorHAnsi" w:hint="eastAsia"/>
+              </w:rPr>
+              <w:t>[20시 12분 4초] [INFO] 실제 속도 [0xD02D] = 225 (목표: 200 RPM)</w:t>
+            </w:r>
+          </w:p>
+          <w:p>
+            <w:pPr>
+              <w:pStyle w:val="1-0"/>
+              <w:rPr>
+                <w:rFonts w:asciiTheme="majorHAnsi" w:eastAsiaTheme="majorHAnsi" w:hAnsiTheme="majorHAnsi"/>
+              </w:rPr>
+            </w:pPr>
+            <w:r>
+              <w:rPr>
+                <w:rFonts w:asciiTheme="majorHAnsi" w:eastAsiaTheme="majorHAnsi" w:hAnsiTheme="majorHAnsi"/>
+              </w:rPr>
+              <w:t>[20</w:t>
+            </w:r>
+            <w:r>
+              <w:rPr>
+                <w:rFonts w:asciiTheme="majorHAnsi" w:eastAsiaTheme="majorHAnsi" w:hAnsiTheme="majorHAnsi" w:hint="eastAsia"/>
+              </w:rPr>
+              <w:t>시</w:t>
+            </w:r>
+            <w:r>
+              <w:rPr>
+                <w:rFonts w:asciiTheme="majorHAnsi" w:eastAsiaTheme="majorHAnsi" w:hAnsiTheme="majorHAnsi"/>
+              </w:rPr>
+              <w:t xml:space="preserve"> 12</w:t>
+            </w:r>
+            <w:r>
+              <w:rPr>
+                <w:rFonts w:asciiTheme="majorHAnsi" w:eastAsiaTheme="majorHAnsi" w:hAnsiTheme="majorHAnsi" w:hint="eastAsia"/>
+              </w:rPr>
+              <w:t>분</w:t>
+            </w:r>
+            <w:r>
+              <w:rPr>
+                <w:rFonts w:asciiTheme="majorHAnsi" w:eastAsiaTheme="majorHAnsi" w:hAnsiTheme="majorHAnsi"/>
+              </w:rPr>
+              <w:t xml:space="preserve"> 4</w:t>
+            </w:r>
+            <w:r>
+              <w:rPr>
+                <w:rFonts w:asciiTheme="majorHAnsi" w:eastAsiaTheme="majorHAnsi" w:hAnsiTheme="majorHAnsi" w:hint="eastAsia"/>
+              </w:rPr>
+              <w:t>초</w:t>
+            </w:r>
+            <w:r>
+              <w:rPr>
+                <w:rFonts w:asciiTheme="majorHAnsi" w:eastAsiaTheme="majorHAnsi" w:hAnsiTheme="majorHAnsi"/>
+              </w:rPr>
+              <w:t xml:space="preserve">] [SUCCESS] </w:t>
+            </w:r>
+            <w:r>
+              <w:rPr>
+                <w:rFonts w:ascii="MS Gothic" w:eastAsia="MS Gothic" w:hAnsi="MS Gothic" w:cs="MS Gothic" w:hint="eastAsia"/>
+              </w:rPr>
+              <w:t>✓</w:t>
+            </w:r>
+            <w:r>
+              <w:rPr>
+                <w:rFonts w:asciiTheme="majorHAnsi" w:eastAsiaTheme="majorHAnsi" w:hAnsiTheme="majorHAnsi"/>
+              </w:rPr>
+              <w:t xml:space="preserve"> Low: </w:t>
+            </w:r>
+            <w:r>
+              <w:rPr>
+                <w:rFonts w:asciiTheme="majorHAnsi" w:eastAsiaTheme="majorHAnsi" w:hAnsiTheme="majorHAnsi" w:hint="eastAsia"/>
+              </w:rPr>
+              <w:t>속도</w:t>
+            </w:r>
+            <w:r>
+              <w:rPr>
+                <w:rFonts w:asciiTheme="majorHAnsi" w:eastAsiaTheme="majorHAnsi" w:hAnsiTheme="majorHAnsi"/>
+              </w:rPr>
+              <w:t xml:space="preserve"> </w:t>
+            </w:r>
+            <w:r>
+              <w:rPr>
+                <w:rFonts w:asciiTheme="majorHAnsi" w:eastAsiaTheme="majorHAnsi" w:hAnsiTheme="majorHAnsi" w:hint="eastAsia"/>
+              </w:rPr>
+              <w:t>응답</w:t>
+            </w:r>
+            <w:r>
+              <w:rPr>
+                <w:rFonts w:asciiTheme="majorHAnsi" w:eastAsiaTheme="majorHAnsi" w:hAnsiTheme="majorHAnsi"/>
+              </w:rPr>
+              <w:t xml:space="preserve"> </w:t>
+            </w:r>
+            <w:r>
+              <w:rPr>
+                <w:rFonts w:asciiTheme="majorHAnsi" w:eastAsiaTheme="majorHAnsi" w:hAnsiTheme="majorHAnsi" w:hint="eastAsia"/>
+              </w:rPr>
+              <w:t>확인</w:t>
+            </w:r>
+            <w:r>
+              <w:rPr>
+                <w:rFonts w:asciiTheme="majorHAnsi" w:eastAsiaTheme="majorHAnsi" w:hAnsiTheme="majorHAnsi"/>
+              </w:rPr>
+              <w:t xml:space="preserve"> (225)</w:t>
+            </w:r>
+          </w:p>
+          <w:p>
+            <w:pPr>
+              <w:pStyle w:val="1-0"/>
+              <w:rPr>
+                <w:rFonts w:asciiTheme="majorHAnsi" w:eastAsiaTheme="majorHAnsi" w:hAnsiTheme="majorHAnsi" w:hint="eastAsia"/>
+              </w:rPr>
+            </w:pPr>
+            <w:r>
+              <w:rPr>
+                <w:rFonts w:asciiTheme="majorHAnsi" w:eastAsiaTheme="majorHAnsi" w:hAnsiTheme="majorHAnsi" w:hint="eastAsia"/>
+              </w:rPr>
+              <w:t>[20시 12분 4초] [STEP] Setpoint = Mid 800 RPM (0xD001 ← 32000)</w:t>
+            </w:r>
+          </w:p>
+          <w:p>
+            <w:pPr>
+              <w:pStyle w:val="1-0"/>
+              <w:rPr>
+                <w:rFonts w:asciiTheme="majorHAnsi" w:eastAsiaTheme="majorHAnsi" w:hAnsiTheme="majorHAnsi" w:hint="eastAsia"/>
+              </w:rPr>
+            </w:pPr>
+            <w:r>
+              <w:rPr>
+                <w:rFonts w:asciiTheme="majorHAnsi" w:eastAsiaTheme="majorHAnsi" w:hAnsiTheme="majorHAnsi" w:hint="eastAsia"/>
+              </w:rPr>
+              <w:t>[20시 12분 4초] [INFO] 속도 안정화 대기 (6초)...</w:t>
+            </w:r>
+          </w:p>
+          <w:p>
+            <w:pPr>
+              <w:pStyle w:val="1-0"/>
+              <w:rPr>
+                <w:rFonts w:asciiTheme="majorHAnsi" w:eastAsiaTheme="majorHAnsi" w:hAnsiTheme="majorHAnsi" w:hint="eastAsia"/>
+              </w:rPr>
+            </w:pPr>
+            <w:r>
+              <w:rPr>
+                <w:rFonts w:asciiTheme="majorHAnsi" w:eastAsiaTheme="majorHAnsi" w:hAnsiTheme="majorHAnsi" w:hint="eastAsia"/>
+              </w:rPr>
+              <w:t>[20시 12분 10초] [INFO] 실제 속도 [0xD02D] = 895 (목표: 800 RPM)</w:t>
+            </w:r>
+          </w:p>
+          <w:p>
+            <w:pPr>
+              <w:pStyle w:val="1-0"/>
+              <w:rPr>
+                <w:rFonts w:asciiTheme="majorHAnsi" w:eastAsiaTheme="majorHAnsi" w:hAnsiTheme="majorHAnsi"/>
+              </w:rPr>
+            </w:pPr>
+            <w:r>
+              <w:rPr>
+                <w:rFonts w:asciiTheme="majorHAnsi" w:eastAsiaTheme="majorHAnsi" w:hAnsiTheme="majorHAnsi"/>
+              </w:rPr>
+              <w:t>[20</w:t>
+            </w:r>
+            <w:r>
+              <w:rPr>
+                <w:rFonts w:asciiTheme="majorHAnsi" w:eastAsiaTheme="majorHAnsi" w:hAnsiTheme="majorHAnsi" w:hint="eastAsia"/>
+              </w:rPr>
+              <w:t>시</w:t>
+            </w:r>
+            <w:r>
+              <w:rPr>
+                <w:rFonts w:asciiTheme="majorHAnsi" w:eastAsiaTheme="majorHAnsi" w:hAnsiTheme="majorHAnsi"/>
+              </w:rPr>
+              <w:t xml:space="preserve"> 12</w:t>
+            </w:r>
+            <w:r>
+              <w:rPr>
+                <w:rFonts w:asciiTheme="majorHAnsi" w:eastAsiaTheme="majorHAnsi" w:hAnsiTheme="majorHAnsi" w:hint="eastAsia"/>
+              </w:rPr>
+              <w:t>분</w:t>
+            </w:r>
+            <w:r>
+              <w:rPr>
+                <w:rFonts w:asciiTheme="majorHAnsi" w:eastAsiaTheme="majorHAnsi" w:hAnsiTheme="majorHAnsi"/>
+              </w:rPr>
+              <w:t xml:space="preserve"> 10</w:t>
+            </w:r>
+            <w:r>
+              <w:rPr>
+                <w:rFonts w:asciiTheme="majorHAnsi" w:eastAsiaTheme="majorHAnsi" w:hAnsiTheme="majorHAnsi" w:hint="eastAsia"/>
+              </w:rPr>
+              <w:t>초</w:t>
+            </w:r>
+            <w:r>
+              <w:rPr>
+                <w:rFonts w:asciiTheme="majorHAnsi" w:eastAsiaTheme="majorHAnsi" w:hAnsiTheme="majorHAnsi"/>
+              </w:rPr>
+              <w:t xml:space="preserve">] [SUCCESS] </w:t>
+            </w:r>
+            <w:r>
+              <w:rPr>
+                <w:rFonts w:ascii="MS Gothic" w:eastAsia="MS Gothic" w:hAnsi="MS Gothic" w:cs="MS Gothic" w:hint="eastAsia"/>
+              </w:rPr>
+              <w:t>✓</w:t>
+            </w:r>
+            <w:r>
+              <w:rPr>
+                <w:rFonts w:asciiTheme="majorHAnsi" w:eastAsiaTheme="majorHAnsi" w:hAnsiTheme="majorHAnsi"/>
+              </w:rPr>
+              <w:t xml:space="preserve"> Mid: </w:t>
+            </w:r>
+            <w:r>
+              <w:rPr>
+                <w:rFonts w:asciiTheme="majorHAnsi" w:eastAsiaTheme="majorHAnsi" w:hAnsiTheme="majorHAnsi" w:hint="eastAsia"/>
+              </w:rPr>
+              <w:t>속도</w:t>
+            </w:r>
+            <w:r>
+              <w:rPr>
+                <w:rFonts w:asciiTheme="majorHAnsi" w:eastAsiaTheme="majorHAnsi" w:hAnsiTheme="majorHAnsi"/>
+              </w:rPr>
+              <w:t xml:space="preserve"> </w:t>
+            </w:r>
+            <w:r>
+              <w:rPr>
+                <w:rFonts w:asciiTheme="majorHAnsi" w:eastAsiaTheme="majorHAnsi" w:hAnsiTheme="majorHAnsi" w:hint="eastAsia"/>
+              </w:rPr>
+              <w:t>응답</w:t>
+            </w:r>
+            <w:r>
+              <w:rPr>
+                <w:rFonts w:asciiTheme="majorHAnsi" w:eastAsiaTheme="majorHAnsi" w:hAnsiTheme="majorHAnsi"/>
+              </w:rPr>
+              <w:t xml:space="preserve"> </w:t>
+            </w:r>
+            <w:r>
+              <w:rPr>
+                <w:rFonts w:asciiTheme="majorHAnsi" w:eastAsiaTheme="majorHAnsi" w:hAnsiTheme="majorHAnsi" w:hint="eastAsia"/>
+              </w:rPr>
+              <w:t>확인</w:t>
+            </w:r>
+            <w:r>
+              <w:rPr>
+                <w:rFonts w:asciiTheme="majorHAnsi" w:eastAsiaTheme="majorHAnsi" w:hAnsiTheme="majorHAnsi"/>
+              </w:rPr>
+              <w:t xml:space="preserve"> (895)</w:t>
+            </w:r>
+          </w:p>
+          <w:p>
+            <w:pPr>
+              <w:pStyle w:val="1-0"/>
+              <w:rPr>
+                <w:rFonts w:asciiTheme="majorHAnsi" w:eastAsiaTheme="majorHAnsi" w:hAnsiTheme="majorHAnsi" w:hint="eastAsia"/>
+              </w:rPr>
+            </w:pPr>
+            <w:r>
+              <w:rPr>
+                <w:rFonts w:asciiTheme="majorHAnsi" w:eastAsiaTheme="majorHAnsi" w:hAnsiTheme="majorHAnsi" w:hint="eastAsia"/>
+              </w:rPr>
+              <w:t>[20시 12분 10초] [STEP] Setpoint = High 1400 RPM (0xD001 ← 56000)</w:t>
+            </w:r>
+          </w:p>
+          <w:p>
+            <w:pPr>
+              <w:pStyle w:val="1-0"/>
+              <w:rPr>
+                <w:rFonts w:asciiTheme="majorHAnsi" w:eastAsiaTheme="majorHAnsi" w:hAnsiTheme="majorHAnsi" w:hint="eastAsia"/>
+              </w:rPr>
+            </w:pPr>
+            <w:r>
+              <w:rPr>
+                <w:rFonts w:asciiTheme="majorHAnsi" w:eastAsiaTheme="majorHAnsi" w:hAnsiTheme="majorHAnsi" w:hint="eastAsia"/>
+              </w:rPr>
+              <w:t>[20시 12분 10초] [INFO] 속도 안정화 대기 (6초)...</w:t>
+            </w:r>
+          </w:p>
+          <w:p>
+            <w:pPr>
+              <w:pStyle w:val="1-0"/>
+              <w:rPr>
+                <w:rFonts w:asciiTheme="majorHAnsi" w:eastAsiaTheme="majorHAnsi" w:hAnsiTheme="majorHAnsi" w:hint="eastAsia"/>
+              </w:rPr>
+            </w:pPr>
+            <w:r>
+              <w:rPr>
+                <w:rFonts w:asciiTheme="majorHAnsi" w:eastAsiaTheme="majorHAnsi" w:hAnsiTheme="majorHAnsi" w:hint="eastAsia"/>
+              </w:rPr>
+              <w:t>[20시 12분 16초] [INFO] 실제 속도 [0xD02D] = 1570 (목표: 1400 RPM)</w:t>
+            </w:r>
+          </w:p>
+          <w:p>
+            <w:pPr>
+              <w:pStyle w:val="1-0"/>
+              <w:rPr>
+                <w:rFonts w:asciiTheme="majorHAnsi" w:eastAsiaTheme="majorHAnsi" w:hAnsiTheme="majorHAnsi"/>
+              </w:rPr>
+            </w:pPr>
+            <w:r>
+              <w:rPr>
+                <w:rFonts w:asciiTheme="majorHAnsi" w:eastAsiaTheme="majorHAnsi" w:hAnsiTheme="majorHAnsi"/>
+              </w:rPr>
+              <w:t>[20</w:t>
+            </w:r>
+            <w:r>
+              <w:rPr>
+                <w:rFonts w:asciiTheme="majorHAnsi" w:eastAsiaTheme="majorHAnsi" w:hAnsiTheme="majorHAnsi" w:hint="eastAsia"/>
+              </w:rPr>
+              <w:t>시</w:t>
+            </w:r>
+            <w:r>
+              <w:rPr>
+                <w:rFonts w:asciiTheme="majorHAnsi" w:eastAsiaTheme="majorHAnsi" w:hAnsiTheme="majorHAnsi"/>
+              </w:rPr>
+              <w:t xml:space="preserve"> 12</w:t>
+            </w:r>
+            <w:r>
+              <w:rPr>
+                <w:rFonts w:asciiTheme="majorHAnsi" w:eastAsiaTheme="majorHAnsi" w:hAnsiTheme="majorHAnsi" w:hint="eastAsia"/>
+              </w:rPr>
+              <w:t>분</w:t>
+            </w:r>
+            <w:r>
+              <w:rPr>
+                <w:rFonts w:asciiTheme="majorHAnsi" w:eastAsiaTheme="majorHAnsi" w:hAnsiTheme="majorHAnsi"/>
+              </w:rPr>
+              <w:t xml:space="preserve"> 16</w:t>
+            </w:r>
+            <w:r>
+              <w:rPr>
+                <w:rFonts w:asciiTheme="majorHAnsi" w:eastAsiaTheme="majorHAnsi" w:hAnsiTheme="majorHAnsi" w:hint="eastAsia"/>
+              </w:rPr>
+              <w:t>초</w:t>
+            </w:r>
+            <w:r>
+              <w:rPr>
+                <w:rFonts w:asciiTheme="majorHAnsi" w:eastAsiaTheme="majorHAnsi" w:hAnsiTheme="majorHAnsi"/>
+              </w:rPr>
+              <w:t xml:space="preserve">] [SUCCESS] </w:t>
+            </w:r>
+            <w:r>
+              <w:rPr>
+                <w:rFonts w:ascii="MS Gothic" w:eastAsia="MS Gothic" w:hAnsi="MS Gothic" w:cs="MS Gothic" w:hint="eastAsia"/>
+              </w:rPr>
+              <w:t>✓</w:t>
+            </w:r>
+            <w:r>
+              <w:rPr>
+                <w:rFonts w:asciiTheme="majorHAnsi" w:eastAsiaTheme="majorHAnsi" w:hAnsiTheme="majorHAnsi"/>
+              </w:rPr>
+              <w:t xml:space="preserve"> High: </w:t>
+            </w:r>
+            <w:r>
+              <w:rPr>
+                <w:rFonts w:asciiTheme="majorHAnsi" w:eastAsiaTheme="majorHAnsi" w:hAnsiTheme="majorHAnsi" w:hint="eastAsia"/>
+              </w:rPr>
+              <w:t>속도</w:t>
+            </w:r>
+            <w:r>
+              <w:rPr>
+                <w:rFonts w:asciiTheme="majorHAnsi" w:eastAsiaTheme="majorHAnsi" w:hAnsiTheme="majorHAnsi"/>
+              </w:rPr>
+              <w:t xml:space="preserve"> </w:t>
+            </w:r>
+            <w:r>
+              <w:rPr>
+                <w:rFonts w:asciiTheme="majorHAnsi" w:eastAsiaTheme="majorHAnsi" w:hAnsiTheme="majorHAnsi" w:hint="eastAsia"/>
+              </w:rPr>
+              <w:t>응답</w:t>
+            </w:r>
+            <w:r>
+              <w:rPr>
+                <w:rFonts w:asciiTheme="majorHAnsi" w:eastAsiaTheme="majorHAnsi" w:hAnsiTheme="majorHAnsi"/>
+              </w:rPr>
+              <w:t xml:space="preserve"> </w:t>
+            </w:r>
+            <w:r>
+              <w:rPr>
+                <w:rFonts w:asciiTheme="majorHAnsi" w:eastAsiaTheme="majorHAnsi" w:hAnsiTheme="majorHAnsi" w:hint="eastAsia"/>
+              </w:rPr>
+              <w:t>확인</w:t>
+            </w:r>
+            <w:r>
+              <w:rPr>
+                <w:rFonts w:asciiTheme="majorHAnsi" w:eastAsiaTheme="majorHAnsi" w:hAnsiTheme="majorHAnsi"/>
+              </w:rPr>
+              <w:t xml:space="preserve"> (1570)</w:t>
+            </w:r>
+          </w:p>
+          <w:p>
+            <w:pPr>
+              <w:pStyle w:val="1-0"/>
+              <w:rPr>
+                <w:rFonts w:asciiTheme="majorHAnsi" w:eastAsiaTheme="majorHAnsi" w:hAnsiTheme="majorHAnsi" w:hint="eastAsia"/>
+              </w:rPr>
+            </w:pPr>
+            <w:r>
+              <w:rPr>
+                <w:rFonts w:asciiTheme="majorHAnsi" w:eastAsiaTheme="majorHAnsi" w:hAnsiTheme="majorHAnsi" w:hint="eastAsia"/>
+              </w:rPr>
+              <w:t>[20시 12분 16초] [STEP] Setpoint = Low 200 RPM (0xD001 ← 8000)</w:t>
+            </w:r>
+          </w:p>
+          <w:p>
+            <w:pPr>
+              <w:pStyle w:val="1-0"/>
+              <w:rPr>
+                <w:rFonts w:asciiTheme="majorHAnsi" w:eastAsiaTheme="majorHAnsi" w:hAnsiTheme="majorHAnsi" w:hint="eastAsia"/>
+              </w:rPr>
+            </w:pPr>
+            <w:r>
+              <w:rPr>
+                <w:rFonts w:asciiTheme="majorHAnsi" w:eastAsiaTheme="majorHAnsi" w:hAnsiTheme="majorHAnsi" w:hint="eastAsia"/>
+              </w:rPr>
+              <w:t>[20시 12분 17초] [INFO] 속도 안정화 대기 (6초)...</w:t>
+            </w:r>
+          </w:p>
+          <w:p>
+            <w:pPr>
+              <w:pStyle w:val="1-0"/>
+              <w:rPr>
+                <w:rFonts w:asciiTheme="majorHAnsi" w:eastAsiaTheme="majorHAnsi" w:hAnsiTheme="majorHAnsi" w:hint="eastAsia"/>
+              </w:rPr>
+            </w:pPr>
+            <w:r>
+              <w:rPr>
+                <w:rFonts w:asciiTheme="majorHAnsi" w:eastAsiaTheme="majorHAnsi" w:hAnsiTheme="majorHAnsi" w:hint="eastAsia"/>
+              </w:rPr>
+              <w:t>[20시 12분 23초] [INFO] 실제 속도 [0xD02D] = 685 (목표: 200 RPM)</w:t>
+            </w:r>
+          </w:p>
+          <w:p>
+            <w:pPr>
+              <w:pStyle w:val="1-0"/>
+              <w:rPr>
+                <w:rFonts w:asciiTheme="majorHAnsi" w:eastAsiaTheme="majorHAnsi" w:hAnsiTheme="majorHAnsi"/>
+              </w:rPr>
+            </w:pPr>
+            <w:r>
+              <w:rPr>
+                <w:rFonts w:asciiTheme="majorHAnsi" w:eastAsiaTheme="majorHAnsi" w:hAnsiTheme="majorHAnsi"/>
+              </w:rPr>
+              <w:t>[20</w:t>
+            </w:r>
+            <w:r>
+              <w:rPr>
+                <w:rFonts w:asciiTheme="majorHAnsi" w:eastAsiaTheme="majorHAnsi" w:hAnsiTheme="majorHAnsi" w:hint="eastAsia"/>
+              </w:rPr>
+              <w:t>시</w:t>
+            </w:r>
+            <w:r>
+              <w:rPr>
+                <w:rFonts w:asciiTheme="majorHAnsi" w:eastAsiaTheme="majorHAnsi" w:hAnsiTheme="majorHAnsi"/>
+              </w:rPr>
+              <w:t xml:space="preserve"> 12</w:t>
+            </w:r>
+            <w:r>
+              <w:rPr>
+                <w:rFonts w:asciiTheme="majorHAnsi" w:eastAsiaTheme="majorHAnsi" w:hAnsiTheme="majorHAnsi" w:hint="eastAsia"/>
+              </w:rPr>
+              <w:t>분</w:t>
+            </w:r>
+            <w:r>
+              <w:rPr>
+                <w:rFonts w:asciiTheme="majorHAnsi" w:eastAsiaTheme="majorHAnsi" w:hAnsiTheme="majorHAnsi"/>
+              </w:rPr>
+              <w:t xml:space="preserve"> 23</w:t>
+            </w:r>
+            <w:r>
+              <w:rPr>
+                <w:rFonts w:asciiTheme="majorHAnsi" w:eastAsiaTheme="majorHAnsi" w:hAnsiTheme="majorHAnsi" w:hint="eastAsia"/>
+              </w:rPr>
+              <w:t>초</w:t>
+            </w:r>
+            <w:r>
+              <w:rPr>
+                <w:rFonts w:asciiTheme="majorHAnsi" w:eastAsiaTheme="majorHAnsi" w:hAnsiTheme="majorHAnsi"/>
+              </w:rPr>
+              <w:t xml:space="preserve">] [SUCCESS] </w:t>
+            </w:r>
+            <w:r>
+              <w:rPr>
+                <w:rFonts w:ascii="MS Gothic" w:eastAsia="MS Gothic" w:hAnsi="MS Gothic" w:cs="MS Gothic" w:hint="eastAsia"/>
+              </w:rPr>
+              <w:t>✓</w:t>
+            </w:r>
+            <w:r>
+              <w:rPr>
+                <w:rFonts w:asciiTheme="majorHAnsi" w:eastAsiaTheme="majorHAnsi" w:hAnsiTheme="majorHAnsi"/>
+              </w:rPr>
+              <w:t xml:space="preserve"> Low: </w:t>
+            </w:r>
+            <w:r>
+              <w:rPr>
+                <w:rFonts w:asciiTheme="majorHAnsi" w:eastAsiaTheme="majorHAnsi" w:hAnsiTheme="majorHAnsi" w:hint="eastAsia"/>
+              </w:rPr>
+              <w:t>속도</w:t>
+            </w:r>
+            <w:r>
+              <w:rPr>
+                <w:rFonts w:asciiTheme="majorHAnsi" w:eastAsiaTheme="majorHAnsi" w:hAnsiTheme="majorHAnsi"/>
+              </w:rPr>
+              <w:t xml:space="preserve"> </w:t>
+            </w:r>
+            <w:r>
+              <w:rPr>
+                <w:rFonts w:asciiTheme="majorHAnsi" w:eastAsiaTheme="majorHAnsi" w:hAnsiTheme="majorHAnsi" w:hint="eastAsia"/>
+              </w:rPr>
+              <w:t>응답</w:t>
+            </w:r>
+            <w:r>
+              <w:rPr>
+                <w:rFonts w:asciiTheme="majorHAnsi" w:eastAsiaTheme="majorHAnsi" w:hAnsiTheme="majorHAnsi"/>
+              </w:rPr>
+              <w:t xml:space="preserve"> </w:t>
+            </w:r>
+            <w:r>
+              <w:rPr>
+                <w:rFonts w:asciiTheme="majorHAnsi" w:eastAsiaTheme="majorHAnsi" w:hAnsiTheme="majorHAnsi" w:hint="eastAsia"/>
+              </w:rPr>
+              <w:t>확인</w:t>
+            </w:r>
+            <w:r>
+              <w:rPr>
+                <w:rFonts w:asciiTheme="majorHAnsi" w:eastAsiaTheme="majorHAnsi" w:hAnsiTheme="majorHAnsi"/>
+              </w:rPr>
+              <w:t xml:space="preserve"> (685)</w:t>
+            </w:r>
+          </w:p>
+          <w:p>
+            <w:pPr>
+              <w:pStyle w:val="1-0"/>
+              <w:rPr>
+                <w:rFonts w:asciiTheme="majorHAnsi" w:eastAsiaTheme="majorHAnsi" w:hAnsiTheme="majorHAnsi"/>
+              </w:rPr>
+            </w:pPr>
+            <w:r>
+              <w:rPr>
+                <w:rFonts w:asciiTheme="majorHAnsi" w:eastAsiaTheme="majorHAnsi" w:hAnsiTheme="majorHAnsi"/>
+              </w:rPr>
+              <w:t>[20</w:t>
+            </w:r>
+            <w:r>
+              <w:rPr>
+                <w:rFonts w:asciiTheme="majorHAnsi" w:eastAsiaTheme="majorHAnsi" w:hAnsiTheme="majorHAnsi" w:hint="eastAsia"/>
+              </w:rPr>
+              <w:t>시</w:t>
+            </w:r>
+            <w:r>
+              <w:rPr>
+                <w:rFonts w:asciiTheme="majorHAnsi" w:eastAsiaTheme="majorHAnsi" w:hAnsiTheme="majorHAnsi"/>
+              </w:rPr>
+              <w:t xml:space="preserve"> 12</w:t>
+            </w:r>
+            <w:r>
+              <w:rPr>
+                <w:rFonts w:asciiTheme="majorHAnsi" w:eastAsiaTheme="majorHAnsi" w:hAnsiTheme="majorHAnsi" w:hint="eastAsia"/>
+              </w:rPr>
+              <w:t>분</w:t>
+            </w:r>
+            <w:r>
+              <w:rPr>
+                <w:rFonts w:asciiTheme="majorHAnsi" w:eastAsiaTheme="majorHAnsi" w:hAnsiTheme="majorHAnsi"/>
+              </w:rPr>
+              <w:t xml:space="preserve"> 23</w:t>
+            </w:r>
+            <w:r>
+              <w:rPr>
+                <w:rFonts w:asciiTheme="majorHAnsi" w:eastAsiaTheme="majorHAnsi" w:hAnsiTheme="majorHAnsi" w:hint="eastAsia"/>
+              </w:rPr>
+              <w:t>초</w:t>
+            </w:r>
+            <w:r>
+              <w:rPr>
+                <w:rFonts w:asciiTheme="majorHAnsi" w:eastAsiaTheme="majorHAnsi" w:hAnsiTheme="majorHAnsi"/>
+              </w:rPr>
+              <w:t xml:space="preserve">] [SUCCESS] </w:t>
+            </w:r>
+            <w:r>
+              <w:rPr>
+                <w:rFonts w:ascii="MS Gothic" w:eastAsia="MS Gothic" w:hAnsi="MS Gothic" w:cs="MS Gothic" w:hint="eastAsia"/>
+              </w:rPr>
+              <w:t>✓</w:t>
+            </w:r>
+            <w:r>
+              <w:rPr>
+                <w:rFonts w:asciiTheme="majorHAnsi" w:eastAsiaTheme="majorHAnsi" w:hAnsiTheme="majorHAnsi"/>
+              </w:rPr>
+              <w:t xml:space="preserve"> Phase 2 </w:t>
+            </w:r>
+            <w:r>
+              <w:rPr>
+                <w:rFonts w:asciiTheme="majorHAnsi" w:eastAsiaTheme="majorHAnsi" w:hAnsiTheme="majorHAnsi" w:hint="eastAsia"/>
+              </w:rPr>
+              <w:t>합격</w:t>
+            </w:r>
+          </w:p>
+          <w:p>
+            <w:pPr>
+              <w:pStyle w:val="1-0"/>
+              <w:rPr>
+                <w:rFonts w:asciiTheme="majorHAnsi" w:eastAsiaTheme="majorHAnsi" w:hAnsiTheme="majorHAnsi" w:hint="eastAsia"/>
+              </w:rPr>
+            </w:pPr>
+            <w:r>
+              <w:rPr>
+                <w:rFonts w:asciiTheme="majorHAnsi" w:eastAsiaTheme="majorHAnsi" w:hAnsiTheme="majorHAnsi" w:hint="eastAsia"/>
+              </w:rPr>
+              <w:t>[20시 12분 23초] [INFO] ▶ Phase 3 시작 — 동일 Setpoint 20회 반복 전송 (200ms 주기)</w:t>
+            </w:r>
+          </w:p>
+          <w:p>
+            <w:pPr>
+              <w:pStyle w:val="1-0"/>
+              <w:rPr>
+                <w:rFonts w:asciiTheme="majorHAnsi" w:eastAsiaTheme="majorHAnsi" w:hAnsiTheme="majorHAnsi" w:hint="eastAsia"/>
+              </w:rPr>
+            </w:pPr>
+            <w:r>
+              <w:rPr>
+                <w:rFonts w:asciiTheme="majorHAnsi" w:eastAsiaTheme="majorHAnsi" w:hAnsiTheme="majorHAnsi" w:hint="eastAsia"/>
+              </w:rPr>
+              <w:t>[20시 12분 23초] [STEP] Setpoint = 800 RPM (0xD001 ← 32000) 고정</w:t>
+            </w:r>
+          </w:p>
+          <w:p>
+            <w:pPr>
+              <w:pStyle w:val="1-0"/>
+              <w:rPr>
+                <w:rFonts w:asciiTheme="majorHAnsi" w:eastAsiaTheme="majorHAnsi" w:hAnsiTheme="majorHAnsi" w:hint="eastAsia"/>
+              </w:rPr>
+            </w:pPr>
+            <w:r>
+              <w:rPr>
+                <w:rFonts w:asciiTheme="majorHAnsi" w:eastAsiaTheme="majorHAnsi" w:hAnsiTheme="majorHAnsi" w:hint="eastAsia"/>
+              </w:rPr>
+              <w:lastRenderedPageBreak/>
+              <w:t>[20시 12분 26초] [INFO]   [1/20] 속도 = 895</w:t>
+            </w:r>
+          </w:p>
+          <w:p>
+            <w:pPr>
+              <w:pStyle w:val="1-0"/>
+              <w:rPr>
+                <w:rFonts w:asciiTheme="majorHAnsi" w:eastAsiaTheme="majorHAnsi" w:hAnsiTheme="majorHAnsi" w:hint="eastAsia"/>
+              </w:rPr>
+            </w:pPr>
+            <w:r>
+              <w:rPr>
+                <w:rFonts w:asciiTheme="majorHAnsi" w:eastAsiaTheme="majorHAnsi" w:hAnsiTheme="majorHAnsi" w:hint="eastAsia"/>
+              </w:rPr>
+              <w:t>[20시 12분 27초] [INFO]   [2/20] 속도 = 901</w:t>
+            </w:r>
+          </w:p>
+          <w:p>
+            <w:pPr>
+              <w:pStyle w:val="1-0"/>
+              <w:rPr>
+                <w:rFonts w:asciiTheme="majorHAnsi" w:eastAsiaTheme="majorHAnsi" w:hAnsiTheme="majorHAnsi" w:hint="eastAsia"/>
+              </w:rPr>
+            </w:pPr>
+            <w:r>
+              <w:rPr>
+                <w:rFonts w:asciiTheme="majorHAnsi" w:eastAsiaTheme="majorHAnsi" w:hAnsiTheme="majorHAnsi" w:hint="eastAsia"/>
+              </w:rPr>
+              <w:t>[20시 12분 27초] [INFO]   [3/20] 속도 = 905</w:t>
+            </w:r>
+          </w:p>
+          <w:p>
+            <w:pPr>
+              <w:pStyle w:val="1-0"/>
+              <w:rPr>
+                <w:rFonts w:asciiTheme="majorHAnsi" w:eastAsiaTheme="majorHAnsi" w:hAnsiTheme="majorHAnsi" w:hint="eastAsia"/>
+              </w:rPr>
+            </w:pPr>
+            <w:r>
+              <w:rPr>
+                <w:rFonts w:asciiTheme="majorHAnsi" w:eastAsiaTheme="majorHAnsi" w:hAnsiTheme="majorHAnsi" w:hint="eastAsia"/>
+              </w:rPr>
+              <w:t>[20시 12분 28초] [INFO]   [4/20] 속도 = 902</w:t>
+            </w:r>
+          </w:p>
+          <w:p>
+            <w:pPr>
+              <w:pStyle w:val="1-0"/>
+              <w:rPr>
+                <w:rFonts w:asciiTheme="majorHAnsi" w:eastAsiaTheme="majorHAnsi" w:hAnsiTheme="majorHAnsi" w:hint="eastAsia"/>
+              </w:rPr>
+            </w:pPr>
+            <w:r>
+              <w:rPr>
+                <w:rFonts w:asciiTheme="majorHAnsi" w:eastAsiaTheme="majorHAnsi" w:hAnsiTheme="majorHAnsi" w:hint="eastAsia"/>
+              </w:rPr>
+              <w:t>[20시 12분 29초] [INFO]   [5/20] 속도 = 900</w:t>
+            </w:r>
+          </w:p>
+          <w:p>
+            <w:pPr>
+              <w:pStyle w:val="1-0"/>
+              <w:rPr>
+                <w:rFonts w:asciiTheme="majorHAnsi" w:eastAsiaTheme="majorHAnsi" w:hAnsiTheme="majorHAnsi" w:hint="eastAsia"/>
+              </w:rPr>
+            </w:pPr>
+            <w:r>
+              <w:rPr>
+                <w:rFonts w:asciiTheme="majorHAnsi" w:eastAsiaTheme="majorHAnsi" w:hAnsiTheme="majorHAnsi" w:hint="eastAsia"/>
+              </w:rPr>
+              <w:t>[20시 12분 29초] [INFO]   [6/20] 속도 = 899</w:t>
+            </w:r>
+          </w:p>
+          <w:p>
+            <w:pPr>
+              <w:pStyle w:val="1-0"/>
+              <w:rPr>
+                <w:rFonts w:asciiTheme="majorHAnsi" w:eastAsiaTheme="majorHAnsi" w:hAnsiTheme="majorHAnsi" w:hint="eastAsia"/>
+              </w:rPr>
+            </w:pPr>
+            <w:r>
+              <w:rPr>
+                <w:rFonts w:asciiTheme="majorHAnsi" w:eastAsiaTheme="majorHAnsi" w:hAnsiTheme="majorHAnsi" w:hint="eastAsia"/>
+              </w:rPr>
+              <w:t>[20시 12분 30초] [INFO]   [7/20] 속도 = 898</w:t>
+            </w:r>
+          </w:p>
+          <w:p>
+            <w:pPr>
+              <w:pStyle w:val="1-0"/>
+              <w:rPr>
+                <w:rFonts w:asciiTheme="majorHAnsi" w:eastAsiaTheme="majorHAnsi" w:hAnsiTheme="majorHAnsi" w:hint="eastAsia"/>
+              </w:rPr>
+            </w:pPr>
+            <w:r>
+              <w:rPr>
+                <w:rFonts w:asciiTheme="majorHAnsi" w:eastAsiaTheme="majorHAnsi" w:hAnsiTheme="majorHAnsi" w:hint="eastAsia"/>
+              </w:rPr>
+              <w:t>[20시 12분 30초] [INFO]   [8/20] 속도 = 896</w:t>
+            </w:r>
+          </w:p>
+          <w:p>
+            <w:pPr>
+              <w:pStyle w:val="1-0"/>
+              <w:rPr>
+                <w:rFonts w:asciiTheme="majorHAnsi" w:eastAsiaTheme="majorHAnsi" w:hAnsiTheme="majorHAnsi" w:hint="eastAsia"/>
+              </w:rPr>
+            </w:pPr>
+            <w:r>
+              <w:rPr>
+                <w:rFonts w:asciiTheme="majorHAnsi" w:eastAsiaTheme="majorHAnsi" w:hAnsiTheme="majorHAnsi" w:hint="eastAsia"/>
+              </w:rPr>
+              <w:t>[20시 12분 31초] [INFO]   [9/20] 속도 = 893</w:t>
+            </w:r>
+          </w:p>
+          <w:p>
+            <w:pPr>
+              <w:pStyle w:val="1-0"/>
+              <w:rPr>
+                <w:rFonts w:asciiTheme="majorHAnsi" w:eastAsiaTheme="majorHAnsi" w:hAnsiTheme="majorHAnsi" w:hint="eastAsia"/>
+              </w:rPr>
+            </w:pPr>
+            <w:r>
+              <w:rPr>
+                <w:rFonts w:asciiTheme="majorHAnsi" w:eastAsiaTheme="majorHAnsi" w:hAnsiTheme="majorHAnsi" w:hint="eastAsia"/>
+              </w:rPr>
+              <w:t>[20시 12분 31초] [INFO]   [10/20] 속도 = 895</w:t>
+            </w:r>
+          </w:p>
+          <w:p>
+            <w:pPr>
+              <w:pStyle w:val="1-0"/>
+              <w:rPr>
+                <w:rFonts w:asciiTheme="majorHAnsi" w:eastAsiaTheme="majorHAnsi" w:hAnsiTheme="majorHAnsi" w:hint="eastAsia"/>
+              </w:rPr>
+            </w:pPr>
+            <w:r>
+              <w:rPr>
+                <w:rFonts w:asciiTheme="majorHAnsi" w:eastAsiaTheme="majorHAnsi" w:hAnsiTheme="majorHAnsi" w:hint="eastAsia"/>
+              </w:rPr>
+              <w:t>[20시 12분 32초] [INFO]   [11/20] 속도 = 895</w:t>
+            </w:r>
+          </w:p>
+          <w:p>
+            <w:pPr>
+              <w:pStyle w:val="1-0"/>
+              <w:rPr>
+                <w:rFonts w:asciiTheme="majorHAnsi" w:eastAsiaTheme="majorHAnsi" w:hAnsiTheme="majorHAnsi" w:hint="eastAsia"/>
+              </w:rPr>
+            </w:pPr>
+            <w:r>
+              <w:rPr>
+                <w:rFonts w:asciiTheme="majorHAnsi" w:eastAsiaTheme="majorHAnsi" w:hAnsiTheme="majorHAnsi" w:hint="eastAsia"/>
+              </w:rPr>
+              <w:t>[20시 12분 32초] [INFO]   [12/20] 속도 = 893</w:t>
+            </w:r>
+          </w:p>
+          <w:p>
+            <w:pPr>
+              <w:pStyle w:val="1-0"/>
+              <w:rPr>
+                <w:rFonts w:asciiTheme="majorHAnsi" w:eastAsiaTheme="majorHAnsi" w:hAnsiTheme="majorHAnsi" w:hint="eastAsia"/>
+              </w:rPr>
+            </w:pPr>
+            <w:r>
+              <w:rPr>
+                <w:rFonts w:asciiTheme="majorHAnsi" w:eastAsiaTheme="majorHAnsi" w:hAnsiTheme="majorHAnsi" w:hint="eastAsia"/>
+              </w:rPr>
+              <w:t>[20시 12분 33초] [INFO]   [13/20] 속도 = 894</w:t>
+            </w:r>
+          </w:p>
+          <w:p>
+            <w:pPr>
+              <w:pStyle w:val="1-0"/>
+              <w:rPr>
+                <w:rFonts w:asciiTheme="majorHAnsi" w:eastAsiaTheme="majorHAnsi" w:hAnsiTheme="majorHAnsi" w:hint="eastAsia"/>
+              </w:rPr>
+            </w:pPr>
+            <w:r>
+              <w:rPr>
+                <w:rFonts w:asciiTheme="majorHAnsi" w:eastAsiaTheme="majorHAnsi" w:hAnsiTheme="majorHAnsi" w:hint="eastAsia"/>
+              </w:rPr>
+              <w:t>[20시 12분 33초] [INFO]   [14/20] 속도 = 893</w:t>
+            </w:r>
+          </w:p>
+          <w:p>
+            <w:pPr>
+              <w:pStyle w:val="1-0"/>
+              <w:rPr>
+                <w:rFonts w:asciiTheme="majorHAnsi" w:eastAsiaTheme="majorHAnsi" w:hAnsiTheme="majorHAnsi" w:hint="eastAsia"/>
+              </w:rPr>
+            </w:pPr>
+            <w:r>
+              <w:rPr>
+                <w:rFonts w:asciiTheme="majorHAnsi" w:eastAsiaTheme="majorHAnsi" w:hAnsiTheme="majorHAnsi" w:hint="eastAsia"/>
+              </w:rPr>
+              <w:t>[20시 12분 34초] [INFO]   [15/20] 속도 = 893</w:t>
+            </w:r>
+          </w:p>
+          <w:p>
+            <w:pPr>
+              <w:pStyle w:val="1-0"/>
+              <w:rPr>
+                <w:rFonts w:asciiTheme="majorHAnsi" w:eastAsiaTheme="majorHAnsi" w:hAnsiTheme="majorHAnsi" w:hint="eastAsia"/>
+              </w:rPr>
+            </w:pPr>
+            <w:r>
+              <w:rPr>
+                <w:rFonts w:asciiTheme="majorHAnsi" w:eastAsiaTheme="majorHAnsi" w:hAnsiTheme="majorHAnsi" w:hint="eastAsia"/>
+              </w:rPr>
+              <w:t>[20시 12분 34초] [INFO]   [16/20] 속도 = 892</w:t>
+            </w:r>
+          </w:p>
+          <w:p>
+            <w:pPr>
+              <w:pStyle w:val="1-0"/>
+              <w:rPr>
+                <w:rFonts w:asciiTheme="majorHAnsi" w:eastAsiaTheme="majorHAnsi" w:hAnsiTheme="majorHAnsi" w:hint="eastAsia"/>
+              </w:rPr>
+            </w:pPr>
+            <w:r>
+              <w:rPr>
+                <w:rFonts w:asciiTheme="majorHAnsi" w:eastAsiaTheme="majorHAnsi" w:hAnsiTheme="majorHAnsi" w:hint="eastAsia"/>
+              </w:rPr>
+              <w:t>[20시 12분 35초] [INFO]   [17/20] 속도 = 893</w:t>
+            </w:r>
+          </w:p>
+          <w:p>
+            <w:pPr>
+              <w:pStyle w:val="1-0"/>
+              <w:rPr>
+                <w:rFonts w:asciiTheme="majorHAnsi" w:eastAsiaTheme="majorHAnsi" w:hAnsiTheme="majorHAnsi" w:hint="eastAsia"/>
+              </w:rPr>
+            </w:pPr>
+            <w:r>
+              <w:rPr>
+                <w:rFonts w:asciiTheme="majorHAnsi" w:eastAsiaTheme="majorHAnsi" w:hAnsiTheme="majorHAnsi" w:hint="eastAsia"/>
+              </w:rPr>
+              <w:t>[20시 12분 36초] [INFO]   [18/20] 속도 = 895</w:t>
+            </w:r>
+          </w:p>
+          <w:p>
+            <w:pPr>
+              <w:pStyle w:val="1-0"/>
+              <w:rPr>
+                <w:rFonts w:asciiTheme="majorHAnsi" w:eastAsiaTheme="majorHAnsi" w:hAnsiTheme="majorHAnsi" w:hint="eastAsia"/>
+              </w:rPr>
+            </w:pPr>
+            <w:r>
+              <w:rPr>
+                <w:rFonts w:asciiTheme="majorHAnsi" w:eastAsiaTheme="majorHAnsi" w:hAnsiTheme="majorHAnsi" w:hint="eastAsia"/>
+              </w:rPr>
+              <w:t>[20시 12분 36초] [INFO]   [19/20] 속도 = 900</w:t>
+            </w:r>
+          </w:p>
+          <w:p>
+            <w:pPr>
+              <w:pStyle w:val="1-0"/>
+              <w:rPr>
+                <w:rFonts w:asciiTheme="majorHAnsi" w:eastAsiaTheme="majorHAnsi" w:hAnsiTheme="majorHAnsi" w:hint="eastAsia"/>
+              </w:rPr>
+            </w:pPr>
+            <w:r>
+              <w:rPr>
+                <w:rFonts w:asciiTheme="majorHAnsi" w:eastAsiaTheme="majorHAnsi" w:hAnsiTheme="majorHAnsi" w:hint="eastAsia"/>
+              </w:rPr>
+              <w:t>[20시 12분 37초] [INFO]   [20/20] 속도 = 897</w:t>
+            </w:r>
+          </w:p>
+          <w:p>
+            <w:pPr>
+              <w:pStyle w:val="1-0"/>
+              <w:rPr>
+                <w:rFonts w:asciiTheme="majorHAnsi" w:eastAsiaTheme="majorHAnsi" w:hAnsiTheme="majorHAnsi" w:hint="eastAsia"/>
+              </w:rPr>
+            </w:pPr>
+            <w:r>
+              <w:rPr>
+                <w:rFonts w:asciiTheme="majorHAnsi" w:eastAsiaTheme="majorHAnsi" w:hAnsiTheme="majorHAnsi" w:hint="eastAsia"/>
+              </w:rPr>
+              <w:t>[20시 12분 37초] [INFO] 평균 속도: 896  최대 편차: 8.549999999999955 (±1.0%)</w:t>
+            </w:r>
+          </w:p>
+          <w:p>
+            <w:pPr>
+              <w:pStyle w:val="1-0"/>
+              <w:rPr>
+                <w:rFonts w:asciiTheme="majorHAnsi" w:eastAsiaTheme="majorHAnsi" w:hAnsiTheme="majorHAnsi"/>
+              </w:rPr>
+            </w:pPr>
+            <w:r>
+              <w:rPr>
+                <w:rFonts w:asciiTheme="majorHAnsi" w:eastAsiaTheme="majorHAnsi" w:hAnsiTheme="majorHAnsi"/>
+              </w:rPr>
+              <w:t>[20</w:t>
+            </w:r>
+            <w:r>
+              <w:rPr>
+                <w:rFonts w:asciiTheme="majorHAnsi" w:eastAsiaTheme="majorHAnsi" w:hAnsiTheme="majorHAnsi" w:hint="eastAsia"/>
+              </w:rPr>
+              <w:t>시</w:t>
+            </w:r>
+            <w:r>
+              <w:rPr>
+                <w:rFonts w:asciiTheme="majorHAnsi" w:eastAsiaTheme="majorHAnsi" w:hAnsiTheme="majorHAnsi"/>
+              </w:rPr>
+              <w:t xml:space="preserve"> 12</w:t>
+            </w:r>
+            <w:r>
+              <w:rPr>
+                <w:rFonts w:asciiTheme="majorHAnsi" w:eastAsiaTheme="majorHAnsi" w:hAnsiTheme="majorHAnsi" w:hint="eastAsia"/>
+              </w:rPr>
+              <w:t>분</w:t>
+            </w:r>
+            <w:r>
+              <w:rPr>
+                <w:rFonts w:asciiTheme="majorHAnsi" w:eastAsiaTheme="majorHAnsi" w:hAnsiTheme="majorHAnsi"/>
+              </w:rPr>
+              <w:t xml:space="preserve"> 37</w:t>
+            </w:r>
+            <w:r>
+              <w:rPr>
+                <w:rFonts w:asciiTheme="majorHAnsi" w:eastAsiaTheme="majorHAnsi" w:hAnsiTheme="majorHAnsi" w:hint="eastAsia"/>
+              </w:rPr>
+              <w:t>초</w:t>
+            </w:r>
+            <w:r>
+              <w:rPr>
+                <w:rFonts w:asciiTheme="majorHAnsi" w:eastAsiaTheme="majorHAnsi" w:hAnsiTheme="majorHAnsi"/>
+              </w:rPr>
+              <w:t xml:space="preserve">] [SUCCESS] </w:t>
+            </w:r>
+            <w:r>
+              <w:rPr>
+                <w:rFonts w:ascii="MS Gothic" w:eastAsia="MS Gothic" w:hAnsi="MS Gothic" w:cs="MS Gothic" w:hint="eastAsia"/>
+              </w:rPr>
+              <w:t>✓</w:t>
+            </w:r>
+            <w:r>
+              <w:rPr>
+                <w:rFonts w:asciiTheme="majorHAnsi" w:eastAsiaTheme="majorHAnsi" w:hAnsiTheme="majorHAnsi"/>
+              </w:rPr>
+              <w:t xml:space="preserve"> </w:t>
+            </w:r>
+            <w:r>
+              <w:rPr>
+                <w:rFonts w:asciiTheme="majorHAnsi" w:eastAsiaTheme="majorHAnsi" w:hAnsiTheme="majorHAnsi" w:hint="eastAsia"/>
+              </w:rPr>
+              <w:t>속도</w:t>
+            </w:r>
+            <w:r>
+              <w:rPr>
+                <w:rFonts w:asciiTheme="majorHAnsi" w:eastAsiaTheme="majorHAnsi" w:hAnsiTheme="majorHAnsi"/>
+              </w:rPr>
+              <w:t xml:space="preserve"> </w:t>
+            </w:r>
+            <w:r>
+              <w:rPr>
+                <w:rFonts w:asciiTheme="majorHAnsi" w:eastAsiaTheme="majorHAnsi" w:hAnsiTheme="majorHAnsi" w:hint="eastAsia"/>
+              </w:rPr>
+              <w:t>편차</w:t>
+            </w:r>
+            <w:r>
+              <w:rPr>
+                <w:rFonts w:asciiTheme="majorHAnsi" w:eastAsiaTheme="majorHAnsi" w:hAnsiTheme="majorHAnsi"/>
+              </w:rPr>
+              <w:t xml:space="preserve"> 1.0% </w:t>
+            </w:r>
+            <w:r>
+              <w:rPr>
+                <w:rFonts w:asciiTheme="majorHAnsi" w:eastAsiaTheme="majorHAnsi" w:hAnsiTheme="majorHAnsi" w:hint="eastAsia"/>
+              </w:rPr>
+              <w:t>≤</w:t>
+            </w:r>
+            <w:r>
+              <w:rPr>
+                <w:rFonts w:asciiTheme="majorHAnsi" w:eastAsiaTheme="majorHAnsi" w:hAnsiTheme="majorHAnsi"/>
+              </w:rPr>
+              <w:t xml:space="preserve"> 5% — </w:t>
+            </w:r>
+            <w:r>
+              <w:rPr>
+                <w:rFonts w:asciiTheme="majorHAnsi" w:eastAsiaTheme="majorHAnsi" w:hAnsiTheme="majorHAnsi" w:hint="eastAsia"/>
+              </w:rPr>
+              <w:t>안정성</w:t>
+            </w:r>
+            <w:r>
+              <w:rPr>
+                <w:rFonts w:asciiTheme="majorHAnsi" w:eastAsiaTheme="majorHAnsi" w:hAnsiTheme="majorHAnsi"/>
+              </w:rPr>
+              <w:t xml:space="preserve"> </w:t>
+            </w:r>
+            <w:r>
+              <w:rPr>
+                <w:rFonts w:asciiTheme="majorHAnsi" w:eastAsiaTheme="majorHAnsi" w:hAnsiTheme="majorHAnsi" w:hint="eastAsia"/>
+              </w:rPr>
+              <w:t>확인</w:t>
+            </w:r>
+          </w:p>
+          <w:p>
+            <w:pPr>
+              <w:pStyle w:val="1-0"/>
+              <w:rPr>
+                <w:rFonts w:asciiTheme="majorHAnsi" w:eastAsiaTheme="majorHAnsi" w:hAnsiTheme="majorHAnsi"/>
+              </w:rPr>
+            </w:pPr>
+            <w:r>
+              <w:rPr>
+                <w:rFonts w:asciiTheme="majorHAnsi" w:eastAsiaTheme="majorHAnsi" w:hAnsiTheme="majorHAnsi"/>
+              </w:rPr>
+              <w:t>[20</w:t>
+            </w:r>
+            <w:r>
+              <w:rPr>
+                <w:rFonts w:asciiTheme="majorHAnsi" w:eastAsiaTheme="majorHAnsi" w:hAnsiTheme="majorHAnsi" w:hint="eastAsia"/>
+              </w:rPr>
+              <w:t>시</w:t>
+            </w:r>
+            <w:r>
+              <w:rPr>
+                <w:rFonts w:asciiTheme="majorHAnsi" w:eastAsiaTheme="majorHAnsi" w:hAnsiTheme="majorHAnsi"/>
+              </w:rPr>
+              <w:t xml:space="preserve"> 12</w:t>
+            </w:r>
+            <w:r>
+              <w:rPr>
+                <w:rFonts w:asciiTheme="majorHAnsi" w:eastAsiaTheme="majorHAnsi" w:hAnsiTheme="majorHAnsi" w:hint="eastAsia"/>
+              </w:rPr>
+              <w:t>분</w:t>
+            </w:r>
+            <w:r>
+              <w:rPr>
+                <w:rFonts w:asciiTheme="majorHAnsi" w:eastAsiaTheme="majorHAnsi" w:hAnsiTheme="majorHAnsi"/>
+              </w:rPr>
+              <w:t xml:space="preserve"> 37</w:t>
+            </w:r>
+            <w:r>
+              <w:rPr>
+                <w:rFonts w:asciiTheme="majorHAnsi" w:eastAsiaTheme="majorHAnsi" w:hAnsiTheme="majorHAnsi" w:hint="eastAsia"/>
+              </w:rPr>
+              <w:t>초</w:t>
+            </w:r>
+            <w:r>
+              <w:rPr>
+                <w:rFonts w:asciiTheme="majorHAnsi" w:eastAsiaTheme="majorHAnsi" w:hAnsiTheme="majorHAnsi"/>
+              </w:rPr>
+              <w:t xml:space="preserve">] [SUCCESS] </w:t>
+            </w:r>
+            <w:r>
+              <w:rPr>
+                <w:rFonts w:ascii="MS Gothic" w:eastAsia="MS Gothic" w:hAnsi="MS Gothic" w:cs="MS Gothic" w:hint="eastAsia"/>
+              </w:rPr>
+              <w:t>✓</w:t>
+            </w:r>
+            <w:r>
+              <w:rPr>
+                <w:rFonts w:asciiTheme="majorHAnsi" w:eastAsiaTheme="majorHAnsi" w:hAnsiTheme="majorHAnsi"/>
+              </w:rPr>
+              <w:t xml:space="preserve"> Phase 3 </w:t>
+            </w:r>
+            <w:r>
+              <w:rPr>
+                <w:rFonts w:asciiTheme="majorHAnsi" w:eastAsiaTheme="majorHAnsi" w:hAnsiTheme="majorHAnsi" w:hint="eastAsia"/>
+              </w:rPr>
+              <w:t>합격</w:t>
+            </w:r>
+          </w:p>
+          <w:p>
+            <w:pPr>
+              <w:pStyle w:val="1-0"/>
+              <w:rPr>
+                <w:rFonts w:asciiTheme="majorHAnsi" w:eastAsiaTheme="majorHAnsi" w:hAnsiTheme="majorHAnsi" w:hint="eastAsia"/>
+              </w:rPr>
+            </w:pPr>
+            <w:r>
+              <w:rPr>
+                <w:rFonts w:asciiTheme="majorHAnsi" w:eastAsiaTheme="majorHAnsi" w:hAnsiTheme="majorHAnsi" w:hint="eastAsia"/>
+              </w:rPr>
+              <w:t>[20시 12분 37초] [INFO] ▶ Phase 4 시작 — 단절 전 속도 수집 후 USB 분리 대기</w:t>
+            </w:r>
+          </w:p>
+          <w:p>
+            <w:pPr>
+              <w:pStyle w:val="1-0"/>
+              <w:rPr>
+                <w:rFonts w:asciiTheme="majorHAnsi" w:eastAsiaTheme="majorHAnsi" w:hAnsiTheme="majorHAnsi" w:hint="eastAsia"/>
+              </w:rPr>
+            </w:pPr>
+            <w:r>
+              <w:rPr>
+                <w:rFonts w:asciiTheme="majorHAnsi" w:eastAsiaTheme="majorHAnsi" w:hAnsiTheme="majorHAnsi" w:hint="eastAsia"/>
+              </w:rPr>
+              <w:t>[20시 12분 37초] [INFO] ■ FC 0x64 차트 정지</w:t>
+            </w:r>
+          </w:p>
+          <w:p>
+            <w:pPr>
+              <w:pStyle w:val="1-0"/>
+              <w:rPr>
+                <w:rFonts w:asciiTheme="majorHAnsi" w:eastAsiaTheme="majorHAnsi" w:hAnsiTheme="majorHAnsi" w:hint="eastAsia"/>
+              </w:rPr>
+            </w:pPr>
+            <w:r>
+              <w:rPr>
+                <w:rFonts w:asciiTheme="majorHAnsi" w:eastAsiaTheme="majorHAnsi" w:hAnsiTheme="majorHAnsi" w:hint="eastAsia"/>
+              </w:rPr>
+              <w:t>[20시 12분 37초] [WARNING] ★ USB 컨버터를 PC에서 뽑아주세요 (RS485 케이블이 아닌 USB 포트)</w:t>
+            </w:r>
+          </w:p>
+          <w:p>
+            <w:pPr>
+              <w:pStyle w:val="1-0"/>
+              <w:rPr>
+                <w:rFonts w:asciiTheme="majorHAnsi" w:eastAsiaTheme="majorHAnsi" w:hAnsiTheme="majorHAnsi" w:hint="eastAsia"/>
+              </w:rPr>
+            </w:pPr>
+            <w:r>
+              <w:rPr>
+                <w:rFonts w:asciiTheme="majorHAnsi" w:eastAsiaTheme="majorHAnsi" w:hAnsiTheme="majorHAnsi" w:hint="eastAsia"/>
+              </w:rPr>
+              <w:t>[20시 12분 37초] [WARNING]   → 모터는 계속 구동 중이어야 합니다 (육안 확인)</w:t>
+            </w:r>
+          </w:p>
+          <w:p>
+            <w:pPr>
+              <w:pStyle w:val="1-0"/>
+              <w:rPr>
+                <w:rFonts w:asciiTheme="majorHAnsi" w:eastAsiaTheme="majorHAnsi" w:hAnsiTheme="majorHAnsi" w:hint="eastAsia"/>
+              </w:rPr>
+            </w:pPr>
+            <w:r>
+              <w:rPr>
+                <w:rFonts w:asciiTheme="majorHAnsi" w:eastAsiaTheme="majorHAnsi" w:hAnsiTheme="majorHAnsi" w:hint="eastAsia"/>
+              </w:rPr>
+              <w:t>[20시 12분 37초] [INFO]   최대 60초 내 분리하지 않으면 불합격 처리됩니다</w:t>
+            </w:r>
+          </w:p>
+          <w:p>
+            <w:pPr>
+              <w:pStyle w:val="1-0"/>
+              <w:rPr>
+                <w:rFonts w:asciiTheme="majorHAnsi" w:eastAsiaTheme="majorHAnsi" w:hAnsiTheme="majorHAnsi"/>
+              </w:rPr>
+            </w:pPr>
+            <w:r>
+              <w:rPr>
+                <w:rFonts w:asciiTheme="majorHAnsi" w:eastAsiaTheme="majorHAnsi" w:hAnsiTheme="majorHAnsi"/>
+              </w:rPr>
+              <w:t>[20</w:t>
+            </w:r>
+            <w:r>
+              <w:rPr>
+                <w:rFonts w:asciiTheme="majorHAnsi" w:eastAsiaTheme="majorHAnsi" w:hAnsiTheme="majorHAnsi" w:hint="eastAsia"/>
+              </w:rPr>
+              <w:t>시</w:t>
+            </w:r>
+            <w:r>
+              <w:rPr>
+                <w:rFonts w:asciiTheme="majorHAnsi" w:eastAsiaTheme="majorHAnsi" w:hAnsiTheme="majorHAnsi"/>
+              </w:rPr>
+              <w:t xml:space="preserve"> 12</w:t>
+            </w:r>
+            <w:r>
+              <w:rPr>
+                <w:rFonts w:asciiTheme="majorHAnsi" w:eastAsiaTheme="majorHAnsi" w:hAnsiTheme="majorHAnsi" w:hint="eastAsia"/>
+              </w:rPr>
+              <w:t>분</w:t>
+            </w:r>
+            <w:r>
+              <w:rPr>
+                <w:rFonts w:asciiTheme="majorHAnsi" w:eastAsiaTheme="majorHAnsi" w:hAnsiTheme="majorHAnsi"/>
+              </w:rPr>
+              <w:t xml:space="preserve"> 41</w:t>
+            </w:r>
+            <w:r>
+              <w:rPr>
+                <w:rFonts w:asciiTheme="majorHAnsi" w:eastAsiaTheme="majorHAnsi" w:hAnsiTheme="majorHAnsi" w:hint="eastAsia"/>
+              </w:rPr>
+              <w:t>초</w:t>
+            </w:r>
+            <w:r>
+              <w:rPr>
+                <w:rFonts w:asciiTheme="majorHAnsi" w:eastAsiaTheme="majorHAnsi" w:hAnsiTheme="majorHAnsi"/>
+              </w:rPr>
+              <w:t xml:space="preserve">] [SUCCESS] </w:t>
+            </w:r>
+            <w:r>
+              <w:rPr>
+                <w:rFonts w:ascii="MS Gothic" w:eastAsia="MS Gothic" w:hAnsi="MS Gothic" w:cs="MS Gothic" w:hint="eastAsia"/>
+              </w:rPr>
+              <w:t>✓</w:t>
+            </w:r>
+            <w:r>
+              <w:rPr>
+                <w:rFonts w:asciiTheme="majorHAnsi" w:eastAsiaTheme="majorHAnsi" w:hAnsiTheme="majorHAnsi"/>
+              </w:rPr>
+              <w:t xml:space="preserve"> USB </w:t>
+            </w:r>
+            <w:r>
+              <w:rPr>
+                <w:rFonts w:asciiTheme="majorHAnsi" w:eastAsiaTheme="majorHAnsi" w:hAnsiTheme="majorHAnsi" w:hint="eastAsia"/>
+              </w:rPr>
+              <w:t>단절</w:t>
+            </w:r>
+            <w:r>
+              <w:rPr>
+                <w:rFonts w:asciiTheme="majorHAnsi" w:eastAsiaTheme="majorHAnsi" w:hAnsiTheme="majorHAnsi"/>
+              </w:rPr>
+              <w:t xml:space="preserve"> </w:t>
+            </w:r>
+            <w:r>
+              <w:rPr>
+                <w:rFonts w:asciiTheme="majorHAnsi" w:eastAsiaTheme="majorHAnsi" w:hAnsiTheme="majorHAnsi" w:hint="eastAsia"/>
+              </w:rPr>
+              <w:t>감지</w:t>
+            </w:r>
+            <w:r>
+              <w:rPr>
+                <w:rFonts w:asciiTheme="majorHAnsi" w:eastAsiaTheme="majorHAnsi" w:hAnsiTheme="majorHAnsi"/>
+              </w:rPr>
+              <w:t xml:space="preserve"> — </w:t>
+            </w:r>
+            <w:r>
+              <w:rPr>
+                <w:rFonts w:asciiTheme="majorHAnsi" w:eastAsiaTheme="majorHAnsi" w:hAnsiTheme="majorHAnsi" w:hint="eastAsia"/>
+              </w:rPr>
+              <w:t>모터</w:t>
+            </w:r>
+            <w:r>
+              <w:rPr>
+                <w:rFonts w:asciiTheme="majorHAnsi" w:eastAsiaTheme="majorHAnsi" w:hAnsiTheme="majorHAnsi"/>
+              </w:rPr>
+              <w:t xml:space="preserve"> </w:t>
+            </w:r>
+            <w:r>
+              <w:rPr>
+                <w:rFonts w:asciiTheme="majorHAnsi" w:eastAsiaTheme="majorHAnsi" w:hAnsiTheme="majorHAnsi" w:hint="eastAsia"/>
+              </w:rPr>
+              <w:t>계속</w:t>
+            </w:r>
+            <w:r>
+              <w:rPr>
+                <w:rFonts w:asciiTheme="majorHAnsi" w:eastAsiaTheme="majorHAnsi" w:hAnsiTheme="majorHAnsi"/>
+              </w:rPr>
+              <w:t xml:space="preserve"> </w:t>
+            </w:r>
+            <w:r>
+              <w:rPr>
+                <w:rFonts w:asciiTheme="majorHAnsi" w:eastAsiaTheme="majorHAnsi" w:hAnsiTheme="majorHAnsi" w:hint="eastAsia"/>
+              </w:rPr>
+              <w:t>구동</w:t>
+            </w:r>
+            <w:r>
+              <w:rPr>
+                <w:rFonts w:asciiTheme="majorHAnsi" w:eastAsiaTheme="majorHAnsi" w:hAnsiTheme="majorHAnsi"/>
+              </w:rPr>
+              <w:t xml:space="preserve"> </w:t>
+            </w:r>
+            <w:r>
+              <w:rPr>
+                <w:rFonts w:asciiTheme="majorHAnsi" w:eastAsiaTheme="majorHAnsi" w:hAnsiTheme="majorHAnsi" w:hint="eastAsia"/>
+              </w:rPr>
+              <w:t>중인지</w:t>
+            </w:r>
+            <w:r>
+              <w:rPr>
+                <w:rFonts w:asciiTheme="majorHAnsi" w:eastAsiaTheme="majorHAnsi" w:hAnsiTheme="majorHAnsi"/>
+              </w:rPr>
+              <w:t xml:space="preserve"> </w:t>
+            </w:r>
+            <w:r>
+              <w:rPr>
+                <w:rFonts w:asciiTheme="majorHAnsi" w:eastAsiaTheme="majorHAnsi" w:hAnsiTheme="majorHAnsi" w:hint="eastAsia"/>
+              </w:rPr>
+              <w:t>육안으로</w:t>
+            </w:r>
+            <w:r>
+              <w:rPr>
+                <w:rFonts w:asciiTheme="majorHAnsi" w:eastAsiaTheme="majorHAnsi" w:hAnsiTheme="majorHAnsi"/>
+              </w:rPr>
+              <w:t xml:space="preserve"> </w:t>
+            </w:r>
+            <w:r>
+              <w:rPr>
+                <w:rFonts w:asciiTheme="majorHAnsi" w:eastAsiaTheme="majorHAnsi" w:hAnsiTheme="majorHAnsi" w:hint="eastAsia"/>
+              </w:rPr>
+              <w:t>확인하세요</w:t>
+            </w:r>
+          </w:p>
+          <w:p>
+            <w:pPr>
+              <w:pStyle w:val="1-0"/>
+              <w:rPr>
+                <w:rFonts w:asciiTheme="majorHAnsi" w:eastAsiaTheme="majorHAnsi" w:hAnsiTheme="majorHAnsi"/>
+              </w:rPr>
+            </w:pPr>
+            <w:r>
+              <w:rPr>
+                <w:rFonts w:asciiTheme="majorHAnsi" w:eastAsiaTheme="majorHAnsi" w:hAnsiTheme="majorHAnsi"/>
+              </w:rPr>
+              <w:t>[20</w:t>
+            </w:r>
+            <w:r>
+              <w:rPr>
+                <w:rFonts w:asciiTheme="majorHAnsi" w:eastAsiaTheme="majorHAnsi" w:hAnsiTheme="majorHAnsi" w:hint="eastAsia"/>
+              </w:rPr>
+              <w:t>시</w:t>
+            </w:r>
+            <w:r>
+              <w:rPr>
+                <w:rFonts w:asciiTheme="majorHAnsi" w:eastAsiaTheme="majorHAnsi" w:hAnsiTheme="majorHAnsi"/>
+              </w:rPr>
+              <w:t xml:space="preserve"> 12</w:t>
+            </w:r>
+            <w:r>
+              <w:rPr>
+                <w:rFonts w:asciiTheme="majorHAnsi" w:eastAsiaTheme="majorHAnsi" w:hAnsiTheme="majorHAnsi" w:hint="eastAsia"/>
+              </w:rPr>
+              <w:t>분</w:t>
+            </w:r>
+            <w:r>
+              <w:rPr>
+                <w:rFonts w:asciiTheme="majorHAnsi" w:eastAsiaTheme="majorHAnsi" w:hAnsiTheme="majorHAnsi"/>
+              </w:rPr>
+              <w:t xml:space="preserve"> 41</w:t>
+            </w:r>
+            <w:r>
+              <w:rPr>
+                <w:rFonts w:asciiTheme="majorHAnsi" w:eastAsiaTheme="majorHAnsi" w:hAnsiTheme="majorHAnsi" w:hint="eastAsia"/>
+              </w:rPr>
+              <w:t>초</w:t>
+            </w:r>
+            <w:r>
+              <w:rPr>
+                <w:rFonts w:asciiTheme="majorHAnsi" w:eastAsiaTheme="majorHAnsi" w:hAnsiTheme="majorHAnsi"/>
+              </w:rPr>
+              <w:t xml:space="preserve">] [SUCCESS] </w:t>
+            </w:r>
+            <w:r>
+              <w:rPr>
+                <w:rFonts w:ascii="MS Gothic" w:eastAsia="MS Gothic" w:hAnsi="MS Gothic" w:cs="MS Gothic" w:hint="eastAsia"/>
+              </w:rPr>
+              <w:t>✓</w:t>
+            </w:r>
+            <w:r>
+              <w:rPr>
+                <w:rFonts w:asciiTheme="majorHAnsi" w:eastAsiaTheme="majorHAnsi" w:hAnsiTheme="majorHAnsi"/>
+              </w:rPr>
+              <w:t xml:space="preserve"> Phase 4 </w:t>
+            </w:r>
+            <w:r>
+              <w:rPr>
+                <w:rFonts w:asciiTheme="majorHAnsi" w:eastAsiaTheme="majorHAnsi" w:hAnsiTheme="majorHAnsi" w:hint="eastAsia"/>
+              </w:rPr>
+              <w:t>합격</w:t>
+            </w:r>
+          </w:p>
+          <w:p>
+            <w:pPr>
+              <w:pStyle w:val="1-0"/>
+              <w:rPr>
+                <w:rFonts w:asciiTheme="majorHAnsi" w:eastAsiaTheme="majorHAnsi" w:hAnsiTheme="majorHAnsi" w:hint="eastAsia"/>
+              </w:rPr>
+            </w:pPr>
+            <w:r>
+              <w:rPr>
+                <w:rFonts w:asciiTheme="majorHAnsi" w:eastAsiaTheme="majorHAnsi" w:hAnsiTheme="majorHAnsi" w:hint="eastAsia"/>
+              </w:rPr>
+              <w:t>[20시 12분 41초] [INFO] ▶ Phase 5 시작 — USB 재연결 대기</w:t>
+            </w:r>
+          </w:p>
+          <w:p>
+            <w:pPr>
+              <w:pStyle w:val="1-0"/>
+              <w:rPr>
+                <w:rFonts w:asciiTheme="majorHAnsi" w:eastAsiaTheme="majorHAnsi" w:hAnsiTheme="majorHAnsi" w:hint="eastAsia"/>
+              </w:rPr>
+            </w:pPr>
+            <w:r>
+              <w:rPr>
+                <w:rFonts w:asciiTheme="majorHAnsi" w:eastAsiaTheme="majorHAnsi" w:hAnsiTheme="majorHAnsi" w:hint="eastAsia"/>
+              </w:rPr>
+              <w:t>[20시 12분 41초] [WARNING] ★ USB 컨버터를 다시 연결하고 사이드바에서 Connect를 눌러주세요</w:t>
+            </w:r>
+          </w:p>
+          <w:p>
+            <w:pPr>
+              <w:pStyle w:val="1-0"/>
+              <w:rPr>
+                <w:rFonts w:asciiTheme="majorHAnsi" w:eastAsiaTheme="majorHAnsi" w:hAnsiTheme="majorHAnsi"/>
+              </w:rPr>
+            </w:pPr>
+            <w:r>
+              <w:rPr>
+                <w:rFonts w:asciiTheme="majorHAnsi" w:eastAsiaTheme="majorHAnsi" w:hAnsiTheme="majorHAnsi"/>
+              </w:rPr>
+              <w:t>[20</w:t>
+            </w:r>
+            <w:r>
+              <w:rPr>
+                <w:rFonts w:asciiTheme="majorHAnsi" w:eastAsiaTheme="majorHAnsi" w:hAnsiTheme="majorHAnsi" w:hint="eastAsia"/>
+              </w:rPr>
+              <w:t>시</w:t>
+            </w:r>
+            <w:r>
+              <w:rPr>
+                <w:rFonts w:asciiTheme="majorHAnsi" w:eastAsiaTheme="majorHAnsi" w:hAnsiTheme="majorHAnsi"/>
+              </w:rPr>
+              <w:t xml:space="preserve"> 12</w:t>
+            </w:r>
+            <w:r>
+              <w:rPr>
+                <w:rFonts w:asciiTheme="majorHAnsi" w:eastAsiaTheme="majorHAnsi" w:hAnsiTheme="majorHAnsi" w:hint="eastAsia"/>
+              </w:rPr>
+              <w:t>분</w:t>
+            </w:r>
+            <w:r>
+              <w:rPr>
+                <w:rFonts w:asciiTheme="majorHAnsi" w:eastAsiaTheme="majorHAnsi" w:hAnsiTheme="majorHAnsi"/>
+              </w:rPr>
+              <w:t xml:space="preserve"> 47</w:t>
+            </w:r>
+            <w:r>
+              <w:rPr>
+                <w:rFonts w:asciiTheme="majorHAnsi" w:eastAsiaTheme="majorHAnsi" w:hAnsiTheme="majorHAnsi" w:hint="eastAsia"/>
+              </w:rPr>
+              <w:t>초</w:t>
+            </w:r>
+            <w:r>
+              <w:rPr>
+                <w:rFonts w:asciiTheme="majorHAnsi" w:eastAsiaTheme="majorHAnsi" w:hAnsiTheme="majorHAnsi"/>
+              </w:rPr>
+              <w:t xml:space="preserve">] [SUCCESS] </w:t>
+            </w:r>
+            <w:r>
+              <w:rPr>
+                <w:rFonts w:ascii="MS Gothic" w:eastAsia="MS Gothic" w:hAnsi="MS Gothic" w:cs="MS Gothic" w:hint="eastAsia"/>
+              </w:rPr>
+              <w:t>✓</w:t>
+            </w:r>
+            <w:r>
+              <w:rPr>
+                <w:rFonts w:asciiTheme="majorHAnsi" w:eastAsiaTheme="majorHAnsi" w:hAnsiTheme="majorHAnsi"/>
+              </w:rPr>
+              <w:t xml:space="preserve"> </w:t>
+            </w:r>
+            <w:r>
+              <w:rPr>
+                <w:rFonts w:asciiTheme="majorHAnsi" w:eastAsiaTheme="majorHAnsi" w:hAnsiTheme="majorHAnsi" w:hint="eastAsia"/>
+              </w:rPr>
+              <w:t>재연결</w:t>
+            </w:r>
+            <w:r>
+              <w:rPr>
+                <w:rFonts w:asciiTheme="majorHAnsi" w:eastAsiaTheme="majorHAnsi" w:hAnsiTheme="majorHAnsi"/>
+              </w:rPr>
+              <w:t xml:space="preserve"> </w:t>
+            </w:r>
+            <w:r>
+              <w:rPr>
+                <w:rFonts w:asciiTheme="majorHAnsi" w:eastAsiaTheme="majorHAnsi" w:hAnsiTheme="majorHAnsi" w:hint="eastAsia"/>
+              </w:rPr>
+              <w:t>감지</w:t>
+            </w:r>
+            <w:r>
+              <w:rPr>
+                <w:rFonts w:asciiTheme="majorHAnsi" w:eastAsiaTheme="majorHAnsi" w:hAnsiTheme="majorHAnsi"/>
+              </w:rPr>
+              <w:t xml:space="preserve"> — </w:t>
+            </w:r>
+            <w:r>
+              <w:rPr>
+                <w:rFonts w:asciiTheme="majorHAnsi" w:eastAsiaTheme="majorHAnsi" w:hAnsiTheme="majorHAnsi" w:hint="eastAsia"/>
+              </w:rPr>
+              <w:t>명령</w:t>
+            </w:r>
+            <w:r>
+              <w:rPr>
+                <w:rFonts w:asciiTheme="majorHAnsi" w:eastAsiaTheme="majorHAnsi" w:hAnsiTheme="majorHAnsi"/>
+              </w:rPr>
+              <w:t xml:space="preserve"> </w:t>
+            </w:r>
+            <w:r>
+              <w:rPr>
+                <w:rFonts w:asciiTheme="majorHAnsi" w:eastAsiaTheme="majorHAnsi" w:hAnsiTheme="majorHAnsi" w:hint="eastAsia"/>
+              </w:rPr>
+              <w:t>재전송</w:t>
+            </w:r>
+          </w:p>
+          <w:p>
+            <w:pPr>
+              <w:pStyle w:val="1-0"/>
+              <w:rPr>
+                <w:rFonts w:asciiTheme="majorHAnsi" w:eastAsiaTheme="majorHAnsi" w:hAnsiTheme="majorHAnsi" w:hint="eastAsia"/>
+              </w:rPr>
+            </w:pPr>
+            <w:r>
+              <w:rPr>
+                <w:rFonts w:asciiTheme="majorHAnsi" w:eastAsiaTheme="majorHAnsi" w:hAnsiTheme="majorHAnsi" w:hint="eastAsia"/>
+              </w:rPr>
+              <w:t>[20시 12분 48초] [STEP] Setpoint 800 RPM 재전송 완료</w:t>
+            </w:r>
+          </w:p>
+          <w:p>
+            <w:pPr>
+              <w:pStyle w:val="1-0"/>
+              <w:rPr>
+                <w:rFonts w:asciiTheme="majorHAnsi" w:eastAsiaTheme="majorHAnsi" w:hAnsiTheme="majorHAnsi"/>
+              </w:rPr>
+            </w:pPr>
+            <w:r>
+              <w:rPr>
+                <w:rFonts w:asciiTheme="majorHAnsi" w:eastAsiaTheme="majorHAnsi" w:hAnsiTheme="majorHAnsi"/>
+              </w:rPr>
+              <w:lastRenderedPageBreak/>
+              <w:t>[20</w:t>
+            </w:r>
+            <w:r>
+              <w:rPr>
+                <w:rFonts w:asciiTheme="majorHAnsi" w:eastAsiaTheme="majorHAnsi" w:hAnsiTheme="majorHAnsi" w:hint="eastAsia"/>
+              </w:rPr>
+              <w:t>시</w:t>
+            </w:r>
+            <w:r>
+              <w:rPr>
+                <w:rFonts w:asciiTheme="majorHAnsi" w:eastAsiaTheme="majorHAnsi" w:hAnsiTheme="majorHAnsi"/>
+              </w:rPr>
+              <w:t xml:space="preserve"> 12</w:t>
+            </w:r>
+            <w:r>
+              <w:rPr>
+                <w:rFonts w:asciiTheme="majorHAnsi" w:eastAsiaTheme="majorHAnsi" w:hAnsiTheme="majorHAnsi" w:hint="eastAsia"/>
+              </w:rPr>
+              <w:t>분</w:t>
+            </w:r>
+            <w:r>
+              <w:rPr>
+                <w:rFonts w:asciiTheme="majorHAnsi" w:eastAsiaTheme="majorHAnsi" w:hAnsiTheme="majorHAnsi"/>
+              </w:rPr>
+              <w:t xml:space="preserve"> 51</w:t>
+            </w:r>
+            <w:r>
+              <w:rPr>
+                <w:rFonts w:asciiTheme="majorHAnsi" w:eastAsiaTheme="majorHAnsi" w:hAnsiTheme="majorHAnsi" w:hint="eastAsia"/>
+              </w:rPr>
+              <w:t>초</w:t>
+            </w:r>
+            <w:r>
+              <w:rPr>
+                <w:rFonts w:asciiTheme="majorHAnsi" w:eastAsiaTheme="majorHAnsi" w:hAnsiTheme="majorHAnsi"/>
+              </w:rPr>
+              <w:t xml:space="preserve">] [SUCCESS] </w:t>
+            </w:r>
+            <w:r>
+              <w:rPr>
+                <w:rFonts w:ascii="MS Gothic" w:eastAsia="MS Gothic" w:hAnsi="MS Gothic" w:cs="MS Gothic" w:hint="eastAsia"/>
+              </w:rPr>
+              <w:t>✓</w:t>
+            </w:r>
+            <w:r>
+              <w:rPr>
+                <w:rFonts w:asciiTheme="majorHAnsi" w:eastAsiaTheme="majorHAnsi" w:hAnsiTheme="majorHAnsi"/>
+              </w:rPr>
+              <w:t xml:space="preserve"> FC 0x64 </w:t>
+            </w:r>
+            <w:r>
+              <w:rPr>
+                <w:rFonts w:asciiTheme="majorHAnsi" w:eastAsiaTheme="majorHAnsi" w:hAnsiTheme="majorHAnsi" w:hint="eastAsia"/>
+              </w:rPr>
+              <w:t>차트</w:t>
+            </w:r>
+            <w:r>
+              <w:rPr>
+                <w:rFonts w:asciiTheme="majorHAnsi" w:eastAsiaTheme="majorHAnsi" w:hAnsiTheme="majorHAnsi"/>
+              </w:rPr>
+              <w:t xml:space="preserve"> </w:t>
+            </w:r>
+            <w:r>
+              <w:rPr>
+                <w:rFonts w:asciiTheme="majorHAnsi" w:eastAsiaTheme="majorHAnsi" w:hAnsiTheme="majorHAnsi" w:hint="eastAsia"/>
+              </w:rPr>
+              <w:t>시작</w:t>
+            </w:r>
+            <w:r>
+              <w:rPr>
+                <w:rFonts w:asciiTheme="majorHAnsi" w:eastAsiaTheme="majorHAnsi" w:hAnsiTheme="majorHAnsi"/>
+              </w:rPr>
+              <w:t xml:space="preserve"> (Vel Cmd/FB, 20ms)</w:t>
+            </w:r>
+          </w:p>
+          <w:p>
+            <w:pPr>
+              <w:pStyle w:val="1-0"/>
+              <w:rPr>
+                <w:rFonts w:asciiTheme="majorHAnsi" w:eastAsiaTheme="majorHAnsi" w:hAnsiTheme="majorHAnsi" w:hint="eastAsia"/>
+              </w:rPr>
+            </w:pPr>
+            <w:r>
+              <w:rPr>
+                <w:rFonts w:asciiTheme="majorHAnsi" w:eastAsiaTheme="majorHAnsi" w:hAnsiTheme="majorHAnsi" w:hint="eastAsia"/>
+              </w:rPr>
+              <w:t>[20시 12분 51초] [INFO] 재연결 후 속도 수집 중 (10초)...</w:t>
+            </w:r>
+          </w:p>
+          <w:p>
+            <w:pPr>
+              <w:pStyle w:val="1-0"/>
+              <w:rPr>
+                <w:rFonts w:asciiTheme="majorHAnsi" w:eastAsiaTheme="majorHAnsi" w:hAnsiTheme="majorHAnsi" w:hint="eastAsia"/>
+              </w:rPr>
+            </w:pPr>
+            <w:r>
+              <w:rPr>
+                <w:rFonts w:asciiTheme="majorHAnsi" w:eastAsiaTheme="majorHAnsi" w:hAnsiTheme="majorHAnsi" w:hint="eastAsia"/>
+              </w:rPr>
+              <w:t>[20시 13분 2초] [INFO] 재연결 후 평균 속도: 902 RPM</w:t>
+            </w:r>
+          </w:p>
+          <w:p>
+            <w:pPr>
+              <w:pStyle w:val="1-0"/>
+              <w:rPr>
+                <w:rFonts w:asciiTheme="majorHAnsi" w:eastAsiaTheme="majorHAnsi" w:hAnsiTheme="majorHAnsi"/>
+              </w:rPr>
+            </w:pPr>
+            <w:r>
+              <w:rPr>
+                <w:rFonts w:asciiTheme="majorHAnsi" w:eastAsiaTheme="majorHAnsi" w:hAnsiTheme="majorHAnsi"/>
+              </w:rPr>
+              <w:t>[20</w:t>
+            </w:r>
+            <w:r>
+              <w:rPr>
+                <w:rFonts w:asciiTheme="majorHAnsi" w:eastAsiaTheme="majorHAnsi" w:hAnsiTheme="majorHAnsi" w:hint="eastAsia"/>
+              </w:rPr>
+              <w:t>시</w:t>
+            </w:r>
+            <w:r>
+              <w:rPr>
+                <w:rFonts w:asciiTheme="majorHAnsi" w:eastAsiaTheme="majorHAnsi" w:hAnsiTheme="majorHAnsi"/>
+              </w:rPr>
+              <w:t xml:space="preserve"> 13</w:t>
+            </w:r>
+            <w:r>
+              <w:rPr>
+                <w:rFonts w:asciiTheme="majorHAnsi" w:eastAsiaTheme="majorHAnsi" w:hAnsiTheme="majorHAnsi" w:hint="eastAsia"/>
+              </w:rPr>
+              <w:t>분</w:t>
+            </w:r>
+            <w:r>
+              <w:rPr>
+                <w:rFonts w:asciiTheme="majorHAnsi" w:eastAsiaTheme="majorHAnsi" w:hAnsiTheme="majorHAnsi"/>
+              </w:rPr>
+              <w:t xml:space="preserve"> 2</w:t>
+            </w:r>
+            <w:r>
+              <w:rPr>
+                <w:rFonts w:asciiTheme="majorHAnsi" w:eastAsiaTheme="majorHAnsi" w:hAnsiTheme="majorHAnsi" w:hint="eastAsia"/>
+              </w:rPr>
+              <w:t>초</w:t>
+            </w:r>
+            <w:r>
+              <w:rPr>
+                <w:rFonts w:asciiTheme="majorHAnsi" w:eastAsiaTheme="majorHAnsi" w:hAnsiTheme="majorHAnsi"/>
+              </w:rPr>
+              <w:t xml:space="preserve">] [SUCCESS] </w:t>
+            </w:r>
+            <w:r>
+              <w:rPr>
+                <w:rFonts w:ascii="MS Gothic" w:eastAsia="MS Gothic" w:hAnsi="MS Gothic" w:cs="MS Gothic" w:hint="eastAsia"/>
+              </w:rPr>
+              <w:t>✓</w:t>
+            </w:r>
+            <w:r>
+              <w:rPr>
+                <w:rFonts w:asciiTheme="majorHAnsi" w:eastAsiaTheme="majorHAnsi" w:hAnsiTheme="majorHAnsi"/>
+              </w:rPr>
+              <w:t xml:space="preserve"> Phase 5 </w:t>
+            </w:r>
+            <w:r>
+              <w:rPr>
+                <w:rFonts w:asciiTheme="majorHAnsi" w:eastAsiaTheme="majorHAnsi" w:hAnsiTheme="majorHAnsi" w:hint="eastAsia"/>
+              </w:rPr>
+              <w:t>합격</w:t>
+            </w:r>
+          </w:p>
+          <w:p>
+            <w:pPr>
+              <w:pStyle w:val="1-0"/>
+              <w:rPr>
+                <w:rFonts w:asciiTheme="majorHAnsi" w:eastAsiaTheme="majorHAnsi" w:hAnsiTheme="majorHAnsi" w:hint="eastAsia"/>
+              </w:rPr>
+            </w:pPr>
+            <w:r>
+              <w:rPr>
+                <w:rFonts w:asciiTheme="majorHAnsi" w:eastAsiaTheme="majorHAnsi" w:hAnsiTheme="majorHAnsi" w:hint="eastAsia"/>
+              </w:rPr>
+              <w:t>[20시 13분 2초] [STEP] 모터 Stop (0xD001 ← 0)</w:t>
+            </w:r>
+          </w:p>
+          <w:p>
+            <w:pPr>
+              <w:pStyle w:val="1-0"/>
+              <w:rPr>
+                <w:rFonts w:asciiTheme="majorHAnsi" w:eastAsiaTheme="majorHAnsi" w:hAnsiTheme="majorHAnsi" w:hint="eastAsia"/>
+              </w:rPr>
+            </w:pPr>
+            <w:r>
+              <w:rPr>
+                <w:rFonts w:asciiTheme="majorHAnsi" w:eastAsiaTheme="majorHAnsi" w:hAnsiTheme="majorHAnsi" w:hint="eastAsia"/>
+              </w:rPr>
+              <w:t>[20시 13분 3초] [INFO] 파라미터 원복 완료 (0xD001 / 0xD106 / 0xD101)</w:t>
+            </w:r>
+          </w:p>
+          <w:p>
+            <w:pPr>
+              <w:pStyle w:val="1-0"/>
+              <w:rPr>
+                <w:rFonts w:asciiTheme="majorHAnsi" w:eastAsiaTheme="majorHAnsi" w:hAnsiTheme="majorHAnsi" w:hint="eastAsia"/>
+              </w:rPr>
+            </w:pPr>
+            <w:r>
+              <w:rPr>
+                <w:rFonts w:asciiTheme="majorHAnsi" w:eastAsiaTheme="majorHAnsi" w:hAnsiTheme="majorHAnsi" w:hint="eastAsia"/>
+              </w:rPr>
+              <w:t>[20시 13분 3초] [STEP] 결과 요약</w:t>
+            </w:r>
+          </w:p>
+          <w:p>
+            <w:pPr>
+              <w:pStyle w:val="1-0"/>
+              <w:rPr>
+                <w:rFonts w:asciiTheme="majorHAnsi" w:eastAsiaTheme="majorHAnsi" w:hAnsiTheme="majorHAnsi" w:hint="eastAsia"/>
+              </w:rPr>
+            </w:pPr>
+            <w:r>
+              <w:rPr>
+                <w:rFonts w:asciiTheme="majorHAnsi" w:eastAsiaTheme="majorHAnsi" w:hAnsiTheme="majorHAnsi" w:hint="eastAsia"/>
+              </w:rPr>
+              <w:t>[20시 13분 3초] [SUCCESS] 합격: Phase 2, Phase 3, Phase 4, Phase 5</w:t>
+            </w:r>
+          </w:p>
+          <w:p>
+            <w:pPr>
+              <w:pStyle w:val="1-0"/>
+              <w:rPr>
+                <w:rFonts w:asciiTheme="majorHAnsi" w:eastAsiaTheme="majorHAnsi" w:hAnsiTheme="majorHAnsi" w:hint="eastAsia"/>
+              </w:rPr>
+            </w:pPr>
+            <w:r>
+              <w:rPr>
+                <w:rFonts w:asciiTheme="majorHAnsi" w:eastAsiaTheme="majorHAnsi" w:hAnsiTheme="majorHAnsi" w:hint="eastAsia"/>
+              </w:rPr>
+              <w:t>[20시 13분 3초] [INFO] 불합격: 없음</w:t>
+            </w:r>
+          </w:p>
+          <w:p>
+            <w:pPr>
+              <w:pStyle w:val="1-0"/>
+              <w:rPr>
+                <w:rFonts w:asciiTheme="majorHAnsi" w:eastAsiaTheme="majorHAnsi" w:hAnsiTheme="majorHAnsi" w:hint="eastAsia"/>
+              </w:rPr>
+            </w:pPr>
+            <w:r>
+              <w:rPr>
+                <w:rFonts w:asciiTheme="majorHAnsi" w:eastAsiaTheme="majorHAnsi" w:hAnsiTheme="majorHAnsi" w:hint="eastAsia"/>
+              </w:rPr>
+              <w:t>[20시 13분 4초] [INFO] ■ FC 0x64 차트 정지</w:t>
+            </w:r>
+          </w:p>
+          <w:p>
+            <w:pPr>
+              <w:pStyle w:val="1-0"/>
+              <w:rPr>
+                <w:rFonts w:asciiTheme="majorHAnsi" w:eastAsiaTheme="majorHAnsi" w:hAnsiTheme="majorHAnsi" w:hint="eastAsia"/>
+              </w:rPr>
+            </w:pPr>
+            <w:r>
+              <w:rPr>
+                <w:rFonts w:asciiTheme="majorHAnsi" w:eastAsiaTheme="majorHAnsi" w:hAnsiTheme="majorHAnsi" w:hint="eastAsia"/>
+              </w:rPr>
+              <w:t>[20시 13분 4초] [SUCCESS] 테스트 완료: 합격</w:t>
+            </w:r>
+          </w:p>
+          <w:p>
+            <w:pPr>
+              <w:pStyle w:val="1-0"/>
+              <w:rPr>
+                <w:rFonts w:asciiTheme="majorHAnsi" w:eastAsiaTheme="majorHAnsi" w:hAnsiTheme="majorHAnsi"/>
+              </w:rPr>
+            </w:pPr>
+          </w:p>
+          <w:p>
+            <w:pPr>
+              <w:pStyle w:val="1-0"/>
+              <w:rPr>
+                <w:rFonts w:asciiTheme="majorHAnsi" w:eastAsiaTheme="majorHAnsi" w:hAnsiTheme="majorHAnsi" w:hint="eastAsia"/>
+              </w:rPr>
+            </w:pPr>
+            <w:r>
+              <w:rPr>
+                <w:rFonts w:asciiTheme="majorHAnsi" w:eastAsiaTheme="majorHAnsi" w:hAnsiTheme="majorHAnsi" w:hint="eastAsia"/>
+              </w:rPr>
+              <w:t>[패킷 로그]</w:t>
+            </w:r>
+          </w:p>
+          <w:p>
+            <w:pPr>
+              <w:pStyle w:val="1-0"/>
+              <w:rPr>
+                <w:rFonts w:asciiTheme="majorHAnsi" w:eastAsiaTheme="majorHAnsi" w:hAnsiTheme="majorHAnsi"/>
+              </w:rPr>
+            </w:pPr>
+            <w:r>
+              <w:rPr>
+                <w:rFonts w:asciiTheme="majorHAnsi" w:eastAsiaTheme="majorHAnsi" w:hAnsiTheme="majorHAnsi"/>
+              </w:rPr>
+              <w:t>------------------------------------------------------------</w:t>
+            </w:r>
+          </w:p>
+          <w:p>
+            <w:pPr>
+              <w:pStyle w:val="1-0"/>
+              <w:rPr>
+                <w:rFonts w:asciiTheme="majorHAnsi" w:eastAsiaTheme="majorHAnsi" w:hAnsiTheme="majorHAnsi" w:hint="eastAsia"/>
+              </w:rPr>
+            </w:pPr>
+            <w:r>
+              <w:rPr>
+                <w:rFonts w:asciiTheme="majorHAnsi" w:eastAsiaTheme="majorHAnsi" w:hAnsiTheme="majorHAnsi" w:hint="eastAsia"/>
+              </w:rPr>
+              <w:t>[오후 8:12:51.229] RX  01 64 03 00 0A 00 00 61 44 00 00 61 44 00 00 61 44 00 00 61 44 00 00 61 44 BE A2 62 44 C4 37 61 44 79 9D 5F 44 CF 11 62 44 91 4D 62 44 CE 28  (+46ms)</w:t>
+            </w:r>
+          </w:p>
+          <w:p>
+            <w:pPr>
+              <w:pStyle w:val="1-0"/>
+              <w:rPr>
+                <w:rFonts w:asciiTheme="majorHAnsi" w:eastAsiaTheme="majorHAnsi" w:hAnsiTheme="majorHAnsi" w:hint="eastAsia"/>
+              </w:rPr>
+            </w:pPr>
+            <w:r>
+              <w:rPr>
+                <w:rFonts w:asciiTheme="majorHAnsi" w:eastAsiaTheme="majorHAnsi" w:hAnsiTheme="majorHAnsi" w:hint="eastAsia"/>
+              </w:rPr>
+              <w:t>[오후 8:12:51.231] TX  01 64 03 4A C1  (+2ms)</w:t>
+            </w:r>
+          </w:p>
+          <w:p>
+            <w:pPr>
+              <w:pStyle w:val="1-0"/>
+              <w:rPr>
+                <w:rFonts w:asciiTheme="majorHAnsi" w:eastAsiaTheme="majorHAnsi" w:hAnsiTheme="majorHAnsi" w:hint="eastAsia"/>
+              </w:rPr>
+            </w:pPr>
+            <w:r>
+              <w:rPr>
+                <w:rFonts w:asciiTheme="majorHAnsi" w:eastAsiaTheme="majorHAnsi" w:hAnsiTheme="majorHAnsi" w:hint="eastAsia"/>
+              </w:rPr>
+              <w:t>[오후 8:12:51.277] RX  01 64 03 00 08 00 00 61 44 00 00 61 44 00 00 61 44 00 00 61 44 29 8E 5F 44 A9 FE 60 44 85 AB 62 44 1D 5A 60 44 AA 8E  (+46ms)</w:t>
+            </w:r>
+          </w:p>
+          <w:p>
+            <w:pPr>
+              <w:pStyle w:val="1-0"/>
+              <w:rPr>
+                <w:rFonts w:asciiTheme="majorHAnsi" w:eastAsiaTheme="majorHAnsi" w:hAnsiTheme="majorHAnsi" w:hint="eastAsia"/>
+              </w:rPr>
+            </w:pPr>
+            <w:r>
+              <w:rPr>
+                <w:rFonts w:asciiTheme="majorHAnsi" w:eastAsiaTheme="majorHAnsi" w:hAnsiTheme="majorHAnsi" w:hint="eastAsia"/>
+              </w:rPr>
+              <w:t>[오후 8:12:51.278] TX  01 64 03 4A C1  (+1ms)</w:t>
+            </w:r>
+          </w:p>
+          <w:p>
+            <w:pPr>
+              <w:pStyle w:val="1-0"/>
+              <w:rPr>
+                <w:rFonts w:asciiTheme="majorHAnsi" w:eastAsiaTheme="majorHAnsi" w:hAnsiTheme="majorHAnsi" w:hint="eastAsia"/>
+              </w:rPr>
+            </w:pPr>
+            <w:r>
+              <w:rPr>
+                <w:rFonts w:asciiTheme="majorHAnsi" w:eastAsiaTheme="majorHAnsi" w:hAnsiTheme="majorHAnsi" w:hint="eastAsia"/>
+              </w:rPr>
+              <w:t>[오후 8:12:51.325] RX  01 64 03 00 0A 00 00 61 44 00 00 61 44 00 00 61 44 00 00 61 44 00 00 61 44 F4 21 60 44 38 C5 62 44 AE 57 61 44 2F 65 5F 44 21 0B 62 44 D6 7A  (+47ms)</w:t>
+            </w:r>
+          </w:p>
+          <w:p>
+            <w:pPr>
+              <w:pStyle w:val="1-0"/>
+              <w:rPr>
+                <w:rFonts w:asciiTheme="majorHAnsi" w:eastAsiaTheme="majorHAnsi" w:hAnsiTheme="majorHAnsi" w:hint="eastAsia"/>
+              </w:rPr>
+            </w:pPr>
+            <w:r>
+              <w:rPr>
+                <w:rFonts w:asciiTheme="majorHAnsi" w:eastAsiaTheme="majorHAnsi" w:hAnsiTheme="majorHAnsi" w:hint="eastAsia"/>
+              </w:rPr>
+              <w:t>[오후 8:12:51.326] TX  01 64 03 4A C1  (+1ms)</w:t>
+            </w:r>
+          </w:p>
+          <w:p>
+            <w:pPr>
+              <w:pStyle w:val="1-0"/>
+              <w:rPr>
+                <w:rFonts w:asciiTheme="majorHAnsi" w:eastAsiaTheme="majorHAnsi" w:hAnsiTheme="majorHAnsi" w:hint="eastAsia"/>
+              </w:rPr>
+            </w:pPr>
+            <w:r>
+              <w:rPr>
+                <w:rFonts w:asciiTheme="majorHAnsi" w:eastAsiaTheme="majorHAnsi" w:hAnsiTheme="majorHAnsi" w:hint="eastAsia"/>
+              </w:rPr>
+              <w:t>[오후 8:12:51.373] RX  01 64 03 00 0A 00 00 61 44 00 00 61 44 00 00 61 44 00 00 61 44 00 00 61 44 B6 13 62 44 2E BD 5F 44 9E 18 61 44 78 D8 62 44 D8 4B 60 44 C4 63  (+47ms)</w:t>
+            </w:r>
+          </w:p>
+          <w:p>
+            <w:pPr>
+              <w:pStyle w:val="1-0"/>
+              <w:rPr>
+                <w:rFonts w:asciiTheme="majorHAnsi" w:eastAsiaTheme="majorHAnsi" w:hAnsiTheme="majorHAnsi" w:hint="eastAsia"/>
+              </w:rPr>
+            </w:pPr>
+            <w:r>
+              <w:rPr>
+                <w:rFonts w:asciiTheme="majorHAnsi" w:eastAsiaTheme="majorHAnsi" w:hAnsiTheme="majorHAnsi" w:hint="eastAsia"/>
+              </w:rPr>
+              <w:t>[오후 8:12:51.374] TX  01 64 03 4A C1  (+1ms)</w:t>
+            </w:r>
+          </w:p>
+          <w:p>
+            <w:pPr>
+              <w:pStyle w:val="1-0"/>
+              <w:rPr>
+                <w:rFonts w:asciiTheme="majorHAnsi" w:eastAsiaTheme="majorHAnsi" w:hAnsiTheme="majorHAnsi" w:hint="eastAsia"/>
+              </w:rPr>
+            </w:pPr>
+            <w:r>
+              <w:rPr>
+                <w:rFonts w:asciiTheme="majorHAnsi" w:eastAsiaTheme="majorHAnsi" w:hAnsiTheme="majorHAnsi" w:hint="eastAsia"/>
+              </w:rPr>
+              <w:t>[오후 8:12:51.421] RX  01 64 03 00 0A 00 00 61 44 00 00 61 44 00 00 61 44 00 00 61 44 00 00 61 44 CE FD 5F 44 08 B5 62 44 AB 39 61 44 2A AB 5F 44 A8 27 62 44 7A 0D  (+47ms)</w:t>
+            </w:r>
+          </w:p>
+          <w:p>
+            <w:pPr>
+              <w:pStyle w:val="1-0"/>
+              <w:rPr>
+                <w:rFonts w:asciiTheme="majorHAnsi" w:eastAsiaTheme="majorHAnsi" w:hAnsiTheme="majorHAnsi" w:hint="eastAsia"/>
+              </w:rPr>
+            </w:pPr>
+            <w:r>
+              <w:rPr>
+                <w:rFonts w:asciiTheme="majorHAnsi" w:eastAsiaTheme="majorHAnsi" w:hAnsiTheme="majorHAnsi" w:hint="eastAsia"/>
+              </w:rPr>
+              <w:t>[오후 8:12:51.422] TX  01 64 03 4A C1  (+1ms)</w:t>
+            </w:r>
+          </w:p>
+          <w:p>
+            <w:pPr>
+              <w:pStyle w:val="1-0"/>
+              <w:rPr>
+                <w:rFonts w:asciiTheme="majorHAnsi" w:eastAsiaTheme="majorHAnsi" w:hAnsiTheme="majorHAnsi" w:hint="eastAsia"/>
+              </w:rPr>
+            </w:pPr>
+            <w:r>
+              <w:rPr>
+                <w:rFonts w:asciiTheme="majorHAnsi" w:eastAsiaTheme="majorHAnsi" w:hAnsiTheme="majorHAnsi" w:hint="eastAsia"/>
+              </w:rPr>
+              <w:t>[오후 8:12:51.469] RX  01 64 03 00 0A 00 00 61 44 00 00 61 44 00 00 61 44 00 00 61 44 00 00 61 44 66 4E 62 44 2B 91 5F 44 91 13 61 44 9B AD 62 44 9E 57 60 44 88 2A  (+47ms)</w:t>
+            </w:r>
+          </w:p>
+          <w:p>
+            <w:pPr>
+              <w:pStyle w:val="1-0"/>
+              <w:rPr>
+                <w:rFonts w:asciiTheme="majorHAnsi" w:eastAsiaTheme="majorHAnsi" w:hAnsiTheme="majorHAnsi" w:hint="eastAsia"/>
+              </w:rPr>
+            </w:pPr>
+            <w:r>
+              <w:rPr>
+                <w:rFonts w:asciiTheme="majorHAnsi" w:eastAsiaTheme="majorHAnsi" w:hAnsiTheme="majorHAnsi" w:hint="eastAsia"/>
+              </w:rPr>
+              <w:t>[오후 8:12:51.470] TX  01 64 03 4A C1  (+1ms)</w:t>
+            </w:r>
+          </w:p>
+          <w:p>
+            <w:pPr>
+              <w:pStyle w:val="1-0"/>
+              <w:rPr>
+                <w:rFonts w:asciiTheme="majorHAnsi" w:eastAsiaTheme="majorHAnsi" w:hAnsiTheme="majorHAnsi" w:hint="eastAsia"/>
+              </w:rPr>
+            </w:pPr>
+            <w:r>
+              <w:rPr>
+                <w:rFonts w:asciiTheme="majorHAnsi" w:eastAsiaTheme="majorHAnsi" w:hAnsiTheme="majorHAnsi" w:hint="eastAsia"/>
+              </w:rPr>
+              <w:t>[오후 8:12:51.517] RX  01 64 03 00 08 00 00 61 44 00 00 61 44 00 00 61 44 00 00 61 44 D6 30 60 44 C5 CE 62 44 BB 4B 61 44 5D 69 5F 44 F3 71  (+47ms)</w:t>
+            </w:r>
+          </w:p>
+          <w:p>
+            <w:pPr>
+              <w:pStyle w:val="1-0"/>
+              <w:rPr>
+                <w:rFonts w:asciiTheme="majorHAnsi" w:eastAsiaTheme="majorHAnsi" w:hAnsiTheme="majorHAnsi" w:hint="eastAsia"/>
+              </w:rPr>
+            </w:pPr>
+            <w:r>
+              <w:rPr>
+                <w:rFonts w:asciiTheme="majorHAnsi" w:eastAsiaTheme="majorHAnsi" w:hAnsiTheme="majorHAnsi" w:hint="eastAsia"/>
+              </w:rPr>
+              <w:t>[오후 8:12:51.520] TX  01 64 03 4A C1  (+3ms)</w:t>
+            </w:r>
+          </w:p>
+          <w:p>
+            <w:pPr>
+              <w:pStyle w:val="1-0"/>
+              <w:rPr>
+                <w:rFonts w:asciiTheme="majorHAnsi" w:eastAsiaTheme="majorHAnsi" w:hAnsiTheme="majorHAnsi" w:hint="eastAsia"/>
+              </w:rPr>
+            </w:pPr>
+            <w:r>
+              <w:rPr>
+                <w:rFonts w:asciiTheme="majorHAnsi" w:eastAsiaTheme="majorHAnsi" w:hAnsiTheme="majorHAnsi" w:hint="eastAsia"/>
+              </w:rPr>
+              <w:t>[오후 8:12:51.565] RX  01 64 03 00 0A 00 00 61 44 00 00 61 44 00 00 61 44 00 00 61 44 00 00 61 44 8F 19 62 44 60 07 62 44 9D B1 5F 44 4B 19 61 44 CB C4 62 44 9B AD  (+45ms)</w:t>
+            </w:r>
+          </w:p>
+          <w:p>
+            <w:pPr>
+              <w:pStyle w:val="1-0"/>
+              <w:rPr>
+                <w:rFonts w:asciiTheme="majorHAnsi" w:eastAsiaTheme="majorHAnsi" w:hAnsiTheme="majorHAnsi" w:hint="eastAsia"/>
+              </w:rPr>
+            </w:pPr>
+            <w:r>
+              <w:rPr>
+                <w:rFonts w:asciiTheme="majorHAnsi" w:eastAsiaTheme="majorHAnsi" w:hAnsiTheme="majorHAnsi" w:hint="eastAsia"/>
+              </w:rPr>
+              <w:lastRenderedPageBreak/>
+              <w:t>[오후 8:12:51.567] TX  01 64 03 4A C1  (+2ms)</w:t>
+            </w:r>
+          </w:p>
+          <w:p>
+            <w:pPr>
+              <w:pStyle w:val="1-0"/>
+              <w:rPr>
+                <w:rFonts w:asciiTheme="majorHAnsi" w:eastAsiaTheme="majorHAnsi" w:hAnsiTheme="majorHAnsi" w:hint="eastAsia"/>
+              </w:rPr>
+            </w:pPr>
+            <w:r>
+              <w:rPr>
+                <w:rFonts w:asciiTheme="majorHAnsi" w:eastAsiaTheme="majorHAnsi" w:hAnsiTheme="majorHAnsi" w:hint="eastAsia"/>
+              </w:rPr>
+              <w:t>[오후 8:12:51.613] RX  01 64 03 00 0A 00 00 61 44 00 00 61 44 00 00 61 44 00 00 61 44 00 00 61 44 3A 2D 60 44 2E EE 5F 44 DA 9C 62 44 89 15 61 44 07 8E 5F 44 08 7B  (+46ms)</w:t>
+            </w:r>
+          </w:p>
+          <w:p>
+            <w:pPr>
+              <w:pStyle w:val="1-0"/>
+              <w:rPr>
+                <w:rFonts w:asciiTheme="majorHAnsi" w:eastAsiaTheme="majorHAnsi" w:hAnsiTheme="majorHAnsi" w:hint="eastAsia"/>
+              </w:rPr>
+            </w:pPr>
+            <w:r>
+              <w:rPr>
+                <w:rFonts w:asciiTheme="majorHAnsi" w:eastAsiaTheme="majorHAnsi" w:hAnsiTheme="majorHAnsi" w:hint="eastAsia"/>
+              </w:rPr>
+              <w:t>[오후 8:12:51.616] TX  01 64 03 4A C1  (+3ms)</w:t>
+            </w:r>
+          </w:p>
+          <w:p>
+            <w:pPr>
+              <w:pStyle w:val="1-0"/>
+              <w:rPr>
+                <w:rFonts w:asciiTheme="majorHAnsi" w:eastAsiaTheme="majorHAnsi" w:hAnsiTheme="majorHAnsi" w:hint="eastAsia"/>
+              </w:rPr>
+            </w:pPr>
+            <w:r>
+              <w:rPr>
+                <w:rFonts w:asciiTheme="majorHAnsi" w:eastAsiaTheme="majorHAnsi" w:hAnsiTheme="majorHAnsi" w:hint="eastAsia"/>
+              </w:rPr>
+              <w:t>[오후 8:12:51.661] RX  01 64 03 00 0A 00 00 61 44 00 00 61 44 00 00 61 44 00 00 61 44 00 00 61 44 94 0A 62 44 E4 20 62 44 A2 61 5F 44 90 E6 60 44 2F 7A 62 44 90 C8  (+45ms)</w:t>
+            </w:r>
+          </w:p>
+          <w:p>
+            <w:pPr>
+              <w:pStyle w:val="1-0"/>
+              <w:rPr>
+                <w:rFonts w:asciiTheme="majorHAnsi" w:eastAsiaTheme="majorHAnsi" w:hAnsiTheme="majorHAnsi" w:hint="eastAsia"/>
+              </w:rPr>
+            </w:pPr>
+            <w:r>
+              <w:rPr>
+                <w:rFonts w:asciiTheme="majorHAnsi" w:eastAsiaTheme="majorHAnsi" w:hAnsiTheme="majorHAnsi" w:hint="eastAsia"/>
+              </w:rPr>
+              <w:t>[오후 8:12:51.663] TX  01 04 D0 2D 00 01 99 03  (+2ms)</w:t>
+            </w:r>
+          </w:p>
+          <w:p>
+            <w:pPr>
+              <w:pStyle w:val="1-0"/>
+              <w:rPr>
+                <w:rFonts w:asciiTheme="majorHAnsi" w:eastAsiaTheme="majorHAnsi" w:hAnsiTheme="majorHAnsi" w:hint="eastAsia"/>
+              </w:rPr>
+            </w:pPr>
+            <w:r>
+              <w:rPr>
+                <w:rFonts w:asciiTheme="majorHAnsi" w:eastAsiaTheme="majorHAnsi" w:hAnsiTheme="majorHAnsi" w:hint="eastAsia"/>
+              </w:rPr>
+              <w:t>[오후 8:12:51.680] RX  01 04 02 03 80 B8 60  (+17ms)</w:t>
+            </w:r>
+          </w:p>
+          <w:p>
+            <w:pPr>
+              <w:pStyle w:val="1-0"/>
+              <w:rPr>
+                <w:rFonts w:asciiTheme="majorHAnsi" w:eastAsiaTheme="majorHAnsi" w:hAnsiTheme="majorHAnsi" w:hint="eastAsia"/>
+              </w:rPr>
+            </w:pPr>
+            <w:r>
+              <w:rPr>
+                <w:rFonts w:asciiTheme="majorHAnsi" w:eastAsiaTheme="majorHAnsi" w:hAnsiTheme="majorHAnsi" w:hint="eastAsia"/>
+              </w:rPr>
+              <w:t>[오후 8:12:51.681] TX  01 64 03 4A C1  (+1ms)</w:t>
+            </w:r>
+          </w:p>
+          <w:p>
+            <w:pPr>
+              <w:pStyle w:val="1-0"/>
+              <w:rPr>
+                <w:rFonts w:asciiTheme="majorHAnsi" w:eastAsiaTheme="majorHAnsi" w:hAnsiTheme="majorHAnsi" w:hint="eastAsia"/>
+              </w:rPr>
+            </w:pPr>
+            <w:r>
+              <w:rPr>
+                <w:rFonts w:asciiTheme="majorHAnsi" w:eastAsiaTheme="majorHAnsi" w:hAnsiTheme="majorHAnsi" w:hint="eastAsia"/>
+              </w:rPr>
+              <w:t>[오후 8:12:51.741] RX  01 64 03 00 0E 00 00 61 44 00 00 61 44 00 00 61 44 00 00 61 44 00 00 61 44 00 00 61 44 00 00 61 44 61 22 60 44 F9 FB 5F 44 8B 98 62 44 03 16 61 44 C0 31 5F 44 E3 DE 61 44 D0 D4 61 44 98 42  (+60ms)</w:t>
+            </w:r>
+          </w:p>
+          <w:p>
+            <w:pPr>
+              <w:pStyle w:val="1-0"/>
+              <w:rPr>
+                <w:rFonts w:asciiTheme="majorHAnsi" w:eastAsiaTheme="majorHAnsi" w:hAnsiTheme="majorHAnsi" w:hint="eastAsia"/>
+              </w:rPr>
+            </w:pPr>
+            <w:r>
+              <w:rPr>
+                <w:rFonts w:asciiTheme="majorHAnsi" w:eastAsiaTheme="majorHAnsi" w:hAnsiTheme="majorHAnsi" w:hint="eastAsia"/>
+              </w:rPr>
+              <w:t>[오후 8:12:51.744] TX  01 64 03 4A C1  (+3ms)</w:t>
+            </w:r>
+          </w:p>
+          <w:p>
+            <w:pPr>
+              <w:pStyle w:val="1-0"/>
+              <w:rPr>
+                <w:rFonts w:asciiTheme="majorHAnsi" w:eastAsiaTheme="majorHAnsi" w:hAnsiTheme="majorHAnsi" w:hint="eastAsia"/>
+              </w:rPr>
+            </w:pPr>
+            <w:r>
+              <w:rPr>
+                <w:rFonts w:asciiTheme="majorHAnsi" w:eastAsiaTheme="majorHAnsi" w:hAnsiTheme="majorHAnsi" w:hint="eastAsia"/>
+              </w:rPr>
+              <w:t>[오후 8:12:51.789] RX  01 64 03 00 0C 00 00 61 44 00 00 61 44 00 00 61 44 00 00 61 44 00 00 61 44 00 00 61 44 F9 7F 5F 44 CC E5 60 44 63 97 62 44 54 FF 5F 44 29 B6 5F 44 76 69 62 44 19 F0  (+45ms)</w:t>
+            </w:r>
+          </w:p>
+          <w:p>
+            <w:pPr>
+              <w:pStyle w:val="1-0"/>
+              <w:rPr>
+                <w:rFonts w:asciiTheme="majorHAnsi" w:eastAsiaTheme="majorHAnsi" w:hAnsiTheme="majorHAnsi" w:hint="eastAsia"/>
+              </w:rPr>
+            </w:pPr>
+            <w:r>
+              <w:rPr>
+                <w:rFonts w:asciiTheme="majorHAnsi" w:eastAsiaTheme="majorHAnsi" w:hAnsiTheme="majorHAnsi" w:hint="eastAsia"/>
+              </w:rPr>
+              <w:t>[오후 8:12:51.793] TX  01 64 03 4A C1  (+4ms)</w:t>
+            </w:r>
+          </w:p>
+          <w:p>
+            <w:pPr>
+              <w:pStyle w:val="1-0"/>
+              <w:rPr>
+                <w:rFonts w:asciiTheme="majorHAnsi" w:eastAsiaTheme="majorHAnsi" w:hAnsiTheme="majorHAnsi" w:hint="eastAsia"/>
+              </w:rPr>
+            </w:pPr>
+            <w:r>
+              <w:rPr>
+                <w:rFonts w:asciiTheme="majorHAnsi" w:eastAsiaTheme="majorHAnsi" w:hAnsiTheme="majorHAnsi" w:hint="eastAsia"/>
+              </w:rPr>
+              <w:t>[오후 8:12:51.837] RX  01 64 03 00 0A 00 00 61 44 00 00 61 44 00 00 61 44 00 00 61 44 00 00 61 44 96 EA 60 44 42 5D 5F 44 10 D6 61 44 5E FC 61 44 23 3B 5F 44 67 1F  (+44ms)</w:t>
+            </w:r>
+          </w:p>
+          <w:p>
+            <w:pPr>
+              <w:pStyle w:val="1-0"/>
+              <w:rPr>
+                <w:rFonts w:asciiTheme="majorHAnsi" w:eastAsiaTheme="majorHAnsi" w:hAnsiTheme="majorHAnsi" w:hint="eastAsia"/>
+              </w:rPr>
+            </w:pPr>
+            <w:r>
+              <w:rPr>
+                <w:rFonts w:asciiTheme="majorHAnsi" w:eastAsiaTheme="majorHAnsi" w:hAnsiTheme="majorHAnsi" w:hint="eastAsia"/>
+              </w:rPr>
+              <w:t>[오후 8:12:51.840] TX  01 64 03 4A C1  (+3ms)</w:t>
+            </w:r>
+          </w:p>
+          <w:p>
+            <w:pPr>
+              <w:pStyle w:val="1-0"/>
+              <w:rPr>
+                <w:rFonts w:asciiTheme="majorHAnsi" w:eastAsiaTheme="majorHAnsi" w:hAnsiTheme="majorHAnsi" w:hint="eastAsia"/>
+              </w:rPr>
+            </w:pPr>
+            <w:r>
+              <w:rPr>
+                <w:rFonts w:asciiTheme="majorHAnsi" w:eastAsiaTheme="majorHAnsi" w:hAnsiTheme="majorHAnsi" w:hint="eastAsia"/>
+              </w:rPr>
+              <w:t>[오후 8:12:51.885] RX  01 64 03 00 0A 00 00 61 44 00 00 61 44 00 00 61 44 00 00 61 44 00 00 61 44 CF B5 60 44 EC 58 62 44 F9 08 60 44 46 D6 5F 44 E8 78 62 44 F7 FA  (+45ms)</w:t>
+            </w:r>
+          </w:p>
+          <w:p>
+            <w:pPr>
+              <w:pStyle w:val="1-0"/>
+              <w:rPr>
+                <w:rFonts w:asciiTheme="majorHAnsi" w:eastAsiaTheme="majorHAnsi" w:hAnsiTheme="majorHAnsi" w:hint="eastAsia"/>
+              </w:rPr>
+            </w:pPr>
+            <w:r>
+              <w:rPr>
+                <w:rFonts w:asciiTheme="majorHAnsi" w:eastAsiaTheme="majorHAnsi" w:hAnsiTheme="majorHAnsi" w:hint="eastAsia"/>
+              </w:rPr>
+              <w:t>[오후 8:12:51.886] TX  01 64 03 4A C1  (+1ms)</w:t>
+            </w:r>
+          </w:p>
+          <w:p>
+            <w:pPr>
+              <w:pStyle w:val="1-0"/>
+              <w:rPr>
+                <w:rFonts w:asciiTheme="majorHAnsi" w:eastAsiaTheme="majorHAnsi" w:hAnsiTheme="majorHAnsi" w:hint="eastAsia"/>
+              </w:rPr>
+            </w:pPr>
+            <w:r>
+              <w:rPr>
+                <w:rFonts w:asciiTheme="majorHAnsi" w:eastAsiaTheme="majorHAnsi" w:hAnsiTheme="majorHAnsi" w:hint="eastAsia"/>
+              </w:rPr>
+              <w:t>[오후 8:12:51.932] RX  01 64 03 00 08 00 00 61 44 00 00 61 44 00 00 61 44 00 00 61 44 8F 07 61 44 E2 18 5F 44 8C C1 61 44 A1 CB 61 44 C5 1E  (+46ms)</w:t>
+            </w:r>
+          </w:p>
+          <w:p>
+            <w:pPr>
+              <w:pStyle w:val="1-0"/>
+              <w:rPr>
+                <w:rFonts w:asciiTheme="majorHAnsi" w:eastAsiaTheme="majorHAnsi" w:hAnsiTheme="majorHAnsi" w:hint="eastAsia"/>
+              </w:rPr>
+            </w:pPr>
+            <w:r>
+              <w:rPr>
+                <w:rFonts w:asciiTheme="majorHAnsi" w:eastAsiaTheme="majorHAnsi" w:hAnsiTheme="majorHAnsi" w:hint="eastAsia"/>
+              </w:rPr>
+              <w:t>[오후 8:12:51.934] TX  01 64 03 4A C1  (+2ms)</w:t>
+            </w:r>
+          </w:p>
+          <w:p>
+            <w:pPr>
+              <w:pStyle w:val="1-0"/>
+              <w:rPr>
+                <w:rFonts w:asciiTheme="majorHAnsi" w:eastAsiaTheme="majorHAnsi" w:hAnsiTheme="majorHAnsi" w:hint="eastAsia"/>
+              </w:rPr>
+            </w:pPr>
+            <w:r>
+              <w:rPr>
+                <w:rFonts w:asciiTheme="majorHAnsi" w:eastAsiaTheme="majorHAnsi" w:hAnsiTheme="majorHAnsi" w:hint="eastAsia"/>
+              </w:rPr>
+              <w:t>[오후 8:12:51.980] RX  01 64 03 00 0A 00 00 61 44 00 00 61 44 00 00 61 44 00 00 61 44 00 00 61 44 A9 75 5F 44 A0 CC 60 44 82 8D 62 44 16 04 60 44 4B A9 5F 44 78 D6  (+46ms)</w:t>
+            </w:r>
+          </w:p>
+          <w:p>
+            <w:pPr>
+              <w:pStyle w:val="1-0"/>
+              <w:rPr>
+                <w:rFonts w:asciiTheme="majorHAnsi" w:eastAsiaTheme="majorHAnsi" w:hAnsiTheme="majorHAnsi" w:hint="eastAsia"/>
+              </w:rPr>
+            </w:pPr>
+            <w:r>
+              <w:rPr>
+                <w:rFonts w:asciiTheme="majorHAnsi" w:eastAsiaTheme="majorHAnsi" w:hAnsiTheme="majorHAnsi" w:hint="eastAsia"/>
+              </w:rPr>
+              <w:t>[오후 8:12:51.982] TX  01 64 03 4A C1  (+2ms)</w:t>
+            </w:r>
+          </w:p>
+          <w:p>
+            <w:pPr>
+              <w:pStyle w:val="1-0"/>
+              <w:rPr>
+                <w:rFonts w:asciiTheme="majorHAnsi" w:eastAsiaTheme="majorHAnsi" w:hAnsiTheme="majorHAnsi" w:hint="eastAsia"/>
+              </w:rPr>
+            </w:pPr>
+            <w:r>
+              <w:rPr>
+                <w:rFonts w:asciiTheme="majorHAnsi" w:eastAsiaTheme="majorHAnsi" w:hAnsiTheme="majorHAnsi" w:hint="eastAsia"/>
+              </w:rPr>
+              <w:t>[오후 8:12:52.028] RX  01 64 03 00 0A 00 00 61 44 00 00 61 44 00 00 61 44 00 00 61 44 00 00 61 44 78 61 62 44 AF F4 60 44 0C 60 5F 44 33 D3 61 44 88 09 62 44 1D FE  (+46ms)</w:t>
+            </w:r>
+          </w:p>
+          <w:p>
+            <w:pPr>
+              <w:pStyle w:val="1-0"/>
+              <w:rPr>
+                <w:rFonts w:asciiTheme="majorHAnsi" w:eastAsiaTheme="majorHAnsi" w:hAnsiTheme="majorHAnsi" w:hint="eastAsia"/>
+              </w:rPr>
+            </w:pPr>
+            <w:r>
+              <w:rPr>
+                <w:rFonts w:asciiTheme="majorHAnsi" w:eastAsiaTheme="majorHAnsi" w:hAnsiTheme="majorHAnsi" w:hint="eastAsia"/>
+              </w:rPr>
+              <w:t>[오후 8:12:52.030] TX  01 64 03 4A C1  (+2ms)</w:t>
+            </w:r>
+          </w:p>
+          <w:p>
+            <w:pPr>
+              <w:pStyle w:val="1-0"/>
+              <w:rPr>
+                <w:rFonts w:asciiTheme="majorHAnsi" w:eastAsiaTheme="majorHAnsi" w:hAnsiTheme="majorHAnsi" w:hint="eastAsia"/>
+              </w:rPr>
+            </w:pPr>
+            <w:r>
+              <w:rPr>
+                <w:rFonts w:asciiTheme="majorHAnsi" w:eastAsiaTheme="majorHAnsi" w:hAnsiTheme="majorHAnsi" w:hint="eastAsia"/>
+              </w:rPr>
+              <w:t>[오후 8:12:52.077] RX  01 64 03 00 0A 00 00 61 44 00 00 61 44 00 00 61 44 00 00 61 44 00 00 61 44 4D 48 5F 44 9C B4 60 44 0E 67 62 44 D0 1B 60 44 9F DE 5F 44 98 9A  (+47ms)</w:t>
+            </w:r>
+          </w:p>
+          <w:p>
+            <w:pPr>
+              <w:pStyle w:val="1-0"/>
+              <w:rPr>
+                <w:rFonts w:asciiTheme="majorHAnsi" w:eastAsiaTheme="majorHAnsi" w:hAnsiTheme="majorHAnsi" w:hint="eastAsia"/>
+              </w:rPr>
+            </w:pPr>
+            <w:r>
+              <w:rPr>
+                <w:rFonts w:asciiTheme="majorHAnsi" w:eastAsiaTheme="majorHAnsi" w:hAnsiTheme="majorHAnsi" w:hint="eastAsia"/>
+              </w:rPr>
+              <w:t>[오후 8:12:52.079] TX  01 64 03 4A C1  (+2ms)</w:t>
+            </w:r>
+          </w:p>
+          <w:p>
+            <w:pPr>
+              <w:pStyle w:val="1-0"/>
+              <w:rPr>
+                <w:rFonts w:asciiTheme="majorHAnsi" w:eastAsiaTheme="majorHAnsi" w:hAnsiTheme="majorHAnsi" w:hint="eastAsia"/>
+              </w:rPr>
+            </w:pPr>
+            <w:r>
+              <w:rPr>
+                <w:rFonts w:asciiTheme="majorHAnsi" w:eastAsiaTheme="majorHAnsi" w:hAnsiTheme="majorHAnsi" w:hint="eastAsia"/>
+              </w:rPr>
+              <w:t>[오후 8:12:52.125] RX  01 64 03 00 08 00 00 61 44 00 00 61 44 00 00 61 44 00 00 61 44 AA 83 62 44 DF 1A 61 44 76 24 5F 44 DE CA 61 44 28 EB  (+46ms)</w:t>
+            </w:r>
+          </w:p>
+          <w:p>
+            <w:pPr>
+              <w:pStyle w:val="1-0"/>
+              <w:rPr>
+                <w:rFonts w:asciiTheme="majorHAnsi" w:eastAsiaTheme="majorHAnsi" w:hAnsiTheme="majorHAnsi" w:hint="eastAsia"/>
+              </w:rPr>
+            </w:pPr>
+            <w:r>
+              <w:rPr>
+                <w:rFonts w:asciiTheme="majorHAnsi" w:eastAsiaTheme="majorHAnsi" w:hAnsiTheme="majorHAnsi" w:hint="eastAsia"/>
+              </w:rPr>
+              <w:lastRenderedPageBreak/>
+              <w:t>[오후 8:12:52.128] TX  01 64 03 4A C1  (+3ms)</w:t>
+            </w:r>
+          </w:p>
+          <w:p>
+            <w:pPr>
+              <w:pStyle w:val="1-0"/>
+              <w:rPr>
+                <w:rFonts w:asciiTheme="majorHAnsi" w:eastAsiaTheme="majorHAnsi" w:hAnsiTheme="majorHAnsi" w:hint="eastAsia"/>
+              </w:rPr>
+            </w:pPr>
+            <w:r>
+              <w:rPr>
+                <w:rFonts w:asciiTheme="majorHAnsi" w:eastAsiaTheme="majorHAnsi" w:hAnsiTheme="majorHAnsi" w:hint="eastAsia"/>
+              </w:rPr>
+              <w:t>[오후 8:12:52.172] RX  01 64 03 00 0A 00 00 61 44 00 00 61 44 00 00 61 44 00 00 61 44 00 00 61 44 69 E1 61 44 45 84 5F 44 2A D4 60 44 01 9D 62 44 30 16 60 44 79 64  (+44ms)</w:t>
+            </w:r>
+          </w:p>
+          <w:p>
+            <w:pPr>
+              <w:pStyle w:val="1-0"/>
+              <w:rPr>
+                <w:rFonts w:asciiTheme="majorHAnsi" w:eastAsiaTheme="majorHAnsi" w:hAnsiTheme="majorHAnsi" w:hint="eastAsia"/>
+              </w:rPr>
+            </w:pPr>
+            <w:r>
+              <w:rPr>
+                <w:rFonts w:asciiTheme="majorHAnsi" w:eastAsiaTheme="majorHAnsi" w:hAnsiTheme="majorHAnsi" w:hint="eastAsia"/>
+              </w:rPr>
+              <w:t>[오후 8:12:52.174] TX  01 64 03 4A C1  (+2ms)</w:t>
+            </w:r>
+          </w:p>
+          <w:p>
+            <w:pPr>
+              <w:pStyle w:val="1-0"/>
+              <w:rPr>
+                <w:rFonts w:asciiTheme="majorHAnsi" w:eastAsiaTheme="majorHAnsi" w:hAnsiTheme="majorHAnsi" w:hint="eastAsia"/>
+              </w:rPr>
+            </w:pPr>
+            <w:r>
+              <w:rPr>
+                <w:rFonts w:asciiTheme="majorHAnsi" w:eastAsiaTheme="majorHAnsi" w:hAnsiTheme="majorHAnsi" w:hint="eastAsia"/>
+              </w:rPr>
+              <w:t>[오후 8:12:52.220] RX  01 64 03 00 0A 00 00 61 44 00 00 61 44 00 00 61 44 00 00 61 44 00 00 61 44 9A B2 5F 44 18 6E 62 44 A2 04 61 44 60 6A 5F 44 0D DC 61 44 4C 66  (+46ms)</w:t>
+            </w:r>
+          </w:p>
+          <w:p>
+            <w:pPr>
+              <w:pStyle w:val="1-0"/>
+              <w:rPr>
+                <w:rFonts w:asciiTheme="majorHAnsi" w:eastAsiaTheme="majorHAnsi" w:hAnsiTheme="majorHAnsi" w:hint="eastAsia"/>
+              </w:rPr>
+            </w:pPr>
+            <w:r>
+              <w:rPr>
+                <w:rFonts w:asciiTheme="majorHAnsi" w:eastAsiaTheme="majorHAnsi" w:hAnsiTheme="majorHAnsi" w:hint="eastAsia"/>
+              </w:rPr>
+              <w:t>[오후 8:12:52.222] TX  01 04 D0 2D 00 01 99 03  (+2ms)</w:t>
+            </w:r>
+          </w:p>
+          <w:p>
+            <w:pPr>
+              <w:pStyle w:val="1-0"/>
+              <w:rPr>
+                <w:rFonts w:asciiTheme="majorHAnsi" w:eastAsiaTheme="majorHAnsi" w:hAnsiTheme="majorHAnsi" w:hint="eastAsia"/>
+              </w:rPr>
+            </w:pPr>
+            <w:r>
+              <w:rPr>
+                <w:rFonts w:asciiTheme="majorHAnsi" w:eastAsiaTheme="majorHAnsi" w:hAnsiTheme="majorHAnsi" w:hint="eastAsia"/>
+              </w:rPr>
+              <w:t>[오후 8:12:52.236] RX  01 04 02 03 7E 39 E0  (+14ms)</w:t>
+            </w:r>
+          </w:p>
+          <w:p>
+            <w:pPr>
+              <w:pStyle w:val="1-0"/>
+              <w:rPr>
+                <w:rFonts w:asciiTheme="majorHAnsi" w:eastAsiaTheme="majorHAnsi" w:hAnsiTheme="majorHAnsi" w:hint="eastAsia"/>
+              </w:rPr>
+            </w:pPr>
+            <w:r>
+              <w:rPr>
+                <w:rFonts w:asciiTheme="majorHAnsi" w:eastAsiaTheme="majorHAnsi" w:hAnsiTheme="majorHAnsi" w:hint="eastAsia"/>
+              </w:rPr>
+              <w:t>[오후 8:12:52.238] TX  01 64 03 4A C1  (+2ms)</w:t>
+            </w:r>
+          </w:p>
+          <w:p>
+            <w:pPr>
+              <w:pStyle w:val="1-0"/>
+              <w:rPr>
+                <w:rFonts w:asciiTheme="majorHAnsi" w:eastAsiaTheme="majorHAnsi" w:hAnsiTheme="majorHAnsi" w:hint="eastAsia"/>
+              </w:rPr>
+            </w:pPr>
+            <w:r>
+              <w:rPr>
+                <w:rFonts w:asciiTheme="majorHAnsi" w:eastAsiaTheme="majorHAnsi" w:hAnsiTheme="majorHAnsi" w:hint="eastAsia"/>
+              </w:rPr>
+              <w:t>[오후 8:12:52.284] RX  01 64 03 00 0C 00 00 61 44 00 00 61 44 00 00 61 44 00 00 61 44 00 00 61 44 00 00 61 44 1B 1A 62 44 A7 58 5F 44 03 C0 60 44 20 72 62 44 D9 28 60 44 22 E6 5F 44 81 78  (+46ms)</w:t>
+            </w:r>
+          </w:p>
+          <w:p>
+            <w:pPr>
+              <w:pStyle w:val="1-0"/>
+              <w:rPr>
+                <w:rFonts w:asciiTheme="majorHAnsi" w:eastAsiaTheme="majorHAnsi" w:hAnsiTheme="majorHAnsi" w:hint="eastAsia"/>
+              </w:rPr>
+            </w:pPr>
+            <w:r>
+              <w:rPr>
+                <w:rFonts w:asciiTheme="majorHAnsi" w:eastAsiaTheme="majorHAnsi" w:hAnsiTheme="majorHAnsi" w:hint="eastAsia"/>
+              </w:rPr>
+              <w:t>[오후 8:12:52.287] TX  01 64 03 4A C1  (+3ms)</w:t>
+            </w:r>
+          </w:p>
+          <w:p>
+            <w:pPr>
+              <w:pStyle w:val="1-0"/>
+              <w:rPr>
+                <w:rFonts w:asciiTheme="majorHAnsi" w:eastAsiaTheme="majorHAnsi" w:hAnsiTheme="majorHAnsi" w:hint="eastAsia"/>
+              </w:rPr>
+            </w:pPr>
+            <w:r>
+              <w:rPr>
+                <w:rFonts w:asciiTheme="majorHAnsi" w:eastAsiaTheme="majorHAnsi" w:hAnsiTheme="majorHAnsi" w:hint="eastAsia"/>
+              </w:rPr>
+              <w:t>[오후 8:12:52.332] RX  01 64 03 00 0A 00 00 61 44 00 00 61 44 00 00 61 44 00 00 61 44 00 00 61 44 E5 8D 62 44 D5 2A 61 44 7C 2E 5F 44 72 D2 61 44 E0 EB 61 44 FD 3E  (+45ms)</w:t>
+            </w:r>
+          </w:p>
+          <w:p>
+            <w:pPr>
+              <w:pStyle w:val="1-0"/>
+              <w:rPr>
+                <w:rFonts w:asciiTheme="majorHAnsi" w:eastAsiaTheme="majorHAnsi" w:hAnsiTheme="majorHAnsi" w:hint="eastAsia"/>
+              </w:rPr>
+            </w:pPr>
+            <w:r>
+              <w:rPr>
+                <w:rFonts w:asciiTheme="majorHAnsi" w:eastAsiaTheme="majorHAnsi" w:hAnsiTheme="majorHAnsi" w:hint="eastAsia"/>
+              </w:rPr>
+              <w:t>[오후 8:12:52.334] TX  01 64 03 4A C1  (+2ms)</w:t>
+            </w:r>
+          </w:p>
+          <w:p>
+            <w:pPr>
+              <w:pStyle w:val="1-0"/>
+              <w:rPr>
+                <w:rFonts w:asciiTheme="majorHAnsi" w:eastAsiaTheme="majorHAnsi" w:hAnsiTheme="majorHAnsi" w:hint="eastAsia"/>
+              </w:rPr>
+            </w:pPr>
+            <w:r>
+              <w:rPr>
+                <w:rFonts w:asciiTheme="majorHAnsi" w:eastAsiaTheme="majorHAnsi" w:hAnsiTheme="majorHAnsi" w:hint="eastAsia"/>
+              </w:rPr>
+              <w:t>[오후 8:12:52.380] RX  01 64 03 00 0A 00 00 61 44 00 00 61 44 00 00 61 44 00 00 61 44 00 00 61 44 76 8F 5F 44 8A D6 60 44 DD A5 62 44 1A 21 60 44 AB B5 5F 44 C5 F7  (+46ms)</w:t>
+            </w:r>
+          </w:p>
+          <w:p>
+            <w:pPr>
+              <w:pStyle w:val="1-0"/>
+              <w:rPr>
+                <w:rFonts w:asciiTheme="majorHAnsi" w:eastAsiaTheme="majorHAnsi" w:hAnsiTheme="majorHAnsi" w:hint="eastAsia"/>
+              </w:rPr>
+            </w:pPr>
+            <w:r>
+              <w:rPr>
+                <w:rFonts w:asciiTheme="majorHAnsi" w:eastAsiaTheme="majorHAnsi" w:hAnsiTheme="majorHAnsi" w:hint="eastAsia"/>
+              </w:rPr>
+              <w:t>[오후 8:12:52.383] TX  01 64 03 4A C1  (+3ms)</w:t>
+            </w:r>
+          </w:p>
+          <w:p>
+            <w:pPr>
+              <w:pStyle w:val="1-0"/>
+              <w:rPr>
+                <w:rFonts w:asciiTheme="majorHAnsi" w:eastAsiaTheme="majorHAnsi" w:hAnsiTheme="majorHAnsi" w:hint="eastAsia"/>
+              </w:rPr>
+            </w:pPr>
+            <w:r>
+              <w:rPr>
+                <w:rFonts w:asciiTheme="majorHAnsi" w:eastAsiaTheme="majorHAnsi" w:hAnsiTheme="majorHAnsi" w:hint="eastAsia"/>
+              </w:rPr>
+              <w:t>[오후 8:12:52.428] RX  01 64 03 00 0A 00 00 61 44 00 00 61 44 00 00 61 44 00 00 61 44 00 00 61 44 94 76 62 44 1A 0F 61 44 E9 70 5F 44 B1 DD 61 44 D1 20 62 44 98 88  (+45ms)</w:t>
+            </w:r>
+          </w:p>
+          <w:p>
+            <w:pPr>
+              <w:pStyle w:val="1-0"/>
+              <w:rPr>
+                <w:rFonts w:asciiTheme="majorHAnsi" w:eastAsiaTheme="majorHAnsi" w:hAnsiTheme="majorHAnsi" w:hint="eastAsia"/>
+              </w:rPr>
+            </w:pPr>
+            <w:r>
+              <w:rPr>
+                <w:rFonts w:asciiTheme="majorHAnsi" w:eastAsiaTheme="majorHAnsi" w:hAnsiTheme="majorHAnsi" w:hint="eastAsia"/>
+              </w:rPr>
+              <w:t>[오후 8:12:52.430] TX  01 64 03 4A C1  (+2ms)</w:t>
+            </w:r>
+          </w:p>
+          <w:p>
+            <w:pPr>
+              <w:pStyle w:val="1-0"/>
+              <w:rPr>
+                <w:rFonts w:asciiTheme="majorHAnsi" w:eastAsiaTheme="majorHAnsi" w:hAnsiTheme="majorHAnsi" w:hint="eastAsia"/>
+              </w:rPr>
+            </w:pPr>
+            <w:r>
+              <w:rPr>
+                <w:rFonts w:asciiTheme="majorHAnsi" w:eastAsiaTheme="majorHAnsi" w:hAnsiTheme="majorHAnsi" w:hint="eastAsia"/>
+              </w:rPr>
+              <w:t>[오후 8:12:52.476] RX  01 64 03 00 0A 00 00 61 44 00 00 61 44 00 00 61 44 00 00 61 44 00 00 61 44 FB 5B 5F 44 C6 BF 60 44 14 78 62 44 1C 31 60 44 9E ED 5F 44 F0 CA  (+46ms)</w:t>
+            </w:r>
+          </w:p>
+          <w:p>
+            <w:pPr>
+              <w:pStyle w:val="1-0"/>
+              <w:rPr>
+                <w:rFonts w:asciiTheme="majorHAnsi" w:eastAsiaTheme="majorHAnsi" w:hAnsiTheme="majorHAnsi" w:hint="eastAsia"/>
+              </w:rPr>
+            </w:pPr>
+            <w:r>
+              <w:rPr>
+                <w:rFonts w:asciiTheme="majorHAnsi" w:eastAsiaTheme="majorHAnsi" w:hAnsiTheme="majorHAnsi" w:hint="eastAsia"/>
+              </w:rPr>
+              <w:t>[오후 8:12:52.478] TX  01 64 03 4A C1  (+2ms)</w:t>
+            </w:r>
+          </w:p>
+          <w:p>
+            <w:pPr>
+              <w:pStyle w:val="1-0"/>
+              <w:rPr>
+                <w:rFonts w:asciiTheme="majorHAnsi" w:eastAsiaTheme="majorHAnsi" w:hAnsiTheme="majorHAnsi" w:hint="eastAsia"/>
+              </w:rPr>
+            </w:pPr>
+            <w:r>
+              <w:rPr>
+                <w:rFonts w:asciiTheme="majorHAnsi" w:eastAsiaTheme="majorHAnsi" w:hAnsiTheme="majorHAnsi" w:hint="eastAsia"/>
+              </w:rPr>
+              <w:t>[오후 8:12:52.525] RX  01 64 03 00 08 00 00 61 44 00 00 61 44 00 00 61 44 00 00 61 44 CF 93 62 44 07 36 61 44 AB 36 5F 44 18 D8 61 44 06 24  (+47ms)</w:t>
+            </w:r>
+          </w:p>
+          <w:p>
+            <w:pPr>
+              <w:pStyle w:val="1-0"/>
+              <w:rPr>
+                <w:rFonts w:asciiTheme="majorHAnsi" w:eastAsiaTheme="majorHAnsi" w:hAnsiTheme="majorHAnsi" w:hint="eastAsia"/>
+              </w:rPr>
+            </w:pPr>
+            <w:r>
+              <w:rPr>
+                <w:rFonts w:asciiTheme="majorHAnsi" w:eastAsiaTheme="majorHAnsi" w:hAnsiTheme="majorHAnsi" w:hint="eastAsia"/>
+              </w:rPr>
+              <w:t>[오후 8:12:52.527] TX  01 64 03 4A C1  (+2ms)</w:t>
+            </w:r>
+          </w:p>
+          <w:p>
+            <w:pPr>
+              <w:pStyle w:val="1-0"/>
+              <w:rPr>
+                <w:rFonts w:asciiTheme="majorHAnsi" w:eastAsiaTheme="majorHAnsi" w:hAnsiTheme="majorHAnsi" w:hint="eastAsia"/>
+              </w:rPr>
+            </w:pPr>
+            <w:r>
+              <w:rPr>
+                <w:rFonts w:asciiTheme="majorHAnsi" w:eastAsiaTheme="majorHAnsi" w:hAnsiTheme="majorHAnsi" w:hint="eastAsia"/>
+              </w:rPr>
+              <w:t>[오후 8:12:52.572] RX  01 64 03 00 0A 00 00 61 44 00 00 61 44 00 00 61 44 00 00 61 44 00 00 61 44 91 F3 61 44 06 99 5F 44 17 E2 60 44 0A B1 62 44 E0 29 60 44 35 1D  (+45ms)</w:t>
+            </w:r>
+          </w:p>
+          <w:p>
+            <w:pPr>
+              <w:pStyle w:val="1-0"/>
+              <w:rPr>
+                <w:rFonts w:asciiTheme="majorHAnsi" w:eastAsiaTheme="majorHAnsi" w:hAnsiTheme="majorHAnsi" w:hint="eastAsia"/>
+              </w:rPr>
+            </w:pPr>
+            <w:r>
+              <w:rPr>
+                <w:rFonts w:asciiTheme="majorHAnsi" w:eastAsiaTheme="majorHAnsi" w:hAnsiTheme="majorHAnsi" w:hint="eastAsia"/>
+              </w:rPr>
+              <w:t>[오후 8:12:52.574] TX  01 64 03 4A C1  (+2ms)</w:t>
+            </w:r>
+          </w:p>
+          <w:p>
+            <w:pPr>
+              <w:pStyle w:val="1-0"/>
+              <w:rPr>
+                <w:rFonts w:asciiTheme="majorHAnsi" w:eastAsiaTheme="majorHAnsi" w:hAnsiTheme="majorHAnsi" w:hint="eastAsia"/>
+              </w:rPr>
+            </w:pPr>
+            <w:r>
+              <w:rPr>
+                <w:rFonts w:asciiTheme="majorHAnsi" w:eastAsiaTheme="majorHAnsi" w:hAnsiTheme="majorHAnsi" w:hint="eastAsia"/>
+              </w:rPr>
+              <w:t>[오후 8:12:52.620] RX  01 64 03 00 0A 00 00 61 44 00 00 61 44 00 00 61 44 00 00 61 44 00 00 61 44 6C BE 5F 44 99 7C 62 44 93 17 61 44 CB 76 5F 44 36 E2 61 44 AD 6C  (+46ms)</w:t>
+            </w:r>
+          </w:p>
+          <w:p>
+            <w:pPr>
+              <w:pStyle w:val="1-0"/>
+              <w:rPr>
+                <w:rFonts w:asciiTheme="majorHAnsi" w:eastAsiaTheme="majorHAnsi" w:hAnsiTheme="majorHAnsi" w:hint="eastAsia"/>
+              </w:rPr>
+            </w:pPr>
+            <w:r>
+              <w:rPr>
+                <w:rFonts w:asciiTheme="majorHAnsi" w:eastAsiaTheme="majorHAnsi" w:hAnsiTheme="majorHAnsi" w:hint="eastAsia"/>
+              </w:rPr>
+              <w:t>[오후 8:12:52.622] TX  01 64 03 4A C1  (+2ms)</w:t>
+            </w:r>
+          </w:p>
+          <w:p>
+            <w:pPr>
+              <w:pStyle w:val="1-0"/>
+              <w:rPr>
+                <w:rFonts w:asciiTheme="majorHAnsi" w:eastAsiaTheme="majorHAnsi" w:hAnsiTheme="majorHAnsi" w:hint="eastAsia"/>
+              </w:rPr>
+            </w:pPr>
+            <w:r>
+              <w:rPr>
+                <w:rFonts w:asciiTheme="majorHAnsi" w:eastAsiaTheme="majorHAnsi" w:hAnsiTheme="majorHAnsi" w:hint="eastAsia"/>
+              </w:rPr>
+              <w:t>[오후 8:12:52.668] RX  01 64 03 00 0A 00 00 61 44 00 00 61 44 00 00 61 44 00 00 61 44 00 00 61 44 7C 27 62 44 E9 63 5F 44 1A C5 60 44 D9 7C 62 44 B9 31 60 44 9E 97  (+46ms)</w:t>
+            </w:r>
+          </w:p>
+          <w:p>
+            <w:pPr>
+              <w:pStyle w:val="1-0"/>
+              <w:rPr>
+                <w:rFonts w:asciiTheme="majorHAnsi" w:eastAsiaTheme="majorHAnsi" w:hAnsiTheme="majorHAnsi" w:hint="eastAsia"/>
+              </w:rPr>
+            </w:pPr>
+            <w:r>
+              <w:rPr>
+                <w:rFonts w:asciiTheme="majorHAnsi" w:eastAsiaTheme="majorHAnsi" w:hAnsiTheme="majorHAnsi" w:hint="eastAsia"/>
+              </w:rPr>
+              <w:t>[오후 8:12:52.670] TX  01 64 03 4A C1  (+2ms)</w:t>
+            </w:r>
+          </w:p>
+          <w:p>
+            <w:pPr>
+              <w:pStyle w:val="1-0"/>
+              <w:rPr>
+                <w:rFonts w:asciiTheme="majorHAnsi" w:eastAsiaTheme="majorHAnsi" w:hAnsiTheme="majorHAnsi" w:hint="eastAsia"/>
+              </w:rPr>
+            </w:pPr>
+            <w:r>
+              <w:rPr>
+                <w:rFonts w:asciiTheme="majorHAnsi" w:eastAsiaTheme="majorHAnsi" w:hAnsiTheme="majorHAnsi" w:hint="eastAsia"/>
+              </w:rPr>
+              <w:lastRenderedPageBreak/>
+              <w:t>[오후 8:12:52.716] RX  01 64 03 00 0A 00 00 61 44 00 00 61 44 00 00 61 44 00 00 61 44 00 00 61 44 F5 E7 5F 44 E3 8F 62 44 62 32 61 44 A8 32 5F 44 C5 D5 61 44 76 53  (+46ms)</w:t>
+            </w:r>
+          </w:p>
+          <w:p>
+            <w:pPr>
+              <w:pStyle w:val="1-0"/>
+              <w:rPr>
+                <w:rFonts w:asciiTheme="majorHAnsi" w:eastAsiaTheme="majorHAnsi" w:hAnsiTheme="majorHAnsi" w:hint="eastAsia"/>
+              </w:rPr>
+            </w:pPr>
+            <w:r>
+              <w:rPr>
+                <w:rFonts w:asciiTheme="majorHAnsi" w:eastAsiaTheme="majorHAnsi" w:hAnsiTheme="majorHAnsi" w:hint="eastAsia"/>
+              </w:rPr>
+              <w:t>[오후 8:12:52.720] TX  01 64 03 4A C1  (+4ms)</w:t>
+            </w:r>
+          </w:p>
+          <w:p>
+            <w:pPr>
+              <w:pStyle w:val="1-0"/>
+              <w:rPr>
+                <w:rFonts w:asciiTheme="majorHAnsi" w:eastAsiaTheme="majorHAnsi" w:hAnsiTheme="majorHAnsi" w:hint="eastAsia"/>
+              </w:rPr>
+            </w:pPr>
+            <w:r>
+              <w:rPr>
+                <w:rFonts w:asciiTheme="majorHAnsi" w:eastAsiaTheme="majorHAnsi" w:hAnsiTheme="majorHAnsi" w:hint="eastAsia"/>
+              </w:rPr>
+              <w:t>[오후 8:12:52.764] RX  01 64 03 00 0A 00 00 61 44 00 00 61 44 00 00 61 44 00 00 61 44 00 00 61 44 23 F2 61 44 4A 96 5F 44 37 DA 60 44 A4 AB 62 44 11 29 60 44 06 CE  (+44ms)</w:t>
+            </w:r>
+          </w:p>
+          <w:p>
+            <w:pPr>
+              <w:pStyle w:val="1-0"/>
+              <w:rPr>
+                <w:rFonts w:asciiTheme="majorHAnsi" w:eastAsiaTheme="majorHAnsi" w:hAnsiTheme="majorHAnsi" w:hint="eastAsia"/>
+              </w:rPr>
+            </w:pPr>
+            <w:r>
+              <w:rPr>
+                <w:rFonts w:asciiTheme="majorHAnsi" w:eastAsiaTheme="majorHAnsi" w:hAnsiTheme="majorHAnsi" w:hint="eastAsia"/>
+              </w:rPr>
+              <w:t>[오후 8:12:52.768] TX  01 04 D0 2D 00 01 99 03  (+4ms)</w:t>
+            </w:r>
+          </w:p>
+          <w:p>
+            <w:pPr>
+              <w:pStyle w:val="1-0"/>
+              <w:rPr>
+                <w:rFonts w:asciiTheme="majorHAnsi" w:eastAsiaTheme="majorHAnsi" w:hAnsiTheme="majorHAnsi" w:hint="eastAsia"/>
+              </w:rPr>
+            </w:pPr>
+            <w:r>
+              <w:rPr>
+                <w:rFonts w:asciiTheme="majorHAnsi" w:eastAsiaTheme="majorHAnsi" w:hAnsiTheme="majorHAnsi" w:hint="eastAsia"/>
+              </w:rPr>
+              <w:t>[오후 8:12:52.780] RX  01 04 02 03 80 B8 60  (+12ms)</w:t>
+            </w:r>
+          </w:p>
+          <w:p>
+            <w:pPr>
+              <w:pStyle w:val="1-0"/>
+              <w:rPr>
+                <w:rFonts w:asciiTheme="majorHAnsi" w:eastAsiaTheme="majorHAnsi" w:hAnsiTheme="majorHAnsi" w:hint="eastAsia"/>
+              </w:rPr>
+            </w:pPr>
+            <w:r>
+              <w:rPr>
+                <w:rFonts w:asciiTheme="majorHAnsi" w:eastAsiaTheme="majorHAnsi" w:hAnsiTheme="majorHAnsi" w:hint="eastAsia"/>
+              </w:rPr>
+              <w:t>[오후 8:12:52.782] TX  01 64 03 4A C1  (+2ms)</w:t>
+            </w:r>
+          </w:p>
+          <w:p>
+            <w:pPr>
+              <w:pStyle w:val="1-0"/>
+              <w:rPr>
+                <w:rFonts w:asciiTheme="majorHAnsi" w:eastAsiaTheme="majorHAnsi" w:hAnsiTheme="majorHAnsi" w:hint="eastAsia"/>
+              </w:rPr>
+            </w:pPr>
+            <w:r>
+              <w:rPr>
+                <w:rFonts w:asciiTheme="majorHAnsi" w:eastAsiaTheme="majorHAnsi" w:hAnsiTheme="majorHAnsi" w:hint="eastAsia"/>
+              </w:rPr>
+              <w:t>[오후 8:12:52.829] RX  01 64 03 00 0C 00 00 61 44 00 00 61 44 00 00 61 44 00 00 61 44 00 00 61 44 00 00 61 44 5D B9 5F 44 D4 7C 62 44 E1 1A 61 44 3D 78 5F 44 A9 E6 61 44 81 2B 62 44 9D CB  (+47ms)</w:t>
+            </w:r>
+          </w:p>
+          <w:p>
+            <w:pPr>
+              <w:pStyle w:val="1-0"/>
+              <w:rPr>
+                <w:rFonts w:asciiTheme="majorHAnsi" w:eastAsiaTheme="majorHAnsi" w:hAnsiTheme="majorHAnsi" w:hint="eastAsia"/>
+              </w:rPr>
+            </w:pPr>
+            <w:r>
+              <w:rPr>
+                <w:rFonts w:asciiTheme="majorHAnsi" w:eastAsiaTheme="majorHAnsi" w:hAnsiTheme="majorHAnsi" w:hint="eastAsia"/>
+              </w:rPr>
+              <w:t>[오후 8:12:52.832] TX  01 64 03 4A C1  (+3ms)</w:t>
+            </w:r>
+          </w:p>
+          <w:p>
+            <w:pPr>
+              <w:pStyle w:val="1-0"/>
+              <w:rPr>
+                <w:rFonts w:asciiTheme="majorHAnsi" w:eastAsiaTheme="majorHAnsi" w:hAnsiTheme="majorHAnsi" w:hint="eastAsia"/>
+              </w:rPr>
+            </w:pPr>
+            <w:r>
+              <w:rPr>
+                <w:rFonts w:asciiTheme="majorHAnsi" w:eastAsiaTheme="majorHAnsi" w:hAnsiTheme="majorHAnsi" w:hint="eastAsia"/>
+              </w:rPr>
+              <w:t>[오후 8:12:52.876] RX  01 64 03 00 0A 00 00 61 44 00 00 61 44 00 00 61 44 00 00 61 44 00 00 61 44 1A 68 5F 44 FB C4 60 44 42 7F 62 44 53 38 60 44 46 EF 5F 44 2F 23  (+44ms)</w:t>
+            </w:r>
+          </w:p>
+          <w:p>
+            <w:pPr>
+              <w:pStyle w:val="1-0"/>
+              <w:rPr>
+                <w:rFonts w:asciiTheme="majorHAnsi" w:eastAsiaTheme="majorHAnsi" w:hAnsiTheme="majorHAnsi" w:hint="eastAsia"/>
+              </w:rPr>
+            </w:pPr>
+            <w:r>
+              <w:rPr>
+                <w:rFonts w:asciiTheme="majorHAnsi" w:eastAsiaTheme="majorHAnsi" w:hAnsiTheme="majorHAnsi" w:hint="eastAsia"/>
+              </w:rPr>
+              <w:t>[오후 8:12:52.879] TX  01 64 03 4A C1  (+3ms)</w:t>
+            </w:r>
+          </w:p>
+          <w:p>
+            <w:pPr>
+              <w:pStyle w:val="1-0"/>
+              <w:rPr>
+                <w:rFonts w:asciiTheme="majorHAnsi" w:eastAsiaTheme="majorHAnsi" w:hAnsiTheme="majorHAnsi" w:hint="eastAsia"/>
+              </w:rPr>
+            </w:pPr>
+            <w:r>
+              <w:rPr>
+                <w:rFonts w:asciiTheme="majorHAnsi" w:eastAsiaTheme="majorHAnsi" w:hAnsiTheme="majorHAnsi" w:hint="eastAsia"/>
+              </w:rPr>
+              <w:t>[오후 8:12:52.925] RX  01 64 03 00 0A 00 00 61 44 00 00 61 44 00 00 61 44 00 00 61 44 00 00 61 44 60 92 62 44 62 34 61 44 65 33 5F 44 9F D3 61 44 61 F6 61 44 C1 49  (+46ms)</w:t>
+            </w:r>
+          </w:p>
+          <w:p>
+            <w:pPr>
+              <w:pStyle w:val="1-0"/>
+              <w:rPr>
+                <w:rFonts w:asciiTheme="majorHAnsi" w:eastAsiaTheme="majorHAnsi" w:hAnsiTheme="majorHAnsi" w:hint="eastAsia"/>
+              </w:rPr>
+            </w:pPr>
+            <w:r>
+              <w:rPr>
+                <w:rFonts w:asciiTheme="majorHAnsi" w:eastAsiaTheme="majorHAnsi" w:hAnsiTheme="majorHAnsi" w:hint="eastAsia"/>
+              </w:rPr>
+              <w:t>[오후 8:12:52.929] TX  01 64 03 4A C1  (+4ms)</w:t>
+            </w:r>
+          </w:p>
+          <w:p>
+            <w:pPr>
+              <w:pStyle w:val="1-0"/>
+              <w:rPr>
+                <w:rFonts w:asciiTheme="majorHAnsi" w:eastAsiaTheme="majorHAnsi" w:hAnsiTheme="majorHAnsi" w:hint="eastAsia"/>
+              </w:rPr>
+            </w:pPr>
+            <w:r>
+              <w:rPr>
+                <w:rFonts w:asciiTheme="majorHAnsi" w:eastAsiaTheme="majorHAnsi" w:hAnsiTheme="majorHAnsi" w:hint="eastAsia"/>
+              </w:rPr>
+              <w:t>[오후 8:12:52.972] RX  01 64 03 00 0A 00 00 61 44 00 00 61 44 00 00 61 44 00 00 61 44 00 00 61 44 45 99 5F 44 4D DB 60 44 D9 AE 62 44 2A 2F 60 44 45 C1 5F 44 1A 11  (+43ms)</w:t>
+            </w:r>
+          </w:p>
+          <w:p>
+            <w:pPr>
+              <w:pStyle w:val="1-0"/>
+              <w:rPr>
+                <w:rFonts w:asciiTheme="majorHAnsi" w:eastAsiaTheme="majorHAnsi" w:hAnsiTheme="majorHAnsi" w:hint="eastAsia"/>
+              </w:rPr>
+            </w:pPr>
+            <w:r>
+              <w:rPr>
+                <w:rFonts w:asciiTheme="majorHAnsi" w:eastAsiaTheme="majorHAnsi" w:hAnsiTheme="majorHAnsi" w:hint="eastAsia"/>
+              </w:rPr>
+              <w:t>[오후 8:12:52.974] TX  01 64 03 4A C1  (+2ms)</w:t>
+            </w:r>
+          </w:p>
+          <w:p>
+            <w:pPr>
+              <w:pStyle w:val="1-0"/>
+              <w:rPr>
+                <w:rFonts w:asciiTheme="majorHAnsi" w:eastAsiaTheme="majorHAnsi" w:hAnsiTheme="majorHAnsi" w:hint="eastAsia"/>
+              </w:rPr>
+            </w:pPr>
+            <w:r>
+              <w:rPr>
+                <w:rFonts w:asciiTheme="majorHAnsi" w:eastAsiaTheme="majorHAnsi" w:hAnsiTheme="majorHAnsi" w:hint="eastAsia"/>
+              </w:rPr>
+              <w:t>[오후 8:12:53.020] RX  01 64 03 00 08 00 00 61 44 00 00 61 44 00 00 61 44 00 00 61 44 6A 82 62 44 22 1F 61 44 5C 7E 5F 44 54 ED 61 44 E4 D4  (+46ms)</w:t>
+            </w:r>
+          </w:p>
+          <w:p>
+            <w:pPr>
+              <w:pStyle w:val="1-0"/>
+              <w:rPr>
+                <w:rFonts w:asciiTheme="majorHAnsi" w:eastAsiaTheme="majorHAnsi" w:hAnsiTheme="majorHAnsi" w:hint="eastAsia"/>
+              </w:rPr>
+            </w:pPr>
+            <w:r>
+              <w:rPr>
+                <w:rFonts w:asciiTheme="majorHAnsi" w:eastAsiaTheme="majorHAnsi" w:hAnsiTheme="majorHAnsi" w:hint="eastAsia"/>
+              </w:rPr>
+              <w:t>[오후 8:12:53.022] TX  01 64 03 4A C1  (+2ms)</w:t>
+            </w:r>
+          </w:p>
+          <w:p>
+            <w:pPr>
+              <w:pStyle w:val="1-0"/>
+              <w:rPr>
+                <w:rFonts w:asciiTheme="majorHAnsi" w:eastAsiaTheme="majorHAnsi" w:hAnsiTheme="majorHAnsi" w:hint="eastAsia"/>
+              </w:rPr>
+            </w:pPr>
+            <w:r>
+              <w:rPr>
+                <w:rFonts w:asciiTheme="majorHAnsi" w:eastAsiaTheme="majorHAnsi" w:hAnsiTheme="majorHAnsi" w:hint="eastAsia"/>
+              </w:rPr>
+              <w:t>[오후 8:12:53.068] RX  01 64 03 00 0A 00 00 61 44 00 00 61 44 00 00 61 44 00 00 61 44 00 00 61 44 7D 32 62 44 F0 6F 5F 44 D9 D1 60 44 B0 89 62 44 65 41 60 44 73 65  (+46ms)</w:t>
+            </w:r>
+          </w:p>
+          <w:p>
+            <w:pPr>
+              <w:pStyle w:val="1-0"/>
+              <w:rPr>
+                <w:rFonts w:asciiTheme="majorHAnsi" w:eastAsiaTheme="majorHAnsi" w:hAnsiTheme="majorHAnsi" w:hint="eastAsia"/>
+              </w:rPr>
+            </w:pPr>
+            <w:r>
+              <w:rPr>
+                <w:rFonts w:asciiTheme="majorHAnsi" w:eastAsiaTheme="majorHAnsi" w:hAnsiTheme="majorHAnsi" w:hint="eastAsia"/>
+              </w:rPr>
+              <w:t>[오후 8:12:53.072] TX  01 64 03 4A C1  (+4ms)</w:t>
+            </w:r>
+          </w:p>
+          <w:p>
+            <w:pPr>
+              <w:pStyle w:val="1-0"/>
+              <w:rPr>
+                <w:rFonts w:asciiTheme="majorHAnsi" w:eastAsiaTheme="majorHAnsi" w:hAnsiTheme="majorHAnsi" w:hint="eastAsia"/>
+              </w:rPr>
+            </w:pPr>
+            <w:r>
+              <w:rPr>
+                <w:rFonts w:asciiTheme="majorHAnsi" w:eastAsiaTheme="majorHAnsi" w:hAnsiTheme="majorHAnsi" w:hint="eastAsia"/>
+              </w:rPr>
+              <w:t>[오후 8:12:53.116] RX  01 64 03 00 0A 00 00 61 44 00 00 61 44 00 00 61 44 00 00 61 44 00 00 61 44 B2 FA 5F 44 AA A0 62 44 C1 42 61 44 11 45 5F 44 E5 E8 61 44 C4 EE  (+44ms)</w:t>
+            </w:r>
+          </w:p>
+          <w:p>
+            <w:pPr>
+              <w:pStyle w:val="1-0"/>
+              <w:rPr>
+                <w:rFonts w:asciiTheme="majorHAnsi" w:eastAsiaTheme="majorHAnsi" w:hAnsiTheme="majorHAnsi" w:hint="eastAsia"/>
+              </w:rPr>
+            </w:pPr>
+            <w:r>
+              <w:rPr>
+                <w:rFonts w:asciiTheme="majorHAnsi" w:eastAsiaTheme="majorHAnsi" w:hAnsiTheme="majorHAnsi" w:hint="eastAsia"/>
+              </w:rPr>
+              <w:t>[오후 8:12:53.118] TX  01 64 03 4A C1  (+2ms)</w:t>
+            </w:r>
+          </w:p>
+          <w:p>
+            <w:pPr>
+              <w:pStyle w:val="1-0"/>
+              <w:rPr>
+                <w:rFonts w:asciiTheme="majorHAnsi" w:eastAsiaTheme="majorHAnsi" w:hAnsiTheme="majorHAnsi" w:hint="eastAsia"/>
+              </w:rPr>
+            </w:pPr>
+            <w:r>
+              <w:rPr>
+                <w:rFonts w:asciiTheme="majorHAnsi" w:eastAsiaTheme="majorHAnsi" w:hAnsiTheme="majorHAnsi" w:hint="eastAsia"/>
+              </w:rPr>
+              <w:t>[오후 8:12:53.164] RX  01 64 03 00 0A 00 00 61 44 00 00 61 44 00 00 61 44 00 00 61 44 00 00 61 44 64 04 62 44 4E A9 5F 44 7D EE 60 44 AD BD 62 44 F1 3C 60 44 A9 04  (+46ms)</w:t>
+            </w:r>
+          </w:p>
+          <w:p>
+            <w:pPr>
+              <w:pStyle w:val="1-0"/>
+              <w:rPr>
+                <w:rFonts w:asciiTheme="majorHAnsi" w:eastAsiaTheme="majorHAnsi" w:hAnsiTheme="majorHAnsi" w:hint="eastAsia"/>
+              </w:rPr>
+            </w:pPr>
+            <w:r>
+              <w:rPr>
+                <w:rFonts w:asciiTheme="majorHAnsi" w:eastAsiaTheme="majorHAnsi" w:hAnsiTheme="majorHAnsi" w:hint="eastAsia"/>
+              </w:rPr>
+              <w:t>[오후 8:12:53.166] TX  01 64 03 4A C1  (+2ms)</w:t>
+            </w:r>
+          </w:p>
+          <w:p>
+            <w:pPr>
+              <w:pStyle w:val="1-0"/>
+              <w:rPr>
+                <w:rFonts w:asciiTheme="majorHAnsi" w:eastAsiaTheme="majorHAnsi" w:hAnsiTheme="majorHAnsi" w:hint="eastAsia"/>
+              </w:rPr>
+            </w:pPr>
+            <w:r>
+              <w:rPr>
+                <w:rFonts w:asciiTheme="majorHAnsi" w:eastAsiaTheme="majorHAnsi" w:hAnsiTheme="majorHAnsi" w:hint="eastAsia"/>
+              </w:rPr>
+              <w:t>[오후 8:12:53.212] RX  01 64 03 00 08 00 00 61 44 00 00 61 44 00 00 61 44 00 00 61 44 E7 D2 5F 44 4A 91 62 44 A1 28 61 44 B5 8A 5F 44 4A DF  (+46ms)</w:t>
+            </w:r>
+          </w:p>
+          <w:p>
+            <w:pPr>
+              <w:pStyle w:val="1-0"/>
+              <w:rPr>
+                <w:rFonts w:asciiTheme="majorHAnsi" w:eastAsiaTheme="majorHAnsi" w:hAnsiTheme="majorHAnsi" w:hint="eastAsia"/>
+              </w:rPr>
+            </w:pPr>
+            <w:r>
+              <w:rPr>
+                <w:rFonts w:asciiTheme="majorHAnsi" w:eastAsiaTheme="majorHAnsi" w:hAnsiTheme="majorHAnsi" w:hint="eastAsia"/>
+              </w:rPr>
+              <w:t>[오후 8:12:53.216] TX  01 64 03 4A C1  (+4ms)</w:t>
+            </w:r>
+          </w:p>
+          <w:p>
+            <w:pPr>
+              <w:pStyle w:val="1-0"/>
+              <w:rPr>
+                <w:rFonts w:asciiTheme="majorHAnsi" w:eastAsiaTheme="majorHAnsi" w:hAnsiTheme="majorHAnsi" w:hint="eastAsia"/>
+              </w:rPr>
+            </w:pPr>
+            <w:r>
+              <w:rPr>
+                <w:rFonts w:asciiTheme="majorHAnsi" w:eastAsiaTheme="majorHAnsi" w:hAnsiTheme="majorHAnsi" w:hint="eastAsia"/>
+              </w:rPr>
+              <w:t xml:space="preserve">[오후 8:12:53.260] RX  01 64 03 00 0A 00 00 61 44 00 00 61 44 00 00 61 44 00 00 61 44 </w:t>
+            </w:r>
+            <w:r>
+              <w:rPr>
+                <w:rFonts w:asciiTheme="majorHAnsi" w:eastAsiaTheme="majorHAnsi" w:hAnsiTheme="majorHAnsi" w:hint="eastAsia"/>
+              </w:rPr>
+              <w:lastRenderedPageBreak/>
+              <w:t>00 00 61 44 72 F6 61 44 07 36 62 44 28 75 5F 44 31 DD 60 44 1E 90 62 44 B4 46  (+44ms)</w:t>
+            </w:r>
+          </w:p>
+          <w:p>
+            <w:pPr>
+              <w:pStyle w:val="1-0"/>
+              <w:rPr>
+                <w:rFonts w:asciiTheme="majorHAnsi" w:eastAsiaTheme="majorHAnsi" w:hAnsiTheme="majorHAnsi" w:hint="eastAsia"/>
+              </w:rPr>
+            </w:pPr>
+            <w:r>
+              <w:rPr>
+                <w:rFonts w:asciiTheme="majorHAnsi" w:eastAsiaTheme="majorHAnsi" w:hAnsiTheme="majorHAnsi" w:hint="eastAsia"/>
+              </w:rPr>
+              <w:t>[오후 8:12:53.264] TX  01 64 03 4A C1  (+4ms)</w:t>
+            </w:r>
+          </w:p>
+          <w:p>
+            <w:pPr>
+              <w:pStyle w:val="1-0"/>
+              <w:rPr>
+                <w:rFonts w:asciiTheme="majorHAnsi" w:eastAsiaTheme="majorHAnsi" w:hAnsiTheme="majorHAnsi" w:hint="eastAsia"/>
+              </w:rPr>
+            </w:pPr>
+            <w:r>
+              <w:rPr>
+                <w:rFonts w:asciiTheme="majorHAnsi" w:eastAsiaTheme="majorHAnsi" w:hAnsiTheme="majorHAnsi" w:hint="eastAsia"/>
+              </w:rPr>
+              <w:t>[오후 8:12:53.308] RX  01 64 03 00 0A 00 00 61 44 00 00 61 44 00 00 61 44 00 00 61 44 00 00 61 44 56 46 60 44 3F 02 60 44 78 AA 62 44 11 43 61 44 AA 4C 5F 44 92 0C  (+44ms)</w:t>
+            </w:r>
+          </w:p>
+          <w:p>
+            <w:pPr>
+              <w:pStyle w:val="1-0"/>
+              <w:rPr>
+                <w:rFonts w:asciiTheme="majorHAnsi" w:eastAsiaTheme="majorHAnsi" w:hAnsiTheme="majorHAnsi" w:hint="eastAsia"/>
+              </w:rPr>
+            </w:pPr>
+            <w:r>
+              <w:rPr>
+                <w:rFonts w:asciiTheme="majorHAnsi" w:eastAsiaTheme="majorHAnsi" w:hAnsiTheme="majorHAnsi" w:hint="eastAsia"/>
+              </w:rPr>
+              <w:t>[오후 8:12:53.310] TX  01 04 D0 2D 00 01 99 03  (+2ms)</w:t>
+            </w:r>
+          </w:p>
+          <w:p>
+            <w:pPr>
+              <w:pStyle w:val="1-0"/>
+              <w:rPr>
+                <w:rFonts w:asciiTheme="majorHAnsi" w:eastAsiaTheme="majorHAnsi" w:hAnsiTheme="majorHAnsi" w:hint="eastAsia"/>
+              </w:rPr>
+            </w:pPr>
+            <w:r>
+              <w:rPr>
+                <w:rFonts w:asciiTheme="majorHAnsi" w:eastAsiaTheme="majorHAnsi" w:hAnsiTheme="majorHAnsi" w:hint="eastAsia"/>
+              </w:rPr>
+              <w:t>[오후 8:12:53.324] RX  01 04 02 03 89 78 66  (+14ms)</w:t>
+            </w:r>
+          </w:p>
+          <w:p>
+            <w:pPr>
+              <w:pStyle w:val="1-0"/>
+              <w:rPr>
+                <w:rFonts w:asciiTheme="majorHAnsi" w:eastAsiaTheme="majorHAnsi" w:hAnsiTheme="majorHAnsi" w:hint="eastAsia"/>
+              </w:rPr>
+            </w:pPr>
+            <w:r>
+              <w:rPr>
+                <w:rFonts w:asciiTheme="majorHAnsi" w:eastAsiaTheme="majorHAnsi" w:hAnsiTheme="majorHAnsi" w:hint="eastAsia"/>
+              </w:rPr>
+              <w:t>[오후 8:12:53.325] TX  01 64 03 4A C1  (+1ms)</w:t>
+            </w:r>
+          </w:p>
+          <w:p>
+            <w:pPr>
+              <w:pStyle w:val="1-0"/>
+              <w:rPr>
+                <w:rFonts w:asciiTheme="majorHAnsi" w:eastAsiaTheme="majorHAnsi" w:hAnsiTheme="majorHAnsi" w:hint="eastAsia"/>
+              </w:rPr>
+            </w:pPr>
+            <w:r>
+              <w:rPr>
+                <w:rFonts w:asciiTheme="majorHAnsi" w:eastAsiaTheme="majorHAnsi" w:hAnsiTheme="majorHAnsi" w:hint="eastAsia"/>
+              </w:rPr>
+              <w:t>[오후 8:12:53.388] RX  01 64 03 00 0E 00 00 61 44 00 00 61 44 00 00 61 44 00 00 61 44 00 00 61 44 00 00 61 44 00 00 61 44 74 F4 61 44 B1 04 62 44 B6 AD 5F 44 BD F8 60 44 C8 BD 62 44 25 36 60 44 64 D8 5F 44 57 FC  (+63ms)</w:t>
+            </w:r>
+          </w:p>
+          <w:p>
+            <w:pPr>
+              <w:pStyle w:val="1-0"/>
+              <w:rPr>
+                <w:rFonts w:asciiTheme="majorHAnsi" w:eastAsiaTheme="majorHAnsi" w:hAnsiTheme="majorHAnsi" w:hint="eastAsia"/>
+              </w:rPr>
+            </w:pPr>
+            <w:r>
+              <w:rPr>
+                <w:rFonts w:asciiTheme="majorHAnsi" w:eastAsiaTheme="majorHAnsi" w:hAnsiTheme="majorHAnsi" w:hint="eastAsia"/>
+              </w:rPr>
+              <w:t>[오후 8:12:53.393] TX  01 64 03 4A C1  (+5ms)</w:t>
+            </w:r>
+          </w:p>
+          <w:p>
+            <w:pPr>
+              <w:pStyle w:val="1-0"/>
+              <w:rPr>
+                <w:rFonts w:asciiTheme="majorHAnsi" w:eastAsiaTheme="majorHAnsi" w:hAnsiTheme="majorHAnsi" w:hint="eastAsia"/>
+              </w:rPr>
+            </w:pPr>
+            <w:r>
+              <w:rPr>
+                <w:rFonts w:asciiTheme="majorHAnsi" w:eastAsiaTheme="majorHAnsi" w:hAnsiTheme="majorHAnsi" w:hint="eastAsia"/>
+              </w:rPr>
+              <w:t>[오후 8:12:53.452] RX  01 64 03 00 0C 00 00 61 44 00 00 61 44 00 00 61 44 00 00 61 44 00 00 61 44 00 00 61 44 30 94 62 44 8F 25 61 44 F9 8B 5F 44 88 00 62 44 B5 36 62 44 7C 76 5F 44 1F 37  (+59ms)</w:t>
+            </w:r>
+          </w:p>
+          <w:p>
+            <w:pPr>
+              <w:pStyle w:val="1-0"/>
+              <w:rPr>
+                <w:rFonts w:asciiTheme="majorHAnsi" w:eastAsiaTheme="majorHAnsi" w:hAnsiTheme="majorHAnsi" w:hint="eastAsia"/>
+              </w:rPr>
+            </w:pPr>
+            <w:r>
+              <w:rPr>
+                <w:rFonts w:asciiTheme="majorHAnsi" w:eastAsiaTheme="majorHAnsi" w:hAnsiTheme="majorHAnsi" w:hint="eastAsia"/>
+              </w:rPr>
+              <w:t>[오후 8:12:53.454] TX  01 64 03 4A C1  (+2ms)</w:t>
+            </w:r>
+          </w:p>
+          <w:p>
+            <w:pPr>
+              <w:pStyle w:val="1-0"/>
+              <w:rPr>
+                <w:rFonts w:asciiTheme="majorHAnsi" w:eastAsiaTheme="majorHAnsi" w:hAnsiTheme="majorHAnsi" w:hint="eastAsia"/>
+              </w:rPr>
+            </w:pPr>
+            <w:r>
+              <w:rPr>
+                <w:rFonts w:asciiTheme="majorHAnsi" w:eastAsiaTheme="majorHAnsi" w:hAnsiTheme="majorHAnsi" w:hint="eastAsia"/>
+              </w:rPr>
+              <w:t>[오후 8:12:53.500] RX  01 64 03 00 0C 00 00 61 44 00 00 61 44 00 00 61 44 00 00 61 44 00 00 61 44 00 00 61 44 DB E8 60 44 F3 93 62 44 D9 46 60 44 62 0C 60 44 E0 AE 62 44 7B 3F 61 44 33 FC  (+46ms)</w:t>
+            </w:r>
+          </w:p>
+          <w:p>
+            <w:pPr>
+              <w:pStyle w:val="1-0"/>
+              <w:rPr>
+                <w:rFonts w:asciiTheme="majorHAnsi" w:eastAsiaTheme="majorHAnsi" w:hAnsiTheme="majorHAnsi" w:hint="eastAsia"/>
+              </w:rPr>
+            </w:pPr>
+            <w:r>
+              <w:rPr>
+                <w:rFonts w:asciiTheme="majorHAnsi" w:eastAsiaTheme="majorHAnsi" w:hAnsiTheme="majorHAnsi" w:hint="eastAsia"/>
+              </w:rPr>
+              <w:t>[오후 8:12:53.504] TX  01 64 03 4A C1  (+4ms)</w:t>
+            </w:r>
+          </w:p>
+          <w:p>
+            <w:pPr>
+              <w:pStyle w:val="1-0"/>
+              <w:rPr>
+                <w:rFonts w:asciiTheme="majorHAnsi" w:eastAsiaTheme="majorHAnsi" w:hAnsiTheme="majorHAnsi" w:hint="eastAsia"/>
+              </w:rPr>
+            </w:pPr>
+            <w:r>
+              <w:rPr>
+                <w:rFonts w:asciiTheme="majorHAnsi" w:eastAsiaTheme="majorHAnsi" w:hAnsiTheme="majorHAnsi" w:hint="eastAsia"/>
+              </w:rPr>
+              <w:t>[오후 8:12:53.548] RX  01 64 03 00 0A 00 00 61 44 00 00 61 44 00 00 61 44 00 00 61 44 00 00 61 44 7B 4C 5F 44 A1 F7 61 44 13 00 62 44 48 A5 5F 44 2C FE 60 44 DA 60  (+44ms)</w:t>
+            </w:r>
+          </w:p>
+          <w:p>
+            <w:pPr>
+              <w:pStyle w:val="1-0"/>
+              <w:rPr>
+                <w:rFonts w:asciiTheme="majorHAnsi" w:eastAsiaTheme="majorHAnsi" w:hAnsiTheme="majorHAnsi" w:hint="eastAsia"/>
+              </w:rPr>
+            </w:pPr>
+            <w:r>
+              <w:rPr>
+                <w:rFonts w:asciiTheme="majorHAnsi" w:eastAsiaTheme="majorHAnsi" w:hAnsiTheme="majorHAnsi" w:hint="eastAsia"/>
+              </w:rPr>
+              <w:t>[오후 8:12:53.552] TX  01 64 03 4A C1  (+4ms)</w:t>
+            </w:r>
+          </w:p>
+          <w:p>
+            <w:pPr>
+              <w:pStyle w:val="1-0"/>
+              <w:rPr>
+                <w:rFonts w:asciiTheme="majorHAnsi" w:eastAsiaTheme="majorHAnsi" w:hAnsiTheme="majorHAnsi" w:hint="eastAsia"/>
+              </w:rPr>
+            </w:pPr>
+            <w:r>
+              <w:rPr>
+                <w:rFonts w:asciiTheme="majorHAnsi" w:eastAsiaTheme="majorHAnsi" w:hAnsiTheme="majorHAnsi" w:hint="eastAsia"/>
+              </w:rPr>
+              <w:t>[오후 8:12:53.596] RX  01 64 03 00 0A 00 00 61 44 00 00 61 44 00 00 61 44 00 00 61 44 00 00 61 44 56 BB 62 44 84 2C 60 44 7D D1 5F 44 70 8C 62 44 F0 16 61 44 3A 0F  (+44ms)</w:t>
+            </w:r>
+          </w:p>
+          <w:p>
+            <w:pPr>
+              <w:pStyle w:val="1-0"/>
+              <w:rPr>
+                <w:rFonts w:asciiTheme="majorHAnsi" w:eastAsiaTheme="majorHAnsi" w:hAnsiTheme="majorHAnsi" w:hint="eastAsia"/>
+              </w:rPr>
+            </w:pPr>
+            <w:r>
+              <w:rPr>
+                <w:rFonts w:asciiTheme="majorHAnsi" w:eastAsiaTheme="majorHAnsi" w:hAnsiTheme="majorHAnsi" w:hint="eastAsia"/>
+              </w:rPr>
+              <w:t>[오후 8:12:53.600] TX  01 64 03 4A C1  (+4ms)</w:t>
+            </w:r>
+          </w:p>
+          <w:p>
+            <w:pPr>
+              <w:pStyle w:val="1-0"/>
+              <w:rPr>
+                <w:rFonts w:asciiTheme="majorHAnsi" w:eastAsiaTheme="majorHAnsi" w:hAnsiTheme="majorHAnsi" w:hint="eastAsia"/>
+              </w:rPr>
+            </w:pPr>
+            <w:r>
+              <w:rPr>
+                <w:rFonts w:asciiTheme="majorHAnsi" w:eastAsiaTheme="majorHAnsi" w:hAnsiTheme="majorHAnsi" w:hint="eastAsia"/>
+              </w:rPr>
+              <w:t>[오후 8:12:53.644] RX  01 64 03 00 0A 00 00 61 44 00 00 61 44 00 00 61 44 00 00 61 44 00 00 61 44 E1 81 5F 44 0F F6 61 44 D6 23 62 44 51 62 5F 44 3E D6 60 44 E9 35  (+44ms)</w:t>
+            </w:r>
+          </w:p>
+          <w:p>
+            <w:pPr>
+              <w:pStyle w:val="1-0"/>
+              <w:rPr>
+                <w:rFonts w:asciiTheme="majorHAnsi" w:eastAsiaTheme="majorHAnsi" w:hAnsiTheme="majorHAnsi" w:hint="eastAsia"/>
+              </w:rPr>
+            </w:pPr>
+            <w:r>
+              <w:rPr>
+                <w:rFonts w:asciiTheme="majorHAnsi" w:eastAsiaTheme="majorHAnsi" w:hAnsiTheme="majorHAnsi" w:hint="eastAsia"/>
+              </w:rPr>
+              <w:t>[오후 8:12:53.646] TX  01 64 03 4A C1  (+2ms)</w:t>
+            </w:r>
+          </w:p>
+          <w:p>
+            <w:pPr>
+              <w:pStyle w:val="1-0"/>
+              <w:rPr>
+                <w:rFonts w:asciiTheme="majorHAnsi" w:eastAsiaTheme="majorHAnsi" w:hAnsiTheme="majorHAnsi" w:hint="eastAsia"/>
+              </w:rPr>
+            </w:pPr>
+            <w:r>
+              <w:rPr>
+                <w:rFonts w:asciiTheme="majorHAnsi" w:eastAsiaTheme="majorHAnsi" w:hAnsiTheme="majorHAnsi" w:hint="eastAsia"/>
+              </w:rPr>
+              <w:t>[오후 8:12:53.692] RX  01 64 03 00 08 00 00 61 44 00 00 61 44 00 00 61 44 00 00 61 44 2A 7F 62 44 D2 2C 60 44 DF F2 5F 44 3D 94 62 44 C3 ED  (+46ms)</w:t>
+            </w:r>
+          </w:p>
+          <w:p>
+            <w:pPr>
+              <w:pStyle w:val="1-0"/>
+              <w:rPr>
+                <w:rFonts w:asciiTheme="majorHAnsi" w:eastAsiaTheme="majorHAnsi" w:hAnsiTheme="majorHAnsi" w:hint="eastAsia"/>
+              </w:rPr>
+            </w:pPr>
+            <w:r>
+              <w:rPr>
+                <w:rFonts w:asciiTheme="majorHAnsi" w:eastAsiaTheme="majorHAnsi" w:hAnsiTheme="majorHAnsi" w:hint="eastAsia"/>
+              </w:rPr>
+              <w:t>[오후 8:12:53.694] TX  01 64 03 4A C1  (+2ms)</w:t>
+            </w:r>
+          </w:p>
+          <w:p>
+            <w:pPr>
+              <w:pStyle w:val="1-0"/>
+              <w:rPr>
+                <w:rFonts w:asciiTheme="majorHAnsi" w:eastAsiaTheme="majorHAnsi" w:hAnsiTheme="majorHAnsi" w:hint="eastAsia"/>
+              </w:rPr>
+            </w:pPr>
+            <w:r>
+              <w:rPr>
+                <w:rFonts w:asciiTheme="majorHAnsi" w:eastAsiaTheme="majorHAnsi" w:hAnsiTheme="majorHAnsi" w:hint="eastAsia"/>
+              </w:rPr>
+              <w:t>[오후 8:12:53.740] RX  01 64 03 00 0A 00 00 61 44 00 00 61 44 00 00 61 44 00 00 61 44 00 00 61 44 30 25 61 44 8D 31 5F 44 F1 D9 61 44 DE E9 61 44 D6 90 5F 44 75 15  (+46ms)</w:t>
+            </w:r>
+          </w:p>
+          <w:p>
+            <w:pPr>
+              <w:pStyle w:val="1-0"/>
+              <w:rPr>
+                <w:rFonts w:asciiTheme="majorHAnsi" w:eastAsiaTheme="majorHAnsi" w:hAnsiTheme="majorHAnsi" w:hint="eastAsia"/>
+              </w:rPr>
+            </w:pPr>
+            <w:r>
+              <w:rPr>
+                <w:rFonts w:asciiTheme="majorHAnsi" w:eastAsiaTheme="majorHAnsi" w:hAnsiTheme="majorHAnsi" w:hint="eastAsia"/>
+              </w:rPr>
+              <w:t>[오후 8:12:53.743] TX  01 64 03 4A C1  (+3ms)</w:t>
+            </w:r>
+          </w:p>
+          <w:p>
+            <w:pPr>
+              <w:pStyle w:val="1-0"/>
+              <w:rPr>
+                <w:rFonts w:asciiTheme="majorHAnsi" w:eastAsiaTheme="majorHAnsi" w:hAnsiTheme="majorHAnsi" w:hint="eastAsia"/>
+              </w:rPr>
+            </w:pPr>
+            <w:r>
+              <w:rPr>
+                <w:rFonts w:asciiTheme="majorHAnsi" w:eastAsiaTheme="majorHAnsi" w:hAnsiTheme="majorHAnsi" w:hint="eastAsia"/>
+              </w:rPr>
+              <w:t>[오후 8:12:53.788] RX  01 64 03 00 0A 00 00 61 44 00 00 61 44 00 00 61 44 00 00 61 44 00 00 61 44 AC E3 60 44 6D A6 62 44 A9 1A 60 44 83 BE 5F 44 8B 7E 62 44 F9 C1  (+45ms)</w:t>
+            </w:r>
+          </w:p>
+          <w:p>
+            <w:pPr>
+              <w:pStyle w:val="1-0"/>
+              <w:rPr>
+                <w:rFonts w:asciiTheme="majorHAnsi" w:eastAsiaTheme="majorHAnsi" w:hAnsiTheme="majorHAnsi" w:hint="eastAsia"/>
+              </w:rPr>
+            </w:pPr>
+            <w:r>
+              <w:rPr>
+                <w:rFonts w:asciiTheme="majorHAnsi" w:eastAsiaTheme="majorHAnsi" w:hAnsiTheme="majorHAnsi" w:hint="eastAsia"/>
+              </w:rPr>
+              <w:t>[오후 8:12:53.791] TX  01 64 03 4A C1  (+3ms)</w:t>
+            </w:r>
+          </w:p>
+          <w:p>
+            <w:pPr>
+              <w:pStyle w:val="1-0"/>
+              <w:rPr>
+                <w:rFonts w:asciiTheme="majorHAnsi" w:eastAsiaTheme="majorHAnsi" w:hAnsiTheme="majorHAnsi" w:hint="eastAsia"/>
+              </w:rPr>
+            </w:pPr>
+            <w:r>
+              <w:rPr>
+                <w:rFonts w:asciiTheme="majorHAnsi" w:eastAsiaTheme="majorHAnsi" w:hAnsiTheme="majorHAnsi" w:hint="eastAsia"/>
+              </w:rPr>
+              <w:lastRenderedPageBreak/>
+              <w:t>[오후 8:12:53.836] RX  01 64 03 00 0A 00 00 61 44 00 00 61 44 00 00 61 44 00 00 61 44 00 00 61 44 0B 0E 61 44 8D 75 5F 44 05 E8 61 44 A8 1C 62 44 82 5D 5F 44 16 85  (+45ms)</w:t>
+            </w:r>
+          </w:p>
+          <w:p>
+            <w:pPr>
+              <w:pStyle w:val="1-0"/>
+              <w:rPr>
+                <w:rFonts w:asciiTheme="majorHAnsi" w:eastAsiaTheme="majorHAnsi" w:hAnsiTheme="majorHAnsi" w:hint="eastAsia"/>
+              </w:rPr>
+            </w:pPr>
+            <w:r>
+              <w:rPr>
+                <w:rFonts w:asciiTheme="majorHAnsi" w:eastAsiaTheme="majorHAnsi" w:hAnsiTheme="majorHAnsi" w:hint="eastAsia"/>
+              </w:rPr>
+              <w:t>[오후 8:12:53.838] TX  01 04 D0 2D 00 01 99 03  (+2ms)</w:t>
+            </w:r>
+          </w:p>
+          <w:p>
+            <w:pPr>
+              <w:pStyle w:val="1-0"/>
+              <w:rPr>
+                <w:rFonts w:asciiTheme="majorHAnsi" w:eastAsiaTheme="majorHAnsi" w:hAnsiTheme="majorHAnsi" w:hint="eastAsia"/>
+              </w:rPr>
+            </w:pPr>
+            <w:r>
+              <w:rPr>
+                <w:rFonts w:asciiTheme="majorHAnsi" w:eastAsiaTheme="majorHAnsi" w:hAnsiTheme="majorHAnsi" w:hint="eastAsia"/>
+              </w:rPr>
+              <w:t>[오후 8:12:53.852] RX  01 04 02 03 86 38 62  (+14ms)</w:t>
+            </w:r>
+          </w:p>
+          <w:p>
+            <w:pPr>
+              <w:pStyle w:val="1-0"/>
+              <w:rPr>
+                <w:rFonts w:asciiTheme="majorHAnsi" w:eastAsiaTheme="majorHAnsi" w:hAnsiTheme="majorHAnsi" w:hint="eastAsia"/>
+              </w:rPr>
+            </w:pPr>
+            <w:r>
+              <w:rPr>
+                <w:rFonts w:asciiTheme="majorHAnsi" w:eastAsiaTheme="majorHAnsi" w:hAnsiTheme="majorHAnsi" w:hint="eastAsia"/>
+              </w:rPr>
+              <w:t>[오후 8:12:53.853] TX  01 64 03 4A C1  (+1ms)</w:t>
+            </w:r>
+          </w:p>
+          <w:p>
+            <w:pPr>
+              <w:pStyle w:val="1-0"/>
+              <w:rPr>
+                <w:rFonts w:asciiTheme="majorHAnsi" w:eastAsiaTheme="majorHAnsi" w:hAnsiTheme="majorHAnsi" w:hint="eastAsia"/>
+              </w:rPr>
+            </w:pPr>
+            <w:r>
+              <w:rPr>
+                <w:rFonts w:asciiTheme="majorHAnsi" w:eastAsiaTheme="majorHAnsi" w:hAnsiTheme="majorHAnsi" w:hint="eastAsia"/>
+              </w:rPr>
+              <w:t>[오후 8:12:53.900] RX  01 64 03 00 0C 00 00 61 44 00 00 61 44 00 00 61 44 00 00 61 44 00 00 61 44 00 00 61 44 CB CD 60 44 C2 7C 62 44 4C 30 60 44 EA F1 5F 44 BE 94 62 44 5D 28 61 44 14 DE  (+47ms)</w:t>
+            </w:r>
+          </w:p>
+          <w:p>
+            <w:pPr>
+              <w:pStyle w:val="1-0"/>
+              <w:rPr>
+                <w:rFonts w:asciiTheme="majorHAnsi" w:eastAsiaTheme="majorHAnsi" w:hAnsiTheme="majorHAnsi" w:hint="eastAsia"/>
+              </w:rPr>
+            </w:pPr>
+            <w:r>
+              <w:rPr>
+                <w:rFonts w:asciiTheme="majorHAnsi" w:eastAsiaTheme="majorHAnsi" w:hAnsiTheme="majorHAnsi" w:hint="eastAsia"/>
+              </w:rPr>
+              <w:t>[오후 8:12:53.902] TX  01 64 03 4A C1  (+2ms)</w:t>
+            </w:r>
+          </w:p>
+          <w:p>
+            <w:pPr>
+              <w:pStyle w:val="1-0"/>
+              <w:rPr>
+                <w:rFonts w:asciiTheme="majorHAnsi" w:eastAsiaTheme="majorHAnsi" w:hAnsiTheme="majorHAnsi" w:hint="eastAsia"/>
+              </w:rPr>
+            </w:pPr>
+            <w:r>
+              <w:rPr>
+                <w:rFonts w:asciiTheme="majorHAnsi" w:eastAsiaTheme="majorHAnsi" w:hAnsiTheme="majorHAnsi" w:hint="eastAsia"/>
+              </w:rPr>
+              <w:t>[오후 8:12:53.948] RX  01 64 03 00 0A 00 00 61 44 00 00 61 44 00 00 61 44 00 00 61 44 00 00 61 44 61 35 5F 44 BA DE 61 44 3C EE 61 44 24 97 5F 44 89 E7 60 44 46 D1  (+46ms)</w:t>
+            </w:r>
+          </w:p>
+          <w:p>
+            <w:pPr>
+              <w:pStyle w:val="1-0"/>
+              <w:rPr>
+                <w:rFonts w:asciiTheme="majorHAnsi" w:eastAsiaTheme="majorHAnsi" w:hAnsiTheme="majorHAnsi" w:hint="eastAsia"/>
+              </w:rPr>
+            </w:pPr>
+            <w:r>
+              <w:rPr>
+                <w:rFonts w:asciiTheme="majorHAnsi" w:eastAsiaTheme="majorHAnsi" w:hAnsiTheme="majorHAnsi" w:hint="eastAsia"/>
+              </w:rPr>
+              <w:t>[오후 8:12:53.951] TX  01 64 03 4A C1  (+3ms)</w:t>
+            </w:r>
+          </w:p>
+          <w:p>
+            <w:pPr>
+              <w:pStyle w:val="1-0"/>
+              <w:rPr>
+                <w:rFonts w:asciiTheme="majorHAnsi" w:eastAsiaTheme="majorHAnsi" w:hAnsiTheme="majorHAnsi" w:hint="eastAsia"/>
+              </w:rPr>
+            </w:pPr>
+            <w:r>
+              <w:rPr>
+                <w:rFonts w:asciiTheme="majorHAnsi" w:eastAsiaTheme="majorHAnsi" w:hAnsiTheme="majorHAnsi" w:hint="eastAsia"/>
+              </w:rPr>
+              <w:t>[오후 8:12:53.997] RX  01 64 03 00 0A 00 00 61 44 00 00 61 44 00 00 61 44 00 00 61 44 00 00 61 44 A9 AD 62 44 E5 24 60 44 75 C5 5F 44 48 82 62 44 E6 13 61 44 CE F5  (+46ms)</w:t>
+            </w:r>
+          </w:p>
+          <w:p>
+            <w:pPr>
+              <w:pStyle w:val="1-0"/>
+              <w:rPr>
+                <w:rFonts w:asciiTheme="majorHAnsi" w:eastAsiaTheme="majorHAnsi" w:hAnsiTheme="majorHAnsi" w:hint="eastAsia"/>
+              </w:rPr>
+            </w:pPr>
+            <w:r>
+              <w:rPr>
+                <w:rFonts w:asciiTheme="majorHAnsi" w:eastAsiaTheme="majorHAnsi" w:hAnsiTheme="majorHAnsi" w:hint="eastAsia"/>
+              </w:rPr>
+              <w:t>[오후 8:12:54.000] TX  01 64 03 4A C1  (+3ms)</w:t>
+            </w:r>
+          </w:p>
+          <w:p>
+            <w:pPr>
+              <w:pStyle w:val="1-0"/>
+              <w:rPr>
+                <w:rFonts w:asciiTheme="majorHAnsi" w:eastAsiaTheme="majorHAnsi" w:hAnsiTheme="majorHAnsi" w:hint="eastAsia"/>
+              </w:rPr>
+            </w:pPr>
+            <w:r>
+              <w:rPr>
+                <w:rFonts w:asciiTheme="majorHAnsi" w:eastAsiaTheme="majorHAnsi" w:hAnsiTheme="majorHAnsi" w:hint="eastAsia"/>
+              </w:rPr>
+              <w:t>[오후 8:12:54.044] RX  01 64 03 00 0A 00 00 61 44 00 00 61 44 00 00 61 44 00 00 61 44 00 00 61 44 E2 7B 5F 44 1C ED 61 44 6F 21 62 44 D6 62 5F 44 6C D3 60 44 4F 59  (+44ms)</w:t>
+            </w:r>
+          </w:p>
+          <w:p>
+            <w:pPr>
+              <w:pStyle w:val="1-0"/>
+              <w:rPr>
+                <w:rFonts w:asciiTheme="majorHAnsi" w:eastAsiaTheme="majorHAnsi" w:hAnsiTheme="majorHAnsi" w:hint="eastAsia"/>
+              </w:rPr>
+            </w:pPr>
+            <w:r>
+              <w:rPr>
+                <w:rFonts w:asciiTheme="majorHAnsi" w:eastAsiaTheme="majorHAnsi" w:hAnsiTheme="majorHAnsi" w:hint="eastAsia"/>
+              </w:rPr>
+              <w:t>[오후 8:12:54.046] TX  01 64 03 4A C1  (+2ms)</w:t>
+            </w:r>
+          </w:p>
+          <w:p>
+            <w:pPr>
+              <w:pStyle w:val="1-0"/>
+              <w:rPr>
+                <w:rFonts w:asciiTheme="majorHAnsi" w:eastAsiaTheme="majorHAnsi" w:hAnsiTheme="majorHAnsi" w:hint="eastAsia"/>
+              </w:rPr>
+            </w:pPr>
+            <w:r>
+              <w:rPr>
+                <w:rFonts w:asciiTheme="majorHAnsi" w:eastAsiaTheme="majorHAnsi" w:hAnsiTheme="majorHAnsi" w:hint="eastAsia"/>
+              </w:rPr>
+              <w:t>[오후 8:12:54.092] RX  01 64 03 00 08 00 00 61 44 00 00 61 44 00 00 61 44 00 00 61 44 33 82 62 44 37 33 60 44 EE F7 5F 44 A6 9C 62 44 E6 2E  (+46ms)</w:t>
+            </w:r>
+          </w:p>
+          <w:p>
+            <w:pPr>
+              <w:pStyle w:val="1-0"/>
+              <w:rPr>
+                <w:rFonts w:asciiTheme="majorHAnsi" w:eastAsiaTheme="majorHAnsi" w:hAnsiTheme="majorHAnsi" w:hint="eastAsia"/>
+              </w:rPr>
+            </w:pPr>
+            <w:r>
+              <w:rPr>
+                <w:rFonts w:asciiTheme="majorHAnsi" w:eastAsiaTheme="majorHAnsi" w:hAnsiTheme="majorHAnsi" w:hint="eastAsia"/>
+              </w:rPr>
+              <w:t>[오후 8:12:54.095] TX  01 64 03 4A C1  (+3ms)</w:t>
+            </w:r>
+          </w:p>
+          <w:p>
+            <w:pPr>
+              <w:pStyle w:val="1-0"/>
+              <w:rPr>
+                <w:rFonts w:asciiTheme="majorHAnsi" w:eastAsiaTheme="majorHAnsi" w:hAnsiTheme="majorHAnsi" w:hint="eastAsia"/>
+              </w:rPr>
+            </w:pPr>
+            <w:r>
+              <w:rPr>
+                <w:rFonts w:asciiTheme="majorHAnsi" w:eastAsiaTheme="majorHAnsi" w:hAnsiTheme="majorHAnsi" w:hint="eastAsia"/>
+              </w:rPr>
+              <w:t>[오후 8:12:54.140] RX  01 64 03 00 0A 00 00 61 44 00 00 61 44 00 00 61 44 00 00 61 44 00 00 61 44 7B 2F 61 44 34 39 5F 44 D4 E0 61 44 79 F0 61 44 E3 99 5F 44 BE 23  (+45ms)</w:t>
+            </w:r>
+          </w:p>
+          <w:p>
+            <w:pPr>
+              <w:pStyle w:val="1-0"/>
+              <w:rPr>
+                <w:rFonts w:asciiTheme="majorHAnsi" w:eastAsiaTheme="majorHAnsi" w:hAnsiTheme="majorHAnsi" w:hint="eastAsia"/>
+              </w:rPr>
+            </w:pPr>
+            <w:r>
+              <w:rPr>
+                <w:rFonts w:asciiTheme="majorHAnsi" w:eastAsiaTheme="majorHAnsi" w:hAnsiTheme="majorHAnsi" w:hint="eastAsia"/>
+              </w:rPr>
+              <w:t>[오후 8:12:54.142] TX  01 64 03 4A C1  (+2ms)</w:t>
+            </w:r>
+          </w:p>
+          <w:p>
+            <w:pPr>
+              <w:pStyle w:val="1-0"/>
+              <w:rPr>
+                <w:rFonts w:asciiTheme="majorHAnsi" w:eastAsiaTheme="majorHAnsi" w:hAnsiTheme="majorHAnsi" w:hint="eastAsia"/>
+              </w:rPr>
+            </w:pPr>
+            <w:r>
+              <w:rPr>
+                <w:rFonts w:asciiTheme="majorHAnsi" w:eastAsiaTheme="majorHAnsi" w:hAnsiTheme="majorHAnsi" w:hint="eastAsia"/>
+              </w:rPr>
+              <w:t>[오후 8:12:54.188] RX  01 64 03 00 0A 00 00 61 44 00 00 61 44 00 00 61 44 00 00 61 44 00 00 61 44 9F EC 60 44 A2 B1 62 44 62 26 60 44 2D C5 5F 44 D3 82 62 44 58 D0  (+46ms)</w:t>
+            </w:r>
+          </w:p>
+          <w:p>
+            <w:pPr>
+              <w:pStyle w:val="1-0"/>
+              <w:rPr>
+                <w:rFonts w:asciiTheme="majorHAnsi" w:eastAsiaTheme="majorHAnsi" w:hAnsiTheme="majorHAnsi" w:hint="eastAsia"/>
+              </w:rPr>
+            </w:pPr>
+            <w:r>
+              <w:rPr>
+                <w:rFonts w:asciiTheme="majorHAnsi" w:eastAsiaTheme="majorHAnsi" w:hAnsiTheme="majorHAnsi" w:hint="eastAsia"/>
+              </w:rPr>
+              <w:t>[오후 8:12:54.192] TX  01 64 03 4A C1  (+4ms)</w:t>
+            </w:r>
+          </w:p>
+          <w:p>
+            <w:pPr>
+              <w:pStyle w:val="1-0"/>
+              <w:rPr>
+                <w:rFonts w:asciiTheme="majorHAnsi" w:eastAsiaTheme="majorHAnsi" w:hAnsiTheme="majorHAnsi" w:hint="eastAsia"/>
+              </w:rPr>
+            </w:pPr>
+            <w:r>
+              <w:rPr>
+                <w:rFonts w:asciiTheme="majorHAnsi" w:eastAsiaTheme="majorHAnsi" w:hAnsiTheme="majorHAnsi" w:hint="eastAsia"/>
+              </w:rPr>
+              <w:t>[오후 8:12:54.236] RX  01 64 03 00 0A 00 00 61 44 00 00 61 44 00 00 61 44 00 00 61 44 00 00 61 44 0B 15 61 44 88 7C 5F 44 06 ED 61 44 15 22 62 44 9C 63 5F 44 19 34  (+44ms)</w:t>
+            </w:r>
+          </w:p>
+          <w:p>
+            <w:pPr>
+              <w:pStyle w:val="1-0"/>
+              <w:rPr>
+                <w:rFonts w:asciiTheme="majorHAnsi" w:eastAsiaTheme="majorHAnsi" w:hAnsiTheme="majorHAnsi" w:hint="eastAsia"/>
+              </w:rPr>
+            </w:pPr>
+            <w:r>
+              <w:rPr>
+                <w:rFonts w:asciiTheme="majorHAnsi" w:eastAsiaTheme="majorHAnsi" w:hAnsiTheme="majorHAnsi" w:hint="eastAsia"/>
+              </w:rPr>
+              <w:t>[오후 8:12:54.238] TX  01 64 03 4A C1  (+2ms)</w:t>
+            </w:r>
+          </w:p>
+          <w:p>
+            <w:pPr>
+              <w:pStyle w:val="1-0"/>
+              <w:rPr>
+                <w:rFonts w:asciiTheme="majorHAnsi" w:eastAsiaTheme="majorHAnsi" w:hAnsiTheme="majorHAnsi" w:hint="eastAsia"/>
+              </w:rPr>
+            </w:pPr>
+            <w:r>
+              <w:rPr>
+                <w:rFonts w:asciiTheme="majorHAnsi" w:eastAsiaTheme="majorHAnsi" w:hAnsiTheme="majorHAnsi" w:hint="eastAsia"/>
+              </w:rPr>
+              <w:t>[오후 8:12:54.284] RX  01 64 03 00 0A 00 00 61 44 00 00 61 44 00 00 61 44 00 00 61 44 00 00 61 44 62 D2 60 44 B0 81 62 44 5F 33 60 44 66 F5 5F 44 FA 97 62 44 3C FA  (+46ms)</w:t>
+            </w:r>
+          </w:p>
+          <w:p>
+            <w:pPr>
+              <w:pStyle w:val="1-0"/>
+              <w:rPr>
+                <w:rFonts w:asciiTheme="majorHAnsi" w:eastAsiaTheme="majorHAnsi" w:hAnsiTheme="majorHAnsi" w:hint="eastAsia"/>
+              </w:rPr>
+            </w:pPr>
+            <w:r>
+              <w:rPr>
+                <w:rFonts w:asciiTheme="majorHAnsi" w:eastAsiaTheme="majorHAnsi" w:hAnsiTheme="majorHAnsi" w:hint="eastAsia"/>
+              </w:rPr>
+              <w:t>[오후 8:12:54.287] TX  01 64 03 4A C1  (+3ms)</w:t>
+            </w:r>
+          </w:p>
+          <w:p>
+            <w:pPr>
+              <w:pStyle w:val="1-0"/>
+              <w:rPr>
+                <w:rFonts w:asciiTheme="majorHAnsi" w:eastAsiaTheme="majorHAnsi" w:hAnsiTheme="majorHAnsi" w:hint="eastAsia"/>
+              </w:rPr>
+            </w:pPr>
+            <w:r>
+              <w:rPr>
+                <w:rFonts w:asciiTheme="majorHAnsi" w:eastAsiaTheme="majorHAnsi" w:hAnsiTheme="majorHAnsi" w:hint="eastAsia"/>
+              </w:rPr>
+              <w:t>[오후 8:12:54.332] RX  01 64 03 00 0A 00 00 61 44 00 00 61 44 00 00 61 44 00 00 61 44 00 00 61 44 C2 2D 61 44 B7 35 5F 44 ED DD 61 44 F4 ED 61 44 E9 97 5F 44 92 6E  (+45ms)</w:t>
+            </w:r>
+          </w:p>
+          <w:p>
+            <w:pPr>
+              <w:pStyle w:val="1-0"/>
+              <w:rPr>
+                <w:rFonts w:asciiTheme="majorHAnsi" w:eastAsiaTheme="majorHAnsi" w:hAnsiTheme="majorHAnsi" w:hint="eastAsia"/>
+              </w:rPr>
+            </w:pPr>
+            <w:r>
+              <w:rPr>
+                <w:rFonts w:asciiTheme="majorHAnsi" w:eastAsiaTheme="majorHAnsi" w:hAnsiTheme="majorHAnsi" w:hint="eastAsia"/>
+              </w:rPr>
+              <w:t>[오후 8:12:54.336] TX  01 64 03 4A C1  (+4ms)</w:t>
+            </w:r>
+          </w:p>
+          <w:p>
+            <w:pPr>
+              <w:pStyle w:val="1-0"/>
+              <w:rPr>
+                <w:rFonts w:asciiTheme="majorHAnsi" w:eastAsiaTheme="majorHAnsi" w:hAnsiTheme="majorHAnsi" w:hint="eastAsia"/>
+              </w:rPr>
+            </w:pPr>
+            <w:r>
+              <w:rPr>
+                <w:rFonts w:asciiTheme="majorHAnsi" w:eastAsiaTheme="majorHAnsi" w:hAnsiTheme="majorHAnsi" w:hint="eastAsia"/>
+              </w:rPr>
+              <w:t xml:space="preserve">[오후 8:12:54.380] RX  01 64 03 00 0A 00 00 61 44 00 00 61 44 00 00 61 44 00 00 61 44 </w:t>
+            </w:r>
+            <w:r>
+              <w:rPr>
+                <w:rFonts w:asciiTheme="majorHAnsi" w:eastAsiaTheme="majorHAnsi" w:hAnsiTheme="majorHAnsi" w:hint="eastAsia"/>
+              </w:rPr>
+              <w:lastRenderedPageBreak/>
+              <w:t>00 00 61 44 F8 E9 60 44 1A AE 62 44 7C 23 60 44 AB C5 5F 44 1D 83 62 44 5B FF  (+44ms)</w:t>
+            </w:r>
+          </w:p>
+          <w:p>
+            <w:pPr>
+              <w:pStyle w:val="1-0"/>
+              <w:rPr>
+                <w:rFonts w:asciiTheme="majorHAnsi" w:eastAsiaTheme="majorHAnsi" w:hAnsiTheme="majorHAnsi" w:hint="eastAsia"/>
+              </w:rPr>
+            </w:pPr>
+            <w:r>
+              <w:rPr>
+                <w:rFonts w:asciiTheme="majorHAnsi" w:eastAsiaTheme="majorHAnsi" w:hAnsiTheme="majorHAnsi" w:hint="eastAsia"/>
+              </w:rPr>
+              <w:t>[오후 8:12:54.384] TX  01 04 D0 2D 00 01 99 03  (+4ms)</w:t>
+            </w:r>
+          </w:p>
+          <w:p>
+            <w:pPr>
+              <w:pStyle w:val="1-0"/>
+              <w:rPr>
+                <w:rFonts w:asciiTheme="majorHAnsi" w:eastAsiaTheme="majorHAnsi" w:hAnsiTheme="majorHAnsi" w:hint="eastAsia"/>
+              </w:rPr>
+            </w:pPr>
+            <w:r>
+              <w:rPr>
+                <w:rFonts w:asciiTheme="majorHAnsi" w:eastAsiaTheme="majorHAnsi" w:hAnsiTheme="majorHAnsi" w:hint="eastAsia"/>
+              </w:rPr>
+              <w:t>[오후 8:12:54.397] RX  01 04 02 03 82 39 A1  (+13ms)</w:t>
+            </w:r>
+          </w:p>
+          <w:p>
+            <w:pPr>
+              <w:pStyle w:val="1-0"/>
+              <w:rPr>
+                <w:rFonts w:asciiTheme="majorHAnsi" w:eastAsiaTheme="majorHAnsi" w:hAnsiTheme="majorHAnsi" w:hint="eastAsia"/>
+              </w:rPr>
+            </w:pPr>
+            <w:r>
+              <w:rPr>
+                <w:rFonts w:asciiTheme="majorHAnsi" w:eastAsiaTheme="majorHAnsi" w:hAnsiTheme="majorHAnsi" w:hint="eastAsia"/>
+              </w:rPr>
+              <w:t>[오후 8:12:54.398] TX  01 64 03 4A C1  (+1ms)</w:t>
+            </w:r>
+          </w:p>
+          <w:p>
+            <w:pPr>
+              <w:pStyle w:val="1-0"/>
+              <w:rPr>
+                <w:rFonts w:asciiTheme="majorHAnsi" w:eastAsiaTheme="majorHAnsi" w:hAnsiTheme="majorHAnsi" w:hint="eastAsia"/>
+              </w:rPr>
+            </w:pPr>
+            <w:r>
+              <w:rPr>
+                <w:rFonts w:asciiTheme="majorHAnsi" w:eastAsiaTheme="majorHAnsi" w:hAnsiTheme="majorHAnsi" w:hint="eastAsia"/>
+              </w:rPr>
+              <w:t>[오후 8:12:54.444] RX  01 64 03 00 0C 00 00 61 44 00 00 61 44 00 00 61 44 00 00 61 44 00 00 61 44 00 00 61 44 1E 15 61 44 C9 7C 5F 44 DC EF 61 44 47 28 62 44 B1 65 5F 44 47 D3 60 44 E4 7D  (+46ms)</w:t>
+            </w:r>
+          </w:p>
+          <w:p>
+            <w:pPr>
+              <w:pStyle w:val="1-0"/>
+              <w:rPr>
+                <w:rFonts w:asciiTheme="majorHAnsi" w:eastAsiaTheme="majorHAnsi" w:hAnsiTheme="majorHAnsi" w:hint="eastAsia"/>
+              </w:rPr>
+            </w:pPr>
+            <w:r>
+              <w:rPr>
+                <w:rFonts w:asciiTheme="majorHAnsi" w:eastAsiaTheme="majorHAnsi" w:hAnsiTheme="majorHAnsi" w:hint="eastAsia"/>
+              </w:rPr>
+              <w:t>[오후 8:12:54.446] TX  01 64 03 4A C1  (+2ms)</w:t>
+            </w:r>
+          </w:p>
+          <w:p>
+            <w:pPr>
+              <w:pStyle w:val="1-0"/>
+              <w:rPr>
+                <w:rFonts w:asciiTheme="majorHAnsi" w:eastAsiaTheme="majorHAnsi" w:hAnsiTheme="majorHAnsi" w:hint="eastAsia"/>
+              </w:rPr>
+            </w:pPr>
+            <w:r>
+              <w:rPr>
+                <w:rFonts w:asciiTheme="majorHAnsi" w:eastAsiaTheme="majorHAnsi" w:hAnsiTheme="majorHAnsi" w:hint="eastAsia"/>
+              </w:rPr>
+              <w:t>[오후 8:12:54.492] RX  01 64 03 00 0A 00 00 61 44 00 00 61 44 00 00 61 44 00 00 61 44 00 00 61 44 22 84 62 44 40 36 60 44 0D F8 5F 44 E1 9C 62 44 25 31 61 44 C5 7C  (+46ms)</w:t>
+            </w:r>
+          </w:p>
+          <w:p>
+            <w:pPr>
+              <w:pStyle w:val="1-0"/>
+              <w:rPr>
+                <w:rFonts w:asciiTheme="majorHAnsi" w:eastAsiaTheme="majorHAnsi" w:hAnsiTheme="majorHAnsi" w:hint="eastAsia"/>
+              </w:rPr>
+            </w:pPr>
+            <w:r>
+              <w:rPr>
+                <w:rFonts w:asciiTheme="majorHAnsi" w:eastAsiaTheme="majorHAnsi" w:hAnsiTheme="majorHAnsi" w:hint="eastAsia"/>
+              </w:rPr>
+              <w:t>[오후 8:12:54.494] TX  01 64 03 4A C1  (+2ms)</w:t>
+            </w:r>
+          </w:p>
+          <w:p>
+            <w:pPr>
+              <w:pStyle w:val="1-0"/>
+              <w:rPr>
+                <w:rFonts w:asciiTheme="majorHAnsi" w:eastAsiaTheme="majorHAnsi" w:hAnsiTheme="majorHAnsi" w:hint="eastAsia"/>
+              </w:rPr>
+            </w:pPr>
+            <w:r>
+              <w:rPr>
+                <w:rFonts w:asciiTheme="majorHAnsi" w:eastAsiaTheme="majorHAnsi" w:hAnsiTheme="majorHAnsi" w:hint="eastAsia"/>
+              </w:rPr>
+              <w:t>[오후 8:12:54.540] RX  01 64 03 00 08 00 00 61 44 00 00 61 44 00 00 61 44 00 00 61 44 1F 3A 5F 44 CE E0 61 44 06 F0 61 44 4E 94 5F 44 0E 21  (+46ms)</w:t>
+            </w:r>
+          </w:p>
+          <w:p>
+            <w:pPr>
+              <w:pStyle w:val="1-0"/>
+              <w:rPr>
+                <w:rFonts w:asciiTheme="majorHAnsi" w:eastAsiaTheme="majorHAnsi" w:hAnsiTheme="majorHAnsi" w:hint="eastAsia"/>
+              </w:rPr>
+            </w:pPr>
+            <w:r>
+              <w:rPr>
+                <w:rFonts w:asciiTheme="majorHAnsi" w:eastAsiaTheme="majorHAnsi" w:hAnsiTheme="majorHAnsi" w:hint="eastAsia"/>
+              </w:rPr>
+              <w:t>[오후 8:12:54.541] TX  01 64 03 4A C1  (+1ms)</w:t>
+            </w:r>
+          </w:p>
+          <w:p>
+            <w:pPr>
+              <w:pStyle w:val="1-0"/>
+              <w:rPr>
+                <w:rFonts w:asciiTheme="majorHAnsi" w:eastAsiaTheme="majorHAnsi" w:hAnsiTheme="majorHAnsi" w:hint="eastAsia"/>
+              </w:rPr>
+            </w:pPr>
+            <w:r>
+              <w:rPr>
+                <w:rFonts w:asciiTheme="majorHAnsi" w:eastAsiaTheme="majorHAnsi" w:hAnsiTheme="majorHAnsi" w:hint="eastAsia"/>
+              </w:rPr>
+              <w:t>[오후 8:12:54.588] RX  01 64 03 00 0A 00 00 61 44 00 00 61 44 00 00 61 44 00 00 61 44 00 00 61 44 00 E5 60 44 CE A9 62 44 5B 1F 60 44 FA BC 5F 44 56 77 62 44 2B 5A  (+47ms)</w:t>
+            </w:r>
+          </w:p>
+          <w:p>
+            <w:pPr>
+              <w:pStyle w:val="1-0"/>
+              <w:rPr>
+                <w:rFonts w:asciiTheme="majorHAnsi" w:eastAsiaTheme="majorHAnsi" w:hAnsiTheme="majorHAnsi" w:hint="eastAsia"/>
+              </w:rPr>
+            </w:pPr>
+            <w:r>
+              <w:rPr>
+                <w:rFonts w:asciiTheme="majorHAnsi" w:eastAsiaTheme="majorHAnsi" w:hAnsiTheme="majorHAnsi" w:hint="eastAsia"/>
+              </w:rPr>
+              <w:t>[오후 8:12:54.590] TX  01 64 03 4A C1  (+2ms)</w:t>
+            </w:r>
+          </w:p>
+          <w:p>
+            <w:pPr>
+              <w:pStyle w:val="1-0"/>
+              <w:rPr>
+                <w:rFonts w:asciiTheme="majorHAnsi" w:eastAsiaTheme="majorHAnsi" w:hAnsiTheme="majorHAnsi" w:hint="eastAsia"/>
+              </w:rPr>
+            </w:pPr>
+            <w:r>
+              <w:rPr>
+                <w:rFonts w:asciiTheme="majorHAnsi" w:eastAsiaTheme="majorHAnsi" w:hAnsiTheme="majorHAnsi" w:hint="eastAsia"/>
+              </w:rPr>
+              <w:t>[오후 8:12:54.636] RX  01 64 03 00 0A 00 00 61 44 00 00 61 44 00 00 61 44 00 00 61 44 00 00 61 44 E8 0B 61 44 38 70 5F 44 A8 E1 61 44 F9 1B 62 44 DF 55 5F 44 1B 38  (+46ms)</w:t>
+            </w:r>
+          </w:p>
+          <w:p>
+            <w:pPr>
+              <w:pStyle w:val="1-0"/>
+              <w:rPr>
+                <w:rFonts w:asciiTheme="majorHAnsi" w:eastAsiaTheme="majorHAnsi" w:hAnsiTheme="majorHAnsi" w:hint="eastAsia"/>
+              </w:rPr>
+            </w:pPr>
+            <w:r>
+              <w:rPr>
+                <w:rFonts w:asciiTheme="majorHAnsi" w:eastAsiaTheme="majorHAnsi" w:hAnsiTheme="majorHAnsi" w:hint="eastAsia"/>
+              </w:rPr>
+              <w:t>[오후 8:12:54.640] TX  01 64 03 4A C1  (+4ms)</w:t>
+            </w:r>
+          </w:p>
+          <w:p>
+            <w:pPr>
+              <w:pStyle w:val="1-0"/>
+              <w:rPr>
+                <w:rFonts w:asciiTheme="majorHAnsi" w:eastAsiaTheme="majorHAnsi" w:hAnsiTheme="majorHAnsi" w:hint="eastAsia"/>
+              </w:rPr>
+            </w:pPr>
+            <w:r>
+              <w:rPr>
+                <w:rFonts w:asciiTheme="majorHAnsi" w:eastAsiaTheme="majorHAnsi" w:hAnsiTheme="majorHAnsi" w:hint="eastAsia"/>
+              </w:rPr>
+              <w:t>[오후 8:12:54.684] RX  01 64 03 00 0A 00 00 61 44 00 00 61 44 00 00 61 44 00 00 61 44 00 00 61 44 82 C0 60 44 DA 72 62 44 1D 24 60 44 A6 E2 5F 44 9F 86 62 44 99 E9  (+44ms)</w:t>
+            </w:r>
+          </w:p>
+          <w:p>
+            <w:pPr>
+              <w:pStyle w:val="1-0"/>
+              <w:rPr>
+                <w:rFonts w:asciiTheme="majorHAnsi" w:eastAsiaTheme="majorHAnsi" w:hAnsiTheme="majorHAnsi" w:hint="eastAsia"/>
+              </w:rPr>
+            </w:pPr>
+            <w:r>
+              <w:rPr>
+                <w:rFonts w:asciiTheme="majorHAnsi" w:eastAsiaTheme="majorHAnsi" w:hAnsiTheme="majorHAnsi" w:hint="eastAsia"/>
+              </w:rPr>
+              <w:t>[오후 8:12:54.685] TX  01 64 03 4A C1  (+1ms)</w:t>
+            </w:r>
+          </w:p>
+          <w:p>
+            <w:pPr>
+              <w:pStyle w:val="1-0"/>
+              <w:rPr>
+                <w:rFonts w:asciiTheme="majorHAnsi" w:eastAsiaTheme="majorHAnsi" w:hAnsiTheme="majorHAnsi" w:hint="eastAsia"/>
+              </w:rPr>
+            </w:pPr>
+            <w:r>
+              <w:rPr>
+                <w:rFonts w:asciiTheme="majorHAnsi" w:eastAsiaTheme="majorHAnsi" w:hAnsiTheme="majorHAnsi" w:hint="eastAsia"/>
+              </w:rPr>
+              <w:t>[오후 8:12:54.732] RX  01 64 03 00 0A 00 00 61 44 00 00 61 44 00 00 61 44 00 00 61 44 00 00 61 44 50 20 61 44 CA 23 5F 44 52 C7 61 44 20 DE 61 44 3E 82 5F 44 6B FD  (+47ms)</w:t>
+            </w:r>
+          </w:p>
+          <w:p>
+            <w:pPr>
+              <w:pStyle w:val="1-0"/>
+              <w:rPr>
+                <w:rFonts w:asciiTheme="majorHAnsi" w:eastAsiaTheme="majorHAnsi" w:hAnsiTheme="majorHAnsi" w:hint="eastAsia"/>
+              </w:rPr>
+            </w:pPr>
+            <w:r>
+              <w:rPr>
+                <w:rFonts w:asciiTheme="majorHAnsi" w:eastAsiaTheme="majorHAnsi" w:hAnsiTheme="majorHAnsi" w:hint="eastAsia"/>
+              </w:rPr>
+              <w:t>[오후 8:12:54.734] TX  01 64 03 4A C1  (+2ms)</w:t>
+            </w:r>
+          </w:p>
+          <w:p>
+            <w:pPr>
+              <w:pStyle w:val="1-0"/>
+              <w:rPr>
+                <w:rFonts w:asciiTheme="majorHAnsi" w:eastAsiaTheme="majorHAnsi" w:hAnsiTheme="majorHAnsi" w:hint="eastAsia"/>
+              </w:rPr>
+            </w:pPr>
+            <w:r>
+              <w:rPr>
+                <w:rFonts w:asciiTheme="majorHAnsi" w:eastAsiaTheme="majorHAnsi" w:hAnsiTheme="majorHAnsi" w:hint="eastAsia"/>
+              </w:rPr>
+              <w:t>[오후 8:12:54.780] RX  01 64 03 00 08 00 00 61 44 00 00 61 44 00 00 61 44 00 00 61 44 1F CA 60 44 74 9A 62 44 7C 13 60 44 B7 A7 5F 44 74 BD  (+46ms)</w:t>
+            </w:r>
+          </w:p>
+          <w:p>
+            <w:pPr>
+              <w:pStyle w:val="1-0"/>
+              <w:rPr>
+                <w:rFonts w:asciiTheme="majorHAnsi" w:eastAsiaTheme="majorHAnsi" w:hAnsiTheme="majorHAnsi" w:hint="eastAsia"/>
+              </w:rPr>
+            </w:pPr>
+            <w:r>
+              <w:rPr>
+                <w:rFonts w:asciiTheme="majorHAnsi" w:eastAsiaTheme="majorHAnsi" w:hAnsiTheme="majorHAnsi" w:hint="eastAsia"/>
+              </w:rPr>
+              <w:t>[오후 8:12:54.784] TX  01 64 03 4A C1  (+4ms)</w:t>
+            </w:r>
+          </w:p>
+          <w:p>
+            <w:pPr>
+              <w:pStyle w:val="1-0"/>
+              <w:rPr>
+                <w:rFonts w:asciiTheme="majorHAnsi" w:eastAsiaTheme="majorHAnsi" w:hAnsiTheme="majorHAnsi" w:hint="eastAsia"/>
+              </w:rPr>
+            </w:pPr>
+            <w:r>
+              <w:rPr>
+                <w:rFonts w:asciiTheme="majorHAnsi" w:eastAsiaTheme="majorHAnsi" w:hAnsiTheme="majorHAnsi" w:hint="eastAsia"/>
+              </w:rPr>
+              <w:t>[오후 8:12:54.828] RX  01 64 03 00 0A 00 00 61 44 00 00 61 44 00 00 61 44 00 00 61 44 00 00 61 44 36 68 62 44 AE 04 61 44 00 62 5F 44 5B CC 61 44 0D 13 62 44 6E BA  (+44ms)</w:t>
+            </w:r>
+          </w:p>
+          <w:p>
+            <w:pPr>
+              <w:pStyle w:val="1-0"/>
+              <w:rPr>
+                <w:rFonts w:asciiTheme="majorHAnsi" w:eastAsiaTheme="majorHAnsi" w:hAnsiTheme="majorHAnsi" w:hint="eastAsia"/>
+              </w:rPr>
+            </w:pPr>
+            <w:r>
+              <w:rPr>
+                <w:rFonts w:asciiTheme="majorHAnsi" w:eastAsiaTheme="majorHAnsi" w:hAnsiTheme="majorHAnsi" w:hint="eastAsia"/>
+              </w:rPr>
+              <w:t>[오후 8:12:54.829] TX  01 64 03 4A C1  (+1ms)</w:t>
+            </w:r>
+          </w:p>
+          <w:p>
+            <w:pPr>
+              <w:pStyle w:val="1-0"/>
+              <w:rPr>
+                <w:rFonts w:asciiTheme="majorHAnsi" w:eastAsiaTheme="majorHAnsi" w:hAnsiTheme="majorHAnsi" w:hint="eastAsia"/>
+              </w:rPr>
+            </w:pPr>
+            <w:r>
+              <w:rPr>
+                <w:rFonts w:asciiTheme="majorHAnsi" w:eastAsiaTheme="majorHAnsi" w:hAnsiTheme="majorHAnsi" w:hint="eastAsia"/>
+              </w:rPr>
+              <w:t>[오후 8:12:54.876] RX  01 64 03 00 0A 00 00 61 44 00 00 61 44 00 00 61 44 00 00 61 44 00 00 61 44 5B 50 5F 44 50 B1 60 44 C8 6B 62 44 E2 24 60 44 DC D8 5F 44 E8 C9  (+47ms)</w:t>
+            </w:r>
+          </w:p>
+          <w:p>
+            <w:pPr>
+              <w:pStyle w:val="1-0"/>
+              <w:rPr>
+                <w:rFonts w:asciiTheme="majorHAnsi" w:eastAsiaTheme="majorHAnsi" w:hAnsiTheme="majorHAnsi" w:hint="eastAsia"/>
+              </w:rPr>
+            </w:pPr>
+            <w:r>
+              <w:rPr>
+                <w:rFonts w:asciiTheme="majorHAnsi" w:eastAsiaTheme="majorHAnsi" w:hAnsiTheme="majorHAnsi" w:hint="eastAsia"/>
+              </w:rPr>
+              <w:t>[오후 8:12:54.879] TX  01 64 03 4A C1  (+3ms)</w:t>
+            </w:r>
+          </w:p>
+          <w:p>
+            <w:pPr>
+              <w:pStyle w:val="1-0"/>
+              <w:rPr>
+                <w:rFonts w:asciiTheme="majorHAnsi" w:eastAsiaTheme="majorHAnsi" w:hAnsiTheme="majorHAnsi" w:hint="eastAsia"/>
+              </w:rPr>
+            </w:pPr>
+            <w:r>
+              <w:rPr>
+                <w:rFonts w:asciiTheme="majorHAnsi" w:eastAsiaTheme="majorHAnsi" w:hAnsiTheme="majorHAnsi" w:hint="eastAsia"/>
+              </w:rPr>
+              <w:t>[오후 8:12:54.924] RX  01 64 03 00 0A 00 00 61 44 00 00 61 44 00 00 61 44 00 00 61 44 00 00 61 44 69 7B 62 44 0D 24 61 44 C3 1F 5F 44 88 C0 61 44 77 E3 61 44 60 B4  (+45ms)</w:t>
+            </w:r>
+          </w:p>
+          <w:p>
+            <w:pPr>
+              <w:pStyle w:val="1-0"/>
+              <w:rPr>
+                <w:rFonts w:asciiTheme="majorHAnsi" w:eastAsiaTheme="majorHAnsi" w:hAnsiTheme="majorHAnsi" w:hint="eastAsia"/>
+              </w:rPr>
+            </w:pPr>
+            <w:r>
+              <w:rPr>
+                <w:rFonts w:asciiTheme="majorHAnsi" w:eastAsiaTheme="majorHAnsi" w:hAnsiTheme="majorHAnsi" w:hint="eastAsia"/>
+              </w:rPr>
+              <w:lastRenderedPageBreak/>
+              <w:t>[오후 8:12:54.925] TX  01 04 D0 2D 00 01 99 03  (+1ms)</w:t>
+            </w:r>
+          </w:p>
+          <w:p>
+            <w:pPr>
+              <w:pStyle w:val="1-0"/>
+              <w:rPr>
+                <w:rFonts w:asciiTheme="majorHAnsi" w:eastAsiaTheme="majorHAnsi" w:hAnsiTheme="majorHAnsi" w:hint="eastAsia"/>
+              </w:rPr>
+            </w:pPr>
+            <w:r>
+              <w:rPr>
+                <w:rFonts w:asciiTheme="majorHAnsi" w:eastAsiaTheme="majorHAnsi" w:hAnsiTheme="majorHAnsi" w:hint="eastAsia"/>
+              </w:rPr>
+              <w:t>[오후 8:12:54.941] RX  01 04 02 03 84 B9 A3  (+16ms)</w:t>
+            </w:r>
+          </w:p>
+          <w:p>
+            <w:pPr>
+              <w:pStyle w:val="1-0"/>
+              <w:rPr>
+                <w:rFonts w:asciiTheme="majorHAnsi" w:eastAsiaTheme="majorHAnsi" w:hAnsiTheme="majorHAnsi" w:hint="eastAsia"/>
+              </w:rPr>
+            </w:pPr>
+            <w:r>
+              <w:rPr>
+                <w:rFonts w:asciiTheme="majorHAnsi" w:eastAsiaTheme="majorHAnsi" w:hAnsiTheme="majorHAnsi" w:hint="eastAsia"/>
+              </w:rPr>
+              <w:t>[오후 8:12:54.942] TX  01 64 03 4A C1  (+1ms)</w:t>
+            </w:r>
+          </w:p>
+          <w:p>
+            <w:pPr>
+              <w:pStyle w:val="1-0"/>
+              <w:rPr>
+                <w:rFonts w:asciiTheme="majorHAnsi" w:eastAsiaTheme="majorHAnsi" w:hAnsiTheme="majorHAnsi" w:hint="eastAsia"/>
+              </w:rPr>
+            </w:pPr>
+            <w:r>
+              <w:rPr>
+                <w:rFonts w:asciiTheme="majorHAnsi" w:eastAsiaTheme="majorHAnsi" w:hAnsiTheme="majorHAnsi" w:hint="eastAsia"/>
+              </w:rPr>
+              <w:t>[오후 8:12:54.988] RX  01 64 03 00 0C 00 00 61 44 00 00 61 44 00 00 61 44 00 00 61 44 00 00 61 44 00 00 61 44 04 86 5F 44 A5 C6 60 44 95 98 62 44 CF 1A 60 44 E3 A3 5F 44 60 67 62 44 9E 49  (+46ms)</w:t>
+            </w:r>
+          </w:p>
+          <w:p>
+            <w:pPr>
+              <w:pStyle w:val="1-0"/>
+              <w:rPr>
+                <w:rFonts w:asciiTheme="majorHAnsi" w:eastAsiaTheme="majorHAnsi" w:hAnsiTheme="majorHAnsi" w:hint="eastAsia"/>
+              </w:rPr>
+            </w:pPr>
+            <w:r>
+              <w:rPr>
+                <w:rFonts w:asciiTheme="majorHAnsi" w:eastAsiaTheme="majorHAnsi" w:hAnsiTheme="majorHAnsi" w:hint="eastAsia"/>
+              </w:rPr>
+              <w:t>[오후 8:12:54.990] TX  01 64 03 4A C1  (+2ms)</w:t>
+            </w:r>
+          </w:p>
+          <w:p>
+            <w:pPr>
+              <w:pStyle w:val="1-0"/>
+              <w:rPr>
+                <w:rFonts w:asciiTheme="majorHAnsi" w:eastAsiaTheme="majorHAnsi" w:hAnsiTheme="majorHAnsi" w:hint="eastAsia"/>
+              </w:rPr>
+            </w:pPr>
+            <w:r>
+              <w:rPr>
+                <w:rFonts w:asciiTheme="majorHAnsi" w:eastAsiaTheme="majorHAnsi" w:hAnsiTheme="majorHAnsi" w:hint="eastAsia"/>
+              </w:rPr>
+              <w:t>[오후 8:12:55.036] RX  01 64 03 00 0A 00 00 61 44 00 00 61 44 00 00 61 44 00 00 61 44 00 00 61 44 52 0E 61 44 E2 66 5F 44 CD CD 61 44 5D 1F 62 44 97 5A 5F 44 29 B4  (+46ms)</w:t>
+            </w:r>
+          </w:p>
+          <w:p>
+            <w:pPr>
+              <w:pStyle w:val="1-0"/>
+              <w:rPr>
+                <w:rFonts w:asciiTheme="majorHAnsi" w:eastAsiaTheme="majorHAnsi" w:hAnsiTheme="majorHAnsi" w:hint="eastAsia"/>
+              </w:rPr>
+            </w:pPr>
+            <w:r>
+              <w:rPr>
+                <w:rFonts w:asciiTheme="majorHAnsi" w:eastAsiaTheme="majorHAnsi" w:hAnsiTheme="majorHAnsi" w:hint="eastAsia"/>
+              </w:rPr>
+              <w:t>[오후 8:12:55.039] TX  01 64 03 4A C1  (+3ms)</w:t>
+            </w:r>
+          </w:p>
+          <w:p>
+            <w:pPr>
+              <w:pStyle w:val="1-0"/>
+              <w:rPr>
+                <w:rFonts w:asciiTheme="majorHAnsi" w:eastAsiaTheme="majorHAnsi" w:hAnsiTheme="majorHAnsi" w:hint="eastAsia"/>
+              </w:rPr>
+            </w:pPr>
+            <w:r>
+              <w:rPr>
+                <w:rFonts w:asciiTheme="majorHAnsi" w:eastAsiaTheme="majorHAnsi" w:hAnsiTheme="majorHAnsi" w:hint="eastAsia"/>
+              </w:rPr>
+              <w:t>[오후 8:12:55.084] RX  01 64 03 00 0A 00 00 61 44 00 00 61 44 00 00 61 44 00 00 61 44 00 00 61 44 23 B2 60 44 8E 76 62 44 6B 32 60 44 64 E0 5F 44 E4 89 62 44 A0 9F  (+45ms)</w:t>
+            </w:r>
+          </w:p>
+          <w:p>
+            <w:pPr>
+              <w:pStyle w:val="1-0"/>
+              <w:rPr>
+                <w:rFonts w:asciiTheme="majorHAnsi" w:eastAsiaTheme="majorHAnsi" w:hAnsiTheme="majorHAnsi" w:hint="eastAsia"/>
+              </w:rPr>
+            </w:pPr>
+            <w:r>
+              <w:rPr>
+                <w:rFonts w:asciiTheme="majorHAnsi" w:eastAsiaTheme="majorHAnsi" w:hAnsiTheme="majorHAnsi" w:hint="eastAsia"/>
+              </w:rPr>
+              <w:t>[오후 8:12:55.086] TX  01 64 03 4A C1  (+2ms)</w:t>
+            </w:r>
+          </w:p>
+          <w:p>
+            <w:pPr>
+              <w:pStyle w:val="1-0"/>
+              <w:rPr>
+                <w:rFonts w:asciiTheme="majorHAnsi" w:eastAsiaTheme="majorHAnsi" w:hAnsiTheme="majorHAnsi" w:hint="eastAsia"/>
+              </w:rPr>
+            </w:pPr>
+            <w:r>
+              <w:rPr>
+                <w:rFonts w:asciiTheme="majorHAnsi" w:eastAsiaTheme="majorHAnsi" w:hAnsiTheme="majorHAnsi" w:hint="eastAsia"/>
+              </w:rPr>
+              <w:t>[오후 8:12:55.132] RX  01 64 03 00 0A 00 00 61 44 00 00 61 44 00 00 61 44 00 00 61 44 00 00 61 44 52 35 61 44 E2 2B 5F 44 F8 C7 61 44 2A F3 61 44 0C 95 5F 44 54 10  (+46ms)</w:t>
+            </w:r>
+          </w:p>
+          <w:p>
+            <w:pPr>
+              <w:pStyle w:val="1-0"/>
+              <w:rPr>
+                <w:rFonts w:asciiTheme="majorHAnsi" w:eastAsiaTheme="majorHAnsi" w:hAnsiTheme="majorHAnsi" w:hint="eastAsia"/>
+              </w:rPr>
+            </w:pPr>
+            <w:r>
+              <w:rPr>
+                <w:rFonts w:asciiTheme="majorHAnsi" w:eastAsiaTheme="majorHAnsi" w:hAnsiTheme="majorHAnsi" w:hint="eastAsia"/>
+              </w:rPr>
+              <w:t>[오후 8:12:55.134] TX  01 64 03 4A C1  (+2ms)</w:t>
+            </w:r>
+          </w:p>
+          <w:p>
+            <w:pPr>
+              <w:pStyle w:val="1-0"/>
+              <w:rPr>
+                <w:rFonts w:asciiTheme="majorHAnsi" w:eastAsiaTheme="majorHAnsi" w:hAnsiTheme="majorHAnsi" w:hint="eastAsia"/>
+              </w:rPr>
+            </w:pPr>
+            <w:r>
+              <w:rPr>
+                <w:rFonts w:asciiTheme="majorHAnsi" w:eastAsiaTheme="majorHAnsi" w:hAnsiTheme="majorHAnsi" w:hint="eastAsia"/>
+              </w:rPr>
+              <w:t>[오후 8:12:55.180] RX  01 64 03 00 0A 00 00 61 44 00 00 61 44 00 00 61 44 00 00 61 44 00 00 61 44 31 D2 60 44 86 AA 62 44 2A 2E 60 44 E8 B3 5F 44 24 7B 62 44 3F D6  (+46ms)</w:t>
+            </w:r>
+          </w:p>
+          <w:p>
+            <w:pPr>
+              <w:pStyle w:val="1-0"/>
+              <w:rPr>
+                <w:rFonts w:asciiTheme="majorHAnsi" w:eastAsiaTheme="majorHAnsi" w:hAnsiTheme="majorHAnsi" w:hint="eastAsia"/>
+              </w:rPr>
+            </w:pPr>
+            <w:r>
+              <w:rPr>
+                <w:rFonts w:asciiTheme="majorHAnsi" w:eastAsiaTheme="majorHAnsi" w:hAnsiTheme="majorHAnsi" w:hint="eastAsia"/>
+              </w:rPr>
+              <w:t>[오후 8:12:55.181] TX  01 64 03 4A C1  (+1ms)</w:t>
+            </w:r>
+          </w:p>
+          <w:p>
+            <w:pPr>
+              <w:pStyle w:val="1-0"/>
+              <w:rPr>
+                <w:rFonts w:asciiTheme="majorHAnsi" w:eastAsiaTheme="majorHAnsi" w:hAnsiTheme="majorHAnsi" w:hint="eastAsia"/>
+              </w:rPr>
+            </w:pPr>
+            <w:r>
+              <w:rPr>
+                <w:rFonts w:asciiTheme="majorHAnsi" w:eastAsiaTheme="majorHAnsi" w:hAnsiTheme="majorHAnsi" w:hint="eastAsia"/>
+              </w:rPr>
+              <w:t>[오후 8:12:55.228] RX  01 64 03 00 08 00 00 61 44 00 00 61 44 00 00 61 44 00 00 61 44 CC 1E 61 44 C8 76 5F 44 DC DE 61 44 CF 31 62 44 E9 8F  (+47ms)</w:t>
+            </w:r>
+          </w:p>
+          <w:p>
+            <w:pPr>
+              <w:pStyle w:val="1-0"/>
+              <w:rPr>
+                <w:rFonts w:asciiTheme="majorHAnsi" w:eastAsiaTheme="majorHAnsi" w:hAnsiTheme="majorHAnsi" w:hint="eastAsia"/>
+              </w:rPr>
+            </w:pPr>
+            <w:r>
+              <w:rPr>
+                <w:rFonts w:asciiTheme="majorHAnsi" w:eastAsiaTheme="majorHAnsi" w:hAnsiTheme="majorHAnsi" w:hint="eastAsia"/>
+              </w:rPr>
+              <w:t>[오후 8:12:55.230] TX  01 64 03 4A C1  (+2ms)</w:t>
+            </w:r>
+          </w:p>
+          <w:p>
+            <w:pPr>
+              <w:pStyle w:val="1-0"/>
+              <w:rPr>
+                <w:rFonts w:asciiTheme="majorHAnsi" w:eastAsiaTheme="majorHAnsi" w:hAnsiTheme="majorHAnsi" w:hint="eastAsia"/>
+              </w:rPr>
+            </w:pPr>
+            <w:r>
+              <w:rPr>
+                <w:rFonts w:asciiTheme="majorHAnsi" w:eastAsiaTheme="majorHAnsi" w:hAnsiTheme="majorHAnsi" w:hint="eastAsia"/>
+              </w:rPr>
+              <w:t>[오후 8:12:55.276] RX  01 64 03 00 0A 00 00 61 44 00 00 61 44 00 00 61 44 00 00 61 44 00 00 61 44 24 6B 5F 44 B7 C1 60 44 DC 85 62 44 FF 40 60 44 9F EF 5F 44 77 B1  (+46ms)</w:t>
+            </w:r>
+          </w:p>
+          <w:p>
+            <w:pPr>
+              <w:pStyle w:val="1-0"/>
+              <w:rPr>
+                <w:rFonts w:asciiTheme="majorHAnsi" w:eastAsiaTheme="majorHAnsi" w:hAnsiTheme="majorHAnsi" w:hint="eastAsia"/>
+              </w:rPr>
+            </w:pPr>
+            <w:r>
+              <w:rPr>
+                <w:rFonts w:asciiTheme="majorHAnsi" w:eastAsiaTheme="majorHAnsi" w:hAnsiTheme="majorHAnsi" w:hint="eastAsia"/>
+              </w:rPr>
+              <w:t>[오후 8:12:55.277] TX  01 64 03 4A C1  (+1ms)</w:t>
+            </w:r>
+          </w:p>
+          <w:p>
+            <w:pPr>
+              <w:pStyle w:val="1-0"/>
+              <w:rPr>
+                <w:rFonts w:asciiTheme="majorHAnsi" w:eastAsiaTheme="majorHAnsi" w:hAnsiTheme="majorHAnsi" w:hint="eastAsia"/>
+              </w:rPr>
+            </w:pPr>
+            <w:r>
+              <w:rPr>
+                <w:rFonts w:asciiTheme="majorHAnsi" w:eastAsiaTheme="majorHAnsi" w:hAnsiTheme="majorHAnsi" w:hint="eastAsia"/>
+              </w:rPr>
+              <w:t>[오후 8:12:55.324] RX  01 64 03 00 0A 00 00 61 44 00 00 61 44 00 00 61 44 00 00 61 44 00 00 61 44 BA 98 62 44 5D 42 61 44 F5 3C 5F 44 B5 DB 61 44 B3 03 62 44 67 F7  (+47ms)</w:t>
+            </w:r>
+          </w:p>
+          <w:p>
+            <w:pPr>
+              <w:pStyle w:val="1-0"/>
+              <w:rPr>
+                <w:rFonts w:asciiTheme="majorHAnsi" w:eastAsiaTheme="majorHAnsi" w:hAnsiTheme="majorHAnsi" w:hint="eastAsia"/>
+              </w:rPr>
+            </w:pPr>
+            <w:r>
+              <w:rPr>
+                <w:rFonts w:asciiTheme="majorHAnsi" w:eastAsiaTheme="majorHAnsi" w:hAnsiTheme="majorHAnsi" w:hint="eastAsia"/>
+              </w:rPr>
+              <w:t>[오후 8:12:55.325] TX  01 64 03 4A C1  (+1ms)</w:t>
+            </w:r>
+          </w:p>
+          <w:p>
+            <w:pPr>
+              <w:pStyle w:val="1-0"/>
+              <w:rPr>
+                <w:rFonts w:asciiTheme="majorHAnsi" w:eastAsiaTheme="majorHAnsi" w:hAnsiTheme="majorHAnsi" w:hint="eastAsia"/>
+              </w:rPr>
+            </w:pPr>
+            <w:r>
+              <w:rPr>
+                <w:rFonts w:asciiTheme="majorHAnsi" w:eastAsiaTheme="majorHAnsi" w:hAnsiTheme="majorHAnsi" w:hint="eastAsia"/>
+              </w:rPr>
+              <w:t>[오후 8:12:55.372] RX  01 64 03 00 0A 00 00 61 44 00 00 61 44 00 00 61 44 00 00 61 44 00 00 61 44 A9 A5 5F 44 7B E1 60 44 80 BA 62 44 98 3C 60 44 0D CA 5F 44 BE 78  (+47ms)</w:t>
+            </w:r>
+          </w:p>
+          <w:p>
+            <w:pPr>
+              <w:pStyle w:val="1-0"/>
+              <w:rPr>
+                <w:rFonts w:asciiTheme="majorHAnsi" w:eastAsiaTheme="majorHAnsi" w:hAnsiTheme="majorHAnsi" w:hint="eastAsia"/>
+              </w:rPr>
+            </w:pPr>
+            <w:r>
+              <w:rPr>
+                <w:rFonts w:asciiTheme="majorHAnsi" w:eastAsiaTheme="majorHAnsi" w:hAnsiTheme="majorHAnsi" w:hint="eastAsia"/>
+              </w:rPr>
+              <w:t>[오후 8:12:55.373] TX  01 64 03 4A C1  (+1ms)</w:t>
+            </w:r>
+          </w:p>
+          <w:p>
+            <w:pPr>
+              <w:pStyle w:val="1-0"/>
+              <w:rPr>
+                <w:rFonts w:asciiTheme="majorHAnsi" w:eastAsiaTheme="majorHAnsi" w:hAnsiTheme="majorHAnsi" w:hint="eastAsia"/>
+              </w:rPr>
+            </w:pPr>
+            <w:r>
+              <w:rPr>
+                <w:rFonts w:asciiTheme="majorHAnsi" w:eastAsiaTheme="majorHAnsi" w:hAnsiTheme="majorHAnsi" w:hint="eastAsia"/>
+              </w:rPr>
+              <w:t>[오후 8:12:55.420] RX  01 64 03 00 0A 00 00 61 44 00 00 61 44 00 00 61 44 00 00 61 44 00 00 61 44 CD 8C 62 44 18 2E 61 44 4F 87 5F 44 71 F2 61 44 64 3E 62 44 06 DF  (+47ms)</w:t>
+            </w:r>
+          </w:p>
+          <w:p>
+            <w:pPr>
+              <w:pStyle w:val="1-0"/>
+              <w:rPr>
+                <w:rFonts w:asciiTheme="majorHAnsi" w:eastAsiaTheme="majorHAnsi" w:hAnsiTheme="majorHAnsi" w:hint="eastAsia"/>
+              </w:rPr>
+            </w:pPr>
+            <w:r>
+              <w:rPr>
+                <w:rFonts w:asciiTheme="majorHAnsi" w:eastAsiaTheme="majorHAnsi" w:hAnsiTheme="majorHAnsi" w:hint="eastAsia"/>
+              </w:rPr>
+              <w:t>[오후 8:12:55.421] TX  01 64 03 4A C1  (+1ms)</w:t>
+            </w:r>
+          </w:p>
+          <w:p>
+            <w:pPr>
+              <w:pStyle w:val="1-0"/>
+              <w:rPr>
+                <w:rFonts w:asciiTheme="majorHAnsi" w:eastAsiaTheme="majorHAnsi" w:hAnsiTheme="majorHAnsi" w:hint="eastAsia"/>
+              </w:rPr>
+            </w:pPr>
+            <w:r>
+              <w:rPr>
+                <w:rFonts w:asciiTheme="majorHAnsi" w:eastAsiaTheme="majorHAnsi" w:hAnsiTheme="majorHAnsi" w:hint="eastAsia"/>
+              </w:rPr>
+              <w:t>[오후 8:12:55.468] RX  01 64 03 00 08 00 00 61 44 00 00 61 44 00 00 61 44 00 00 61 44 92 7A 5F 44 24 D5 60 44 44 96 62 44 2E 4B 60 44 73 1D  (+47ms)</w:t>
+            </w:r>
+          </w:p>
+          <w:p>
+            <w:pPr>
+              <w:pStyle w:val="1-0"/>
+              <w:rPr>
+                <w:rFonts w:asciiTheme="majorHAnsi" w:eastAsiaTheme="majorHAnsi" w:hAnsiTheme="majorHAnsi" w:hint="eastAsia"/>
+              </w:rPr>
+            </w:pPr>
+            <w:r>
+              <w:rPr>
+                <w:rFonts w:asciiTheme="majorHAnsi" w:eastAsiaTheme="majorHAnsi" w:hAnsiTheme="majorHAnsi" w:hint="eastAsia"/>
+              </w:rPr>
+              <w:t>[오후 8:12:55.470] TX  01 04 D0 2D 00 01 99 03  (+2ms)</w:t>
+            </w:r>
+          </w:p>
+          <w:p>
+            <w:pPr>
+              <w:pStyle w:val="1-0"/>
+              <w:rPr>
+                <w:rFonts w:asciiTheme="majorHAnsi" w:eastAsiaTheme="majorHAnsi" w:hAnsiTheme="majorHAnsi" w:hint="eastAsia"/>
+              </w:rPr>
+            </w:pPr>
+            <w:r>
+              <w:rPr>
+                <w:rFonts w:asciiTheme="majorHAnsi" w:eastAsiaTheme="majorHAnsi" w:hAnsiTheme="majorHAnsi" w:hint="eastAsia"/>
+              </w:rPr>
+              <w:lastRenderedPageBreak/>
+              <w:t>[오후 8:12:55.484] RX  01 04 02 03 87 F9 A2  (+14ms)</w:t>
+            </w:r>
+          </w:p>
+          <w:p>
+            <w:pPr>
+              <w:pStyle w:val="1-0"/>
+              <w:rPr>
+                <w:rFonts w:asciiTheme="majorHAnsi" w:eastAsiaTheme="majorHAnsi" w:hAnsiTheme="majorHAnsi" w:hint="eastAsia"/>
+              </w:rPr>
+            </w:pPr>
+            <w:r>
+              <w:rPr>
+                <w:rFonts w:asciiTheme="majorHAnsi" w:eastAsiaTheme="majorHAnsi" w:hAnsiTheme="majorHAnsi" w:hint="eastAsia"/>
+              </w:rPr>
+              <w:t>[오후 8:12:55.486] TX  01 64 03 4A C1  (+2ms)</w:t>
+            </w:r>
+          </w:p>
+          <w:p>
+            <w:pPr>
+              <w:pStyle w:val="1-0"/>
+              <w:rPr>
+                <w:rFonts w:asciiTheme="majorHAnsi" w:eastAsiaTheme="majorHAnsi" w:hAnsiTheme="majorHAnsi" w:hint="eastAsia"/>
+              </w:rPr>
+            </w:pPr>
+            <w:r>
+              <w:rPr>
+                <w:rFonts w:asciiTheme="majorHAnsi" w:eastAsiaTheme="majorHAnsi" w:hAnsiTheme="majorHAnsi" w:hint="eastAsia"/>
+              </w:rPr>
+              <w:t>[오후 8:12:55.548] RX  01 64 03 00 0E 00 00 61 44 00 00 61 44 00 00 61 44 00 00 61 44 00 00 61 44 00 00 61 44 00 00 61 44 6A FC 5F 44 04 A2 62 44 90 49 61 44 08 47 5F 44 9B E6 61 44 F7 07 62 44 04 AC 5F 44 09 4A  (+62ms)</w:t>
+            </w:r>
+          </w:p>
+          <w:p>
+            <w:pPr>
+              <w:pStyle w:val="1-0"/>
+              <w:rPr>
+                <w:rFonts w:asciiTheme="majorHAnsi" w:eastAsiaTheme="majorHAnsi" w:hAnsiTheme="majorHAnsi" w:hint="eastAsia"/>
+              </w:rPr>
+            </w:pPr>
+            <w:r>
+              <w:rPr>
+                <w:rFonts w:asciiTheme="majorHAnsi" w:eastAsiaTheme="majorHAnsi" w:hAnsiTheme="majorHAnsi" w:hint="eastAsia"/>
+              </w:rPr>
+              <w:t>[오후 8:12:55.550] TX  01 64 03 4A C1  (+2ms)</w:t>
+            </w:r>
+          </w:p>
+          <w:p>
+            <w:pPr>
+              <w:pStyle w:val="1-0"/>
+              <w:rPr>
+                <w:rFonts w:asciiTheme="majorHAnsi" w:eastAsiaTheme="majorHAnsi" w:hAnsiTheme="majorHAnsi" w:hint="eastAsia"/>
+              </w:rPr>
+            </w:pPr>
+            <w:r>
+              <w:rPr>
+                <w:rFonts w:asciiTheme="majorHAnsi" w:eastAsiaTheme="majorHAnsi" w:hAnsiTheme="majorHAnsi" w:hint="eastAsia"/>
+              </w:rPr>
+              <w:t>[오후 8:12:55.596] RX  01 64 03 00 0C 00 00 61 44 00 00 61 44 00 00 61 44 00 00 61 44 00 00 61 44 00 00 61 44 CA EE 60 44 50 C4 62 44 23 42 60 44 B4 D3 5F 44 73 94 62 44 E9 31 61 44 8A CB  (+46ms)</w:t>
+            </w:r>
+          </w:p>
+          <w:p>
+            <w:pPr>
+              <w:pStyle w:val="1-0"/>
+              <w:rPr>
+                <w:rFonts w:asciiTheme="majorHAnsi" w:eastAsiaTheme="majorHAnsi" w:hAnsiTheme="majorHAnsi" w:hint="eastAsia"/>
+              </w:rPr>
+            </w:pPr>
+            <w:r>
+              <w:rPr>
+                <w:rFonts w:asciiTheme="majorHAnsi" w:eastAsiaTheme="majorHAnsi" w:hAnsiTheme="majorHAnsi" w:hint="eastAsia"/>
+              </w:rPr>
+              <w:t>[오후 8:12:55.598] TX  01 64 03 4A C1  (+2ms)</w:t>
+            </w:r>
+          </w:p>
+          <w:p>
+            <w:pPr>
+              <w:pStyle w:val="1-0"/>
+              <w:rPr>
+                <w:rFonts w:asciiTheme="majorHAnsi" w:eastAsiaTheme="majorHAnsi" w:hAnsiTheme="majorHAnsi" w:hint="eastAsia"/>
+              </w:rPr>
+            </w:pPr>
+            <w:r>
+              <w:rPr>
+                <w:rFonts w:asciiTheme="majorHAnsi" w:eastAsiaTheme="majorHAnsi" w:hAnsiTheme="majorHAnsi" w:hint="eastAsia"/>
+              </w:rPr>
+              <w:t>[오후 8:12:55.644] RX  01 64 03 00 0A 00 00 61 44 00 00 61 44 00 00 61 44 00 00 61 44 00 00 61 44 AA 8D 5F 44 89 FB 61 44 3C 40 62 44 B8 7D 5F 44 30 DF 60 44 E7 7C  (+46ms)</w:t>
+            </w:r>
+          </w:p>
+          <w:p>
+            <w:pPr>
+              <w:pStyle w:val="1-0"/>
+              <w:rPr>
+                <w:rFonts w:asciiTheme="majorHAnsi" w:eastAsiaTheme="majorHAnsi" w:hAnsiTheme="majorHAnsi" w:hint="eastAsia"/>
+              </w:rPr>
+            </w:pPr>
+            <w:r>
+              <w:rPr>
+                <w:rFonts w:asciiTheme="majorHAnsi" w:eastAsiaTheme="majorHAnsi" w:hAnsiTheme="majorHAnsi" w:hint="eastAsia"/>
+              </w:rPr>
+              <w:t>[오후 8:12:55.646] TX  01 64 03 4A C1  (+2ms)</w:t>
+            </w:r>
+          </w:p>
+          <w:p>
+            <w:pPr>
+              <w:pStyle w:val="1-0"/>
+              <w:rPr>
+                <w:rFonts w:asciiTheme="majorHAnsi" w:eastAsiaTheme="majorHAnsi" w:hAnsiTheme="majorHAnsi" w:hint="eastAsia"/>
+              </w:rPr>
+            </w:pPr>
+            <w:r>
+              <w:rPr>
+                <w:rFonts w:asciiTheme="majorHAnsi" w:eastAsiaTheme="majorHAnsi" w:hAnsiTheme="majorHAnsi" w:hint="eastAsia"/>
+              </w:rPr>
+              <w:t>[오후 8:12:55.692] RX  01 64 03 00 0A 00 00 61 44 00 00 61 44 00 00 61 44 00 00 61 44 00 00 61 44 C7 95 62 44 33 4A 60 44 C7 03 60 44 99 AA 62 44 5A 47 61 44 DA 6A  (+46ms)</w:t>
+            </w:r>
+          </w:p>
+          <w:p>
+            <w:pPr>
+              <w:pStyle w:val="1-0"/>
+              <w:rPr>
+                <w:rFonts w:asciiTheme="majorHAnsi" w:eastAsiaTheme="majorHAnsi" w:hAnsiTheme="majorHAnsi" w:hint="eastAsia"/>
+              </w:rPr>
+            </w:pPr>
+            <w:r>
+              <w:rPr>
+                <w:rFonts w:asciiTheme="majorHAnsi" w:eastAsiaTheme="majorHAnsi" w:hAnsiTheme="majorHAnsi" w:hint="eastAsia"/>
+              </w:rPr>
+              <w:t>[오후 8:12:55.695] TX  01 64 03 4A C1  (+3ms)</w:t>
+            </w:r>
+          </w:p>
+          <w:p>
+            <w:pPr>
+              <w:pStyle w:val="1-0"/>
+              <w:rPr>
+                <w:rFonts w:asciiTheme="majorHAnsi" w:eastAsiaTheme="majorHAnsi" w:hAnsiTheme="majorHAnsi" w:hint="eastAsia"/>
+              </w:rPr>
+            </w:pPr>
+            <w:r>
+              <w:rPr>
+                <w:rFonts w:asciiTheme="majorHAnsi" w:eastAsiaTheme="majorHAnsi" w:hAnsiTheme="majorHAnsi" w:hint="eastAsia"/>
+              </w:rPr>
+              <w:t>[오후 8:12:55.740] RX  01 64 03 00 0A 00 00 61 44 00 00 61 44 00 00 61 44 00 00 61 44 00 00 61 44 67 4A 5F 44 43 EF 61 44 51 05 62 44 D6 A7 5F 44 F4 EF 60 44 78 E4  (+45ms)</w:t>
+            </w:r>
+          </w:p>
+          <w:p>
+            <w:pPr>
+              <w:pStyle w:val="1-0"/>
+              <w:rPr>
+                <w:rFonts w:asciiTheme="majorHAnsi" w:eastAsiaTheme="majorHAnsi" w:hAnsiTheme="majorHAnsi" w:hint="eastAsia"/>
+              </w:rPr>
+            </w:pPr>
+            <w:r>
+              <w:rPr>
+                <w:rFonts w:asciiTheme="majorHAnsi" w:eastAsiaTheme="majorHAnsi" w:hAnsiTheme="majorHAnsi" w:hint="eastAsia"/>
+              </w:rPr>
+              <w:t>[오후 8:12:55.743] TX  01 64 03 4A C1  (+3ms)</w:t>
+            </w:r>
+          </w:p>
+          <w:p>
+            <w:pPr>
+              <w:pStyle w:val="1-0"/>
+              <w:rPr>
+                <w:rFonts w:asciiTheme="majorHAnsi" w:eastAsiaTheme="majorHAnsi" w:hAnsiTheme="majorHAnsi" w:hint="eastAsia"/>
+              </w:rPr>
+            </w:pPr>
+            <w:r>
+              <w:rPr>
+                <w:rFonts w:asciiTheme="majorHAnsi" w:eastAsiaTheme="majorHAnsi" w:hAnsiTheme="majorHAnsi" w:hint="eastAsia"/>
+              </w:rPr>
+              <w:t>[오후 8:12:55.788] RX  01 64 03 00 0A 00 00 61 44 00 00 61 44 00 00 61 44 00 00 61 44 00 00 61 44 62 BB 62 44 40 32 60 44 AF C9 5F 44 A5 88 62 44 07 1D 61 44 CC 28  (+45ms)</w:t>
+            </w:r>
+          </w:p>
+          <w:p>
+            <w:pPr>
+              <w:pStyle w:val="1-0"/>
+              <w:rPr>
+                <w:rFonts w:asciiTheme="majorHAnsi" w:eastAsiaTheme="majorHAnsi" w:hAnsiTheme="majorHAnsi" w:hint="eastAsia"/>
+              </w:rPr>
+            </w:pPr>
+            <w:r>
+              <w:rPr>
+                <w:rFonts w:asciiTheme="majorHAnsi" w:eastAsiaTheme="majorHAnsi" w:hAnsiTheme="majorHAnsi" w:hint="eastAsia"/>
+              </w:rPr>
+              <w:t>[오후 8:12:55.791] TX  01 64 03 4A C1  (+3ms)</w:t>
+            </w:r>
+          </w:p>
+          <w:p>
+            <w:pPr>
+              <w:pStyle w:val="1-0"/>
+              <w:rPr>
+                <w:rFonts w:asciiTheme="majorHAnsi" w:eastAsiaTheme="majorHAnsi" w:hAnsiTheme="majorHAnsi" w:hint="eastAsia"/>
+              </w:rPr>
+            </w:pPr>
+            <w:r>
+              <w:rPr>
+                <w:rFonts w:asciiTheme="majorHAnsi" w:eastAsiaTheme="majorHAnsi" w:hAnsiTheme="majorHAnsi" w:hint="eastAsia"/>
+              </w:rPr>
+              <w:t>[오후 8:12:55.836] RX  01 64 03 00 08 00 00 61 44 00 00 61 44 00 00 61 44 00 00 61 44 8E 7D 5F 44 E4 E9 61 44 18 27 62 44 6E 64 5F 44 3F 99  (+45ms)</w:t>
+            </w:r>
+          </w:p>
+          <w:p>
+            <w:pPr>
+              <w:pStyle w:val="1-0"/>
+              <w:rPr>
+                <w:rFonts w:asciiTheme="majorHAnsi" w:eastAsiaTheme="majorHAnsi" w:hAnsiTheme="majorHAnsi" w:hint="eastAsia"/>
+              </w:rPr>
+            </w:pPr>
+            <w:r>
+              <w:rPr>
+                <w:rFonts w:asciiTheme="majorHAnsi" w:eastAsiaTheme="majorHAnsi" w:hAnsiTheme="majorHAnsi" w:hint="eastAsia"/>
+              </w:rPr>
+              <w:t>[오후 8:12:55.837] TX  01 64 03 4A C1  (+1ms)</w:t>
+            </w:r>
+          </w:p>
+          <w:p>
+            <w:pPr>
+              <w:pStyle w:val="1-0"/>
+              <w:rPr>
+                <w:rFonts w:asciiTheme="majorHAnsi" w:eastAsiaTheme="majorHAnsi" w:hAnsiTheme="majorHAnsi" w:hint="eastAsia"/>
+              </w:rPr>
+            </w:pPr>
+            <w:r>
+              <w:rPr>
+                <w:rFonts w:asciiTheme="majorHAnsi" w:eastAsiaTheme="majorHAnsi" w:hAnsiTheme="majorHAnsi" w:hint="eastAsia"/>
+              </w:rPr>
+              <w:t>[오후 8:12:55.884] RX  01 64 03 00 0A 00 00 61 44 00 00 61 44 00 00 61 44 00 00 61 44 00 00 61 44 81 CA 60 44 98 80 62 44 7F 33 60 44 01 EC 5F 44 CF 90 62 44 E7 BE  (+47ms)</w:t>
+            </w:r>
+          </w:p>
+          <w:p>
+            <w:pPr>
+              <w:pStyle w:val="1-0"/>
+              <w:rPr>
+                <w:rFonts w:asciiTheme="majorHAnsi" w:eastAsiaTheme="majorHAnsi" w:hAnsiTheme="majorHAnsi" w:hint="eastAsia"/>
+              </w:rPr>
+            </w:pPr>
+            <w:r>
+              <w:rPr>
+                <w:rFonts w:asciiTheme="majorHAnsi" w:eastAsiaTheme="majorHAnsi" w:hAnsiTheme="majorHAnsi" w:hint="eastAsia"/>
+              </w:rPr>
+              <w:t>[오후 8:12:55.887] TX  01 64 03 4A C1  (+3ms)</w:t>
+            </w:r>
+          </w:p>
+          <w:p>
+            <w:pPr>
+              <w:pStyle w:val="1-0"/>
+              <w:rPr>
+                <w:rFonts w:asciiTheme="majorHAnsi" w:eastAsiaTheme="majorHAnsi" w:hAnsiTheme="majorHAnsi" w:hint="eastAsia"/>
+              </w:rPr>
+            </w:pPr>
+            <w:r>
+              <w:rPr>
+                <w:rFonts w:asciiTheme="majorHAnsi" w:eastAsiaTheme="majorHAnsi" w:hAnsiTheme="majorHAnsi" w:hint="eastAsia"/>
+              </w:rPr>
+              <w:t>[오후 8:12:55.931] RX  01 64 03 00 0A 00 00 61 44 00 00 61 44 00 00 61 44 00 00 61 44 00 00 61 44 02 2A 61 44 89 2B 5F 44 18 CE 61 44 30 E8 61 44 01 89 5F 44 21 FF  (+44ms)</w:t>
+            </w:r>
+          </w:p>
+          <w:p>
+            <w:pPr>
+              <w:pStyle w:val="1-0"/>
+              <w:rPr>
+                <w:rFonts w:asciiTheme="majorHAnsi" w:eastAsiaTheme="majorHAnsi" w:hAnsiTheme="majorHAnsi" w:hint="eastAsia"/>
+              </w:rPr>
+            </w:pPr>
+            <w:r>
+              <w:rPr>
+                <w:rFonts w:asciiTheme="majorHAnsi" w:eastAsiaTheme="majorHAnsi" w:hAnsiTheme="majorHAnsi" w:hint="eastAsia"/>
+              </w:rPr>
+              <w:t>[오후 8:12:55.933] TX  01 64 03 4A C1  (+2ms)</w:t>
+            </w:r>
+          </w:p>
+          <w:p>
+            <w:pPr>
+              <w:pStyle w:val="1-0"/>
+              <w:rPr>
+                <w:rFonts w:asciiTheme="majorHAnsi" w:eastAsiaTheme="majorHAnsi" w:hAnsiTheme="majorHAnsi" w:hint="eastAsia"/>
+              </w:rPr>
+            </w:pPr>
+            <w:r>
+              <w:rPr>
+                <w:rFonts w:asciiTheme="majorHAnsi" w:eastAsiaTheme="majorHAnsi" w:hAnsiTheme="majorHAnsi" w:hint="eastAsia"/>
+              </w:rPr>
+              <w:t>[오후 8:12:55.980] RX  01 64 03 00 0A 00 00 61 44 00 00 61 44 00 00 61 44 00 00 61 44 00 00 61 44 73 D0 60 44 AF 9F 62 44 02 1B 60 44 18 AE 5F 44 BA 70 62 44 09 19  (+47ms)</w:t>
+            </w:r>
+          </w:p>
+          <w:p>
+            <w:pPr>
+              <w:pStyle w:val="1-0"/>
+              <w:rPr>
+                <w:rFonts w:asciiTheme="majorHAnsi" w:eastAsiaTheme="majorHAnsi" w:hAnsiTheme="majorHAnsi" w:hint="eastAsia"/>
+              </w:rPr>
+            </w:pPr>
+            <w:r>
+              <w:rPr>
+                <w:rFonts w:asciiTheme="majorHAnsi" w:eastAsiaTheme="majorHAnsi" w:hAnsiTheme="majorHAnsi" w:hint="eastAsia"/>
+              </w:rPr>
+              <w:t>[오후 8:12:55.983] TX  01 64 03 4A C1  (+3ms)</w:t>
+            </w:r>
+          </w:p>
+          <w:p>
+            <w:pPr>
+              <w:pStyle w:val="1-0"/>
+              <w:rPr>
+                <w:rFonts w:asciiTheme="majorHAnsi" w:eastAsiaTheme="majorHAnsi" w:hAnsiTheme="majorHAnsi" w:hint="eastAsia"/>
+              </w:rPr>
+            </w:pPr>
+            <w:r>
+              <w:rPr>
+                <w:rFonts w:asciiTheme="majorHAnsi" w:eastAsiaTheme="majorHAnsi" w:hAnsiTheme="majorHAnsi" w:hint="eastAsia"/>
+              </w:rPr>
+              <w:t>[오후 8:12:56.028] RX  01 64 03 00 0A 00 00 61 44 00 00 61 44 00 00 61 44 00 00 61 44 00 00 61 44 25 0C 61 44 B8 65 5F 44 DC CC 61 44 D5 16 62 44 02 54 5F 44 B3 13  (+45ms)</w:t>
+            </w:r>
+          </w:p>
+          <w:p>
+            <w:pPr>
+              <w:pStyle w:val="1-0"/>
+              <w:rPr>
+                <w:rFonts w:asciiTheme="majorHAnsi" w:eastAsiaTheme="majorHAnsi" w:hAnsiTheme="majorHAnsi" w:hint="eastAsia"/>
+              </w:rPr>
+            </w:pPr>
+            <w:r>
+              <w:rPr>
+                <w:rFonts w:asciiTheme="majorHAnsi" w:eastAsiaTheme="majorHAnsi" w:hAnsiTheme="majorHAnsi" w:hint="eastAsia"/>
+              </w:rPr>
+              <w:t>[오후 8:12:56.031] TX  01 04 D0 2D 00 01 99 03  (+3ms)</w:t>
+            </w:r>
+          </w:p>
+          <w:p>
+            <w:pPr>
+              <w:pStyle w:val="1-0"/>
+              <w:rPr>
+                <w:rFonts w:asciiTheme="majorHAnsi" w:eastAsiaTheme="majorHAnsi" w:hAnsiTheme="majorHAnsi" w:hint="eastAsia"/>
+              </w:rPr>
+            </w:pPr>
+            <w:r>
+              <w:rPr>
+                <w:rFonts w:asciiTheme="majorHAnsi" w:eastAsiaTheme="majorHAnsi" w:hAnsiTheme="majorHAnsi" w:hint="eastAsia"/>
+              </w:rPr>
+              <w:lastRenderedPageBreak/>
+              <w:t>[오후 8:12:56.049] RX  01 04 02 03 86 38 62  (+18ms)</w:t>
+            </w:r>
+          </w:p>
+          <w:p>
+            <w:pPr>
+              <w:pStyle w:val="1-0"/>
+              <w:rPr>
+                <w:rFonts w:asciiTheme="majorHAnsi" w:eastAsiaTheme="majorHAnsi" w:hAnsiTheme="majorHAnsi" w:hint="eastAsia"/>
+              </w:rPr>
+            </w:pPr>
+            <w:r>
+              <w:rPr>
+                <w:rFonts w:asciiTheme="majorHAnsi" w:eastAsiaTheme="majorHAnsi" w:hAnsiTheme="majorHAnsi" w:hint="eastAsia"/>
+              </w:rPr>
+              <w:t>[오후 8:12:56.051] TX  01 64 03 4A C1  (+2ms)</w:t>
+            </w:r>
+          </w:p>
+          <w:p>
+            <w:pPr>
+              <w:pStyle w:val="1-0"/>
+              <w:rPr>
+                <w:rFonts w:asciiTheme="majorHAnsi" w:eastAsiaTheme="majorHAnsi" w:hAnsiTheme="majorHAnsi" w:hint="eastAsia"/>
+              </w:rPr>
+            </w:pPr>
+            <w:r>
+              <w:rPr>
+                <w:rFonts w:asciiTheme="majorHAnsi" w:eastAsiaTheme="majorHAnsi" w:hAnsiTheme="majorHAnsi" w:hint="eastAsia"/>
+              </w:rPr>
+              <w:t>[오후 8:12:56.107] RX  01 64 03 00 0C 00 00 61 44 00 00 61 44 00 00 61 44 00 00 61 44 00 00 61 44 00 00 61 44 95 B0 60 44 14 6F 62 44 55 24 60 44 96 D4 5F 44 C7 79 62 44 E9 21 61 44 DE 01  (+56ms)</w:t>
+            </w:r>
+          </w:p>
+          <w:p>
+            <w:pPr>
+              <w:pStyle w:val="1-0"/>
+              <w:rPr>
+                <w:rFonts w:asciiTheme="majorHAnsi" w:eastAsiaTheme="majorHAnsi" w:hAnsiTheme="majorHAnsi" w:hint="eastAsia"/>
+              </w:rPr>
+            </w:pPr>
+            <w:r>
+              <w:rPr>
+                <w:rFonts w:asciiTheme="majorHAnsi" w:eastAsiaTheme="majorHAnsi" w:hAnsiTheme="majorHAnsi" w:hint="eastAsia"/>
+              </w:rPr>
+              <w:t>[오후 8:12:56.109] TX  01 64 03 4A C1  (+2ms)</w:t>
+            </w:r>
+          </w:p>
+          <w:p>
+            <w:pPr>
+              <w:pStyle w:val="1-0"/>
+              <w:rPr>
+                <w:rFonts w:asciiTheme="majorHAnsi" w:eastAsiaTheme="majorHAnsi" w:hAnsiTheme="majorHAnsi" w:hint="eastAsia"/>
+              </w:rPr>
+            </w:pPr>
+            <w:r>
+              <w:rPr>
+                <w:rFonts w:asciiTheme="majorHAnsi" w:eastAsiaTheme="majorHAnsi" w:hAnsiTheme="majorHAnsi" w:hint="eastAsia"/>
+              </w:rPr>
+              <w:t>[오후 8:12:56.156] RX  01 64 03 00 0C 00 00 61 44 00 00 61 44 00 00 61 44 00 00 61 44 00 00 61 44 00 00 61 44 A2 1B 5F 44 D5 B7 61 44 30 E1 61 44 1E 80 5F 44 09 BA 60 44 58 98 62 44 07 EB  (+47ms)</w:t>
+            </w:r>
+          </w:p>
+          <w:p>
+            <w:pPr>
+              <w:pStyle w:val="1-0"/>
+              <w:rPr>
+                <w:rFonts w:asciiTheme="majorHAnsi" w:eastAsiaTheme="majorHAnsi" w:hAnsiTheme="majorHAnsi" w:hint="eastAsia"/>
+              </w:rPr>
+            </w:pPr>
+            <w:r>
+              <w:rPr>
+                <w:rFonts w:asciiTheme="majorHAnsi" w:eastAsiaTheme="majorHAnsi" w:hAnsiTheme="majorHAnsi" w:hint="eastAsia"/>
+              </w:rPr>
+              <w:t>[오후 8:12:56.157] TX  01 64 03 4A C1  (+1ms)</w:t>
+            </w:r>
+          </w:p>
+          <w:p>
+            <w:pPr>
+              <w:pStyle w:val="1-0"/>
+              <w:rPr>
+                <w:rFonts w:asciiTheme="majorHAnsi" w:eastAsiaTheme="majorHAnsi" w:hAnsiTheme="majorHAnsi" w:hint="eastAsia"/>
+              </w:rPr>
+            </w:pPr>
+            <w:r>
+              <w:rPr>
+                <w:rFonts w:asciiTheme="majorHAnsi" w:eastAsiaTheme="majorHAnsi" w:hAnsiTheme="majorHAnsi" w:hint="eastAsia"/>
+              </w:rPr>
+              <w:t>[오후 8:12:56.204] RX  01 64 03 00 0A 00 00 61 44 00 00 61 44 00 00 61 44 00 00 61 44 00 00 61 44 98 1A 60 44 E1 9A 5F 44 B6 61 62 44 DB 0B 61 44 0D 60 5F 44 C3 E5  (+47ms)</w:t>
+            </w:r>
+          </w:p>
+          <w:p>
+            <w:pPr>
+              <w:pStyle w:val="1-0"/>
+              <w:rPr>
+                <w:rFonts w:asciiTheme="majorHAnsi" w:eastAsiaTheme="majorHAnsi" w:hAnsiTheme="majorHAnsi" w:hint="eastAsia"/>
+              </w:rPr>
+            </w:pPr>
+            <w:r>
+              <w:rPr>
+                <w:rFonts w:asciiTheme="majorHAnsi" w:eastAsiaTheme="majorHAnsi" w:hAnsiTheme="majorHAnsi" w:hint="eastAsia"/>
+              </w:rPr>
+              <w:t>[오후 8:12:56.208] TX  01 64 03 4A C1  (+4ms)</w:t>
+            </w:r>
+          </w:p>
+          <w:p>
+            <w:pPr>
+              <w:pStyle w:val="1-0"/>
+              <w:rPr>
+                <w:rFonts w:asciiTheme="majorHAnsi" w:eastAsiaTheme="majorHAnsi" w:hAnsiTheme="majorHAnsi" w:hint="eastAsia"/>
+              </w:rPr>
+            </w:pPr>
+            <w:r>
+              <w:rPr>
+                <w:rFonts w:asciiTheme="majorHAnsi" w:eastAsiaTheme="majorHAnsi" w:hAnsiTheme="majorHAnsi" w:hint="eastAsia"/>
+              </w:rPr>
+              <w:t>[오후 8:12:56.252] RX  01 64 03 00 0A 00 00 61 44 00 00 61 44 00 00 61 44 00 00 61 44 00 00 61 44 A8 C2 61 44 41 19 62 44 67 51 5F 44 37 A0 60 44 D4 6A 62 44 05 0A  (+44ms)</w:t>
+            </w:r>
+          </w:p>
+          <w:p>
+            <w:pPr>
+              <w:pStyle w:val="1-0"/>
+              <w:rPr>
+                <w:rFonts w:asciiTheme="majorHAnsi" w:eastAsiaTheme="majorHAnsi" w:hAnsiTheme="majorHAnsi" w:hint="eastAsia"/>
+              </w:rPr>
+            </w:pPr>
+            <w:r>
+              <w:rPr>
+                <w:rFonts w:asciiTheme="majorHAnsi" w:eastAsiaTheme="majorHAnsi" w:hAnsiTheme="majorHAnsi" w:hint="eastAsia"/>
+              </w:rPr>
+              <w:t>[오후 8:12:56.255] TX  01 64 03 4A C1  (+3ms)</w:t>
+            </w:r>
+          </w:p>
+          <w:p>
+            <w:pPr>
+              <w:pStyle w:val="1-0"/>
+              <w:rPr>
+                <w:rFonts w:asciiTheme="majorHAnsi" w:eastAsiaTheme="majorHAnsi" w:hAnsiTheme="majorHAnsi" w:hint="eastAsia"/>
+              </w:rPr>
+            </w:pPr>
+            <w:r>
+              <w:rPr>
+                <w:rFonts w:asciiTheme="majorHAnsi" w:eastAsiaTheme="majorHAnsi" w:hAnsiTheme="majorHAnsi" w:hint="eastAsia"/>
+              </w:rPr>
+              <w:t>[오후 8:12:56.299] RX  01 64 03 00 0A 00 00 61 44 00 00 61 44 00 00 61 44 00 00 61 44 00 00 61 44 26 27 60 44 0F CD 5F 44 B7 77 62 44 FC 2A 61 44 9E 1E 5F 44 C3 B0  (+44ms)</w:t>
+            </w:r>
+          </w:p>
+          <w:p>
+            <w:pPr>
+              <w:pStyle w:val="1-0"/>
+              <w:rPr>
+                <w:rFonts w:asciiTheme="majorHAnsi" w:eastAsiaTheme="majorHAnsi" w:hAnsiTheme="majorHAnsi" w:hint="eastAsia"/>
+              </w:rPr>
+            </w:pPr>
+            <w:r>
+              <w:rPr>
+                <w:rFonts w:asciiTheme="majorHAnsi" w:eastAsiaTheme="majorHAnsi" w:hAnsiTheme="majorHAnsi" w:hint="eastAsia"/>
+              </w:rPr>
+              <w:t>[오후 8:12:56.302] TX  01 64 03 4A C1  (+3ms)</w:t>
+            </w:r>
+          </w:p>
+          <w:p>
+            <w:pPr>
+              <w:pStyle w:val="1-0"/>
+              <w:rPr>
+                <w:rFonts w:asciiTheme="majorHAnsi" w:eastAsiaTheme="majorHAnsi" w:hAnsiTheme="majorHAnsi" w:hint="eastAsia"/>
+              </w:rPr>
+            </w:pPr>
+            <w:r>
+              <w:rPr>
+                <w:rFonts w:asciiTheme="majorHAnsi" w:eastAsiaTheme="majorHAnsi" w:hAnsiTheme="majorHAnsi" w:hint="eastAsia"/>
+              </w:rPr>
+              <w:t>[오후 8:12:56.347] RX  01 64 03 00 0A 00 00 61 44 00 00 61 44 00 00 61 44 00 00 61 44 00 00 61 44 55 B9 61 44 99 EC 61 44 9C 8D 5F 44 33 C0 60 44 A3 A2 62 44 26 F5  (+45ms)</w:t>
+            </w:r>
+          </w:p>
+          <w:p>
+            <w:pPr>
+              <w:pStyle w:val="1-0"/>
+              <w:rPr>
+                <w:rFonts w:asciiTheme="majorHAnsi" w:eastAsiaTheme="majorHAnsi" w:hAnsiTheme="majorHAnsi" w:hint="eastAsia"/>
+              </w:rPr>
+            </w:pPr>
+            <w:r>
+              <w:rPr>
+                <w:rFonts w:asciiTheme="majorHAnsi" w:eastAsiaTheme="majorHAnsi" w:hAnsiTheme="majorHAnsi" w:hint="eastAsia"/>
+              </w:rPr>
+              <w:t>[오후 8:12:56.350] TX  01 64 03 4A C1  (+3ms)</w:t>
+            </w:r>
+          </w:p>
+          <w:p>
+            <w:pPr>
+              <w:pStyle w:val="1-0"/>
+              <w:rPr>
+                <w:rFonts w:asciiTheme="majorHAnsi" w:eastAsiaTheme="majorHAnsi" w:hAnsiTheme="majorHAnsi" w:hint="eastAsia"/>
+              </w:rPr>
+            </w:pPr>
+            <w:r>
+              <w:rPr>
+                <w:rFonts w:asciiTheme="majorHAnsi" w:eastAsiaTheme="majorHAnsi" w:hAnsiTheme="majorHAnsi" w:hint="eastAsia"/>
+              </w:rPr>
+              <w:t>[오후 8:12:56.395] RX  01 64 03 00 08 00 00 61 44 00 00 61 44 00 00 61 44 00 00 61 44 BA 27 60 44 C3 A2 5F 44 98 6A 62 44 C5 1C 61 44 8C E8  (+45ms)</w:t>
+            </w:r>
+          </w:p>
+          <w:p>
+            <w:pPr>
+              <w:pStyle w:val="1-0"/>
+              <w:rPr>
+                <w:rFonts w:asciiTheme="majorHAnsi" w:eastAsiaTheme="majorHAnsi" w:hAnsiTheme="majorHAnsi" w:hint="eastAsia"/>
+              </w:rPr>
+            </w:pPr>
+            <w:r>
+              <w:rPr>
+                <w:rFonts w:asciiTheme="majorHAnsi" w:eastAsiaTheme="majorHAnsi" w:hAnsiTheme="majorHAnsi" w:hint="eastAsia"/>
+              </w:rPr>
+              <w:t>[오후 8:12:56.397] TX  01 64 03 4A C1  (+2ms)</w:t>
+            </w:r>
+          </w:p>
+          <w:p>
+            <w:pPr>
+              <w:pStyle w:val="1-0"/>
+              <w:rPr>
+                <w:rFonts w:asciiTheme="majorHAnsi" w:eastAsiaTheme="majorHAnsi" w:hAnsiTheme="majorHAnsi" w:hint="eastAsia"/>
+              </w:rPr>
+            </w:pPr>
+            <w:r>
+              <w:rPr>
+                <w:rFonts w:asciiTheme="majorHAnsi" w:eastAsiaTheme="majorHAnsi" w:hAnsiTheme="majorHAnsi" w:hint="eastAsia"/>
+              </w:rPr>
+              <w:t>[오후 8:12:56.443] RX  01 64 03 00 0A 00 00 61 44 00 00 61 44 00 00 61 44 00 00 61 44 00 00 61 44 EC 6C 5F 44 62 D2 61 44 18 30 62 44 3C 6D 5F 44 D4 BA 60 44 E8 52  (+46ms)</w:t>
+            </w:r>
+          </w:p>
+          <w:p>
+            <w:pPr>
+              <w:pStyle w:val="1-0"/>
+              <w:rPr>
+                <w:rFonts w:asciiTheme="majorHAnsi" w:eastAsiaTheme="majorHAnsi" w:hAnsiTheme="majorHAnsi" w:hint="eastAsia"/>
+              </w:rPr>
+            </w:pPr>
+            <w:r>
+              <w:rPr>
+                <w:rFonts w:asciiTheme="majorHAnsi" w:eastAsiaTheme="majorHAnsi" w:hAnsiTheme="majorHAnsi" w:hint="eastAsia"/>
+              </w:rPr>
+              <w:t>[오후 8:12:56.446] TX  01 64 03 4A C1  (+3ms)</w:t>
+            </w:r>
+          </w:p>
+          <w:p>
+            <w:pPr>
+              <w:pStyle w:val="1-0"/>
+              <w:rPr>
+                <w:rFonts w:asciiTheme="majorHAnsi" w:eastAsiaTheme="majorHAnsi" w:hAnsiTheme="majorHAnsi" w:hint="eastAsia"/>
+              </w:rPr>
+            </w:pPr>
+            <w:r>
+              <w:rPr>
+                <w:rFonts w:asciiTheme="majorHAnsi" w:eastAsiaTheme="majorHAnsi" w:hAnsiTheme="majorHAnsi" w:hint="eastAsia"/>
+              </w:rPr>
+              <w:t>[오후 8:12:56.491] RX  01 64 03 00 0A 00 00 61 44 00 00 61 44 00 00 61 44 00 00 61 44 00 00 61 44 67 8A 62 44 A1 49 60 44 1F EE 5F 44 E9 9A 62 44 B8 4B 61 44 C1 94  (+45ms)</w:t>
+            </w:r>
+          </w:p>
+          <w:p>
+            <w:pPr>
+              <w:pStyle w:val="1-0"/>
+              <w:rPr>
+                <w:rFonts w:asciiTheme="majorHAnsi" w:eastAsiaTheme="majorHAnsi" w:hAnsiTheme="majorHAnsi" w:hint="eastAsia"/>
+              </w:rPr>
+            </w:pPr>
+            <w:r>
+              <w:rPr>
+                <w:rFonts w:asciiTheme="majorHAnsi" w:eastAsiaTheme="majorHAnsi" w:hAnsiTheme="majorHAnsi" w:hint="eastAsia"/>
+              </w:rPr>
+              <w:t>[오후 8:12:56.493] TX  01 64 03 4A C1  (+2ms)</w:t>
+            </w:r>
+          </w:p>
+          <w:p>
+            <w:pPr>
+              <w:pStyle w:val="1-0"/>
+              <w:rPr>
+                <w:rFonts w:asciiTheme="majorHAnsi" w:eastAsiaTheme="majorHAnsi" w:hAnsiTheme="majorHAnsi" w:hint="eastAsia"/>
+              </w:rPr>
+            </w:pPr>
+            <w:r>
+              <w:rPr>
+                <w:rFonts w:asciiTheme="majorHAnsi" w:eastAsiaTheme="majorHAnsi" w:hAnsiTheme="majorHAnsi" w:hint="eastAsia"/>
+              </w:rPr>
+              <w:t>[오후 8:12:56.539] RX  01 64 03 00 0A 00 00 61 44 00 00 61 44 00 00 61 44 00 00 61 44 00 00 61 44 79 3D 5F 44 59 D5 61 44 ED 09 62 44 35 A8 5F 44 EF DC 60 44 27 57  (+46ms)</w:t>
+            </w:r>
+          </w:p>
+          <w:p>
+            <w:pPr>
+              <w:pStyle w:val="1-0"/>
+              <w:rPr>
+                <w:rFonts w:asciiTheme="majorHAnsi" w:eastAsiaTheme="majorHAnsi" w:hAnsiTheme="majorHAnsi" w:hint="eastAsia"/>
+              </w:rPr>
+            </w:pPr>
+            <w:r>
+              <w:rPr>
+                <w:rFonts w:asciiTheme="majorHAnsi" w:eastAsiaTheme="majorHAnsi" w:hAnsiTheme="majorHAnsi" w:hint="eastAsia"/>
+              </w:rPr>
+              <w:t>[오후 8:12:56.541] TX  01 64 03 4A C1  (+2ms)</w:t>
+            </w:r>
+          </w:p>
+          <w:p>
+            <w:pPr>
+              <w:pStyle w:val="1-0"/>
+              <w:rPr>
+                <w:rFonts w:asciiTheme="majorHAnsi" w:eastAsiaTheme="majorHAnsi" w:hAnsiTheme="majorHAnsi" w:hint="eastAsia"/>
+              </w:rPr>
+            </w:pPr>
+            <w:r>
+              <w:rPr>
+                <w:rFonts w:asciiTheme="majorHAnsi" w:eastAsiaTheme="majorHAnsi" w:hAnsiTheme="majorHAnsi" w:hint="eastAsia"/>
+              </w:rPr>
+              <w:t>[오후 8:12:56.588] RX  01 64 03 00 0A 00 00 61 44 00 00 61 44 00 00 61 44 00 00 61 44 00 00 61 44 BD BB 62 44 DF 41 60 44 2F C0 5F 44 48 86 62 44 59 30 61 44 DE FB  (+47ms)</w:t>
+            </w:r>
+          </w:p>
+          <w:p>
+            <w:pPr>
+              <w:pStyle w:val="1-0"/>
+              <w:rPr>
+                <w:rFonts w:asciiTheme="majorHAnsi" w:eastAsiaTheme="majorHAnsi" w:hAnsiTheme="majorHAnsi" w:hint="eastAsia"/>
+              </w:rPr>
+            </w:pPr>
+            <w:r>
+              <w:rPr>
+                <w:rFonts w:asciiTheme="majorHAnsi" w:eastAsiaTheme="majorHAnsi" w:hAnsiTheme="majorHAnsi" w:hint="eastAsia"/>
+              </w:rPr>
+              <w:t>[오후 8:12:56.590] TX  01 04 D0 2D 00 01 99 03  (+2ms)</w:t>
+            </w:r>
+          </w:p>
+          <w:p>
+            <w:pPr>
+              <w:pStyle w:val="1-0"/>
+              <w:rPr>
+                <w:rFonts w:asciiTheme="majorHAnsi" w:eastAsiaTheme="majorHAnsi" w:hAnsiTheme="majorHAnsi" w:hint="eastAsia"/>
+              </w:rPr>
+            </w:pPr>
+            <w:r>
+              <w:rPr>
+                <w:rFonts w:asciiTheme="majorHAnsi" w:eastAsiaTheme="majorHAnsi" w:hAnsiTheme="majorHAnsi" w:hint="eastAsia"/>
+              </w:rPr>
+              <w:lastRenderedPageBreak/>
+              <w:t>[오후 8:12:56.603] RX  01 04 02 03 88 B9 A6  (+13ms)</w:t>
+            </w:r>
+          </w:p>
+          <w:p>
+            <w:pPr>
+              <w:pStyle w:val="1-0"/>
+              <w:rPr>
+                <w:rFonts w:asciiTheme="majorHAnsi" w:eastAsiaTheme="majorHAnsi" w:hAnsiTheme="majorHAnsi" w:hint="eastAsia"/>
+              </w:rPr>
+            </w:pPr>
+            <w:r>
+              <w:rPr>
+                <w:rFonts w:asciiTheme="majorHAnsi" w:eastAsiaTheme="majorHAnsi" w:hAnsiTheme="majorHAnsi" w:hint="eastAsia"/>
+              </w:rPr>
+              <w:t>[오후 8:12:56.605] TX  01 64 03 4A C1  (+2ms)</w:t>
+            </w:r>
+          </w:p>
+          <w:p>
+            <w:pPr>
+              <w:pStyle w:val="1-0"/>
+              <w:rPr>
+                <w:rFonts w:asciiTheme="majorHAnsi" w:eastAsiaTheme="majorHAnsi" w:hAnsiTheme="majorHAnsi" w:hint="eastAsia"/>
+              </w:rPr>
+            </w:pPr>
+            <w:r>
+              <w:rPr>
+                <w:rFonts w:asciiTheme="majorHAnsi" w:eastAsiaTheme="majorHAnsi" w:hAnsiTheme="majorHAnsi" w:hint="eastAsia"/>
+              </w:rPr>
+              <w:t>[오후 8:12:56.651] RX  01 64 03 00 0C 00 00 61 44 00 00 61 44 00 00 61 44 00 00 61 44 00 00 61 44 00 00 61 44 E8 83 5F 44 72 E6 61 44 82 3E 62 44 44 7B 5F 44 DB CC 60 44 B5 96 62 44 31 12  (+46ms)</w:t>
+            </w:r>
+          </w:p>
+          <w:p>
+            <w:pPr>
+              <w:pStyle w:val="1-0"/>
+              <w:rPr>
+                <w:rFonts w:asciiTheme="majorHAnsi" w:eastAsiaTheme="majorHAnsi" w:hAnsiTheme="majorHAnsi" w:hint="eastAsia"/>
+              </w:rPr>
+            </w:pPr>
+            <w:r>
+              <w:rPr>
+                <w:rFonts w:asciiTheme="majorHAnsi" w:eastAsiaTheme="majorHAnsi" w:hAnsiTheme="majorHAnsi" w:hint="eastAsia"/>
+              </w:rPr>
+              <w:t>[오후 8:12:56.653] TX  01 64 03 4A C1  (+2ms)</w:t>
+            </w:r>
+          </w:p>
+          <w:p>
+            <w:pPr>
+              <w:pStyle w:val="1-0"/>
+              <w:rPr>
+                <w:rFonts w:asciiTheme="majorHAnsi" w:eastAsiaTheme="majorHAnsi" w:hAnsiTheme="majorHAnsi" w:hint="eastAsia"/>
+              </w:rPr>
+            </w:pPr>
+            <w:r>
+              <w:rPr>
+                <w:rFonts w:asciiTheme="majorHAnsi" w:eastAsiaTheme="majorHAnsi" w:hAnsiTheme="majorHAnsi" w:hint="eastAsia"/>
+              </w:rPr>
+              <w:t>[오후 8:12:56.699] RX  01 64 03 00 0A 00 00 61 44 00 00 61 44 00 00 61 44 00 00 61 44 00 00 61 44 99 50 60 44 0A F9 5F 44 43 A4 62 44 E0 51 61 44 13 4A 5F 44 60 34  (+46ms)</w:t>
+            </w:r>
+          </w:p>
+          <w:p>
+            <w:pPr>
+              <w:pStyle w:val="1-0"/>
+              <w:rPr>
+                <w:rFonts w:asciiTheme="majorHAnsi" w:eastAsiaTheme="majorHAnsi" w:hAnsiTheme="majorHAnsi" w:hint="eastAsia"/>
+              </w:rPr>
+            </w:pPr>
+            <w:r>
+              <w:rPr>
+                <w:rFonts w:asciiTheme="majorHAnsi" w:eastAsiaTheme="majorHAnsi" w:hAnsiTheme="majorHAnsi" w:hint="eastAsia"/>
+              </w:rPr>
+              <w:t>[오후 8:12:56.701] TX  01 64 03 4A C1  (+2ms)</w:t>
+            </w:r>
+          </w:p>
+          <w:p>
+            <w:pPr>
+              <w:pStyle w:val="1-0"/>
+              <w:rPr>
+                <w:rFonts w:asciiTheme="majorHAnsi" w:eastAsiaTheme="majorHAnsi" w:hAnsiTheme="majorHAnsi" w:hint="eastAsia"/>
+              </w:rPr>
+            </w:pPr>
+            <w:r>
+              <w:rPr>
+                <w:rFonts w:asciiTheme="majorHAnsi" w:eastAsiaTheme="majorHAnsi" w:hAnsiTheme="majorHAnsi" w:hint="eastAsia"/>
+              </w:rPr>
+              <w:t>[오후 8:12:56.747] RX  01 64 03 00 0A 00 00 61 44 00 00 61 44 00 00 61 44 00 00 61 44 00 00 61 44 59 E5 61 44 78 10 62 44 95 B1 5F 44 F6 EB 60 44 36 C3 62 44 74 0C  (+46ms)</w:t>
+            </w:r>
+          </w:p>
+          <w:p>
+            <w:pPr>
+              <w:pStyle w:val="1-0"/>
+              <w:rPr>
+                <w:rFonts w:asciiTheme="majorHAnsi" w:eastAsiaTheme="majorHAnsi" w:hAnsiTheme="majorHAnsi" w:hint="eastAsia"/>
+              </w:rPr>
+            </w:pPr>
+            <w:r>
+              <w:rPr>
+                <w:rFonts w:asciiTheme="majorHAnsi" w:eastAsiaTheme="majorHAnsi" w:hAnsiTheme="majorHAnsi" w:hint="eastAsia"/>
+              </w:rPr>
+              <w:t>[오후 8:12:56.749] TX  01 64 03 4A C1  (+2ms)</w:t>
+            </w:r>
+          </w:p>
+          <w:p>
+            <w:pPr>
+              <w:pStyle w:val="1-0"/>
+              <w:rPr>
+                <w:rFonts w:asciiTheme="majorHAnsi" w:eastAsiaTheme="majorHAnsi" w:hAnsiTheme="majorHAnsi" w:hint="eastAsia"/>
+              </w:rPr>
+            </w:pPr>
+            <w:r>
+              <w:rPr>
+                <w:rFonts w:asciiTheme="majorHAnsi" w:eastAsiaTheme="majorHAnsi" w:hAnsiTheme="majorHAnsi" w:hint="eastAsia"/>
+              </w:rPr>
+              <w:t>[오후 8:12:56.795] RX  01 64 03 00 08 00 00 61 44 00 00 61 44 00 00 61 44 00 00 61 44 12 44 60 44 22 CB 5F 44 1E 92 62 44 6F 34 61 44 2F 8A  (+46ms)</w:t>
+            </w:r>
+          </w:p>
+          <w:p>
+            <w:pPr>
+              <w:pStyle w:val="1-0"/>
+              <w:rPr>
+                <w:rFonts w:asciiTheme="majorHAnsi" w:eastAsiaTheme="majorHAnsi" w:hAnsiTheme="majorHAnsi" w:hint="eastAsia"/>
+              </w:rPr>
+            </w:pPr>
+            <w:r>
+              <w:rPr>
+                <w:rFonts w:asciiTheme="majorHAnsi" w:eastAsiaTheme="majorHAnsi" w:hAnsiTheme="majorHAnsi" w:hint="eastAsia"/>
+              </w:rPr>
+              <w:t>[오후 8:12:56.799] TX  01 64 03 4A C1  (+4ms)</w:t>
+            </w:r>
+          </w:p>
+          <w:p>
+            <w:pPr>
+              <w:pStyle w:val="1-0"/>
+              <w:rPr>
+                <w:rFonts w:asciiTheme="majorHAnsi" w:eastAsiaTheme="majorHAnsi" w:hAnsiTheme="majorHAnsi" w:hint="eastAsia"/>
+              </w:rPr>
+            </w:pPr>
+            <w:r>
+              <w:rPr>
+                <w:rFonts w:asciiTheme="majorHAnsi" w:eastAsiaTheme="majorHAnsi" w:hAnsiTheme="majorHAnsi" w:hint="eastAsia"/>
+              </w:rPr>
+              <w:t>[오후 8:12:56.844] RX  01 64 03 00 0A 00 00 61 44 00 00 61 44 00 00 61 44 00 00 61 44 00 00 61 44 7D 8A 5F 44 07 F5 61 44 89 42 62 44 FB 7C 5F 44 9F D5 60 44 4F 84  (+45ms)</w:t>
+            </w:r>
+          </w:p>
+          <w:p>
+            <w:pPr>
+              <w:pStyle w:val="1-0"/>
+              <w:rPr>
+                <w:rFonts w:asciiTheme="majorHAnsi" w:eastAsiaTheme="majorHAnsi" w:hAnsiTheme="majorHAnsi" w:hint="eastAsia"/>
+              </w:rPr>
+            </w:pPr>
+            <w:r>
+              <w:rPr>
+                <w:rFonts w:asciiTheme="majorHAnsi" w:eastAsiaTheme="majorHAnsi" w:hAnsiTheme="majorHAnsi" w:hint="eastAsia"/>
+              </w:rPr>
+              <w:t>[오후 8:12:56.847] TX  01 64 03 4A C1  (+3ms)</w:t>
+            </w:r>
+          </w:p>
+          <w:p>
+            <w:pPr>
+              <w:pStyle w:val="1-0"/>
+              <w:rPr>
+                <w:rFonts w:asciiTheme="majorHAnsi" w:eastAsiaTheme="majorHAnsi" w:hAnsiTheme="majorHAnsi" w:hint="eastAsia"/>
+              </w:rPr>
+            </w:pPr>
+            <w:r>
+              <w:rPr>
+                <w:rFonts w:asciiTheme="majorHAnsi" w:eastAsiaTheme="majorHAnsi" w:hAnsiTheme="majorHAnsi" w:hint="eastAsia"/>
+              </w:rPr>
+              <w:t>[오후 8:12:56.891] RX  01 64 03 00 0A 00 00 61 44 00 00 61 44 00 00 61 44 00 00 61 44 00 00 61 44 AF 95 62 44 09 4E 60 44 11 FC 5F 44 DD A2 62 44 8D 49 61 44 39 21  (+44ms)</w:t>
+            </w:r>
+          </w:p>
+          <w:p>
+            <w:pPr>
+              <w:pStyle w:val="1-0"/>
+              <w:rPr>
+                <w:rFonts w:asciiTheme="majorHAnsi" w:eastAsiaTheme="majorHAnsi" w:hAnsiTheme="majorHAnsi" w:hint="eastAsia"/>
+              </w:rPr>
+            </w:pPr>
+            <w:r>
+              <w:rPr>
+                <w:rFonts w:asciiTheme="majorHAnsi" w:eastAsiaTheme="majorHAnsi" w:hAnsiTheme="majorHAnsi" w:hint="eastAsia"/>
+              </w:rPr>
+              <w:t>[오후 8:12:56.893] TX  01 64 03 4A C1  (+2ms)</w:t>
+            </w:r>
+          </w:p>
+          <w:p>
+            <w:pPr>
+              <w:pStyle w:val="1-0"/>
+              <w:rPr>
+                <w:rFonts w:asciiTheme="majorHAnsi" w:eastAsiaTheme="majorHAnsi" w:hAnsiTheme="majorHAnsi" w:hint="eastAsia"/>
+              </w:rPr>
+            </w:pPr>
+            <w:r>
+              <w:rPr>
+                <w:rFonts w:asciiTheme="majorHAnsi" w:eastAsiaTheme="majorHAnsi" w:hAnsiTheme="majorHAnsi" w:hint="eastAsia"/>
+              </w:rPr>
+              <w:t>[오후 8:12:56.939] RX  01 64 03 00 0A 00 00 61 44 00 00 61 44 00 00 61 44 00 00 61 44 00 00 61 44 B8 42 5F 44 2B E2 61 44 1F 05 62 44 85 A8 5F 44 66 E6 60 44 51 69  (+46ms)</w:t>
+            </w:r>
+          </w:p>
+          <w:p>
+            <w:pPr>
+              <w:pStyle w:val="1-0"/>
+              <w:rPr>
+                <w:rFonts w:asciiTheme="majorHAnsi" w:eastAsiaTheme="majorHAnsi" w:hAnsiTheme="majorHAnsi" w:hint="eastAsia"/>
+              </w:rPr>
+            </w:pPr>
+            <w:r>
+              <w:rPr>
+                <w:rFonts w:asciiTheme="majorHAnsi" w:eastAsiaTheme="majorHAnsi" w:hAnsiTheme="majorHAnsi" w:hint="eastAsia"/>
+              </w:rPr>
+              <w:t>[오후 8:12:56.943] TX  01 64 03 4A C1  (+4ms)</w:t>
+            </w:r>
+          </w:p>
+          <w:p>
+            <w:pPr>
+              <w:pStyle w:val="1-0"/>
+              <w:rPr>
+                <w:rFonts w:asciiTheme="majorHAnsi" w:eastAsiaTheme="majorHAnsi" w:hAnsiTheme="majorHAnsi" w:hint="eastAsia"/>
+              </w:rPr>
+            </w:pPr>
+            <w:r>
+              <w:rPr>
+                <w:rFonts w:asciiTheme="majorHAnsi" w:eastAsiaTheme="majorHAnsi" w:hAnsiTheme="majorHAnsi" w:hint="eastAsia"/>
+              </w:rPr>
+              <w:t>[오후 8:12:56.988] RX  01 64 03 00 0A 00 00 61 44 00 00 61 44 00 00 61 44 00 00 61 44 00 00 61 44 7E BE 62 44 CD 3B 60 44 0D C8 5F 44 30 8A 62 44 18 2B 61 44 CD 3A  (+45ms)</w:t>
+            </w:r>
+          </w:p>
+          <w:p>
+            <w:pPr>
+              <w:pStyle w:val="1-0"/>
+              <w:rPr>
+                <w:rFonts w:asciiTheme="majorHAnsi" w:eastAsiaTheme="majorHAnsi" w:hAnsiTheme="majorHAnsi" w:hint="eastAsia"/>
+              </w:rPr>
+            </w:pPr>
+            <w:r>
+              <w:rPr>
+                <w:rFonts w:asciiTheme="majorHAnsi" w:eastAsiaTheme="majorHAnsi" w:hAnsiTheme="majorHAnsi" w:hint="eastAsia"/>
+              </w:rPr>
+              <w:t>[오후 8:12:56.991] TX  01 64 03 4A C1  (+3ms)</w:t>
+            </w:r>
+          </w:p>
+          <w:p>
+            <w:pPr>
+              <w:pStyle w:val="1-0"/>
+              <w:rPr>
+                <w:rFonts w:asciiTheme="majorHAnsi" w:eastAsiaTheme="majorHAnsi" w:hAnsiTheme="majorHAnsi" w:hint="eastAsia"/>
+              </w:rPr>
+            </w:pPr>
+            <w:r>
+              <w:rPr>
+                <w:rFonts w:asciiTheme="majorHAnsi" w:eastAsiaTheme="majorHAnsi" w:hAnsiTheme="majorHAnsi" w:hint="eastAsia"/>
+              </w:rPr>
+              <w:t>[오후 8:12:57.035] RX  01 64 03 00 0A 00 00 61 44 00 00 61 44 00 00 61 44 00 00 61 44 00 00 61 44 B5 86 5F 44 8C F0 61 44 B3 37 62 44 AA 73 5F 44 AD D0 60 44 89 05  (+44ms)</w:t>
+            </w:r>
+          </w:p>
+          <w:p>
+            <w:pPr>
+              <w:pStyle w:val="1-0"/>
+              <w:rPr>
+                <w:rFonts w:asciiTheme="majorHAnsi" w:eastAsiaTheme="majorHAnsi" w:hAnsiTheme="majorHAnsi" w:hint="eastAsia"/>
+              </w:rPr>
+            </w:pPr>
+            <w:r>
+              <w:rPr>
+                <w:rFonts w:asciiTheme="majorHAnsi" w:eastAsiaTheme="majorHAnsi" w:hAnsiTheme="majorHAnsi" w:hint="eastAsia"/>
+              </w:rPr>
+              <w:t>[오후 8:12:57.037] TX  01 64 03 4A C1  (+2ms)</w:t>
+            </w:r>
+          </w:p>
+          <w:p>
+            <w:pPr>
+              <w:pStyle w:val="1-0"/>
+              <w:rPr>
+                <w:rFonts w:asciiTheme="majorHAnsi" w:eastAsiaTheme="majorHAnsi" w:hAnsiTheme="majorHAnsi" w:hint="eastAsia"/>
+              </w:rPr>
+            </w:pPr>
+            <w:r>
+              <w:rPr>
+                <w:rFonts w:asciiTheme="majorHAnsi" w:eastAsiaTheme="majorHAnsi" w:hAnsiTheme="majorHAnsi" w:hint="eastAsia"/>
+              </w:rPr>
+              <w:t>[오후 8:12:57.083] RX  01 64 03 00 08 00 00 61 44 00 00 61 44 00 00 61 44 00 00 61 44 F1 8D 62 44 4F 47 60 44 FC FA 5F 44 DA 9E 62 44 83 0F  (+46ms)</w:t>
+            </w:r>
+          </w:p>
+          <w:p>
+            <w:pPr>
+              <w:pStyle w:val="1-0"/>
+              <w:rPr>
+                <w:rFonts w:asciiTheme="majorHAnsi" w:eastAsiaTheme="majorHAnsi" w:hAnsiTheme="majorHAnsi" w:hint="eastAsia"/>
+              </w:rPr>
+            </w:pPr>
+            <w:r>
+              <w:rPr>
+                <w:rFonts w:asciiTheme="majorHAnsi" w:eastAsiaTheme="majorHAnsi" w:hAnsiTheme="majorHAnsi" w:hint="eastAsia"/>
+              </w:rPr>
+              <w:t>[오후 8:12:57.085] TX  01 64 03 4A C1  (+2ms)</w:t>
+            </w:r>
+          </w:p>
+          <w:p>
+            <w:pPr>
+              <w:pStyle w:val="1-0"/>
+              <w:rPr>
+                <w:rFonts w:asciiTheme="majorHAnsi" w:eastAsiaTheme="majorHAnsi" w:hAnsiTheme="majorHAnsi" w:hint="eastAsia"/>
+              </w:rPr>
+            </w:pPr>
+            <w:r>
+              <w:rPr>
+                <w:rFonts w:asciiTheme="majorHAnsi" w:eastAsiaTheme="majorHAnsi" w:hAnsiTheme="majorHAnsi" w:hint="eastAsia"/>
+              </w:rPr>
+              <w:t>[오후 8:12:57.131] RX  01 64 03 00 0A 00 00 61 44 00 00 61 44 00 00 61 44 00 00 61 44 00 00 61 44 6B 42 61 44 1A 41 5F 44 2A E3 61 44 66 02 62 44 E4 A4 5F 44 8E 11  (+46ms)</w:t>
+            </w:r>
+          </w:p>
+          <w:p>
+            <w:pPr>
+              <w:pStyle w:val="1-0"/>
+              <w:rPr>
+                <w:rFonts w:asciiTheme="majorHAnsi" w:eastAsiaTheme="majorHAnsi" w:hAnsiTheme="majorHAnsi" w:hint="eastAsia"/>
+              </w:rPr>
+            </w:pPr>
+            <w:r>
+              <w:rPr>
+                <w:rFonts w:asciiTheme="majorHAnsi" w:eastAsiaTheme="majorHAnsi" w:hAnsiTheme="majorHAnsi" w:hint="eastAsia"/>
+              </w:rPr>
+              <w:t>[오후 8:12:57.133] TX  01 04 D0 2D 00 01 99 03  (+2ms)</w:t>
+            </w:r>
+          </w:p>
+          <w:p>
+            <w:pPr>
+              <w:pStyle w:val="1-0"/>
+              <w:rPr>
+                <w:rFonts w:asciiTheme="majorHAnsi" w:eastAsiaTheme="majorHAnsi" w:hAnsiTheme="majorHAnsi" w:hint="eastAsia"/>
+              </w:rPr>
+            </w:pPr>
+            <w:r>
+              <w:rPr>
+                <w:rFonts w:asciiTheme="majorHAnsi" w:eastAsiaTheme="majorHAnsi" w:hAnsiTheme="majorHAnsi" w:hint="eastAsia"/>
+              </w:rPr>
+              <w:t>[오후 8:12:57.148] RX  01 04 02 03 89 78 66  (+15ms)</w:t>
+            </w:r>
+          </w:p>
+          <w:p>
+            <w:pPr>
+              <w:pStyle w:val="1-0"/>
+              <w:rPr>
+                <w:rFonts w:asciiTheme="majorHAnsi" w:eastAsiaTheme="majorHAnsi" w:hAnsiTheme="majorHAnsi" w:hint="eastAsia"/>
+              </w:rPr>
+            </w:pPr>
+            <w:r>
+              <w:rPr>
+                <w:rFonts w:asciiTheme="majorHAnsi" w:eastAsiaTheme="majorHAnsi" w:hAnsiTheme="majorHAnsi" w:hint="eastAsia"/>
+              </w:rPr>
+              <w:lastRenderedPageBreak/>
+              <w:t>[오후 8:12:57.149] TX  01 64 03 4A C1  (+1ms)</w:t>
+            </w:r>
+          </w:p>
+          <w:p>
+            <w:pPr>
+              <w:pStyle w:val="1-0"/>
+              <w:rPr>
+                <w:rFonts w:asciiTheme="majorHAnsi" w:eastAsiaTheme="majorHAnsi" w:hAnsiTheme="majorHAnsi" w:hint="eastAsia"/>
+              </w:rPr>
+            </w:pPr>
+            <w:r>
+              <w:rPr>
+                <w:rFonts w:asciiTheme="majorHAnsi" w:eastAsiaTheme="majorHAnsi" w:hAnsiTheme="majorHAnsi" w:hint="eastAsia"/>
+              </w:rPr>
+              <w:t>[오후 8:12:57.195] RX  01 64 03 00 0C 00 00 61 44 00 00 61 44 00 00 61 44 00 00 61 44 00 00 61 44 00 00 61 44 56 E6 60 44 A0 B8 62 44 BD 34 60 44 22 C7 5F 44 65 88 62 44 C6 23 61 44 AF 37  (+46ms)</w:t>
+            </w:r>
+          </w:p>
+          <w:p>
+            <w:pPr>
+              <w:pStyle w:val="1-0"/>
+              <w:rPr>
+                <w:rFonts w:asciiTheme="majorHAnsi" w:eastAsiaTheme="majorHAnsi" w:hAnsiTheme="majorHAnsi" w:hint="eastAsia"/>
+              </w:rPr>
+            </w:pPr>
+            <w:r>
+              <w:rPr>
+                <w:rFonts w:asciiTheme="majorHAnsi" w:eastAsiaTheme="majorHAnsi" w:hAnsiTheme="majorHAnsi" w:hint="eastAsia"/>
+              </w:rPr>
+              <w:t>[오후 8:12:57.197] TX  01 64 03 4A C1  (+2ms)</w:t>
+            </w:r>
+          </w:p>
+          <w:p>
+            <w:pPr>
+              <w:pStyle w:val="1-0"/>
+              <w:rPr>
+                <w:rFonts w:asciiTheme="majorHAnsi" w:eastAsiaTheme="majorHAnsi" w:hAnsiTheme="majorHAnsi" w:hint="eastAsia"/>
+              </w:rPr>
+            </w:pPr>
+            <w:r>
+              <w:rPr>
+                <w:rFonts w:asciiTheme="majorHAnsi" w:eastAsiaTheme="majorHAnsi" w:hAnsiTheme="majorHAnsi" w:hint="eastAsia"/>
+              </w:rPr>
+              <w:t>[오후 8:12:57.243] RX  01 64 03 00 0A 00 00 61 44 00 00 61 44 00 00 61 44 00 00 61 44 00 00 61 44 95 81 5F 44 2A EC 61 44 0D 31 62 44 2A 6F 5F 44 F7 CF 60 44 1F 1B  (+46ms)</w:t>
+            </w:r>
+          </w:p>
+          <w:p>
+            <w:pPr>
+              <w:pStyle w:val="1-0"/>
+              <w:rPr>
+                <w:rFonts w:asciiTheme="majorHAnsi" w:eastAsiaTheme="majorHAnsi" w:hAnsiTheme="majorHAnsi" w:hint="eastAsia"/>
+              </w:rPr>
+            </w:pPr>
+            <w:r>
+              <w:rPr>
+                <w:rFonts w:asciiTheme="majorHAnsi" w:eastAsiaTheme="majorHAnsi" w:hAnsiTheme="majorHAnsi" w:hint="eastAsia"/>
+              </w:rPr>
+              <w:t>[오후 8:12:57.245] TX  01 64 03 4A C1  (+2ms)</w:t>
+            </w:r>
+          </w:p>
+          <w:p>
+            <w:pPr>
+              <w:pStyle w:val="1-0"/>
+              <w:rPr>
+                <w:rFonts w:asciiTheme="majorHAnsi" w:eastAsiaTheme="majorHAnsi" w:hAnsiTheme="majorHAnsi" w:hint="eastAsia"/>
+              </w:rPr>
+            </w:pPr>
+            <w:r>
+              <w:rPr>
+                <w:rFonts w:asciiTheme="majorHAnsi" w:eastAsiaTheme="majorHAnsi" w:hAnsiTheme="majorHAnsi" w:hint="eastAsia"/>
+              </w:rPr>
+              <w:t>[오후 8:12:57.291] RX  01 64 03 00 0A 00 00 61 44 00 00 61 44 00 00 61 44 00 00 61 44 00 00 61 44 9A 8B 62 44 C2 3F 60 44 EE F7 5F 44 97 9C 62 44 EC 3C 61 44 9F 72  (+46ms)</w:t>
+            </w:r>
+          </w:p>
+          <w:p>
+            <w:pPr>
+              <w:pStyle w:val="1-0"/>
+              <w:rPr>
+                <w:rFonts w:asciiTheme="majorHAnsi" w:eastAsiaTheme="majorHAnsi" w:hAnsiTheme="majorHAnsi" w:hint="eastAsia"/>
+              </w:rPr>
+            </w:pPr>
+            <w:r>
+              <w:rPr>
+                <w:rFonts w:asciiTheme="majorHAnsi" w:eastAsiaTheme="majorHAnsi" w:hAnsiTheme="majorHAnsi" w:hint="eastAsia"/>
+              </w:rPr>
+              <w:t>[오후 8:12:57.293] TX  01 64 03 4A C1  (+2ms)</w:t>
+            </w:r>
+          </w:p>
+          <w:p>
+            <w:pPr>
+              <w:pStyle w:val="1-0"/>
+              <w:rPr>
+                <w:rFonts w:asciiTheme="majorHAnsi" w:eastAsiaTheme="majorHAnsi" w:hAnsiTheme="majorHAnsi" w:hint="eastAsia"/>
+              </w:rPr>
+            </w:pPr>
+            <w:r>
+              <w:rPr>
+                <w:rFonts w:asciiTheme="majorHAnsi" w:eastAsiaTheme="majorHAnsi" w:hAnsiTheme="majorHAnsi" w:hint="eastAsia"/>
+              </w:rPr>
+              <w:t>[오후 8:12:57.339] RX  01 64 03 00 0A 00 00 61 44 00 00 61 44 00 00 61 44 00 00 61 44 00 00 61 44 06 3B 5F 44 1C DC 61 44 F9 F8 61 44 3F 9B 5F 44 73 DF 60 44 11 53  (+46ms)</w:t>
+            </w:r>
+          </w:p>
+          <w:p>
+            <w:pPr>
+              <w:pStyle w:val="1-0"/>
+              <w:rPr>
+                <w:rFonts w:asciiTheme="majorHAnsi" w:eastAsiaTheme="majorHAnsi" w:hAnsiTheme="majorHAnsi" w:hint="eastAsia"/>
+              </w:rPr>
+            </w:pPr>
+            <w:r>
+              <w:rPr>
+                <w:rFonts w:asciiTheme="majorHAnsi" w:eastAsiaTheme="majorHAnsi" w:hAnsiTheme="majorHAnsi" w:hint="eastAsia"/>
+              </w:rPr>
+              <w:t>[오후 8:12:57.341] TX  01 64 03 4A C1  (+2ms)</w:t>
+            </w:r>
+          </w:p>
+          <w:p>
+            <w:pPr>
+              <w:pStyle w:val="1-0"/>
+              <w:rPr>
+                <w:rFonts w:asciiTheme="majorHAnsi" w:eastAsiaTheme="majorHAnsi" w:hAnsiTheme="majorHAnsi" w:hint="eastAsia"/>
+              </w:rPr>
+            </w:pPr>
+            <w:r>
+              <w:rPr>
+                <w:rFonts w:asciiTheme="majorHAnsi" w:eastAsiaTheme="majorHAnsi" w:hAnsiTheme="majorHAnsi" w:hint="eastAsia"/>
+              </w:rPr>
+              <w:t>[오후 8:12:57.387] RX  01 64 03 00 0A 00 00 61 44 00 00 61 44 00 00 61 44 00 00 61 44 00 00 61 44 44 AF 62 44 67 2B 60 44 FB BC 5F 44 39 7F 62 44 C7 1B 61 44 AD CF  (+46ms)</w:t>
+            </w:r>
+          </w:p>
+          <w:p>
+            <w:pPr>
+              <w:pStyle w:val="1-0"/>
+              <w:rPr>
+                <w:rFonts w:asciiTheme="majorHAnsi" w:eastAsiaTheme="majorHAnsi" w:hAnsiTheme="majorHAnsi" w:hint="eastAsia"/>
+              </w:rPr>
+            </w:pPr>
+            <w:r>
+              <w:rPr>
+                <w:rFonts w:asciiTheme="majorHAnsi" w:eastAsiaTheme="majorHAnsi" w:hAnsiTheme="majorHAnsi" w:hint="eastAsia"/>
+              </w:rPr>
+              <w:t>[오후 8:12:57.390] TX  01 64 03 4A C1  (+3ms)</w:t>
+            </w:r>
+          </w:p>
+          <w:p>
+            <w:pPr>
+              <w:pStyle w:val="1-0"/>
+              <w:rPr>
+                <w:rFonts w:asciiTheme="majorHAnsi" w:eastAsiaTheme="majorHAnsi" w:hAnsiTheme="majorHAnsi" w:hint="eastAsia"/>
+              </w:rPr>
+            </w:pPr>
+            <w:r>
+              <w:rPr>
+                <w:rFonts w:asciiTheme="majorHAnsi" w:eastAsiaTheme="majorHAnsi" w:hAnsiTheme="majorHAnsi" w:hint="eastAsia"/>
+              </w:rPr>
+              <w:t>[오후 8:12:57.436] RX  01 64 03 00 0A 00 00 61 44 00 00 61 44 00 00 61 44 00 00 61 44 00 00 61 44 C7 7B 5F 44 50 E9 61 44 D8 2B 62 44 1D 67 5F 44 79 C6 60 44 AF 9B  (+46ms)</w:t>
+            </w:r>
+          </w:p>
+          <w:p>
+            <w:pPr>
+              <w:pStyle w:val="1-0"/>
+              <w:rPr>
+                <w:rFonts w:asciiTheme="majorHAnsi" w:eastAsiaTheme="majorHAnsi" w:hAnsiTheme="majorHAnsi" w:hint="eastAsia"/>
+              </w:rPr>
+            </w:pPr>
+            <w:r>
+              <w:rPr>
+                <w:rFonts w:asciiTheme="majorHAnsi" w:eastAsiaTheme="majorHAnsi" w:hAnsiTheme="majorHAnsi" w:hint="eastAsia"/>
+              </w:rPr>
+              <w:t>[오후 8:12:57.440] TX  01 64 03 4A C1  (+4ms)</w:t>
+            </w:r>
+          </w:p>
+          <w:p>
+            <w:pPr>
+              <w:pStyle w:val="1-0"/>
+              <w:rPr>
+                <w:rFonts w:asciiTheme="majorHAnsi" w:eastAsiaTheme="majorHAnsi" w:hAnsiTheme="majorHAnsi" w:hint="eastAsia"/>
+              </w:rPr>
+            </w:pPr>
+            <w:r>
+              <w:rPr>
+                <w:rFonts w:asciiTheme="majorHAnsi" w:eastAsiaTheme="majorHAnsi" w:hAnsiTheme="majorHAnsi" w:hint="eastAsia"/>
+              </w:rPr>
+              <w:t>[오후 8:12:57.483] RX  01 64 03 00 0A 00 00 61 44 00 00 61 44 00 00 61 44 00 00 61 44 00 00 61 44 CE 81 62 44 09 37 60 44 AF EF 5F 44 6D 97 62 44 98 36 61 44 AA 47  (+43ms)</w:t>
+            </w:r>
+          </w:p>
+          <w:p>
+            <w:pPr>
+              <w:pStyle w:val="1-0"/>
+              <w:rPr>
+                <w:rFonts w:asciiTheme="majorHAnsi" w:eastAsiaTheme="majorHAnsi" w:hAnsiTheme="majorHAnsi" w:hint="eastAsia"/>
+              </w:rPr>
+            </w:pPr>
+            <w:r>
+              <w:rPr>
+                <w:rFonts w:asciiTheme="majorHAnsi" w:eastAsiaTheme="majorHAnsi" w:hAnsiTheme="majorHAnsi" w:hint="eastAsia"/>
+              </w:rPr>
+              <w:t>[오후 8:12:57.486] TX  01 64 03 4A C1  (+3ms)</w:t>
+            </w:r>
+          </w:p>
+          <w:p>
+            <w:pPr>
+              <w:pStyle w:val="1-0"/>
+              <w:rPr>
+                <w:rFonts w:asciiTheme="majorHAnsi" w:eastAsiaTheme="majorHAnsi" w:hAnsiTheme="majorHAnsi" w:hint="eastAsia"/>
+              </w:rPr>
+            </w:pPr>
+            <w:r>
+              <w:rPr>
+                <w:rFonts w:asciiTheme="majorHAnsi" w:eastAsiaTheme="majorHAnsi" w:hAnsiTheme="majorHAnsi" w:hint="eastAsia"/>
+              </w:rPr>
+              <w:t>[오후 8:12:57.531] RX  01 64 03 00 08 00 00 61 44 00 00 61 44 00 00 61 44 00 00 61 44 F6 35 5F 44 B4 D7 61 44 90 F9 61 44 45 9B 5F 44 50 89  (+45ms)</w:t>
+            </w:r>
+          </w:p>
+          <w:p>
+            <w:pPr>
+              <w:pStyle w:val="1-0"/>
+              <w:rPr>
+                <w:rFonts w:asciiTheme="majorHAnsi" w:eastAsiaTheme="majorHAnsi" w:hAnsiTheme="majorHAnsi" w:hint="eastAsia"/>
+              </w:rPr>
+            </w:pPr>
+            <w:r>
+              <w:rPr>
+                <w:rFonts w:asciiTheme="majorHAnsi" w:eastAsiaTheme="majorHAnsi" w:hAnsiTheme="majorHAnsi" w:hint="eastAsia"/>
+              </w:rPr>
+              <w:t>[오후 8:12:57.533] TX  01 64 03 4A C1  (+2ms)</w:t>
+            </w:r>
+          </w:p>
+          <w:p>
+            <w:pPr>
+              <w:pStyle w:val="1-0"/>
+              <w:rPr>
+                <w:rFonts w:asciiTheme="majorHAnsi" w:eastAsiaTheme="majorHAnsi" w:hAnsiTheme="majorHAnsi" w:hint="eastAsia"/>
+              </w:rPr>
+            </w:pPr>
+            <w:r>
+              <w:rPr>
+                <w:rFonts w:asciiTheme="majorHAnsi" w:eastAsiaTheme="majorHAnsi" w:hAnsiTheme="majorHAnsi" w:hint="eastAsia"/>
+              </w:rPr>
+              <w:t>[오후 8:12:57.579] RX  01 64 03 00 0A 00 00 61 44 00 00 61 44 00 00 61 44 00 00 61 44 00 00 61 44 13 DD 60 44 35 AF 62 44 74 2C 60 44 A1 BD 5F 44 48 7C 62 44 C3 A4  (+46ms)</w:t>
+            </w:r>
+          </w:p>
+          <w:p>
+            <w:pPr>
+              <w:pStyle w:val="1-0"/>
+              <w:rPr>
+                <w:rFonts w:asciiTheme="majorHAnsi" w:eastAsiaTheme="majorHAnsi" w:hAnsiTheme="majorHAnsi" w:hint="eastAsia"/>
+              </w:rPr>
+            </w:pPr>
+            <w:r>
+              <w:rPr>
+                <w:rFonts w:asciiTheme="majorHAnsi" w:eastAsiaTheme="majorHAnsi" w:hAnsiTheme="majorHAnsi" w:hint="eastAsia"/>
+              </w:rPr>
+              <w:t>[오후 8:12:57.583] TX  01 64 03 4A C1  (+4ms)</w:t>
+            </w:r>
+          </w:p>
+          <w:p>
+            <w:pPr>
+              <w:pStyle w:val="1-0"/>
+              <w:rPr>
+                <w:rFonts w:asciiTheme="majorHAnsi" w:eastAsiaTheme="majorHAnsi" w:hAnsiTheme="majorHAnsi" w:hint="eastAsia"/>
+              </w:rPr>
+            </w:pPr>
+            <w:r>
+              <w:rPr>
+                <w:rFonts w:asciiTheme="majorHAnsi" w:eastAsiaTheme="majorHAnsi" w:hAnsiTheme="majorHAnsi" w:hint="eastAsia"/>
+              </w:rPr>
+              <w:t>[오후 8:12:57.627] RX  01 64 03 00 0A 00 00 61 44 00 00 61 44 00 00 61 44 00 00 61 44 00 00 61 44 8E 19 61 44 CA 77 5F 44 D2 E4 61 44 A8 29 62 44 5E 65 5F 44 92 01  (+44ms)</w:t>
+            </w:r>
+          </w:p>
+          <w:p>
+            <w:pPr>
+              <w:pStyle w:val="1-0"/>
+              <w:rPr>
+                <w:rFonts w:asciiTheme="majorHAnsi" w:eastAsiaTheme="majorHAnsi" w:hAnsiTheme="majorHAnsi" w:hint="eastAsia"/>
+              </w:rPr>
+            </w:pPr>
+            <w:r>
+              <w:rPr>
+                <w:rFonts w:asciiTheme="majorHAnsi" w:eastAsiaTheme="majorHAnsi" w:hAnsiTheme="majorHAnsi" w:hint="eastAsia"/>
+              </w:rPr>
+              <w:t>[오후 8:12:57.630] TX  01 64 03 4A C1  (+3ms)</w:t>
+            </w:r>
+          </w:p>
+          <w:p>
+            <w:pPr>
+              <w:pStyle w:val="1-0"/>
+              <w:rPr>
+                <w:rFonts w:asciiTheme="majorHAnsi" w:eastAsiaTheme="majorHAnsi" w:hAnsiTheme="majorHAnsi" w:hint="eastAsia"/>
+              </w:rPr>
+            </w:pPr>
+            <w:r>
+              <w:rPr>
+                <w:rFonts w:asciiTheme="majorHAnsi" w:eastAsiaTheme="majorHAnsi" w:hAnsiTheme="majorHAnsi" w:hint="eastAsia"/>
+              </w:rPr>
+              <w:t>[오후 8:12:57.675] RX  01 64 03 00 0A 00 00 61 44 00 00 61 44 00 00 61 44 00 00 61 44 00 00 61 44 66 C5 60 44 93 80 62 44 F3 38 60 44 F8 EC 5F 44 05 95 62 44 03 E0  (+45ms)</w:t>
+            </w:r>
+          </w:p>
+          <w:p>
+            <w:pPr>
+              <w:pStyle w:val="1-0"/>
+              <w:rPr>
+                <w:rFonts w:asciiTheme="majorHAnsi" w:eastAsiaTheme="majorHAnsi" w:hAnsiTheme="majorHAnsi" w:hint="eastAsia"/>
+              </w:rPr>
+            </w:pPr>
+            <w:r>
+              <w:rPr>
+                <w:rFonts w:asciiTheme="majorHAnsi" w:eastAsiaTheme="majorHAnsi" w:hAnsiTheme="majorHAnsi" w:hint="eastAsia"/>
+              </w:rPr>
+              <w:t>[오후 8:12:57.677] TX  01 04 D0 2D 00 01 99 03  (+2ms)</w:t>
+            </w:r>
+          </w:p>
+          <w:p>
+            <w:pPr>
+              <w:pStyle w:val="1-0"/>
+              <w:rPr>
+                <w:rFonts w:asciiTheme="majorHAnsi" w:eastAsiaTheme="majorHAnsi" w:hAnsiTheme="majorHAnsi" w:hint="eastAsia"/>
+              </w:rPr>
+            </w:pPr>
+            <w:r>
+              <w:rPr>
+                <w:rFonts w:asciiTheme="majorHAnsi" w:eastAsiaTheme="majorHAnsi" w:hAnsiTheme="majorHAnsi" w:hint="eastAsia"/>
+              </w:rPr>
+              <w:t>[오후 8:12:57.691] RX  01 04 02 03 89 78 66  (+14ms)</w:t>
+            </w:r>
+          </w:p>
+          <w:p>
+            <w:pPr>
+              <w:pStyle w:val="1-0"/>
+              <w:rPr>
+                <w:rFonts w:asciiTheme="majorHAnsi" w:eastAsiaTheme="majorHAnsi" w:hAnsiTheme="majorHAnsi" w:hint="eastAsia"/>
+              </w:rPr>
+            </w:pPr>
+            <w:r>
+              <w:rPr>
+                <w:rFonts w:asciiTheme="majorHAnsi" w:eastAsiaTheme="majorHAnsi" w:hAnsiTheme="majorHAnsi" w:hint="eastAsia"/>
+              </w:rPr>
+              <w:t>[오후 8:12:57.692] TX  01 64 03 4A C1  (+1ms)</w:t>
+            </w:r>
+          </w:p>
+          <w:p>
+            <w:pPr>
+              <w:pStyle w:val="1-0"/>
+              <w:rPr>
+                <w:rFonts w:asciiTheme="majorHAnsi" w:eastAsiaTheme="majorHAnsi" w:hAnsiTheme="majorHAnsi" w:hint="eastAsia"/>
+              </w:rPr>
+            </w:pPr>
+            <w:r>
+              <w:rPr>
+                <w:rFonts w:asciiTheme="majorHAnsi" w:eastAsiaTheme="majorHAnsi" w:hAnsiTheme="majorHAnsi" w:hint="eastAsia"/>
+              </w:rPr>
+              <w:lastRenderedPageBreak/>
+              <w:t>[오후 8:12:57.739] RX  01 64 03 00 0C 00 00 61 44 00 00 61 44 00 00 61 44 00 00 61 44 00 00 61 44 00 00 61 44 A6 37 61 44 47 34 5F 44 4A D4 61 44 93 F3 61 44 49 97 5F 44 3F D7 60 44 EC B0  (+47ms)</w:t>
+            </w:r>
+          </w:p>
+          <w:p>
+            <w:pPr>
+              <w:pStyle w:val="1-0"/>
+              <w:rPr>
+                <w:rFonts w:asciiTheme="majorHAnsi" w:eastAsiaTheme="majorHAnsi" w:hAnsiTheme="majorHAnsi" w:hint="eastAsia"/>
+              </w:rPr>
+            </w:pPr>
+            <w:r>
+              <w:rPr>
+                <w:rFonts w:asciiTheme="majorHAnsi" w:eastAsiaTheme="majorHAnsi" w:hAnsiTheme="majorHAnsi" w:hint="eastAsia"/>
+              </w:rPr>
+              <w:t>[오후 8:12:57.744] TX  01 64 03 4A C1  (+5ms)</w:t>
+            </w:r>
+          </w:p>
+          <w:p>
+            <w:pPr>
+              <w:pStyle w:val="1-0"/>
+              <w:rPr>
+                <w:rFonts w:asciiTheme="majorHAnsi" w:eastAsiaTheme="majorHAnsi" w:hAnsiTheme="majorHAnsi" w:hint="eastAsia"/>
+              </w:rPr>
+            </w:pPr>
+            <w:r>
+              <w:rPr>
+                <w:rFonts w:asciiTheme="majorHAnsi" w:eastAsiaTheme="majorHAnsi" w:hAnsiTheme="majorHAnsi" w:hint="eastAsia"/>
+              </w:rPr>
+              <w:t>[오후 8:12:57.787] RX  01 64 03 00 0A 00 00 61 44 00 00 61 44 00 00 61 44 00 00 61 44 00 00 61 44 D0 AA 62 44 D2 28 60 44 F0 B4 5F 44 47 79 62 44 0C 16 61 44 38 D8  (+43ms)</w:t>
+            </w:r>
+          </w:p>
+          <w:p>
+            <w:pPr>
+              <w:pStyle w:val="1-0"/>
+              <w:rPr>
+                <w:rFonts w:asciiTheme="majorHAnsi" w:eastAsiaTheme="majorHAnsi" w:hAnsiTheme="majorHAnsi" w:hint="eastAsia"/>
+              </w:rPr>
+            </w:pPr>
+            <w:r>
+              <w:rPr>
+                <w:rFonts w:asciiTheme="majorHAnsi" w:eastAsiaTheme="majorHAnsi" w:hAnsiTheme="majorHAnsi" w:hint="eastAsia"/>
+              </w:rPr>
+              <w:t>[오후 8:12:57.790] TX  01 64 03 4A C1  (+3ms)</w:t>
+            </w:r>
+          </w:p>
+          <w:p>
+            <w:pPr>
+              <w:pStyle w:val="1-0"/>
+              <w:rPr>
+                <w:rFonts w:asciiTheme="majorHAnsi" w:eastAsiaTheme="majorHAnsi" w:hAnsiTheme="majorHAnsi" w:hint="eastAsia"/>
+              </w:rPr>
+            </w:pPr>
+            <w:r>
+              <w:rPr>
+                <w:rFonts w:asciiTheme="majorHAnsi" w:eastAsiaTheme="majorHAnsi" w:hAnsiTheme="majorHAnsi" w:hint="eastAsia"/>
+              </w:rPr>
+              <w:t>[오후 8:12:57.835] RX  01 64 03 00 0A 00 00 61 44 00 00 61 44 00 00 61 44 00 00 61 44 00 00 61 44 CA 71 5F 44 05 DF 61 44 C9 27 62 44 71 62 5F 44 F4 BF 60 44 FA 83  (+45ms)</w:t>
+            </w:r>
+          </w:p>
+          <w:p>
+            <w:pPr>
+              <w:pStyle w:val="1-0"/>
+              <w:rPr>
+                <w:rFonts w:asciiTheme="majorHAnsi" w:eastAsiaTheme="majorHAnsi" w:hAnsiTheme="majorHAnsi" w:hint="eastAsia"/>
+              </w:rPr>
+            </w:pPr>
+            <w:r>
+              <w:rPr>
+                <w:rFonts w:asciiTheme="majorHAnsi" w:eastAsiaTheme="majorHAnsi" w:hAnsiTheme="majorHAnsi" w:hint="eastAsia"/>
+              </w:rPr>
+              <w:t>[오후 8:12:57.837] TX  01 64 03 4A C1  (+2ms)</w:t>
+            </w:r>
+          </w:p>
+          <w:p>
+            <w:pPr>
+              <w:pStyle w:val="1-0"/>
+              <w:rPr>
+                <w:rFonts w:asciiTheme="majorHAnsi" w:eastAsiaTheme="majorHAnsi" w:hAnsiTheme="majorHAnsi" w:hint="eastAsia"/>
+              </w:rPr>
+            </w:pPr>
+            <w:r>
+              <w:rPr>
+                <w:rFonts w:asciiTheme="majorHAnsi" w:eastAsiaTheme="majorHAnsi" w:hAnsiTheme="majorHAnsi" w:hint="eastAsia"/>
+              </w:rPr>
+              <w:t>[오후 8:12:57.883] RX  01 64 03 00 08 00 00 61 44 00 00 61 44 00 00 61 44 00 00 61 44 DE 7D 62 44 E1 35 60 44 CE E8 5F 44 5B 91 62 44 4C FB  (+46ms)</w:t>
+            </w:r>
+          </w:p>
+          <w:p>
+            <w:pPr>
+              <w:pStyle w:val="1-0"/>
+              <w:rPr>
+                <w:rFonts w:asciiTheme="majorHAnsi" w:eastAsiaTheme="majorHAnsi" w:hAnsiTheme="majorHAnsi" w:hint="eastAsia"/>
+              </w:rPr>
+            </w:pPr>
+            <w:r>
+              <w:rPr>
+                <w:rFonts w:asciiTheme="majorHAnsi" w:eastAsiaTheme="majorHAnsi" w:hAnsiTheme="majorHAnsi" w:hint="eastAsia"/>
+              </w:rPr>
+              <w:t>[오후 8:12:57.885] TX  01 64 03 4A C1  (+2ms)</w:t>
+            </w:r>
+          </w:p>
+          <w:p>
+            <w:pPr>
+              <w:pStyle w:val="1-0"/>
+              <w:rPr>
+                <w:rFonts w:asciiTheme="majorHAnsi" w:eastAsiaTheme="majorHAnsi" w:hAnsiTheme="majorHAnsi" w:hint="eastAsia"/>
+              </w:rPr>
+            </w:pPr>
+            <w:r>
+              <w:rPr>
+                <w:rFonts w:asciiTheme="majorHAnsi" w:eastAsiaTheme="majorHAnsi" w:hAnsiTheme="majorHAnsi" w:hint="eastAsia"/>
+              </w:rPr>
+              <w:t>[오후 8:12:57.931] RX  01 64 03 00 0A 00 00 61 44 00 00 61 44 00 00 61 44 00 00 61 44 00 00 61 44 64 37 61 44 A9 31 5F 44 85 CF 61 44 CA F2 61 44 9B 96 5F 44 48 C6  (+46ms)</w:t>
+            </w:r>
+          </w:p>
+          <w:p>
+            <w:pPr>
+              <w:pStyle w:val="1-0"/>
+              <w:rPr>
+                <w:rFonts w:asciiTheme="majorHAnsi" w:eastAsiaTheme="majorHAnsi" w:hAnsiTheme="majorHAnsi" w:hint="eastAsia"/>
+              </w:rPr>
+            </w:pPr>
+            <w:r>
+              <w:rPr>
+                <w:rFonts w:asciiTheme="majorHAnsi" w:eastAsiaTheme="majorHAnsi" w:hAnsiTheme="majorHAnsi" w:hint="eastAsia"/>
+              </w:rPr>
+              <w:t>[오후 8:12:57.933] TX  01 64 03 4A C1  (+2ms)</w:t>
+            </w:r>
+          </w:p>
+          <w:p>
+            <w:pPr>
+              <w:pStyle w:val="1-0"/>
+              <w:rPr>
+                <w:rFonts w:asciiTheme="majorHAnsi" w:eastAsiaTheme="majorHAnsi" w:hAnsiTheme="majorHAnsi" w:hint="eastAsia"/>
+              </w:rPr>
+            </w:pPr>
+            <w:r>
+              <w:rPr>
+                <w:rFonts w:asciiTheme="majorHAnsi" w:eastAsiaTheme="majorHAnsi" w:hAnsiTheme="majorHAnsi" w:hint="eastAsia"/>
+              </w:rPr>
+              <w:t>[오후 8:12:57.979] RX  01 64 03 00 0A 00 00 61 44 00 00 61 44 00 00 61 44 00 00 61 44 00 00 61 44 E4 D6 60 44 CD AA 62 44 8D 29 60 44 8E B4 5F 44 89 76 62 44 8A 25  (+46ms)</w:t>
+            </w:r>
+          </w:p>
+          <w:p>
+            <w:pPr>
+              <w:pStyle w:val="1-0"/>
+              <w:rPr>
+                <w:rFonts w:asciiTheme="majorHAnsi" w:eastAsiaTheme="majorHAnsi" w:hAnsiTheme="majorHAnsi" w:hint="eastAsia"/>
+              </w:rPr>
+            </w:pPr>
+            <w:r>
+              <w:rPr>
+                <w:rFonts w:asciiTheme="majorHAnsi" w:eastAsiaTheme="majorHAnsi" w:hAnsiTheme="majorHAnsi" w:hint="eastAsia"/>
+              </w:rPr>
+              <w:t>[오후 8:12:57.981] TX  01 64 03 4A C1  (+2ms)</w:t>
+            </w:r>
+          </w:p>
+          <w:p>
+            <w:pPr>
+              <w:pStyle w:val="1-0"/>
+              <w:rPr>
+                <w:rFonts w:asciiTheme="majorHAnsi" w:eastAsiaTheme="majorHAnsi" w:hAnsiTheme="majorHAnsi" w:hint="eastAsia"/>
+              </w:rPr>
+            </w:pPr>
+            <w:r>
+              <w:rPr>
+                <w:rFonts w:asciiTheme="majorHAnsi" w:eastAsiaTheme="majorHAnsi" w:hAnsiTheme="majorHAnsi" w:hint="eastAsia"/>
+              </w:rPr>
+              <w:t>[오후 8:12:58.027] RX  01 64 03 00 0A 00 00 61 44 00 00 61 44 00 00 61 44 00 00 61 44 00 00 61 44 03 17 61 44 32 6F 5F 44 BD D6 61 44 17 25 62 44 A1 62 5F 44 F7 6F  (+46ms)</w:t>
+            </w:r>
+          </w:p>
+          <w:p>
+            <w:pPr>
+              <w:pStyle w:val="1-0"/>
+              <w:rPr>
+                <w:rFonts w:asciiTheme="majorHAnsi" w:eastAsiaTheme="majorHAnsi" w:hAnsiTheme="majorHAnsi" w:hint="eastAsia"/>
+              </w:rPr>
+            </w:pPr>
+            <w:r>
+              <w:rPr>
+                <w:rFonts w:asciiTheme="majorHAnsi" w:eastAsiaTheme="majorHAnsi" w:hAnsiTheme="majorHAnsi" w:hint="eastAsia"/>
+              </w:rPr>
+              <w:t>[오후 8:12:58.029] TX  01 64 03 4A C1  (+2ms)</w:t>
+            </w:r>
+          </w:p>
+          <w:p>
+            <w:pPr>
+              <w:pStyle w:val="1-0"/>
+              <w:rPr>
+                <w:rFonts w:asciiTheme="majorHAnsi" w:eastAsiaTheme="majorHAnsi" w:hAnsiTheme="majorHAnsi" w:hint="eastAsia"/>
+              </w:rPr>
+            </w:pPr>
+            <w:r>
+              <w:rPr>
+                <w:rFonts w:asciiTheme="majorHAnsi" w:eastAsiaTheme="majorHAnsi" w:hAnsiTheme="majorHAnsi" w:hint="eastAsia"/>
+              </w:rPr>
+              <w:t>[오후 8:12:58.075] RX  01 64 03 00 0A 00 00 61 44 00 00 61 44 00 00 61 44 00 00 61 44 00 00 61 44 49 B8 60 44 96 78 62 44 4A 32 60 44 77 E1 5F 44 FD 8A 62 44 74 B2  (+46ms)</w:t>
+            </w:r>
+          </w:p>
+          <w:p>
+            <w:pPr>
+              <w:pStyle w:val="1-0"/>
+              <w:rPr>
+                <w:rFonts w:asciiTheme="majorHAnsi" w:eastAsiaTheme="majorHAnsi" w:hAnsiTheme="majorHAnsi" w:hint="eastAsia"/>
+              </w:rPr>
+            </w:pPr>
+            <w:r>
+              <w:rPr>
+                <w:rFonts w:asciiTheme="majorHAnsi" w:eastAsiaTheme="majorHAnsi" w:hAnsiTheme="majorHAnsi" w:hint="eastAsia"/>
+              </w:rPr>
+              <w:t>[오후 8:12:58.077] TX  01 64 03 4A C1  (+2ms)</w:t>
+            </w:r>
+          </w:p>
+          <w:p>
+            <w:pPr>
+              <w:pStyle w:val="1-0"/>
+              <w:rPr>
+                <w:rFonts w:asciiTheme="majorHAnsi" w:eastAsiaTheme="majorHAnsi" w:hAnsiTheme="majorHAnsi" w:hint="eastAsia"/>
+              </w:rPr>
+            </w:pPr>
+            <w:r>
+              <w:rPr>
+                <w:rFonts w:asciiTheme="majorHAnsi" w:eastAsiaTheme="majorHAnsi" w:hAnsiTheme="majorHAnsi" w:hint="eastAsia"/>
+              </w:rPr>
+              <w:t>[오후 8:12:58.123] RX  01 64 03 00 08 00 00 61 44 00 00 61 44 00 00 61 44 00 00 61 44 9B 35 61 44 FE 2B 5F 44 58 C8 61 44 CF F0 61 44 A1 25  (+46ms)</w:t>
+            </w:r>
+          </w:p>
+          <w:p>
+            <w:pPr>
+              <w:pStyle w:val="1-0"/>
+              <w:rPr>
+                <w:rFonts w:asciiTheme="majorHAnsi" w:eastAsiaTheme="majorHAnsi" w:hAnsiTheme="majorHAnsi" w:hint="eastAsia"/>
+              </w:rPr>
+            </w:pPr>
+            <w:r>
+              <w:rPr>
+                <w:rFonts w:asciiTheme="majorHAnsi" w:eastAsiaTheme="majorHAnsi" w:hAnsiTheme="majorHAnsi" w:hint="eastAsia"/>
+              </w:rPr>
+              <w:t>[오후 8:12:58.125] TX  01 64 03 4A C1  (+2ms)</w:t>
+            </w:r>
+          </w:p>
+          <w:p>
+            <w:pPr>
+              <w:pStyle w:val="1-0"/>
+              <w:rPr>
+                <w:rFonts w:asciiTheme="majorHAnsi" w:eastAsiaTheme="majorHAnsi" w:hAnsiTheme="majorHAnsi" w:hint="eastAsia"/>
+              </w:rPr>
+            </w:pPr>
+            <w:r>
+              <w:rPr>
+                <w:rFonts w:asciiTheme="majorHAnsi" w:eastAsiaTheme="majorHAnsi" w:hAnsiTheme="majorHAnsi" w:hint="eastAsia"/>
+              </w:rPr>
+              <w:t>[오후 8:12:58.171] RX  01 64 03 00 0A 00 00 61 44 00 00 61 44 00 00 61 44 00 00 61 44 00 00 61 44 C2 92 5F 44 D8 CD 60 44 9E A7 62 44 46 29 60 44 CA AD 5F 44 7F B0  (+46ms)</w:t>
+            </w:r>
+          </w:p>
+          <w:p>
+            <w:pPr>
+              <w:pStyle w:val="1-0"/>
+              <w:rPr>
+                <w:rFonts w:asciiTheme="majorHAnsi" w:eastAsiaTheme="majorHAnsi" w:hAnsiTheme="majorHAnsi" w:hint="eastAsia"/>
+              </w:rPr>
+            </w:pPr>
+            <w:r>
+              <w:rPr>
+                <w:rFonts w:asciiTheme="majorHAnsi" w:eastAsiaTheme="majorHAnsi" w:hAnsiTheme="majorHAnsi" w:hint="eastAsia"/>
+              </w:rPr>
+              <w:t>[오후 8:12:58.173] TX  01 64 03 4A C1  (+2ms)</w:t>
+            </w:r>
+          </w:p>
+          <w:p>
+            <w:pPr>
+              <w:pStyle w:val="1-0"/>
+              <w:rPr>
+                <w:rFonts w:asciiTheme="majorHAnsi" w:eastAsiaTheme="majorHAnsi" w:hAnsiTheme="majorHAnsi" w:hint="eastAsia"/>
+              </w:rPr>
+            </w:pPr>
+            <w:r>
+              <w:rPr>
+                <w:rFonts w:asciiTheme="majorHAnsi" w:eastAsiaTheme="majorHAnsi" w:hAnsiTheme="majorHAnsi" w:hint="eastAsia"/>
+              </w:rPr>
+              <w:t>[오후 8:12:58.219] RX  01 64 03 00 0A 00 00 61 44 00 00 61 44 00 00 61 44 00 00 61 44 00 00 61 44 E0 70 62 44 B1 18 61 44 12 6F 5F 44 7C D6 61 44 A0 29 62 44 BC C7  (+46ms)</w:t>
+            </w:r>
+          </w:p>
+          <w:p>
+            <w:pPr>
+              <w:pStyle w:val="1-0"/>
+              <w:rPr>
+                <w:rFonts w:asciiTheme="majorHAnsi" w:eastAsiaTheme="majorHAnsi" w:hAnsiTheme="majorHAnsi" w:hint="eastAsia"/>
+              </w:rPr>
+            </w:pPr>
+            <w:r>
+              <w:rPr>
+                <w:rFonts w:asciiTheme="majorHAnsi" w:eastAsiaTheme="majorHAnsi" w:hAnsiTheme="majorHAnsi" w:hint="eastAsia"/>
+              </w:rPr>
+              <w:t>[오후 8:12:58.222] TX  01 04 D0 2D 00 01 99 03  (+3ms)</w:t>
+            </w:r>
+          </w:p>
+          <w:p>
+            <w:pPr>
+              <w:pStyle w:val="1-0"/>
+              <w:rPr>
+                <w:rFonts w:asciiTheme="majorHAnsi" w:eastAsiaTheme="majorHAnsi" w:hAnsiTheme="majorHAnsi" w:hint="eastAsia"/>
+              </w:rPr>
+            </w:pPr>
+            <w:r>
+              <w:rPr>
+                <w:rFonts w:asciiTheme="majorHAnsi" w:eastAsiaTheme="majorHAnsi" w:hAnsiTheme="majorHAnsi" w:hint="eastAsia"/>
+              </w:rPr>
+              <w:t>[오후 8:12:58.235] RX  01 04 02 03 89 78 66  (+13ms)</w:t>
+            </w:r>
+          </w:p>
+          <w:p>
+            <w:pPr>
+              <w:pStyle w:val="1-0"/>
+              <w:rPr>
+                <w:rFonts w:asciiTheme="majorHAnsi" w:eastAsiaTheme="majorHAnsi" w:hAnsiTheme="majorHAnsi" w:hint="eastAsia"/>
+              </w:rPr>
+            </w:pPr>
+            <w:r>
+              <w:rPr>
+                <w:rFonts w:asciiTheme="majorHAnsi" w:eastAsiaTheme="majorHAnsi" w:hAnsiTheme="majorHAnsi" w:hint="eastAsia"/>
+              </w:rPr>
+              <w:t>[오후 8:12:58.236] TX  01 64 03 4A C1  (+1ms)</w:t>
+            </w:r>
+          </w:p>
+          <w:p>
+            <w:pPr>
+              <w:pStyle w:val="1-0"/>
+              <w:rPr>
+                <w:rFonts w:asciiTheme="majorHAnsi" w:eastAsiaTheme="majorHAnsi" w:hAnsiTheme="majorHAnsi" w:hint="eastAsia"/>
+              </w:rPr>
+            </w:pPr>
+            <w:r>
+              <w:rPr>
+                <w:rFonts w:asciiTheme="majorHAnsi" w:eastAsiaTheme="majorHAnsi" w:hAnsiTheme="majorHAnsi" w:hint="eastAsia"/>
+              </w:rPr>
+              <w:t xml:space="preserve">[오후 8:12:58.283] RX  01 64 03 00 0C 00 00 61 44 00 00 61 44 00 00 61 44 00 00 61 44 </w:t>
+            </w:r>
+            <w:r>
+              <w:rPr>
+                <w:rFonts w:asciiTheme="majorHAnsi" w:eastAsiaTheme="majorHAnsi" w:hAnsiTheme="majorHAnsi" w:hint="eastAsia"/>
+              </w:rPr>
+              <w:lastRenderedPageBreak/>
+              <w:t>00 00 61 44 00 00 61 44 3F 63 5F 44 DC B5 60 44 65 7C 62 44 E3 36 60 44 D4 DF 5F 44 E4 89 62 44 6B 6D  (+47ms)</w:t>
+            </w:r>
+          </w:p>
+          <w:p>
+            <w:pPr>
+              <w:pStyle w:val="1-0"/>
+              <w:rPr>
+                <w:rFonts w:asciiTheme="majorHAnsi" w:eastAsiaTheme="majorHAnsi" w:hAnsiTheme="majorHAnsi" w:hint="eastAsia"/>
+              </w:rPr>
+            </w:pPr>
+            <w:r>
+              <w:rPr>
+                <w:rFonts w:asciiTheme="majorHAnsi" w:eastAsiaTheme="majorHAnsi" w:hAnsiTheme="majorHAnsi" w:hint="eastAsia"/>
+              </w:rPr>
+              <w:t>[오후 8:12:58.287] TX  01 64 03 4A C1  (+4ms)</w:t>
+            </w:r>
+          </w:p>
+          <w:p>
+            <w:pPr>
+              <w:pStyle w:val="1-0"/>
+              <w:rPr>
+                <w:rFonts w:asciiTheme="majorHAnsi" w:eastAsiaTheme="majorHAnsi" w:hAnsiTheme="majorHAnsi" w:hint="eastAsia"/>
+              </w:rPr>
+            </w:pPr>
+            <w:r>
+              <w:rPr>
+                <w:rFonts w:asciiTheme="majorHAnsi" w:eastAsiaTheme="majorHAnsi" w:hAnsiTheme="majorHAnsi" w:hint="eastAsia"/>
+              </w:rPr>
+              <w:t>[오후 8:12:58.331] RX  01 64 03 00 0A 00 00 61 44 00 00 61 44 00 00 61 44 00 00 61 44 00 00 61 44 D4 38 61 44 2E 2D 5F 44 20 CA 61 44 6D FA 61 44 2D 99 5F 44 30 76  (+44ms)</w:t>
+            </w:r>
+          </w:p>
+          <w:p>
+            <w:pPr>
+              <w:pStyle w:val="1-0"/>
+              <w:rPr>
+                <w:rFonts w:asciiTheme="majorHAnsi" w:eastAsiaTheme="majorHAnsi" w:hAnsiTheme="majorHAnsi" w:hint="eastAsia"/>
+              </w:rPr>
+            </w:pPr>
+            <w:r>
+              <w:rPr>
+                <w:rFonts w:asciiTheme="majorHAnsi" w:eastAsiaTheme="majorHAnsi" w:hAnsiTheme="majorHAnsi" w:hint="eastAsia"/>
+              </w:rPr>
+              <w:t>[오후 8:12:58.333] TX  01 64 03 4A C1  (+2ms)</w:t>
+            </w:r>
+          </w:p>
+          <w:p>
+            <w:pPr>
+              <w:pStyle w:val="1-0"/>
+              <w:rPr>
+                <w:rFonts w:asciiTheme="majorHAnsi" w:eastAsiaTheme="majorHAnsi" w:hAnsiTheme="majorHAnsi" w:hint="eastAsia"/>
+              </w:rPr>
+            </w:pPr>
+            <w:r>
+              <w:rPr>
+                <w:rFonts w:asciiTheme="majorHAnsi" w:eastAsiaTheme="majorHAnsi" w:hAnsiTheme="majorHAnsi" w:hint="eastAsia"/>
+              </w:rPr>
+              <w:t>[오후 8:12:58.379] RX  01 64 03 00 0A 00 00 61 44 00 00 61 44 00 00 61 44 00 00 61 44 00 00 61 44 B6 CC 60 44 F7 A7 62 44 56 2E 60 44 21 B1 5F 44 62 76 62 44 28 FA  (+46ms)</w:t>
+            </w:r>
+          </w:p>
+          <w:p>
+            <w:pPr>
+              <w:pStyle w:val="1-0"/>
+              <w:rPr>
+                <w:rFonts w:asciiTheme="majorHAnsi" w:eastAsiaTheme="majorHAnsi" w:hAnsiTheme="majorHAnsi" w:hint="eastAsia"/>
+              </w:rPr>
+            </w:pPr>
+            <w:r>
+              <w:rPr>
+                <w:rFonts w:asciiTheme="majorHAnsi" w:eastAsiaTheme="majorHAnsi" w:hAnsiTheme="majorHAnsi" w:hint="eastAsia"/>
+              </w:rPr>
+              <w:t>[오후 8:12:58.382] TX  01 64 03 4A C1  (+3ms)</w:t>
+            </w:r>
+          </w:p>
+          <w:p>
+            <w:pPr>
+              <w:pStyle w:val="1-0"/>
+              <w:rPr>
+                <w:rFonts w:asciiTheme="majorHAnsi" w:eastAsiaTheme="majorHAnsi" w:hAnsiTheme="majorHAnsi" w:hint="eastAsia"/>
+              </w:rPr>
+            </w:pPr>
+            <w:r>
+              <w:rPr>
+                <w:rFonts w:asciiTheme="majorHAnsi" w:eastAsiaTheme="majorHAnsi" w:hAnsiTheme="majorHAnsi" w:hint="eastAsia"/>
+              </w:rPr>
+              <w:t>[오후 8:12:58.427] RX  01 64 03 00 0A 00 00 61 44 00 00 61 44 00 00 61 44 00 00 61 44 00 00 61 44 56 1D 61 44 19 6E 5F 44 57 D5 61 44 26 2E 62 44 9F 69 5F 44 62 C0  (+45ms)</w:t>
+            </w:r>
+          </w:p>
+          <w:p>
+            <w:pPr>
+              <w:pStyle w:val="1-0"/>
+              <w:rPr>
+                <w:rFonts w:asciiTheme="majorHAnsi" w:eastAsiaTheme="majorHAnsi" w:hAnsiTheme="majorHAnsi" w:hint="eastAsia"/>
+              </w:rPr>
+            </w:pPr>
+            <w:r>
+              <w:rPr>
+                <w:rFonts w:asciiTheme="majorHAnsi" w:eastAsiaTheme="majorHAnsi" w:hAnsiTheme="majorHAnsi" w:hint="eastAsia"/>
+              </w:rPr>
+              <w:t>[오후 8:12:58.430] TX  01 64 03 4A C1  (+3ms)</w:t>
+            </w:r>
+          </w:p>
+          <w:p>
+            <w:pPr>
+              <w:pStyle w:val="1-0"/>
+              <w:rPr>
+                <w:rFonts w:asciiTheme="majorHAnsi" w:eastAsiaTheme="majorHAnsi" w:hAnsiTheme="majorHAnsi" w:hint="eastAsia"/>
+              </w:rPr>
+            </w:pPr>
+            <w:r>
+              <w:rPr>
+                <w:rFonts w:asciiTheme="majorHAnsi" w:eastAsiaTheme="majorHAnsi" w:hAnsiTheme="majorHAnsi" w:hint="eastAsia"/>
+              </w:rPr>
+              <w:t>[오후 8:12:58.475] RX  01 64 03 00 0A 00 00 61 44 00 00 61 44 00 00 61 44 00 00 61 44 00 00 61 44 F6 BD 60 44 98 85 62 44 26 42 60 44 07 EB 5F 44 6A 96 62 44 75 48  (+45ms)</w:t>
+            </w:r>
+          </w:p>
+          <w:p>
+            <w:pPr>
+              <w:pStyle w:val="1-0"/>
+              <w:rPr>
+                <w:rFonts w:asciiTheme="majorHAnsi" w:eastAsiaTheme="majorHAnsi" w:hAnsiTheme="majorHAnsi" w:hint="eastAsia"/>
+              </w:rPr>
+            </w:pPr>
+            <w:r>
+              <w:rPr>
+                <w:rFonts w:asciiTheme="majorHAnsi" w:eastAsiaTheme="majorHAnsi" w:hAnsiTheme="majorHAnsi" w:hint="eastAsia"/>
+              </w:rPr>
+              <w:t>[오후 8:12:58.478] TX  01 64 03 4A C1  (+3ms)</w:t>
+            </w:r>
+          </w:p>
+          <w:p>
+            <w:pPr>
+              <w:pStyle w:val="1-0"/>
+              <w:rPr>
+                <w:rFonts w:asciiTheme="majorHAnsi" w:eastAsiaTheme="majorHAnsi" w:hAnsiTheme="majorHAnsi" w:hint="eastAsia"/>
+              </w:rPr>
+            </w:pPr>
+            <w:r>
+              <w:rPr>
+                <w:rFonts w:asciiTheme="majorHAnsi" w:eastAsiaTheme="majorHAnsi" w:hAnsiTheme="majorHAnsi" w:hint="eastAsia"/>
+              </w:rPr>
+              <w:t>[오후 8:12:58.523] RX  01 64 03 00 0A 00 00 61 44 00 00 61 44 00 00 61 44 00 00 61 44 00 00 61 44 BC 48 61 44 6D 3D 5F 44 5C D7 61 44 0D 05 62 44 6A A7 5F 44 21 3E  (+45ms)</w:t>
+            </w:r>
+          </w:p>
+          <w:p>
+            <w:pPr>
+              <w:pStyle w:val="1-0"/>
+              <w:rPr>
+                <w:rFonts w:asciiTheme="majorHAnsi" w:eastAsiaTheme="majorHAnsi" w:hAnsiTheme="majorHAnsi" w:hint="eastAsia"/>
+              </w:rPr>
+            </w:pPr>
+            <w:r>
+              <w:rPr>
+                <w:rFonts w:asciiTheme="majorHAnsi" w:eastAsiaTheme="majorHAnsi" w:hAnsiTheme="majorHAnsi" w:hint="eastAsia"/>
+              </w:rPr>
+              <w:t>[오후 8:12:58.527] TX  01 64 03 4A C1  (+4ms)</w:t>
+            </w:r>
+          </w:p>
+          <w:p>
+            <w:pPr>
+              <w:pStyle w:val="1-0"/>
+              <w:rPr>
+                <w:rFonts w:asciiTheme="majorHAnsi" w:eastAsiaTheme="majorHAnsi" w:hAnsiTheme="majorHAnsi" w:hint="eastAsia"/>
+              </w:rPr>
+            </w:pPr>
+            <w:r>
+              <w:rPr>
+                <w:rFonts w:asciiTheme="majorHAnsi" w:eastAsiaTheme="majorHAnsi" w:hAnsiTheme="majorHAnsi" w:hint="eastAsia"/>
+              </w:rPr>
+              <w:t>[오후 8:12:58.571] RX  01 64 03 00 08 00 00 61 44 00 00 61 44 00 00 61 44 00 00 61 44 2D E0 60 44 A0 BC 62 44 5E 40 60 44 AF C6 5F 44 7A 54  (+44ms)</w:t>
+            </w:r>
+          </w:p>
+          <w:p>
+            <w:pPr>
+              <w:pStyle w:val="1-0"/>
+              <w:rPr>
+                <w:rFonts w:asciiTheme="majorHAnsi" w:eastAsiaTheme="majorHAnsi" w:hAnsiTheme="majorHAnsi" w:hint="eastAsia"/>
+              </w:rPr>
+            </w:pPr>
+            <w:r>
+              <w:rPr>
+                <w:rFonts w:asciiTheme="majorHAnsi" w:eastAsiaTheme="majorHAnsi" w:hAnsiTheme="majorHAnsi" w:hint="eastAsia"/>
+              </w:rPr>
+              <w:t>[오후 8:12:58.575] TX  01 64 03 4A C1  (+4ms)</w:t>
+            </w:r>
+          </w:p>
+          <w:p>
+            <w:pPr>
+              <w:pStyle w:val="1-0"/>
+              <w:rPr>
+                <w:rFonts w:asciiTheme="majorHAnsi" w:eastAsiaTheme="majorHAnsi" w:hAnsiTheme="majorHAnsi" w:hint="eastAsia"/>
+              </w:rPr>
+            </w:pPr>
+            <w:r>
+              <w:rPr>
+                <w:rFonts w:asciiTheme="majorHAnsi" w:eastAsiaTheme="majorHAnsi" w:hAnsiTheme="majorHAnsi" w:hint="eastAsia"/>
+              </w:rPr>
+              <w:t>[오후 8:12:58.619] RX  01 64 03 00 0A 00 00 61 44 00 00 61 44 00 00 61 44 00 00 61 44 00 00 61 44 15 8A 62 44 FE 2D 61 44 8D 84 5F 44 AD EB 61 44 CC 3C 62 44 C4 1D  (+44ms)</w:t>
+            </w:r>
+          </w:p>
+          <w:p>
+            <w:pPr>
+              <w:pStyle w:val="1-0"/>
+              <w:rPr>
+                <w:rFonts w:asciiTheme="majorHAnsi" w:eastAsiaTheme="majorHAnsi" w:hAnsiTheme="majorHAnsi" w:hint="eastAsia"/>
+              </w:rPr>
+            </w:pPr>
+            <w:r>
+              <w:rPr>
+                <w:rFonts w:asciiTheme="majorHAnsi" w:eastAsiaTheme="majorHAnsi" w:hAnsiTheme="majorHAnsi" w:hint="eastAsia"/>
+              </w:rPr>
+              <w:t>[오후 8:12:58.621] TX  01 64 03 4A C1  (+2ms)</w:t>
+            </w:r>
+          </w:p>
+          <w:p>
+            <w:pPr>
+              <w:pStyle w:val="1-0"/>
+              <w:rPr>
+                <w:rFonts w:asciiTheme="majorHAnsi" w:eastAsiaTheme="majorHAnsi" w:hAnsiTheme="majorHAnsi" w:hint="eastAsia"/>
+              </w:rPr>
+            </w:pPr>
+            <w:r>
+              <w:rPr>
+                <w:rFonts w:asciiTheme="majorHAnsi" w:eastAsiaTheme="majorHAnsi" w:hAnsiTheme="majorHAnsi" w:hint="eastAsia"/>
+              </w:rPr>
+              <w:t>[오후 8:12:58.667] RX  01 64 03 00 0A 00 00 61 44 00 00 61 44 00 00 61 44 00 00 61 44 00 00 61 44 C5 78 5F 44 AA CD 60 44 8B 8E 62 44 6A 48 60 44 AD F3 5F 44 06 0F  (+46ms)</w:t>
+            </w:r>
+          </w:p>
+          <w:p>
+            <w:pPr>
+              <w:pStyle w:val="1-0"/>
+              <w:rPr>
+                <w:rFonts w:asciiTheme="majorHAnsi" w:eastAsiaTheme="majorHAnsi" w:hAnsiTheme="majorHAnsi" w:hint="eastAsia"/>
+              </w:rPr>
+            </w:pPr>
+            <w:r>
+              <w:rPr>
+                <w:rFonts w:asciiTheme="majorHAnsi" w:eastAsiaTheme="majorHAnsi" w:hAnsiTheme="majorHAnsi" w:hint="eastAsia"/>
+              </w:rPr>
+              <w:t>[오후 8:12:58.670] TX  01 64 03 4A C1  (+3ms)</w:t>
+            </w:r>
+          </w:p>
+          <w:p>
+            <w:pPr>
+              <w:pStyle w:val="1-0"/>
+              <w:rPr>
+                <w:rFonts w:asciiTheme="majorHAnsi" w:eastAsiaTheme="majorHAnsi" w:hAnsiTheme="majorHAnsi" w:hint="eastAsia"/>
+              </w:rPr>
+            </w:pPr>
+            <w:r>
+              <w:rPr>
+                <w:rFonts w:asciiTheme="majorHAnsi" w:eastAsiaTheme="majorHAnsi" w:hAnsiTheme="majorHAnsi" w:hint="eastAsia"/>
+              </w:rPr>
+              <w:t>[오후 8:12:58.715] RX  01 64 03 00 0A 00 00 61 44 00 00 61 44 00 00 61 44 00 00 61 44 00 00 61 44 C6 9D 62 44 1E 4C 61 44 FB 46 5F 44 07 E3 61 44 44 09 62 44 4C 1E  (+45ms)</w:t>
+            </w:r>
+          </w:p>
+          <w:p>
+            <w:pPr>
+              <w:pStyle w:val="1-0"/>
+              <w:rPr>
+                <w:rFonts w:asciiTheme="majorHAnsi" w:eastAsiaTheme="majorHAnsi" w:hAnsiTheme="majorHAnsi" w:hint="eastAsia"/>
+              </w:rPr>
+            </w:pPr>
+            <w:r>
+              <w:rPr>
+                <w:rFonts w:asciiTheme="majorHAnsi" w:eastAsiaTheme="majorHAnsi" w:hAnsiTheme="majorHAnsi" w:hint="eastAsia"/>
+              </w:rPr>
+              <w:t>[오후 8:12:58.719] TX  01 64 03 4A C1  (+4ms)</w:t>
+            </w:r>
+          </w:p>
+          <w:p>
+            <w:pPr>
+              <w:pStyle w:val="1-0"/>
+              <w:rPr>
+                <w:rFonts w:asciiTheme="majorHAnsi" w:eastAsiaTheme="majorHAnsi" w:hAnsiTheme="majorHAnsi" w:hint="eastAsia"/>
+              </w:rPr>
+            </w:pPr>
+            <w:r>
+              <w:rPr>
+                <w:rFonts w:asciiTheme="majorHAnsi" w:eastAsiaTheme="majorHAnsi" w:hAnsiTheme="majorHAnsi" w:hint="eastAsia"/>
+              </w:rPr>
+              <w:t>[오후 8:12:58.763] RX  01 64 03 00 0A 00 00 61 44 00 00 61 44 00 00 61 44 00 00 61 44 00 00 61 44 90 AA 5F 44 DA E9 60 44 4E C1 62 44 F5 41 60 44 AE CD 5F 44 5D AF  (+44ms)</w:t>
+            </w:r>
+          </w:p>
+          <w:p>
+            <w:pPr>
+              <w:pStyle w:val="1-0"/>
+              <w:rPr>
+                <w:rFonts w:asciiTheme="majorHAnsi" w:eastAsiaTheme="majorHAnsi" w:hAnsiTheme="majorHAnsi" w:hint="eastAsia"/>
+              </w:rPr>
+            </w:pPr>
+            <w:r>
+              <w:rPr>
+                <w:rFonts w:asciiTheme="majorHAnsi" w:eastAsiaTheme="majorHAnsi" w:hAnsiTheme="majorHAnsi" w:hint="eastAsia"/>
+              </w:rPr>
+              <w:t>[오후 8:12:58.766] TX  01 04 D0 2D 00 01 99 03  (+3ms)</w:t>
+            </w:r>
+          </w:p>
+          <w:p>
+            <w:pPr>
+              <w:pStyle w:val="1-0"/>
+              <w:rPr>
+                <w:rFonts w:asciiTheme="majorHAnsi" w:eastAsiaTheme="majorHAnsi" w:hAnsiTheme="majorHAnsi" w:hint="eastAsia"/>
+              </w:rPr>
+            </w:pPr>
+            <w:r>
+              <w:rPr>
+                <w:rFonts w:asciiTheme="majorHAnsi" w:eastAsiaTheme="majorHAnsi" w:hAnsiTheme="majorHAnsi" w:hint="eastAsia"/>
+              </w:rPr>
+              <w:t>[오후 8:12:58.784] RX  01 04 02 03 8A 38 67  (+18ms)</w:t>
+            </w:r>
+          </w:p>
+          <w:p>
+            <w:pPr>
+              <w:pStyle w:val="1-0"/>
+              <w:rPr>
+                <w:rFonts w:asciiTheme="majorHAnsi" w:eastAsiaTheme="majorHAnsi" w:hAnsiTheme="majorHAnsi" w:hint="eastAsia"/>
+              </w:rPr>
+            </w:pPr>
+            <w:r>
+              <w:rPr>
+                <w:rFonts w:asciiTheme="majorHAnsi" w:eastAsiaTheme="majorHAnsi" w:hAnsiTheme="majorHAnsi" w:hint="eastAsia"/>
+              </w:rPr>
+              <w:t>[오후 8:12:58.786] TX  01 64 03 4A C1  (+2ms)</w:t>
+            </w:r>
+          </w:p>
+          <w:p>
+            <w:pPr>
+              <w:pStyle w:val="1-0"/>
+              <w:rPr>
+                <w:rFonts w:asciiTheme="majorHAnsi" w:eastAsiaTheme="majorHAnsi" w:hAnsiTheme="majorHAnsi" w:hint="eastAsia"/>
+              </w:rPr>
+            </w:pPr>
+            <w:r>
+              <w:rPr>
+                <w:rFonts w:asciiTheme="majorHAnsi" w:eastAsiaTheme="majorHAnsi" w:hAnsiTheme="majorHAnsi" w:hint="eastAsia"/>
+              </w:rPr>
+              <w:t xml:space="preserve">[오후 8:12:58.843] RX  01 64 03 00 0C 00 00 61 44 00 00 61 44 00 00 61 44 00 00 61 44 00 00 61 44 00 00 61 44 15 92 62 44 98 32 61 44 46 8D 5F 44 C2 F7 61 44 B9 41 62 44 A5 </w:t>
+            </w:r>
+            <w:r>
+              <w:rPr>
+                <w:rFonts w:asciiTheme="majorHAnsi" w:eastAsiaTheme="majorHAnsi" w:hAnsiTheme="majorHAnsi" w:hint="eastAsia"/>
+              </w:rPr>
+              <w:lastRenderedPageBreak/>
+              <w:t>7D 5F 44 0F D4  (+57ms)</w:t>
+            </w:r>
+          </w:p>
+          <w:p>
+            <w:pPr>
+              <w:pStyle w:val="1-0"/>
+              <w:rPr>
+                <w:rFonts w:asciiTheme="majorHAnsi" w:eastAsiaTheme="majorHAnsi" w:hAnsiTheme="majorHAnsi" w:hint="eastAsia"/>
+              </w:rPr>
+            </w:pPr>
+            <w:r>
+              <w:rPr>
+                <w:rFonts w:asciiTheme="majorHAnsi" w:eastAsiaTheme="majorHAnsi" w:hAnsiTheme="majorHAnsi" w:hint="eastAsia"/>
+              </w:rPr>
+              <w:t>[오후 8:12:58.847] TX  01 64 03 4A C1  (+4ms)</w:t>
+            </w:r>
+          </w:p>
+          <w:p>
+            <w:pPr>
+              <w:pStyle w:val="1-0"/>
+              <w:rPr>
+                <w:rFonts w:asciiTheme="majorHAnsi" w:eastAsiaTheme="majorHAnsi" w:hAnsiTheme="majorHAnsi" w:hint="eastAsia"/>
+              </w:rPr>
+            </w:pPr>
+            <w:r>
+              <w:rPr>
+                <w:rFonts w:asciiTheme="majorHAnsi" w:eastAsiaTheme="majorHAnsi" w:hAnsiTheme="majorHAnsi" w:hint="eastAsia"/>
+              </w:rPr>
+              <w:t>[오후 8:12:58.907] RX  01 64 03 00 0E 00 00 61 44 00 00 61 44 00 00 61 44 00 00 61 44 00 00 61 44 00 00 61 44 00 00 61 44 38 DC 60 44 BA 97 62 44 61 4D 60 44 78 01 60 44 04 A7 62 44 9A 49 61 44 A4 49 5F 44 76 AD  (+60ms)</w:t>
+            </w:r>
+          </w:p>
+          <w:p>
+            <w:pPr>
+              <w:pStyle w:val="1-0"/>
+              <w:rPr>
+                <w:rFonts w:asciiTheme="majorHAnsi" w:eastAsiaTheme="majorHAnsi" w:hAnsiTheme="majorHAnsi" w:hint="eastAsia"/>
+              </w:rPr>
+            </w:pPr>
+            <w:r>
+              <w:rPr>
+                <w:rFonts w:asciiTheme="majorHAnsi" w:eastAsiaTheme="majorHAnsi" w:hAnsiTheme="majorHAnsi" w:hint="eastAsia"/>
+              </w:rPr>
+              <w:t>[오후 8:12:58.909] TX  01 64 03 4A C1  (+2ms)</w:t>
+            </w:r>
+          </w:p>
+          <w:p>
+            <w:pPr>
+              <w:pStyle w:val="1-0"/>
+              <w:rPr>
+                <w:rFonts w:asciiTheme="majorHAnsi" w:eastAsiaTheme="majorHAnsi" w:hAnsiTheme="majorHAnsi" w:hint="eastAsia"/>
+              </w:rPr>
+            </w:pPr>
+            <w:r>
+              <w:rPr>
+                <w:rFonts w:asciiTheme="majorHAnsi" w:eastAsiaTheme="majorHAnsi" w:hAnsiTheme="majorHAnsi" w:hint="eastAsia"/>
+              </w:rPr>
+              <w:t>[오후 8:12:58.955] RX  01 64 03 00 0C 00 00 61 44 00 00 61 44 00 00 61 44 00 00 61 44 00 00 61 44 00 00 61 44 5A EB 61 44 97 08 62 44 0D AB 5F 44 25 EF 60 44 2D C1 62 44 66 3D 60 44 AB 17  (+46ms)</w:t>
+            </w:r>
+          </w:p>
+          <w:p>
+            <w:pPr>
+              <w:pStyle w:val="1-0"/>
+              <w:rPr>
+                <w:rFonts w:asciiTheme="majorHAnsi" w:eastAsiaTheme="majorHAnsi" w:hAnsiTheme="majorHAnsi" w:hint="eastAsia"/>
+              </w:rPr>
+            </w:pPr>
+            <w:r>
+              <w:rPr>
+                <w:rFonts w:asciiTheme="majorHAnsi" w:eastAsiaTheme="majorHAnsi" w:hAnsiTheme="majorHAnsi" w:hint="eastAsia"/>
+              </w:rPr>
+              <w:t>[오후 8:12:58.957] TX  01 64 03 4A C1  (+2ms)</w:t>
+            </w:r>
+          </w:p>
+          <w:p>
+            <w:pPr>
+              <w:pStyle w:val="1-0"/>
+              <w:rPr>
+                <w:rFonts w:asciiTheme="majorHAnsi" w:eastAsiaTheme="majorHAnsi" w:hAnsiTheme="majorHAnsi" w:hint="eastAsia"/>
+              </w:rPr>
+            </w:pPr>
+            <w:r>
+              <w:rPr>
+                <w:rFonts w:asciiTheme="majorHAnsi" w:eastAsiaTheme="majorHAnsi" w:hAnsiTheme="majorHAnsi" w:hint="eastAsia"/>
+              </w:rPr>
+              <w:t>[오후 8:12:59.003] RX  01 64 03 00 0A 00 00 61 44 00 00 61 44 00 00 61 44 00 00 61 44 00 00 61 44 8C CF 5F 44 81 90 62 44 A7 2A 61 44 DA 8A 5F 44 E3 FA 61 44 8B 8D  (+46ms)</w:t>
+            </w:r>
+          </w:p>
+          <w:p>
+            <w:pPr>
+              <w:pStyle w:val="1-0"/>
+              <w:rPr>
+                <w:rFonts w:asciiTheme="majorHAnsi" w:eastAsiaTheme="majorHAnsi" w:hAnsiTheme="majorHAnsi" w:hint="eastAsia"/>
+              </w:rPr>
+            </w:pPr>
+            <w:r>
+              <w:rPr>
+                <w:rFonts w:asciiTheme="majorHAnsi" w:eastAsiaTheme="majorHAnsi" w:hAnsiTheme="majorHAnsi" w:hint="eastAsia"/>
+              </w:rPr>
+              <w:t>[오후 8:12:59.005] TX  01 64 03 4A C1  (+2ms)</w:t>
+            </w:r>
+          </w:p>
+          <w:p>
+            <w:pPr>
+              <w:pStyle w:val="1-0"/>
+              <w:rPr>
+                <w:rFonts w:asciiTheme="majorHAnsi" w:eastAsiaTheme="majorHAnsi" w:hAnsiTheme="majorHAnsi" w:hint="eastAsia"/>
+              </w:rPr>
+            </w:pPr>
+            <w:r>
+              <w:rPr>
+                <w:rFonts w:asciiTheme="majorHAnsi" w:eastAsiaTheme="majorHAnsi" w:hAnsiTheme="majorHAnsi" w:hint="eastAsia"/>
+              </w:rPr>
+              <w:t>[오후 8:12:59.051] RX  01 64 03 00 08 00 00 61 44 00 00 61 44 00 00 61 44 00 00 61 44 EF 3A 62 44 15 78 5F 44 BC DA 60 44 49 90 62 44 B6 A8  (+46ms)</w:t>
+            </w:r>
+          </w:p>
+          <w:p>
+            <w:pPr>
+              <w:pStyle w:val="1-0"/>
+              <w:rPr>
+                <w:rFonts w:asciiTheme="majorHAnsi" w:eastAsiaTheme="majorHAnsi" w:hAnsiTheme="majorHAnsi" w:hint="eastAsia"/>
+              </w:rPr>
+            </w:pPr>
+            <w:r>
+              <w:rPr>
+                <w:rFonts w:asciiTheme="majorHAnsi" w:eastAsiaTheme="majorHAnsi" w:hAnsiTheme="majorHAnsi" w:hint="eastAsia"/>
+              </w:rPr>
+              <w:t>[오후 8:12:59.053] TX  01 64 03 4A C1  (+2ms)</w:t>
+            </w:r>
+          </w:p>
+          <w:p>
+            <w:pPr>
+              <w:pStyle w:val="1-0"/>
+              <w:rPr>
+                <w:rFonts w:asciiTheme="majorHAnsi" w:eastAsiaTheme="majorHAnsi" w:hAnsiTheme="majorHAnsi" w:hint="eastAsia"/>
+              </w:rPr>
+            </w:pPr>
+            <w:r>
+              <w:rPr>
+                <w:rFonts w:asciiTheme="majorHAnsi" w:eastAsiaTheme="majorHAnsi" w:hAnsiTheme="majorHAnsi" w:hint="eastAsia"/>
+              </w:rPr>
+              <w:t>[오후 8:12:59.099] RX  01 64 03 00 0A 00 00 61 44 00 00 61 44 00 00 61 44 00 00 61 44 00 00 61 44 09 45 60 44 ED 02 60 44 AF A9 62 44 5B 46 61 44 F3 4A 5F 44 89 F4  (+46ms)</w:t>
+            </w:r>
+          </w:p>
+          <w:p>
+            <w:pPr>
+              <w:pStyle w:val="1-0"/>
+              <w:rPr>
+                <w:rFonts w:asciiTheme="majorHAnsi" w:eastAsiaTheme="majorHAnsi" w:hAnsiTheme="majorHAnsi" w:hint="eastAsia"/>
+              </w:rPr>
+            </w:pPr>
+            <w:r>
+              <w:rPr>
+                <w:rFonts w:asciiTheme="majorHAnsi" w:eastAsiaTheme="majorHAnsi" w:hAnsiTheme="majorHAnsi" w:hint="eastAsia"/>
+              </w:rPr>
+              <w:t>[오후 8:12:59.101] TX  01 64 03 4A C1  (+2ms)</w:t>
+            </w:r>
+          </w:p>
+          <w:p>
+            <w:pPr>
+              <w:pStyle w:val="1-0"/>
+              <w:rPr>
+                <w:rFonts w:asciiTheme="majorHAnsi" w:eastAsiaTheme="majorHAnsi" w:hAnsiTheme="majorHAnsi" w:hint="eastAsia"/>
+              </w:rPr>
+            </w:pPr>
+            <w:r>
+              <w:rPr>
+                <w:rFonts w:asciiTheme="majorHAnsi" w:eastAsiaTheme="majorHAnsi" w:hAnsiTheme="majorHAnsi" w:hint="eastAsia"/>
+              </w:rPr>
+              <w:t>[오후 8:12:59.147] RX  01 64 03 00 0A 00 00 61 44 00 00 61 44 00 00 61 44 00 00 61 44 00 00 61 44 B9 F0 61 44 B2 05 62 44 3B AD 5F 44 D9 F7 60 44 52 C2 62 44 39 62  (+46ms)</w:t>
+            </w:r>
+          </w:p>
+          <w:p>
+            <w:pPr>
+              <w:pStyle w:val="1-0"/>
+              <w:rPr>
+                <w:rFonts w:asciiTheme="majorHAnsi" w:eastAsiaTheme="majorHAnsi" w:hAnsiTheme="majorHAnsi" w:hint="eastAsia"/>
+              </w:rPr>
+            </w:pPr>
+            <w:r>
+              <w:rPr>
+                <w:rFonts w:asciiTheme="majorHAnsi" w:eastAsiaTheme="majorHAnsi" w:hAnsiTheme="majorHAnsi" w:hint="eastAsia"/>
+              </w:rPr>
+              <w:t>[오후 8:12:59.149] TX  01 64 03 4A C1  (+2ms)</w:t>
+            </w:r>
+          </w:p>
+          <w:p>
+            <w:pPr>
+              <w:pStyle w:val="1-0"/>
+              <w:rPr>
+                <w:rFonts w:asciiTheme="majorHAnsi" w:eastAsiaTheme="majorHAnsi" w:hAnsiTheme="majorHAnsi" w:hint="eastAsia"/>
+              </w:rPr>
+            </w:pPr>
+            <w:r>
+              <w:rPr>
+                <w:rFonts w:asciiTheme="majorHAnsi" w:eastAsiaTheme="majorHAnsi" w:hAnsiTheme="majorHAnsi" w:hint="eastAsia"/>
+              </w:rPr>
+              <w:t>[오후 8:12:59.195] RX  01 64 03 00 0A 00 00 61 44 00 00 61 44 00 00 61 44 00 00 61 44 00 00 61 44 39 3B 60 44 1A D9 5F 44 86 95 62 44 8B 2A 61 44 49 90 5F 44 A6 7A  (+46ms)</w:t>
+            </w:r>
+          </w:p>
+          <w:p>
+            <w:pPr>
+              <w:pStyle w:val="1-0"/>
+              <w:rPr>
+                <w:rFonts w:asciiTheme="majorHAnsi" w:eastAsiaTheme="majorHAnsi" w:hAnsiTheme="majorHAnsi" w:hint="eastAsia"/>
+              </w:rPr>
+            </w:pPr>
+            <w:r>
+              <w:rPr>
+                <w:rFonts w:asciiTheme="majorHAnsi" w:eastAsiaTheme="majorHAnsi" w:hAnsiTheme="majorHAnsi" w:hint="eastAsia"/>
+              </w:rPr>
+              <w:t>[오후 8:12:59.197] TX  01 64 03 4A C1  (+2ms)</w:t>
+            </w:r>
+          </w:p>
+          <w:p>
+            <w:pPr>
+              <w:pStyle w:val="1-0"/>
+              <w:rPr>
+                <w:rFonts w:asciiTheme="majorHAnsi" w:eastAsiaTheme="majorHAnsi" w:hAnsiTheme="majorHAnsi" w:hint="eastAsia"/>
+              </w:rPr>
+            </w:pPr>
+            <w:r>
+              <w:rPr>
+                <w:rFonts w:asciiTheme="majorHAnsi" w:eastAsiaTheme="majorHAnsi" w:hAnsiTheme="majorHAnsi" w:hint="eastAsia"/>
+              </w:rPr>
+              <w:t>[오후 8:12:59.243] RX  01 64 03 00 0A 00 00 61 44 00 00 61 44 00 00 61 44 00 00 61 44 00 00 61 44 EC 00 62 44 4D 39 62 44 FF 79 5F 44 59 E5 60 44 D1 93 62 44 8A D2  (+46ms)</w:t>
+            </w:r>
+          </w:p>
+          <w:p>
+            <w:pPr>
+              <w:pStyle w:val="1-0"/>
+              <w:rPr>
+                <w:rFonts w:asciiTheme="majorHAnsi" w:eastAsiaTheme="majorHAnsi" w:hAnsiTheme="majorHAnsi" w:hint="eastAsia"/>
+              </w:rPr>
+            </w:pPr>
+            <w:r>
+              <w:rPr>
+                <w:rFonts w:asciiTheme="majorHAnsi" w:eastAsiaTheme="majorHAnsi" w:hAnsiTheme="majorHAnsi" w:hint="eastAsia"/>
+              </w:rPr>
+              <w:t>[오후 8:12:59.245] TX  01 64 03 4A C1  (+2ms)</w:t>
+            </w:r>
+          </w:p>
+          <w:p>
+            <w:pPr>
+              <w:pStyle w:val="1-0"/>
+              <w:rPr>
+                <w:rFonts w:asciiTheme="majorHAnsi" w:eastAsiaTheme="majorHAnsi" w:hAnsiTheme="majorHAnsi" w:hint="eastAsia"/>
+              </w:rPr>
+            </w:pPr>
+            <w:r>
+              <w:rPr>
+                <w:rFonts w:asciiTheme="majorHAnsi" w:eastAsiaTheme="majorHAnsi" w:hAnsiTheme="majorHAnsi" w:hint="eastAsia"/>
+              </w:rPr>
+              <w:t>[오후 8:12:59.291] RX  01 64 03 00 08 00 00 61 44 00 00 61 44 00 00 61 44 00 00 61 44 DC 45 60 44 7D 08 60 44 AF AB 62 44 B0 42 61 44 94 57  (+46ms)</w:t>
+            </w:r>
+          </w:p>
+          <w:p>
+            <w:pPr>
+              <w:pStyle w:val="1-0"/>
+              <w:rPr>
+                <w:rFonts w:asciiTheme="majorHAnsi" w:eastAsiaTheme="majorHAnsi" w:hAnsiTheme="majorHAnsi" w:hint="eastAsia"/>
+              </w:rPr>
+            </w:pPr>
+            <w:r>
+              <w:rPr>
+                <w:rFonts w:asciiTheme="majorHAnsi" w:eastAsiaTheme="majorHAnsi" w:hAnsiTheme="majorHAnsi" w:hint="eastAsia"/>
+              </w:rPr>
+              <w:t>[오후 8:12:59.293] TX  01 04 D0 2D 00 01 99 03  (+2ms)</w:t>
+            </w:r>
+          </w:p>
+          <w:p>
+            <w:pPr>
+              <w:pStyle w:val="1-0"/>
+              <w:rPr>
+                <w:rFonts w:asciiTheme="majorHAnsi" w:eastAsiaTheme="majorHAnsi" w:hAnsiTheme="majorHAnsi" w:hint="eastAsia"/>
+              </w:rPr>
+            </w:pPr>
+            <w:r>
+              <w:rPr>
+                <w:rFonts w:asciiTheme="majorHAnsi" w:eastAsiaTheme="majorHAnsi" w:hAnsiTheme="majorHAnsi" w:hint="eastAsia"/>
+              </w:rPr>
+              <w:t>[오후 8:12:59.307] RX  01 04 02 03 8A 38 67  (+14ms)</w:t>
+            </w:r>
+          </w:p>
+          <w:p>
+            <w:pPr>
+              <w:pStyle w:val="1-0"/>
+              <w:rPr>
+                <w:rFonts w:asciiTheme="majorHAnsi" w:eastAsiaTheme="majorHAnsi" w:hAnsiTheme="majorHAnsi" w:hint="eastAsia"/>
+              </w:rPr>
+            </w:pPr>
+            <w:r>
+              <w:rPr>
+                <w:rFonts w:asciiTheme="majorHAnsi" w:eastAsiaTheme="majorHAnsi" w:hAnsiTheme="majorHAnsi" w:hint="eastAsia"/>
+              </w:rPr>
+              <w:t>[오후 8:12:59.308] TX  01 64 03 4A C1  (+1ms)</w:t>
+            </w:r>
+          </w:p>
+          <w:p>
+            <w:pPr>
+              <w:pStyle w:val="1-0"/>
+              <w:rPr>
+                <w:rFonts w:asciiTheme="majorHAnsi" w:eastAsiaTheme="majorHAnsi" w:hAnsiTheme="majorHAnsi" w:hint="eastAsia"/>
+              </w:rPr>
+            </w:pPr>
+            <w:r>
+              <w:rPr>
+                <w:rFonts w:asciiTheme="majorHAnsi" w:eastAsiaTheme="majorHAnsi" w:hAnsiTheme="majorHAnsi" w:hint="eastAsia"/>
+              </w:rPr>
+              <w:t>[오후 8:12:59.371] RX  01 64 03 00 0E 00 00 61 44 00 00 61 44 00 00 61 44 00 00 61 44 00 00 61 44 00 00 61 44 00 00 61 44 93 4D 5F 44 3F F5 61 44 0A 02 62 44 35 A8 5F 44 4B FB 60 44 D2 BD 62 44 E6 31 60 44 FF 09  (+63ms)</w:t>
+            </w:r>
+          </w:p>
+          <w:p>
+            <w:pPr>
+              <w:pStyle w:val="1-0"/>
+              <w:rPr>
+                <w:rFonts w:asciiTheme="majorHAnsi" w:eastAsiaTheme="majorHAnsi" w:hAnsiTheme="majorHAnsi" w:hint="eastAsia"/>
+              </w:rPr>
+            </w:pPr>
+            <w:r>
+              <w:rPr>
+                <w:rFonts w:asciiTheme="majorHAnsi" w:eastAsiaTheme="majorHAnsi" w:hAnsiTheme="majorHAnsi" w:hint="eastAsia"/>
+              </w:rPr>
+              <w:t>[오후 8:12:59.374] TX  01 64 03 4A C1  (+3ms)</w:t>
+            </w:r>
+          </w:p>
+          <w:p>
+            <w:pPr>
+              <w:pStyle w:val="1-0"/>
+              <w:rPr>
+                <w:rFonts w:asciiTheme="majorHAnsi" w:eastAsiaTheme="majorHAnsi" w:hAnsiTheme="majorHAnsi" w:hint="eastAsia"/>
+              </w:rPr>
+            </w:pPr>
+            <w:r>
+              <w:rPr>
+                <w:rFonts w:asciiTheme="majorHAnsi" w:eastAsiaTheme="majorHAnsi" w:hAnsiTheme="majorHAnsi" w:hint="eastAsia"/>
+              </w:rPr>
+              <w:lastRenderedPageBreak/>
+              <w:t>[오후 8:12:59.419] RX  01 64 03 00 0C 00 00 61 44 00 00 61 44 00 00 61 44 00 00 61 44 00 00 61 44 00 00 61 44 5A D5 5F 44 C7 8E 62 44 D8 1C 61 44 4B 87 5F 44 A2 FB 61 44 F6 2F 62 44 84 74  (+45ms)</w:t>
+            </w:r>
+          </w:p>
+          <w:p>
+            <w:pPr>
+              <w:pStyle w:val="1-0"/>
+              <w:rPr>
+                <w:rFonts w:asciiTheme="majorHAnsi" w:eastAsiaTheme="majorHAnsi" w:hAnsiTheme="majorHAnsi" w:hint="eastAsia"/>
+              </w:rPr>
+            </w:pPr>
+            <w:r>
+              <w:rPr>
+                <w:rFonts w:asciiTheme="majorHAnsi" w:eastAsiaTheme="majorHAnsi" w:hAnsiTheme="majorHAnsi" w:hint="eastAsia"/>
+              </w:rPr>
+              <w:t>[오후 8:12:59.421] TX  01 64 03 4A C1  (+2ms)</w:t>
+            </w:r>
+          </w:p>
+          <w:p>
+            <w:pPr>
+              <w:pStyle w:val="1-0"/>
+              <w:rPr>
+                <w:rFonts w:asciiTheme="majorHAnsi" w:eastAsiaTheme="majorHAnsi" w:hAnsiTheme="majorHAnsi" w:hint="eastAsia"/>
+              </w:rPr>
+            </w:pPr>
+            <w:r>
+              <w:rPr>
+                <w:rFonts w:asciiTheme="majorHAnsi" w:eastAsiaTheme="majorHAnsi" w:hAnsiTheme="majorHAnsi" w:hint="eastAsia"/>
+              </w:rPr>
+              <w:t>[오후 8:12:59.467] RX  01 64 03 00 0A 00 00 61 44 00 00 61 44 00 00 61 44 00 00 61 44 00 00 61 44 EE 6C 5F 44 1E E1 60 44 3D 8B 62 44 52 3D 60 44 6A 07 60 44 5A 72  (+46ms)</w:t>
+            </w:r>
+          </w:p>
+          <w:p>
+            <w:pPr>
+              <w:pStyle w:val="1-0"/>
+              <w:rPr>
+                <w:rFonts w:asciiTheme="majorHAnsi" w:eastAsiaTheme="majorHAnsi" w:hAnsiTheme="majorHAnsi" w:hint="eastAsia"/>
+              </w:rPr>
+            </w:pPr>
+            <w:r>
+              <w:rPr>
+                <w:rFonts w:asciiTheme="majorHAnsi" w:eastAsiaTheme="majorHAnsi" w:hAnsiTheme="majorHAnsi" w:hint="eastAsia"/>
+              </w:rPr>
+              <w:t>[오후 8:12:59.468] TX  01 64 03 4A C1  (+1ms)</w:t>
+            </w:r>
+          </w:p>
+          <w:p>
+            <w:pPr>
+              <w:pStyle w:val="1-0"/>
+              <w:rPr>
+                <w:rFonts w:asciiTheme="majorHAnsi" w:eastAsiaTheme="majorHAnsi" w:hAnsiTheme="majorHAnsi" w:hint="eastAsia"/>
+              </w:rPr>
+            </w:pPr>
+            <w:r>
+              <w:rPr>
+                <w:rFonts w:asciiTheme="majorHAnsi" w:eastAsiaTheme="majorHAnsi" w:hAnsiTheme="majorHAnsi" w:hint="eastAsia"/>
+              </w:rPr>
+              <w:t>[오후 8:12:59.515] RX  01 64 03 00 0A 00 00 61 44 00 00 61 44 00 00 61 44 00 00 61 44 00 00 61 44 47 AB 62 44 4F 3C 61 44 96 4B 5F 44 E7 F4 61 44 29 FE 61 44 B6 0D  (+47ms)</w:t>
+            </w:r>
+          </w:p>
+          <w:p>
+            <w:pPr>
+              <w:pStyle w:val="1-0"/>
+              <w:rPr>
+                <w:rFonts w:asciiTheme="majorHAnsi" w:eastAsiaTheme="majorHAnsi" w:hAnsiTheme="majorHAnsi" w:hint="eastAsia"/>
+              </w:rPr>
+            </w:pPr>
+            <w:r>
+              <w:rPr>
+                <w:rFonts w:asciiTheme="majorHAnsi" w:eastAsiaTheme="majorHAnsi" w:hAnsiTheme="majorHAnsi" w:hint="eastAsia"/>
+              </w:rPr>
+              <w:t>[오후 8:12:59.516] TX  01 64 03 4A C1  (+1ms)</w:t>
+            </w:r>
+          </w:p>
+          <w:p>
+            <w:pPr>
+              <w:pStyle w:val="1-0"/>
+              <w:rPr>
+                <w:rFonts w:asciiTheme="majorHAnsi" w:eastAsiaTheme="majorHAnsi" w:hAnsiTheme="majorHAnsi" w:hint="eastAsia"/>
+              </w:rPr>
+            </w:pPr>
+            <w:r>
+              <w:rPr>
+                <w:rFonts w:asciiTheme="majorHAnsi" w:eastAsiaTheme="majorHAnsi" w:hAnsiTheme="majorHAnsi" w:hint="eastAsia"/>
+              </w:rPr>
+              <w:t>[오후 8:12:59.563] RX  01 64 03 00 0A 00 00 61 44 00 00 61 44 00 00 61 44 00 00 61 44 00 00 61 44 8D A6 5F 44 55 FD 60 44 E8 BB 62 44 D8 2E 60 44 7E DA 5F 44 45 B9  (+47ms)</w:t>
+            </w:r>
+          </w:p>
+          <w:p>
+            <w:pPr>
+              <w:pStyle w:val="1-0"/>
+              <w:rPr>
+                <w:rFonts w:asciiTheme="majorHAnsi" w:eastAsiaTheme="majorHAnsi" w:hAnsiTheme="majorHAnsi" w:hint="eastAsia"/>
+              </w:rPr>
+            </w:pPr>
+            <w:r>
+              <w:rPr>
+                <w:rFonts w:asciiTheme="majorHAnsi" w:eastAsiaTheme="majorHAnsi" w:hAnsiTheme="majorHAnsi" w:hint="eastAsia"/>
+              </w:rPr>
+              <w:t>[오후 8:12:59.566] TX  01 64 03 4A C1  (+3ms)</w:t>
+            </w:r>
+          </w:p>
+          <w:p>
+            <w:pPr>
+              <w:pStyle w:val="1-0"/>
+              <w:rPr>
+                <w:rFonts w:asciiTheme="majorHAnsi" w:eastAsiaTheme="majorHAnsi" w:hAnsiTheme="majorHAnsi" w:hint="eastAsia"/>
+              </w:rPr>
+            </w:pPr>
+            <w:r>
+              <w:rPr>
+                <w:rFonts w:asciiTheme="majorHAnsi" w:eastAsiaTheme="majorHAnsi" w:hAnsiTheme="majorHAnsi" w:hint="eastAsia"/>
+              </w:rPr>
+              <w:t>[오후 8:12:59.611] RX  01 64 03 00 0A 00 00 61 44 00 00 61 44 00 00 61 44 00 00 61 44 00 00 61 44 6E 90 62 44 A0 1C 61 44 F3 89 5F 44 D3 FF 61 44 33 2E 62 44 ED B6  (+45ms)</w:t>
+            </w:r>
+          </w:p>
+          <w:p>
+            <w:pPr>
+              <w:pStyle w:val="1-0"/>
+              <w:rPr>
+                <w:rFonts w:asciiTheme="majorHAnsi" w:eastAsiaTheme="majorHAnsi" w:hAnsiTheme="majorHAnsi" w:hint="eastAsia"/>
+              </w:rPr>
+            </w:pPr>
+            <w:r>
+              <w:rPr>
+                <w:rFonts w:asciiTheme="majorHAnsi" w:eastAsiaTheme="majorHAnsi" w:hAnsiTheme="majorHAnsi" w:hint="eastAsia"/>
+              </w:rPr>
+              <w:t>[오후 8:12:59.614] TX  01 64 03 4A C1  (+3ms)</w:t>
+            </w:r>
+          </w:p>
+          <w:p>
+            <w:pPr>
+              <w:pStyle w:val="1-0"/>
+              <w:rPr>
+                <w:rFonts w:asciiTheme="majorHAnsi" w:eastAsiaTheme="majorHAnsi" w:hAnsiTheme="majorHAnsi" w:hint="eastAsia"/>
+              </w:rPr>
+            </w:pPr>
+            <w:r>
+              <w:rPr>
+                <w:rFonts w:asciiTheme="majorHAnsi" w:eastAsiaTheme="majorHAnsi" w:hAnsiTheme="majorHAnsi" w:hint="eastAsia"/>
+              </w:rPr>
+              <w:t>[오후 8:12:59.659] RX  01 64 03 00 08 00 00 61 44 00 00 61 44 00 00 61 44 00 00 61 44 9E 6E 5F 44 B5 E7 60 44 A9 8A 62 44 A8 39 60 44 33 AE  (+45ms)</w:t>
+            </w:r>
+          </w:p>
+          <w:p>
+            <w:pPr>
+              <w:pStyle w:val="1-0"/>
+              <w:rPr>
+                <w:rFonts w:asciiTheme="majorHAnsi" w:eastAsiaTheme="majorHAnsi" w:hAnsiTheme="majorHAnsi" w:hint="eastAsia"/>
+              </w:rPr>
+            </w:pPr>
+            <w:r>
+              <w:rPr>
+                <w:rFonts w:asciiTheme="majorHAnsi" w:eastAsiaTheme="majorHAnsi" w:hAnsiTheme="majorHAnsi" w:hint="eastAsia"/>
+              </w:rPr>
+              <w:t>[오후 8:12:59.660] TX  01 64 03 4A C1  (+1ms)</w:t>
+            </w:r>
+          </w:p>
+          <w:p>
+            <w:pPr>
+              <w:pStyle w:val="1-0"/>
+              <w:rPr>
+                <w:rFonts w:asciiTheme="majorHAnsi" w:eastAsiaTheme="majorHAnsi" w:hAnsiTheme="majorHAnsi" w:hint="eastAsia"/>
+              </w:rPr>
+            </w:pPr>
+            <w:r>
+              <w:rPr>
+                <w:rFonts w:asciiTheme="majorHAnsi" w:eastAsiaTheme="majorHAnsi" w:hAnsiTheme="majorHAnsi" w:hint="eastAsia"/>
+              </w:rPr>
+              <w:t>[오후 8:12:59.707] RX  01 64 03 00 0A 00 00 61 44 00 00 61 44 00 00 61 44 00 00 61 44 00 00 61 44 BE 0A 60 44 28 AC 62 44 D7 36 61 44 02 4C 5F 44 C7 F8 61 44 D2 48  (+47ms)</w:t>
+            </w:r>
+          </w:p>
+          <w:p>
+            <w:pPr>
+              <w:pStyle w:val="1-0"/>
+              <w:rPr>
+                <w:rFonts w:asciiTheme="majorHAnsi" w:eastAsiaTheme="majorHAnsi" w:hAnsiTheme="majorHAnsi" w:hint="eastAsia"/>
+              </w:rPr>
+            </w:pPr>
+            <w:r>
+              <w:rPr>
+                <w:rFonts w:asciiTheme="majorHAnsi" w:eastAsiaTheme="majorHAnsi" w:hAnsiTheme="majorHAnsi" w:hint="eastAsia"/>
+              </w:rPr>
+              <w:t>[오후 8:12:59.711] TX  01 64 03 4A C1  (+4ms)</w:t>
+            </w:r>
+          </w:p>
+          <w:p>
+            <w:pPr>
+              <w:pStyle w:val="1-0"/>
+              <w:rPr>
+                <w:rFonts w:asciiTheme="majorHAnsi" w:eastAsiaTheme="majorHAnsi" w:hAnsiTheme="majorHAnsi" w:hint="eastAsia"/>
+              </w:rPr>
+            </w:pPr>
+            <w:r>
+              <w:rPr>
+                <w:rFonts w:asciiTheme="majorHAnsi" w:eastAsiaTheme="majorHAnsi" w:hAnsiTheme="majorHAnsi" w:hint="eastAsia"/>
+              </w:rPr>
+              <w:t>[오후 8:12:59.755] RX  01 64 03 00 0A 00 00 61 44 00 00 61 44 00 00 61 44 00 00 61 44 00 00 61 44 3A FB 61 44 87 A5 5F 44 B1 03 61 44 9D C0 62 44 1E 30 60 44 36 0F  (+44ms)</w:t>
+            </w:r>
+          </w:p>
+          <w:p>
+            <w:pPr>
+              <w:pStyle w:val="1-0"/>
+              <w:rPr>
+                <w:rFonts w:asciiTheme="majorHAnsi" w:eastAsiaTheme="majorHAnsi" w:hAnsiTheme="majorHAnsi" w:hint="eastAsia"/>
+              </w:rPr>
+            </w:pPr>
+            <w:r>
+              <w:rPr>
+                <w:rFonts w:asciiTheme="majorHAnsi" w:eastAsiaTheme="majorHAnsi" w:hAnsiTheme="majorHAnsi" w:hint="eastAsia"/>
+              </w:rPr>
+              <w:t>[오후 8:12:59.758] TX  01 64 03 4A C1  (+3ms)</w:t>
+            </w:r>
+          </w:p>
+          <w:p>
+            <w:pPr>
+              <w:pStyle w:val="1-0"/>
+              <w:rPr>
+                <w:rFonts w:asciiTheme="majorHAnsi" w:eastAsiaTheme="majorHAnsi" w:hAnsiTheme="majorHAnsi" w:hint="eastAsia"/>
+              </w:rPr>
+            </w:pPr>
+            <w:r>
+              <w:rPr>
+                <w:rFonts w:asciiTheme="majorHAnsi" w:eastAsiaTheme="majorHAnsi" w:hAnsiTheme="majorHAnsi" w:hint="eastAsia"/>
+              </w:rPr>
+              <w:t>[오후 8:12:59.803] RX  01 64 03 00 0A 00 00 61 44 00 00 61 44 00 00 61 44 00 00 61 44 00 00 61 44 F7 E2 5F 44 CC 98 62 44 1A 1D 61 44 44 92 5F 44 1B 12 62 44 D6 19  (+45ms)</w:t>
+            </w:r>
+          </w:p>
+          <w:p>
+            <w:pPr>
+              <w:pStyle w:val="1-0"/>
+              <w:rPr>
+                <w:rFonts w:asciiTheme="majorHAnsi" w:eastAsiaTheme="majorHAnsi" w:hAnsiTheme="majorHAnsi" w:hint="eastAsia"/>
+              </w:rPr>
+            </w:pPr>
+            <w:r>
+              <w:rPr>
+                <w:rFonts w:asciiTheme="majorHAnsi" w:eastAsiaTheme="majorHAnsi" w:hAnsiTheme="majorHAnsi" w:hint="eastAsia"/>
+              </w:rPr>
+              <w:t>[오후 8:12:59.805] TX  01 64 03 4A C1  (+2ms)</w:t>
+            </w:r>
+          </w:p>
+          <w:p>
+            <w:pPr>
+              <w:pStyle w:val="1-0"/>
+              <w:rPr>
+                <w:rFonts w:asciiTheme="majorHAnsi" w:eastAsiaTheme="majorHAnsi" w:hAnsiTheme="majorHAnsi" w:hint="eastAsia"/>
+              </w:rPr>
+            </w:pPr>
+            <w:r>
+              <w:rPr>
+                <w:rFonts w:asciiTheme="majorHAnsi" w:eastAsiaTheme="majorHAnsi" w:hAnsiTheme="majorHAnsi" w:hint="eastAsia"/>
+              </w:rPr>
+              <w:t>[오후 8:12:59.851] RX  01 64 03 00 08 00 00 61 44 00 00 61 44 00 00 61 44 00 00 61 44 B3 33 62 44 11 76 5F 44 09 FC 60 44 2D 99 62 44 C0 0B  (+46ms)</w:t>
+            </w:r>
+          </w:p>
+          <w:p>
+            <w:pPr>
+              <w:pStyle w:val="1-0"/>
+              <w:rPr>
+                <w:rFonts w:asciiTheme="majorHAnsi" w:eastAsiaTheme="majorHAnsi" w:hAnsiTheme="majorHAnsi" w:hint="eastAsia"/>
+              </w:rPr>
+            </w:pPr>
+            <w:r>
+              <w:rPr>
+                <w:rFonts w:asciiTheme="majorHAnsi" w:eastAsiaTheme="majorHAnsi" w:hAnsiTheme="majorHAnsi" w:hint="eastAsia"/>
+              </w:rPr>
+              <w:t>[오후 8:12:59.852] TX  01 04 D0 2D 00 01 99 03  (+1ms)</w:t>
+            </w:r>
+          </w:p>
+          <w:p>
+            <w:pPr>
+              <w:pStyle w:val="1-0"/>
+              <w:rPr>
+                <w:rFonts w:asciiTheme="majorHAnsi" w:eastAsiaTheme="majorHAnsi" w:hAnsiTheme="majorHAnsi" w:hint="eastAsia"/>
+              </w:rPr>
+            </w:pPr>
+            <w:r>
+              <w:rPr>
+                <w:rFonts w:asciiTheme="majorHAnsi" w:eastAsiaTheme="majorHAnsi" w:hAnsiTheme="majorHAnsi" w:hint="eastAsia"/>
+              </w:rPr>
+              <w:t>[오후 8:12:59.867] RX  01 04 02 03 8A 38 67  (+15ms)</w:t>
+            </w:r>
+          </w:p>
+          <w:p>
+            <w:pPr>
+              <w:pStyle w:val="1-0"/>
+              <w:rPr>
+                <w:rFonts w:asciiTheme="majorHAnsi" w:eastAsiaTheme="majorHAnsi" w:hAnsiTheme="majorHAnsi" w:hint="eastAsia"/>
+              </w:rPr>
+            </w:pPr>
+            <w:r>
+              <w:rPr>
+                <w:rFonts w:asciiTheme="majorHAnsi" w:eastAsiaTheme="majorHAnsi" w:hAnsiTheme="majorHAnsi" w:hint="eastAsia"/>
+              </w:rPr>
+              <w:t>[오후 8:12:59.869] TX  01 64 03 4A C1  (+2ms)</w:t>
+            </w:r>
+          </w:p>
+          <w:p>
+            <w:pPr>
+              <w:pStyle w:val="1-0"/>
+              <w:rPr>
+                <w:rFonts w:asciiTheme="majorHAnsi" w:eastAsiaTheme="majorHAnsi" w:hAnsiTheme="majorHAnsi" w:hint="eastAsia"/>
+              </w:rPr>
+            </w:pPr>
+            <w:r>
+              <w:rPr>
+                <w:rFonts w:asciiTheme="majorHAnsi" w:eastAsiaTheme="majorHAnsi" w:hAnsiTheme="majorHAnsi" w:hint="eastAsia"/>
+              </w:rPr>
+              <w:t>[오후 8:12:59.931] RX  01 64 03 00 0E 00 00 61 44 00 00 61 44 00 00 61 44 00 00 61 44 00 00 61 44 00 00 61 44 00 00 61 44 54 40 60 44 9D 17 60 44 6A B6 62 44 33 37 61 44 3F 53 5F 44 65 03 62 44 20 FB 61 44 42 54  (+62ms)</w:t>
+            </w:r>
+          </w:p>
+          <w:p>
+            <w:pPr>
+              <w:pStyle w:val="1-0"/>
+              <w:rPr>
+                <w:rFonts w:asciiTheme="majorHAnsi" w:eastAsiaTheme="majorHAnsi" w:hAnsiTheme="majorHAnsi" w:hint="eastAsia"/>
+              </w:rPr>
+            </w:pPr>
+            <w:r>
+              <w:rPr>
+                <w:rFonts w:asciiTheme="majorHAnsi" w:eastAsiaTheme="majorHAnsi" w:hAnsiTheme="majorHAnsi" w:hint="eastAsia"/>
+              </w:rPr>
+              <w:t>[오후 8:12:59.933] TX  01 64 03 4A C1  (+2ms)</w:t>
+            </w:r>
+          </w:p>
+          <w:p>
+            <w:pPr>
+              <w:pStyle w:val="1-0"/>
+              <w:rPr>
+                <w:rFonts w:asciiTheme="majorHAnsi" w:eastAsiaTheme="majorHAnsi" w:hAnsiTheme="majorHAnsi" w:hint="eastAsia"/>
+              </w:rPr>
+            </w:pPr>
+            <w:r>
+              <w:rPr>
+                <w:rFonts w:asciiTheme="majorHAnsi" w:eastAsiaTheme="majorHAnsi" w:hAnsiTheme="majorHAnsi" w:hint="eastAsia"/>
+              </w:rPr>
+              <w:lastRenderedPageBreak/>
+              <w:t>[오후 8:12:59.995] RX  01 64 03 00 0E 00 00 61 44 00 00 61 44 00 00 61 44 00 00 61 44 00 00 61 44 00 00 61 44 00 00 61 44 F7 A6 5F 44 96 0A 61 44 C8 BB 62 44 D3 23 60 44 4C E3 5F 44 15 94 62 44 E8 11 61 44 FA 28  (+62ms)</w:t>
+            </w:r>
+          </w:p>
+          <w:p>
+            <w:pPr>
+              <w:pStyle w:val="1-0"/>
+              <w:rPr>
+                <w:rFonts w:asciiTheme="majorHAnsi" w:eastAsiaTheme="majorHAnsi" w:hAnsiTheme="majorHAnsi" w:hint="eastAsia"/>
+              </w:rPr>
+            </w:pPr>
+            <w:r>
+              <w:rPr>
+                <w:rFonts w:asciiTheme="majorHAnsi" w:eastAsiaTheme="majorHAnsi" w:hAnsiTheme="majorHAnsi" w:hint="eastAsia"/>
+              </w:rPr>
+              <w:t>[오후 8:12:59.996] TX  01 64 03 4A C1  (+1ms)</w:t>
+            </w:r>
+          </w:p>
+          <w:p>
+            <w:pPr>
+              <w:pStyle w:val="1-0"/>
+              <w:rPr>
+                <w:rFonts w:asciiTheme="majorHAnsi" w:eastAsiaTheme="majorHAnsi" w:hAnsiTheme="majorHAnsi" w:hint="eastAsia"/>
+              </w:rPr>
+            </w:pPr>
+            <w:r>
+              <w:rPr>
+                <w:rFonts w:asciiTheme="majorHAnsi" w:eastAsiaTheme="majorHAnsi" w:hAnsiTheme="majorHAnsi" w:hint="eastAsia"/>
+              </w:rPr>
+              <w:t>[오후 8:13:00.042] RX  01 64 03 00 0C 00 00 61 44 00 00 61 44 00 00 61 44 00 00 61 44 00 00 61 44 00 00 61 44 79 85 5F 44 94 00 62 44 21 1E 62 44 23 63 5F 44 1A E8 60 44 82 7F 62 44 D9 18  (+46ms)</w:t>
+            </w:r>
+          </w:p>
+          <w:p>
+            <w:pPr>
+              <w:pStyle w:val="1-0"/>
+              <w:rPr>
+                <w:rFonts w:asciiTheme="majorHAnsi" w:eastAsiaTheme="majorHAnsi" w:hAnsiTheme="majorHAnsi" w:hint="eastAsia"/>
+              </w:rPr>
+            </w:pPr>
+            <w:r>
+              <w:rPr>
+                <w:rFonts w:asciiTheme="majorHAnsi" w:eastAsiaTheme="majorHAnsi" w:hAnsiTheme="majorHAnsi" w:hint="eastAsia"/>
+              </w:rPr>
+              <w:t>[오후 8:13:00.044] TX  01 64 03 4A C1  (+2ms)</w:t>
+            </w:r>
+          </w:p>
+          <w:p>
+            <w:pPr>
+              <w:pStyle w:val="1-0"/>
+              <w:rPr>
+                <w:rFonts w:asciiTheme="majorHAnsi" w:eastAsiaTheme="majorHAnsi" w:hAnsiTheme="majorHAnsi" w:hint="eastAsia"/>
+              </w:rPr>
+            </w:pPr>
+            <w:r>
+              <w:rPr>
+                <w:rFonts w:asciiTheme="majorHAnsi" w:eastAsiaTheme="majorHAnsi" w:hAnsiTheme="majorHAnsi" w:hint="eastAsia"/>
+              </w:rPr>
+              <w:t>[오후 8:13:00.091] RX  01 64 03 00 0A 00 00 61 44 00 00 61 44 00 00 61 44 00 00 61 44 00 00 61 44 28 2B 60 44 45 05 60 44 59 A4 62 44 EE 24 61 44 C5 40 5F 44 28 BD  (+47ms)</w:t>
+            </w:r>
+          </w:p>
+          <w:p>
+            <w:pPr>
+              <w:pStyle w:val="1-0"/>
+              <w:rPr>
+                <w:rFonts w:asciiTheme="majorHAnsi" w:eastAsiaTheme="majorHAnsi" w:hAnsiTheme="majorHAnsi" w:hint="eastAsia"/>
+              </w:rPr>
+            </w:pPr>
+            <w:r>
+              <w:rPr>
+                <w:rFonts w:asciiTheme="majorHAnsi" w:eastAsiaTheme="majorHAnsi" w:hAnsiTheme="majorHAnsi" w:hint="eastAsia"/>
+              </w:rPr>
+              <w:t>[오후 8:13:00.092] TX  01 64 03 4A C1  (+1ms)</w:t>
+            </w:r>
+          </w:p>
+          <w:p>
+            <w:pPr>
+              <w:pStyle w:val="1-0"/>
+              <w:rPr>
+                <w:rFonts w:asciiTheme="majorHAnsi" w:eastAsiaTheme="majorHAnsi" w:hAnsiTheme="majorHAnsi" w:hint="eastAsia"/>
+              </w:rPr>
+            </w:pPr>
+            <w:r>
+              <w:rPr>
+                <w:rFonts w:asciiTheme="majorHAnsi" w:eastAsiaTheme="majorHAnsi" w:hAnsiTheme="majorHAnsi" w:hint="eastAsia"/>
+              </w:rPr>
+              <w:t>[오후 8:13:00.138] RX  01 64 03 00 08 00 00 61 44 00 00 61 44 00 00 61 44 00 00 61 44 B4 F2 61 44 61 E9 61 44 CD 91 5F 44 C5 F7 60 44 8C 7E  (+46ms)</w:t>
+            </w:r>
+          </w:p>
+          <w:p>
+            <w:pPr>
+              <w:pStyle w:val="1-0"/>
+              <w:rPr>
+                <w:rFonts w:asciiTheme="majorHAnsi" w:eastAsiaTheme="majorHAnsi" w:hAnsiTheme="majorHAnsi" w:hint="eastAsia"/>
+              </w:rPr>
+            </w:pPr>
+            <w:r>
+              <w:rPr>
+                <w:rFonts w:asciiTheme="majorHAnsi" w:eastAsiaTheme="majorHAnsi" w:hAnsiTheme="majorHAnsi" w:hint="eastAsia"/>
+              </w:rPr>
+              <w:t>[오후 8:13:00.140] TX  01 64 03 4A C1  (+2ms)</w:t>
+            </w:r>
+          </w:p>
+          <w:p>
+            <w:pPr>
+              <w:pStyle w:val="1-0"/>
+              <w:rPr>
+                <w:rFonts w:asciiTheme="majorHAnsi" w:eastAsiaTheme="majorHAnsi" w:hAnsiTheme="majorHAnsi" w:hint="eastAsia"/>
+              </w:rPr>
+            </w:pPr>
+            <w:r>
+              <w:rPr>
+                <w:rFonts w:asciiTheme="majorHAnsi" w:eastAsiaTheme="majorHAnsi" w:hAnsiTheme="majorHAnsi" w:hint="eastAsia"/>
+              </w:rPr>
+              <w:t>[오후 8:13:00.186] RX  01 64 03 00 0A 00 00 61 44 00 00 61 44 00 00 61 44 00 00 61 44 00 00 61 44 4A A9 62 44 53 16 60 44 5A D3 5F 44 47 89 62 44 06 09 61 44 9A E7  (+46ms)</w:t>
+            </w:r>
+          </w:p>
+          <w:p>
+            <w:pPr>
+              <w:pStyle w:val="1-0"/>
+              <w:rPr>
+                <w:rFonts w:asciiTheme="majorHAnsi" w:eastAsiaTheme="majorHAnsi" w:hAnsiTheme="majorHAnsi" w:hint="eastAsia"/>
+              </w:rPr>
+            </w:pPr>
+            <w:r>
+              <w:rPr>
+                <w:rFonts w:asciiTheme="majorHAnsi" w:eastAsiaTheme="majorHAnsi" w:hAnsiTheme="majorHAnsi" w:hint="eastAsia"/>
+              </w:rPr>
+              <w:t>[오후 8:13:00.188] TX  01 64 03 4A C1  (+2ms)</w:t>
+            </w:r>
+          </w:p>
+          <w:p>
+            <w:pPr>
+              <w:pStyle w:val="1-0"/>
+              <w:rPr>
+                <w:rFonts w:asciiTheme="majorHAnsi" w:eastAsiaTheme="majorHAnsi" w:hAnsiTheme="majorHAnsi" w:hint="eastAsia"/>
+              </w:rPr>
+            </w:pPr>
+            <w:r>
+              <w:rPr>
+                <w:rFonts w:asciiTheme="majorHAnsi" w:eastAsiaTheme="majorHAnsi" w:hAnsiTheme="majorHAnsi" w:hint="eastAsia"/>
+              </w:rPr>
+              <w:t>[오후 8:13:00.234] RX  01 64 03 00 0A 00 00 61 44 00 00 61 44 00 00 61 44 00 00 61 44 00 00 61 44 F8 80 5F 44 CF FD 61 44 6C 1A 62 44 88 60 5F 44 FC E8 60 44 E8 AD  (+46ms)</w:t>
+            </w:r>
+          </w:p>
+          <w:p>
+            <w:pPr>
+              <w:pStyle w:val="1-0"/>
+              <w:rPr>
+                <w:rFonts w:asciiTheme="majorHAnsi" w:eastAsiaTheme="majorHAnsi" w:hAnsiTheme="majorHAnsi" w:hint="eastAsia"/>
+              </w:rPr>
+            </w:pPr>
+            <w:r>
+              <w:rPr>
+                <w:rFonts w:asciiTheme="majorHAnsi" w:eastAsiaTheme="majorHAnsi" w:hAnsiTheme="majorHAnsi" w:hint="eastAsia"/>
+              </w:rPr>
+              <w:t>[오후 8:13:00.236] TX  01 64 03 4A C1  (+2ms)</w:t>
+            </w:r>
+          </w:p>
+          <w:p>
+            <w:pPr>
+              <w:pStyle w:val="1-0"/>
+              <w:rPr>
+                <w:rFonts w:asciiTheme="majorHAnsi" w:eastAsiaTheme="majorHAnsi" w:hAnsiTheme="majorHAnsi" w:hint="eastAsia"/>
+              </w:rPr>
+            </w:pPr>
+            <w:r>
+              <w:rPr>
+                <w:rFonts w:asciiTheme="majorHAnsi" w:eastAsiaTheme="majorHAnsi" w:hAnsiTheme="majorHAnsi" w:hint="eastAsia"/>
+              </w:rPr>
+              <w:t>[오후 8:13:00.282] RX  01 64 03 00 0A 00 00 61 44 00 00 61 44 00 00 61 44 00 00 61 44 00 00 61 44 2E 7F 62 44 85 29 60 44 9C 03 60 44 EC 9E 62 44 82 20 61 44 75 08  (+46ms)</w:t>
+            </w:r>
+          </w:p>
+          <w:p>
+            <w:pPr>
+              <w:pStyle w:val="1-0"/>
+              <w:rPr>
+                <w:rFonts w:asciiTheme="majorHAnsi" w:eastAsiaTheme="majorHAnsi" w:hAnsiTheme="majorHAnsi" w:hint="eastAsia"/>
+              </w:rPr>
+            </w:pPr>
+            <w:r>
+              <w:rPr>
+                <w:rFonts w:asciiTheme="majorHAnsi" w:eastAsiaTheme="majorHAnsi" w:hAnsiTheme="majorHAnsi" w:hint="eastAsia"/>
+              </w:rPr>
+              <w:t>[오후 8:13:00.285] TX  01 64 03 4A C1  (+3ms)</w:t>
+            </w:r>
+          </w:p>
+          <w:p>
+            <w:pPr>
+              <w:pStyle w:val="1-0"/>
+              <w:rPr>
+                <w:rFonts w:asciiTheme="majorHAnsi" w:eastAsiaTheme="majorHAnsi" w:hAnsiTheme="majorHAnsi" w:hint="eastAsia"/>
+              </w:rPr>
+            </w:pPr>
+            <w:r>
+              <w:rPr>
+                <w:rFonts w:asciiTheme="majorHAnsi" w:eastAsiaTheme="majorHAnsi" w:hAnsiTheme="majorHAnsi" w:hint="eastAsia"/>
+              </w:rPr>
+              <w:t>[오후 8:13:00.331] RX  01 64 03 00 0A 00 00 61 44 00 00 61 44 00 00 61 44 00 00 61 44 00 00 61 44 C6 3D 5F 44 1B ED 61 44 DB E4 61 44 B9 90 5F 44 20 F8 60 44 BB C1  (+46ms)</w:t>
+            </w:r>
+          </w:p>
+          <w:p>
+            <w:pPr>
+              <w:pStyle w:val="1-0"/>
+              <w:rPr>
+                <w:rFonts w:asciiTheme="majorHAnsi" w:eastAsiaTheme="majorHAnsi" w:hAnsiTheme="majorHAnsi" w:hint="eastAsia"/>
+              </w:rPr>
+            </w:pPr>
+            <w:r>
+              <w:rPr>
+                <w:rFonts w:asciiTheme="majorHAnsi" w:eastAsiaTheme="majorHAnsi" w:hAnsiTheme="majorHAnsi" w:hint="eastAsia"/>
+              </w:rPr>
+              <w:t>[오후 8:13:00.333] TX  01 64 03 4A C1  (+2ms)</w:t>
+            </w:r>
+          </w:p>
+          <w:p>
+            <w:pPr>
+              <w:pStyle w:val="1-0"/>
+              <w:rPr>
+                <w:rFonts w:asciiTheme="majorHAnsi" w:eastAsiaTheme="majorHAnsi" w:hAnsiTheme="majorHAnsi" w:hint="eastAsia"/>
+              </w:rPr>
+            </w:pPr>
+            <w:r>
+              <w:rPr>
+                <w:rFonts w:asciiTheme="majorHAnsi" w:eastAsiaTheme="majorHAnsi" w:hAnsiTheme="majorHAnsi" w:hint="eastAsia"/>
+              </w:rPr>
+              <w:t>[오후 8:13:00.379] RX  01 64 03 00 08 00 00 61 44 00 00 61 44 00 00 61 44 00 00 61 44 2D AA 62 44 74 17 60 44 0F D2 5F 44 6E 87 62 44 09 72  (+46ms)</w:t>
+            </w:r>
+          </w:p>
+          <w:p>
+            <w:pPr>
+              <w:pStyle w:val="1-0"/>
+              <w:rPr>
+                <w:rFonts w:asciiTheme="majorHAnsi" w:eastAsiaTheme="majorHAnsi" w:hAnsiTheme="majorHAnsi" w:hint="eastAsia"/>
+              </w:rPr>
+            </w:pPr>
+            <w:r>
+              <w:rPr>
+                <w:rFonts w:asciiTheme="majorHAnsi" w:eastAsiaTheme="majorHAnsi" w:hAnsiTheme="majorHAnsi" w:hint="eastAsia"/>
+              </w:rPr>
+              <w:t>[오후 8:13:00.382] TX  01 04 D0 2D 00 01 99 03  (+3ms)</w:t>
+            </w:r>
+          </w:p>
+          <w:p>
+            <w:pPr>
+              <w:pStyle w:val="1-0"/>
+              <w:rPr>
+                <w:rFonts w:asciiTheme="majorHAnsi" w:eastAsiaTheme="majorHAnsi" w:hAnsiTheme="majorHAnsi" w:hint="eastAsia"/>
+              </w:rPr>
+            </w:pPr>
+            <w:r>
+              <w:rPr>
+                <w:rFonts w:asciiTheme="majorHAnsi" w:eastAsiaTheme="majorHAnsi" w:hAnsiTheme="majorHAnsi" w:hint="eastAsia"/>
+              </w:rPr>
+              <w:t>[오후 8:13:00.400] RX  01 04 02 03 8A 38 67  (+18ms)</w:t>
+            </w:r>
+          </w:p>
+          <w:p>
+            <w:pPr>
+              <w:pStyle w:val="1-0"/>
+              <w:rPr>
+                <w:rFonts w:asciiTheme="majorHAnsi" w:eastAsiaTheme="majorHAnsi" w:hAnsiTheme="majorHAnsi" w:hint="eastAsia"/>
+              </w:rPr>
+            </w:pPr>
+            <w:r>
+              <w:rPr>
+                <w:rFonts w:asciiTheme="majorHAnsi" w:eastAsiaTheme="majorHAnsi" w:hAnsiTheme="majorHAnsi" w:hint="eastAsia"/>
+              </w:rPr>
+              <w:t>[오후 8:13:00.401] TX  01 64 03 4A C1  (+1ms)</w:t>
+            </w:r>
+          </w:p>
+          <w:p>
+            <w:pPr>
+              <w:pStyle w:val="1-0"/>
+              <w:rPr>
+                <w:rFonts w:asciiTheme="majorHAnsi" w:eastAsiaTheme="majorHAnsi" w:hAnsiTheme="majorHAnsi" w:hint="eastAsia"/>
+              </w:rPr>
+            </w:pPr>
+            <w:r>
+              <w:rPr>
+                <w:rFonts w:asciiTheme="majorHAnsi" w:eastAsiaTheme="majorHAnsi" w:hAnsiTheme="majorHAnsi" w:hint="eastAsia"/>
+              </w:rPr>
+              <w:t>[오후 8:13:00.459] RX  01 64 03 00 0E 00 00 61 44 00 00 61 44 00 00 61 44 00 00 61 44 00 00 61 44 00 00 61 44 00 00 61 44 E8 06 61 44 EB 7D 5F 44 E8 FA 61 44 4B 18 62 44 67 5D 5F 44 80 E3 60 44 C0 7C 62 44 45 41  (+58ms)</w:t>
+            </w:r>
+          </w:p>
+          <w:p>
+            <w:pPr>
+              <w:pStyle w:val="1-0"/>
+              <w:rPr>
+                <w:rFonts w:asciiTheme="majorHAnsi" w:eastAsiaTheme="majorHAnsi" w:hAnsiTheme="majorHAnsi" w:hint="eastAsia"/>
+              </w:rPr>
+            </w:pPr>
+            <w:r>
+              <w:rPr>
+                <w:rFonts w:asciiTheme="majorHAnsi" w:eastAsiaTheme="majorHAnsi" w:hAnsiTheme="majorHAnsi" w:hint="eastAsia"/>
+              </w:rPr>
+              <w:t>[오후 8:13:00.461] TX  01 64 03 4A C1  (+2ms)</w:t>
+            </w:r>
+          </w:p>
+          <w:p>
+            <w:pPr>
+              <w:pStyle w:val="1-0"/>
+              <w:rPr>
+                <w:rFonts w:asciiTheme="majorHAnsi" w:eastAsiaTheme="majorHAnsi" w:hAnsiTheme="majorHAnsi" w:hint="eastAsia"/>
+              </w:rPr>
+            </w:pPr>
+            <w:r>
+              <w:rPr>
+                <w:rFonts w:asciiTheme="majorHAnsi" w:eastAsiaTheme="majorHAnsi" w:hAnsiTheme="majorHAnsi" w:hint="eastAsia"/>
+              </w:rPr>
+              <w:t xml:space="preserve">[오후 8:13:00.507] RX  01 64 03 00 0C 00 00 61 44 00 00 61 44 00 00 61 44 00 00 61 44 00 00 61 44 00 00 61 44 93 27 60 44 8C 00 60 44 FA 9F 62 44 C4 1F 61 44 45 3D 5F 44 F2 EC </w:t>
+            </w:r>
+            <w:r>
+              <w:rPr>
+                <w:rFonts w:asciiTheme="majorHAnsi" w:eastAsiaTheme="majorHAnsi" w:hAnsiTheme="majorHAnsi" w:hint="eastAsia"/>
+              </w:rPr>
+              <w:lastRenderedPageBreak/>
+              <w:t>61 44 D8 3F  (+46ms)</w:t>
+            </w:r>
+          </w:p>
+          <w:p>
+            <w:pPr>
+              <w:pStyle w:val="1-0"/>
+              <w:rPr>
+                <w:rFonts w:asciiTheme="majorHAnsi" w:eastAsiaTheme="majorHAnsi" w:hAnsiTheme="majorHAnsi" w:hint="eastAsia"/>
+              </w:rPr>
+            </w:pPr>
+            <w:r>
+              <w:rPr>
+                <w:rFonts w:asciiTheme="majorHAnsi" w:eastAsiaTheme="majorHAnsi" w:hAnsiTheme="majorHAnsi" w:hint="eastAsia"/>
+              </w:rPr>
+              <w:t>[오후 8:13:00.511] TX  01 64 03 4A C1  (+4ms)</w:t>
+            </w:r>
+          </w:p>
+          <w:p>
+            <w:pPr>
+              <w:pStyle w:val="1-0"/>
+              <w:rPr>
+                <w:rFonts w:asciiTheme="majorHAnsi" w:eastAsiaTheme="majorHAnsi" w:hAnsiTheme="majorHAnsi" w:hint="eastAsia"/>
+              </w:rPr>
+            </w:pPr>
+            <w:r>
+              <w:rPr>
+                <w:rFonts w:asciiTheme="majorHAnsi" w:eastAsiaTheme="majorHAnsi" w:hAnsiTheme="majorHAnsi" w:hint="eastAsia"/>
+              </w:rPr>
+              <w:t>[오후 8:13:00.555] RX  01 64 03 00 0A 00 00 61 44 00 00 61 44 00 00 61 44 00 00 61 44 00 00 61 44 47 E5 61 44 AE 8D 5F 44 7C F0 60 44 6D A5 62 44 CA 13 60 44 48 FA  (+44ms)</w:t>
+            </w:r>
+          </w:p>
+          <w:p>
+            <w:pPr>
+              <w:pStyle w:val="1-0"/>
+              <w:rPr>
+                <w:rFonts w:asciiTheme="majorHAnsi" w:eastAsiaTheme="majorHAnsi" w:hAnsiTheme="majorHAnsi" w:hint="eastAsia"/>
+              </w:rPr>
+            </w:pPr>
+            <w:r>
+              <w:rPr>
+                <w:rFonts w:asciiTheme="majorHAnsi" w:eastAsiaTheme="majorHAnsi" w:hAnsiTheme="majorHAnsi" w:hint="eastAsia"/>
+              </w:rPr>
+              <w:t>[오후 8:13:00.557] TX  01 64 03 4A C1  (+2ms)</w:t>
+            </w:r>
+          </w:p>
+          <w:p>
+            <w:pPr>
+              <w:pStyle w:val="1-0"/>
+              <w:rPr>
+                <w:rFonts w:asciiTheme="majorHAnsi" w:eastAsiaTheme="majorHAnsi" w:hAnsiTheme="majorHAnsi" w:hint="eastAsia"/>
+              </w:rPr>
+            </w:pPr>
+            <w:r>
+              <w:rPr>
+                <w:rFonts w:asciiTheme="majorHAnsi" w:eastAsiaTheme="majorHAnsi" w:hAnsiTheme="majorHAnsi" w:hint="eastAsia"/>
+              </w:rPr>
+              <w:t>[오후 8:13:00.602] RX  01 64 03 00 0A 00 00 61 44 00 00 61 44 00 00 61 44 00 00 61 44 00 00 61 44 40 CE 5F 44 F0 80 62 44 A7 00 61 44 21 76 5F 44 C1 F2 61 44 30 8F  (+45ms)</w:t>
+            </w:r>
+          </w:p>
+          <w:p>
+            <w:pPr>
+              <w:pStyle w:val="1-0"/>
+              <w:rPr>
+                <w:rFonts w:asciiTheme="majorHAnsi" w:eastAsiaTheme="majorHAnsi" w:hAnsiTheme="majorHAnsi" w:hint="eastAsia"/>
+              </w:rPr>
+            </w:pPr>
+            <w:r>
+              <w:rPr>
+                <w:rFonts w:asciiTheme="majorHAnsi" w:eastAsiaTheme="majorHAnsi" w:hAnsiTheme="majorHAnsi" w:hint="eastAsia"/>
+              </w:rPr>
+              <w:t>[오후 8:13:00.604] TX  01 64 03 4A C1  (+2ms)</w:t>
+            </w:r>
+          </w:p>
+          <w:p>
+            <w:pPr>
+              <w:pStyle w:val="1-0"/>
+              <w:rPr>
+                <w:rFonts w:asciiTheme="majorHAnsi" w:eastAsiaTheme="majorHAnsi" w:hAnsiTheme="majorHAnsi" w:hint="eastAsia"/>
+              </w:rPr>
+            </w:pPr>
+            <w:r>
+              <w:rPr>
+                <w:rFonts w:asciiTheme="majorHAnsi" w:eastAsiaTheme="majorHAnsi" w:hAnsiTheme="majorHAnsi" w:hint="eastAsia"/>
+              </w:rPr>
+              <w:t>[오후 8:13:00.650] RX  01 64 03 00 0A 00 00 61 44 00 00 61 44 00 00 61 44 00 00 61 44 00 00 61 44 C4 14 62 44 69 5A 5F 44 DB DE 60 44 44 7A 62 44 B0 27 60 44 75 CD  (+46ms)</w:t>
+            </w:r>
+          </w:p>
+          <w:p>
+            <w:pPr>
+              <w:pStyle w:val="1-0"/>
+              <w:rPr>
+                <w:rFonts w:asciiTheme="majorHAnsi" w:eastAsiaTheme="majorHAnsi" w:hAnsiTheme="majorHAnsi" w:hint="eastAsia"/>
+              </w:rPr>
+            </w:pPr>
+            <w:r>
+              <w:rPr>
+                <w:rFonts w:asciiTheme="majorHAnsi" w:eastAsiaTheme="majorHAnsi" w:hAnsiTheme="majorHAnsi" w:hint="eastAsia"/>
+              </w:rPr>
+              <w:t>[오후 8:13:00.652] TX  01 64 03 4A C1  (+2ms)</w:t>
+            </w:r>
+          </w:p>
+          <w:p>
+            <w:pPr>
+              <w:pStyle w:val="1-0"/>
+              <w:rPr>
+                <w:rFonts w:asciiTheme="majorHAnsi" w:eastAsiaTheme="majorHAnsi" w:hAnsiTheme="majorHAnsi" w:hint="eastAsia"/>
+              </w:rPr>
+            </w:pPr>
+            <w:r>
+              <w:rPr>
+                <w:rFonts w:asciiTheme="majorHAnsi" w:eastAsiaTheme="majorHAnsi" w:hAnsiTheme="majorHAnsi" w:hint="eastAsia"/>
+              </w:rPr>
+              <w:t>[오후 8:13:00.699] RX  01 64 03 00 0A 00 00 61 44 00 00 61 44 00 00 61 44 00 00 61 44 00 00 61 44 9E FF 5F 44 8C 9E 62 44 94 24 61 44 FD 42 5F 44 73 F5 61 44 52 F4  (+47ms)</w:t>
+            </w:r>
+          </w:p>
+          <w:p>
+            <w:pPr>
+              <w:pStyle w:val="1-0"/>
+              <w:rPr>
+                <w:rFonts w:asciiTheme="majorHAnsi" w:eastAsiaTheme="majorHAnsi" w:hAnsiTheme="majorHAnsi" w:hint="eastAsia"/>
+              </w:rPr>
+            </w:pPr>
+            <w:r>
+              <w:rPr>
+                <w:rFonts w:asciiTheme="majorHAnsi" w:eastAsiaTheme="majorHAnsi" w:hAnsiTheme="majorHAnsi" w:hint="eastAsia"/>
+              </w:rPr>
+              <w:t>[오후 8:13:00.700] TX  01 64 03 4A C1  (+1ms)</w:t>
+            </w:r>
+          </w:p>
+          <w:p>
+            <w:pPr>
+              <w:pStyle w:val="1-0"/>
+              <w:rPr>
+                <w:rFonts w:asciiTheme="majorHAnsi" w:eastAsiaTheme="majorHAnsi" w:hAnsiTheme="majorHAnsi" w:hint="eastAsia"/>
+              </w:rPr>
+            </w:pPr>
+            <w:r>
+              <w:rPr>
+                <w:rFonts w:asciiTheme="majorHAnsi" w:eastAsiaTheme="majorHAnsi" w:hAnsiTheme="majorHAnsi" w:hint="eastAsia"/>
+              </w:rPr>
+              <w:t>[오후 8:13:00.747] RX  01 64 03 00 08 00 00 61 44 00 00 61 44 00 00 61 44 00 00 61 44 27 ED 61 44 8D 9A 5F 44 CF 00 61 44 A6 B6 62 44 E3 74  (+47ms)</w:t>
+            </w:r>
+          </w:p>
+          <w:p>
+            <w:pPr>
+              <w:pStyle w:val="1-0"/>
+              <w:rPr>
+                <w:rFonts w:asciiTheme="majorHAnsi" w:eastAsiaTheme="majorHAnsi" w:hAnsiTheme="majorHAnsi" w:hint="eastAsia"/>
+              </w:rPr>
+            </w:pPr>
+            <w:r>
+              <w:rPr>
+                <w:rFonts w:asciiTheme="majorHAnsi" w:eastAsiaTheme="majorHAnsi" w:hAnsiTheme="majorHAnsi" w:hint="eastAsia"/>
+              </w:rPr>
+              <w:t>[오후 8:13:00.749] TX  01 64 03 4A C1  (+2ms)</w:t>
+            </w:r>
+          </w:p>
+          <w:p>
+            <w:pPr>
+              <w:pStyle w:val="1-0"/>
+              <w:rPr>
+                <w:rFonts w:asciiTheme="majorHAnsi" w:eastAsiaTheme="majorHAnsi" w:hAnsiTheme="majorHAnsi" w:hint="eastAsia"/>
+              </w:rPr>
+            </w:pPr>
+            <w:r>
+              <w:rPr>
+                <w:rFonts w:asciiTheme="majorHAnsi" w:eastAsiaTheme="majorHAnsi" w:hAnsiTheme="majorHAnsi" w:hint="eastAsia"/>
+              </w:rPr>
+              <w:t>[오후 8:13:00.794] RX  01 64 03 00 0A 00 00 61 44 00 00 61 44 00 00 61 44 00 00 61 44 00 00 61 44 DA 23 60 44 DB E4 5F 44 C6 96 62 44 52 14 61 44 A3 8E 5F 44 76 DC  (+45ms)</w:t>
+            </w:r>
+          </w:p>
+          <w:p>
+            <w:pPr>
+              <w:pStyle w:val="1-0"/>
+              <w:rPr>
+                <w:rFonts w:asciiTheme="majorHAnsi" w:eastAsiaTheme="majorHAnsi" w:hAnsiTheme="majorHAnsi" w:hint="eastAsia"/>
+              </w:rPr>
+            </w:pPr>
+            <w:r>
+              <w:rPr>
+                <w:rFonts w:asciiTheme="majorHAnsi" w:eastAsiaTheme="majorHAnsi" w:hAnsiTheme="majorHAnsi" w:hint="eastAsia"/>
+              </w:rPr>
+              <w:t>[오후 8:13:00.797] TX  01 64 03 4A C1  (+3ms)</w:t>
+            </w:r>
+          </w:p>
+          <w:p>
+            <w:pPr>
+              <w:pStyle w:val="1-0"/>
+              <w:rPr>
+                <w:rFonts w:asciiTheme="majorHAnsi" w:eastAsiaTheme="majorHAnsi" w:hAnsiTheme="majorHAnsi" w:hint="eastAsia"/>
+              </w:rPr>
+            </w:pPr>
+            <w:r>
+              <w:rPr>
+                <w:rFonts w:asciiTheme="majorHAnsi" w:eastAsiaTheme="majorHAnsi" w:hAnsiTheme="majorHAnsi" w:hint="eastAsia"/>
+              </w:rPr>
+              <w:t>[오후 8:13:00.842] RX  01 64 03 00 0A 00 00 61 44 00 00 61 44 00 00 61 44 00 00 61 44 00 00 61 44 EE 0D 62 44 A0 27 62 44 64 6A 5F 44 0F F7 60 44 88 8C 62 44 27 1B  (+45ms)</w:t>
+            </w:r>
+          </w:p>
+          <w:p>
+            <w:pPr>
+              <w:pStyle w:val="1-0"/>
+              <w:rPr>
+                <w:rFonts w:asciiTheme="majorHAnsi" w:eastAsiaTheme="majorHAnsi" w:hAnsiTheme="majorHAnsi" w:hint="eastAsia"/>
+              </w:rPr>
+            </w:pPr>
+            <w:r>
+              <w:rPr>
+                <w:rFonts w:asciiTheme="majorHAnsi" w:eastAsiaTheme="majorHAnsi" w:hAnsiTheme="majorHAnsi" w:hint="eastAsia"/>
+              </w:rPr>
+              <w:t>[오후 8:13:00.844] TX  01 64 03 4A C1  (+2ms)</w:t>
+            </w:r>
+          </w:p>
+          <w:p>
+            <w:pPr>
+              <w:pStyle w:val="1-0"/>
+              <w:rPr>
+                <w:rFonts w:asciiTheme="majorHAnsi" w:eastAsiaTheme="majorHAnsi" w:hAnsiTheme="majorHAnsi" w:hint="eastAsia"/>
+              </w:rPr>
+            </w:pPr>
+            <w:r>
+              <w:rPr>
+                <w:rFonts w:asciiTheme="majorHAnsi" w:eastAsiaTheme="majorHAnsi" w:hAnsiTheme="majorHAnsi" w:hint="eastAsia"/>
+              </w:rPr>
+              <w:t>[오후 8:13:00.890] RX  01 64 03 00 0A 00 00 61 44 00 00 61 44 00 00 61 44 00 00 61 44 00 00 61 44 62 35 60 44 22 15 60 44 1A B0 62 44 B4 29 61 44 92 4C 5F 44 A7 DA  (+46ms)</w:t>
+            </w:r>
+          </w:p>
+          <w:p>
+            <w:pPr>
+              <w:pStyle w:val="1-0"/>
+              <w:rPr>
+                <w:rFonts w:asciiTheme="majorHAnsi" w:eastAsiaTheme="majorHAnsi" w:hAnsiTheme="majorHAnsi" w:hint="eastAsia"/>
+              </w:rPr>
+            </w:pPr>
+            <w:r>
+              <w:rPr>
+                <w:rFonts w:asciiTheme="majorHAnsi" w:eastAsiaTheme="majorHAnsi" w:hAnsiTheme="majorHAnsi" w:hint="eastAsia"/>
+              </w:rPr>
+              <w:t>[오후 8:13:00.892] TX  01 64 03 4A C1  (+2ms)</w:t>
+            </w:r>
+          </w:p>
+          <w:p>
+            <w:pPr>
+              <w:pStyle w:val="1-0"/>
+              <w:rPr>
+                <w:rFonts w:asciiTheme="majorHAnsi" w:eastAsiaTheme="majorHAnsi" w:hAnsiTheme="majorHAnsi" w:hint="eastAsia"/>
+              </w:rPr>
+            </w:pPr>
+            <w:r>
+              <w:rPr>
+                <w:rFonts w:asciiTheme="majorHAnsi" w:eastAsiaTheme="majorHAnsi" w:hAnsiTheme="majorHAnsi" w:hint="eastAsia"/>
+              </w:rPr>
+              <w:t>[오후 8:13:00.938] RX  01 64 03 00 08 00 00 61 44 00 00 61 44 00 00 61 44 00 00 61 44 49 FE 61 44 1B EB 61 44 AC 98 5F 44 4C 01 61 44 C7 6F  (+46ms)</w:t>
+            </w:r>
+          </w:p>
+          <w:p>
+            <w:pPr>
+              <w:pStyle w:val="1-0"/>
+              <w:rPr>
+                <w:rFonts w:asciiTheme="majorHAnsi" w:eastAsiaTheme="majorHAnsi" w:hAnsiTheme="majorHAnsi" w:hint="eastAsia"/>
+              </w:rPr>
+            </w:pPr>
+            <w:r>
+              <w:rPr>
+                <w:rFonts w:asciiTheme="majorHAnsi" w:eastAsiaTheme="majorHAnsi" w:hAnsiTheme="majorHAnsi" w:hint="eastAsia"/>
+              </w:rPr>
+              <w:t>[오후 8:13:00.940] TX  01 04 D0 2D 00 01 99 03  (+2ms)</w:t>
+            </w:r>
+          </w:p>
+          <w:p>
+            <w:pPr>
+              <w:pStyle w:val="1-0"/>
+              <w:rPr>
+                <w:rFonts w:asciiTheme="majorHAnsi" w:eastAsiaTheme="majorHAnsi" w:hAnsiTheme="majorHAnsi" w:hint="eastAsia"/>
+              </w:rPr>
+            </w:pPr>
+            <w:r>
+              <w:rPr>
+                <w:rFonts w:asciiTheme="majorHAnsi" w:eastAsiaTheme="majorHAnsi" w:hAnsiTheme="majorHAnsi" w:hint="eastAsia"/>
+              </w:rPr>
+              <w:t>[오후 8:13:00.954] RX  01 04 02 03 8A 38 67  (+14ms)</w:t>
+            </w:r>
+          </w:p>
+          <w:p>
+            <w:pPr>
+              <w:pStyle w:val="1-0"/>
+              <w:rPr>
+                <w:rFonts w:asciiTheme="majorHAnsi" w:eastAsiaTheme="majorHAnsi" w:hAnsiTheme="majorHAnsi" w:hint="eastAsia"/>
+              </w:rPr>
+            </w:pPr>
+            <w:r>
+              <w:rPr>
+                <w:rFonts w:asciiTheme="majorHAnsi" w:eastAsiaTheme="majorHAnsi" w:hAnsiTheme="majorHAnsi" w:hint="eastAsia"/>
+              </w:rPr>
+              <w:t>[오후 8:13:00.956] TX  01 64 03 4A C1  (+2ms)</w:t>
+            </w:r>
+          </w:p>
+          <w:p>
+            <w:pPr>
+              <w:pStyle w:val="1-0"/>
+              <w:rPr>
+                <w:rFonts w:asciiTheme="majorHAnsi" w:eastAsiaTheme="majorHAnsi" w:hAnsiTheme="majorHAnsi" w:hint="eastAsia"/>
+              </w:rPr>
+            </w:pPr>
+            <w:r>
+              <w:rPr>
+                <w:rFonts w:asciiTheme="majorHAnsi" w:eastAsiaTheme="majorHAnsi" w:hAnsiTheme="majorHAnsi" w:hint="eastAsia"/>
+              </w:rPr>
+              <w:t>[오후 8:13:01.018] RX  01 64 03 00 0E 00 00 61 44 00 00 61 44 00 00 61 44 00 00 61 44 00 00 61 44 00 00 61 44 00 00 61 44 0A AE 62 44 3A 15 60 44 08 D6 5F 44 62 86 62 44 36 01 61 44 97 79 5F 44 06 FB 61 44 9A 12  (+62ms)</w:t>
+            </w:r>
+          </w:p>
+          <w:p>
+            <w:pPr>
+              <w:pStyle w:val="1-0"/>
+              <w:rPr>
+                <w:rFonts w:asciiTheme="majorHAnsi" w:eastAsiaTheme="majorHAnsi" w:hAnsiTheme="majorHAnsi" w:hint="eastAsia"/>
+              </w:rPr>
+            </w:pPr>
+            <w:r>
+              <w:rPr>
+                <w:rFonts w:asciiTheme="majorHAnsi" w:eastAsiaTheme="majorHAnsi" w:hAnsiTheme="majorHAnsi" w:hint="eastAsia"/>
+              </w:rPr>
+              <w:t>[오후 8:13:01.022] TX  01 64 03 4A C1  (+4ms)</w:t>
+            </w:r>
+          </w:p>
+          <w:p>
+            <w:pPr>
+              <w:pStyle w:val="1-0"/>
+              <w:rPr>
+                <w:rFonts w:asciiTheme="majorHAnsi" w:eastAsiaTheme="majorHAnsi" w:hAnsiTheme="majorHAnsi" w:hint="eastAsia"/>
+              </w:rPr>
+            </w:pPr>
+            <w:r>
+              <w:rPr>
+                <w:rFonts w:asciiTheme="majorHAnsi" w:eastAsiaTheme="majorHAnsi" w:hAnsiTheme="majorHAnsi" w:hint="eastAsia"/>
+              </w:rPr>
+              <w:t xml:space="preserve">[오후 8:13:01.066] RX  01 64 03 00 0C 00 00 61 44 00 00 61 44 00 00 61 44 00 00 61 44 00 00 61 44 00 00 61 44 7E 13 62 44 95 57 5F 44 F4 DE 60 44 4C 76 62 44 FF 22 60 44 4E 00 </w:t>
+            </w:r>
+            <w:r>
+              <w:rPr>
+                <w:rFonts w:asciiTheme="majorHAnsi" w:eastAsiaTheme="majorHAnsi" w:hAnsiTheme="majorHAnsi" w:hint="eastAsia"/>
+              </w:rPr>
+              <w:lastRenderedPageBreak/>
+              <w:t>60 44 1C 06  (+44ms)</w:t>
+            </w:r>
+          </w:p>
+          <w:p>
+            <w:pPr>
+              <w:pStyle w:val="1-0"/>
+              <w:rPr>
+                <w:rFonts w:asciiTheme="majorHAnsi" w:eastAsiaTheme="majorHAnsi" w:hAnsiTheme="majorHAnsi" w:hint="eastAsia"/>
+              </w:rPr>
+            </w:pPr>
+            <w:r>
+              <w:rPr>
+                <w:rFonts w:asciiTheme="majorHAnsi" w:eastAsiaTheme="majorHAnsi" w:hAnsiTheme="majorHAnsi" w:hint="eastAsia"/>
+              </w:rPr>
+              <w:t>[오후 8:13:01.070] TX  01 64 03 4A C1  (+4ms)</w:t>
+            </w:r>
+          </w:p>
+          <w:p>
+            <w:pPr>
+              <w:pStyle w:val="1-0"/>
+              <w:rPr>
+                <w:rFonts w:asciiTheme="majorHAnsi" w:eastAsiaTheme="majorHAnsi" w:hAnsiTheme="majorHAnsi" w:hint="eastAsia"/>
+              </w:rPr>
+            </w:pPr>
+            <w:r>
+              <w:rPr>
+                <w:rFonts w:asciiTheme="majorHAnsi" w:eastAsiaTheme="majorHAnsi" w:hAnsiTheme="majorHAnsi" w:hint="eastAsia"/>
+              </w:rPr>
+              <w:t>[오후 8:13:01.114] RX  01 64 03 00 0A 00 00 61 44 00 00 61 44 00 00 61 44 00 00 61 44 00 00 61 44 AA 9D 62 44 84 19 61 44 32 39 5F 44 DB EA 61 44 52 DE 61 44 0F 8E  (+44ms)</w:t>
+            </w:r>
+          </w:p>
+          <w:p>
+            <w:pPr>
+              <w:pStyle w:val="1-0"/>
+              <w:rPr>
+                <w:rFonts w:asciiTheme="majorHAnsi" w:eastAsiaTheme="majorHAnsi" w:hAnsiTheme="majorHAnsi" w:hint="eastAsia"/>
+              </w:rPr>
+            </w:pPr>
+            <w:r>
+              <w:rPr>
+                <w:rFonts w:asciiTheme="majorHAnsi" w:eastAsiaTheme="majorHAnsi" w:hAnsiTheme="majorHAnsi" w:hint="eastAsia"/>
+              </w:rPr>
+              <w:t>[오후 8:13:01.117] TX  01 64 03 4A C1  (+3ms)</w:t>
+            </w:r>
+          </w:p>
+          <w:p>
+            <w:pPr>
+              <w:pStyle w:val="1-0"/>
+              <w:rPr>
+                <w:rFonts w:asciiTheme="majorHAnsi" w:eastAsiaTheme="majorHAnsi" w:hAnsiTheme="majorHAnsi" w:hint="eastAsia"/>
+              </w:rPr>
+            </w:pPr>
+            <w:r>
+              <w:rPr>
+                <w:rFonts w:asciiTheme="majorHAnsi" w:eastAsiaTheme="majorHAnsi" w:hAnsiTheme="majorHAnsi" w:hint="eastAsia"/>
+              </w:rPr>
+              <w:t>[오후 8:13:01.162] RX  01 64 03 00 0A 00 00 61 44 00 00 61 44 00 00 61 44 00 00 61 44 00 00 61 44 4C 8C 5F 44 EE F1 60 44 83 A2 62 44 22 0E 60 44 9B CD 5F 44 71 17  (+45ms)</w:t>
+            </w:r>
+          </w:p>
+          <w:p>
+            <w:pPr>
+              <w:pStyle w:val="1-0"/>
+              <w:rPr>
+                <w:rFonts w:asciiTheme="majorHAnsi" w:eastAsiaTheme="majorHAnsi" w:hAnsiTheme="majorHAnsi" w:hint="eastAsia"/>
+              </w:rPr>
+            </w:pPr>
+            <w:r>
+              <w:rPr>
+                <w:rFonts w:asciiTheme="majorHAnsi" w:eastAsiaTheme="majorHAnsi" w:hAnsiTheme="majorHAnsi" w:hint="eastAsia"/>
+              </w:rPr>
+              <w:t>[오후 8:13:01.164] TX  01 64 03 4A C1  (+2ms)</w:t>
+            </w:r>
+          </w:p>
+          <w:p>
+            <w:pPr>
+              <w:pStyle w:val="1-0"/>
+              <w:rPr>
+                <w:rFonts w:asciiTheme="majorHAnsi" w:eastAsiaTheme="majorHAnsi" w:hAnsiTheme="majorHAnsi" w:hint="eastAsia"/>
+              </w:rPr>
+            </w:pPr>
+            <w:r>
+              <w:rPr>
+                <w:rFonts w:asciiTheme="majorHAnsi" w:eastAsiaTheme="majorHAnsi" w:hAnsiTheme="majorHAnsi" w:hint="eastAsia"/>
+              </w:rPr>
+              <w:t>[오후 8:13:01.210] RX  01 64 03 00 0A 00 00 61 44 00 00 61 44 00 00 61 44 00 00 61 44 00 00 61 44 15 7F 62 44 55 FC 60 44 23 76 5F 44 F6 F2 61 44 EA 0D 62 44 A1 72  (+46ms)</w:t>
+            </w:r>
+          </w:p>
+          <w:p>
+            <w:pPr>
+              <w:pStyle w:val="1-0"/>
+              <w:rPr>
+                <w:rFonts w:asciiTheme="majorHAnsi" w:eastAsiaTheme="majorHAnsi" w:hAnsiTheme="majorHAnsi" w:hint="eastAsia"/>
+              </w:rPr>
+            </w:pPr>
+            <w:r>
+              <w:rPr>
+                <w:rFonts w:asciiTheme="majorHAnsi" w:eastAsiaTheme="majorHAnsi" w:hAnsiTheme="majorHAnsi" w:hint="eastAsia"/>
+              </w:rPr>
+              <w:t>[오후 8:13:01.212] TX  01 64 03 4A C1  (+2ms)</w:t>
+            </w:r>
+          </w:p>
+          <w:p>
+            <w:pPr>
+              <w:pStyle w:val="1-0"/>
+              <w:rPr>
+                <w:rFonts w:asciiTheme="majorHAnsi" w:eastAsiaTheme="majorHAnsi" w:hAnsiTheme="majorHAnsi" w:hint="eastAsia"/>
+              </w:rPr>
+            </w:pPr>
+            <w:r>
+              <w:rPr>
+                <w:rFonts w:asciiTheme="majorHAnsi" w:eastAsiaTheme="majorHAnsi" w:hAnsiTheme="majorHAnsi" w:hint="eastAsia"/>
+              </w:rPr>
+              <w:t>[오후 8:13:01.258] RX  01 64 03 00 08 00 00 61 44 00 00 61 44 00 00 61 44 00 00 61 44 3A 53 5F 44 EF DC 60 44 9A 74 62 44 93 1F 60 44 06 D9  (+46ms)</w:t>
+            </w:r>
+          </w:p>
+          <w:p>
+            <w:pPr>
+              <w:pStyle w:val="1-0"/>
+              <w:rPr>
+                <w:rFonts w:asciiTheme="majorHAnsi" w:eastAsiaTheme="majorHAnsi" w:hAnsiTheme="majorHAnsi" w:hint="eastAsia"/>
+              </w:rPr>
+            </w:pPr>
+            <w:r>
+              <w:rPr>
+                <w:rFonts w:asciiTheme="majorHAnsi" w:eastAsiaTheme="majorHAnsi" w:hAnsiTheme="majorHAnsi" w:hint="eastAsia"/>
+              </w:rPr>
+              <w:t>[오후 8:13:01.260] TX  01 64 03 4A C1  (+2ms)</w:t>
+            </w:r>
+          </w:p>
+          <w:p>
+            <w:pPr>
+              <w:pStyle w:val="1-0"/>
+              <w:rPr>
+                <w:rFonts w:asciiTheme="majorHAnsi" w:eastAsiaTheme="majorHAnsi" w:hAnsiTheme="majorHAnsi" w:hint="eastAsia"/>
+              </w:rPr>
+            </w:pPr>
+            <w:r>
+              <w:rPr>
+                <w:rFonts w:asciiTheme="majorHAnsi" w:eastAsiaTheme="majorHAnsi" w:hAnsiTheme="majorHAnsi" w:hint="eastAsia"/>
+              </w:rPr>
+              <w:t>[오후 8:13:01.306] RX  01 64 03 00 0A 00 00 61 44 00 00 61 44 00 00 61 44 00 00 61 44 00 00 61 44 B2 F9 5F 44 33 99 62 44 77 18 61 44 C5 35 5F 44 F6 E3 61 44 B1 43  (+46ms)</w:t>
+            </w:r>
+          </w:p>
+          <w:p>
+            <w:pPr>
+              <w:pStyle w:val="1-0"/>
+              <w:rPr>
+                <w:rFonts w:asciiTheme="majorHAnsi" w:eastAsiaTheme="majorHAnsi" w:hAnsiTheme="majorHAnsi" w:hint="eastAsia"/>
+              </w:rPr>
+            </w:pPr>
+            <w:r>
+              <w:rPr>
+                <w:rFonts w:asciiTheme="majorHAnsi" w:eastAsiaTheme="majorHAnsi" w:hAnsiTheme="majorHAnsi" w:hint="eastAsia"/>
+              </w:rPr>
+              <w:t>[오후 8:13:01.308] TX  01 64 03 4A C1  (+2ms)</w:t>
+            </w:r>
+          </w:p>
+          <w:p>
+            <w:pPr>
+              <w:pStyle w:val="1-0"/>
+              <w:rPr>
+                <w:rFonts w:asciiTheme="majorHAnsi" w:eastAsiaTheme="majorHAnsi" w:hAnsiTheme="majorHAnsi" w:hint="eastAsia"/>
+              </w:rPr>
+            </w:pPr>
+            <w:r>
+              <w:rPr>
+                <w:rFonts w:asciiTheme="majorHAnsi" w:eastAsiaTheme="majorHAnsi" w:hAnsiTheme="majorHAnsi" w:hint="eastAsia"/>
+              </w:rPr>
+              <w:t>[오후 8:13:01.354] RX  01 64 03 00 0A 00 00 61 44 00 00 61 44 00 00 61 44 00 00 61 44 00 00 61 44 9B DC 61 44 44 88 5F 44 66 ED 60 44 89 9F 62 44 85 0D 60 44 44 E1  (+46ms)</w:t>
+            </w:r>
+          </w:p>
+          <w:p>
+            <w:pPr>
+              <w:pStyle w:val="1-0"/>
+              <w:rPr>
+                <w:rFonts w:asciiTheme="majorHAnsi" w:eastAsiaTheme="majorHAnsi" w:hAnsiTheme="majorHAnsi" w:hint="eastAsia"/>
+              </w:rPr>
+            </w:pPr>
+            <w:r>
+              <w:rPr>
+                <w:rFonts w:asciiTheme="majorHAnsi" w:eastAsiaTheme="majorHAnsi" w:hAnsiTheme="majorHAnsi" w:hint="eastAsia"/>
+              </w:rPr>
+              <w:t>[오후 8:13:01.356] TX  01 64 03 4A C1  (+2ms)</w:t>
+            </w:r>
+          </w:p>
+          <w:p>
+            <w:pPr>
+              <w:pStyle w:val="1-0"/>
+              <w:rPr>
+                <w:rFonts w:asciiTheme="majorHAnsi" w:eastAsiaTheme="majorHAnsi" w:hAnsiTheme="majorHAnsi" w:hint="eastAsia"/>
+              </w:rPr>
+            </w:pPr>
+            <w:r>
+              <w:rPr>
+                <w:rFonts w:asciiTheme="majorHAnsi" w:eastAsiaTheme="majorHAnsi" w:hAnsiTheme="majorHAnsi" w:hint="eastAsia"/>
+              </w:rPr>
+              <w:t>[오후 8:13:01.402] RX  01 64 03 00 0A 00 00 61 44 00 00 61 44 00 00 61 44 00 00 61 44 00 00 61 44 AA C6 5F 44 31 7A 62 44 EB FB 60 44 86 6D 5F 44 92 EA 61 44 20 A1  (+46ms)</w:t>
+            </w:r>
+          </w:p>
+          <w:p>
+            <w:pPr>
+              <w:pStyle w:val="1-0"/>
+              <w:rPr>
+                <w:rFonts w:asciiTheme="majorHAnsi" w:eastAsiaTheme="majorHAnsi" w:hAnsiTheme="majorHAnsi" w:hint="eastAsia"/>
+              </w:rPr>
+            </w:pPr>
+            <w:r>
+              <w:rPr>
+                <w:rFonts w:asciiTheme="majorHAnsi" w:eastAsiaTheme="majorHAnsi" w:hAnsiTheme="majorHAnsi" w:hint="eastAsia"/>
+              </w:rPr>
+              <w:t>[오후 8:13:01.404] TX  01 64 03 4A C1  (+2ms)</w:t>
+            </w:r>
+          </w:p>
+          <w:p>
+            <w:pPr>
+              <w:pStyle w:val="1-0"/>
+              <w:rPr>
+                <w:rFonts w:asciiTheme="majorHAnsi" w:eastAsiaTheme="majorHAnsi" w:hAnsiTheme="majorHAnsi" w:hint="eastAsia"/>
+              </w:rPr>
+            </w:pPr>
+            <w:r>
+              <w:rPr>
+                <w:rFonts w:asciiTheme="majorHAnsi" w:eastAsiaTheme="majorHAnsi" w:hAnsiTheme="majorHAnsi" w:hint="eastAsia"/>
+              </w:rPr>
+              <w:t>[오후 8:13:01.450] RX  01 64 03 00 0A 00 00 61 44 00 00 61 44 00 00 61 44 00 00 61 44 00 00 61 44 57 0F 62 44 43 53 5F 44 7A D1 60 44 4B 6E 62 44 C1 1A 60 44 08 8B  (+46ms)</w:t>
+            </w:r>
+          </w:p>
+          <w:p>
+            <w:pPr>
+              <w:pStyle w:val="1-0"/>
+              <w:rPr>
+                <w:rFonts w:asciiTheme="majorHAnsi" w:eastAsiaTheme="majorHAnsi" w:hAnsiTheme="majorHAnsi" w:hint="eastAsia"/>
+              </w:rPr>
+            </w:pPr>
+            <w:r>
+              <w:rPr>
+                <w:rFonts w:asciiTheme="majorHAnsi" w:eastAsiaTheme="majorHAnsi" w:hAnsiTheme="majorHAnsi" w:hint="eastAsia"/>
+              </w:rPr>
+              <w:t>[오후 8:13:01.453] TX  01 64 03 4A C1  (+3ms)</w:t>
+            </w:r>
+          </w:p>
+          <w:p>
+            <w:pPr>
+              <w:pStyle w:val="1-0"/>
+              <w:rPr>
+                <w:rFonts w:asciiTheme="majorHAnsi" w:eastAsiaTheme="majorHAnsi" w:hAnsiTheme="majorHAnsi" w:hint="eastAsia"/>
+              </w:rPr>
+            </w:pPr>
+            <w:r>
+              <w:rPr>
+                <w:rFonts w:asciiTheme="majorHAnsi" w:eastAsiaTheme="majorHAnsi" w:hAnsiTheme="majorHAnsi" w:hint="eastAsia"/>
+              </w:rPr>
+              <w:t>[오후 8:13:01.498] RX  01 64 03 00 0A 00 00 61 44 00 00 61 44 00 00 61 44 00 00 61 44 00 00 61 44 F8 EE 5F 44 D2 8F 62 44 A6 15 61 44 20 2D 5F 44 13 DE 61 44 BC E1  (+45ms)</w:t>
+            </w:r>
+          </w:p>
+          <w:p>
+            <w:pPr>
+              <w:pStyle w:val="1-0"/>
+              <w:rPr>
+                <w:rFonts w:asciiTheme="majorHAnsi" w:eastAsiaTheme="majorHAnsi" w:hAnsiTheme="majorHAnsi" w:hint="eastAsia"/>
+              </w:rPr>
+            </w:pPr>
+            <w:r>
+              <w:rPr>
+                <w:rFonts w:asciiTheme="majorHAnsi" w:eastAsiaTheme="majorHAnsi" w:hAnsiTheme="majorHAnsi" w:hint="eastAsia"/>
+              </w:rPr>
+              <w:t>[오후 8:13:01.500] TX  01 04 D0 2D 00 01 99 03  (+2ms)</w:t>
+            </w:r>
+          </w:p>
+          <w:p>
+            <w:pPr>
+              <w:pStyle w:val="1-0"/>
+              <w:rPr>
+                <w:rFonts w:asciiTheme="majorHAnsi" w:eastAsiaTheme="majorHAnsi" w:hAnsiTheme="majorHAnsi" w:hint="eastAsia"/>
+              </w:rPr>
+            </w:pPr>
+            <w:r>
+              <w:rPr>
+                <w:rFonts w:asciiTheme="majorHAnsi" w:eastAsiaTheme="majorHAnsi" w:hAnsiTheme="majorHAnsi" w:hint="eastAsia"/>
+              </w:rPr>
+              <w:t>[오후 8:13:01.517] RX  01 04 02 03 89 78 66  (+17ms)</w:t>
+            </w:r>
+          </w:p>
+          <w:p>
+            <w:pPr>
+              <w:pStyle w:val="1-0"/>
+              <w:rPr>
+                <w:rFonts w:asciiTheme="majorHAnsi" w:eastAsiaTheme="majorHAnsi" w:hAnsiTheme="majorHAnsi" w:hint="eastAsia"/>
+              </w:rPr>
+            </w:pPr>
+            <w:r>
+              <w:rPr>
+                <w:rFonts w:asciiTheme="majorHAnsi" w:eastAsiaTheme="majorHAnsi" w:hAnsiTheme="majorHAnsi" w:hint="eastAsia"/>
+              </w:rPr>
+              <w:t>[오후 8:13:01.518] TX  01 64 03 4A C1  (+1ms)</w:t>
+            </w:r>
+          </w:p>
+          <w:p>
+            <w:pPr>
+              <w:pStyle w:val="1-0"/>
+              <w:rPr>
+                <w:rFonts w:asciiTheme="majorHAnsi" w:eastAsiaTheme="majorHAnsi" w:hAnsiTheme="majorHAnsi" w:hint="eastAsia"/>
+              </w:rPr>
+            </w:pPr>
+            <w:r>
+              <w:rPr>
+                <w:rFonts w:asciiTheme="majorHAnsi" w:eastAsiaTheme="majorHAnsi" w:hAnsiTheme="majorHAnsi" w:hint="eastAsia"/>
+              </w:rPr>
+              <w:t>[오후 8:13:01.562] RX  01 64 03 00 0C 00 00 61 44 00 00 61 44 00 00 61 44 00 00 61 44 00 00 61 44 00 00 61 44 C9 DB 61 44 C1 87 5F 44 18 E8 60 44 FA A3 62 44 0D 12 60 44 7E C6 5F 44 7D 21  (+44ms)</w:t>
+            </w:r>
+          </w:p>
+          <w:p>
+            <w:pPr>
+              <w:pStyle w:val="1-0"/>
+              <w:rPr>
+                <w:rFonts w:asciiTheme="majorHAnsi" w:eastAsiaTheme="majorHAnsi" w:hAnsiTheme="majorHAnsi" w:hint="eastAsia"/>
+              </w:rPr>
+            </w:pPr>
+            <w:r>
+              <w:rPr>
+                <w:rFonts w:asciiTheme="majorHAnsi" w:eastAsiaTheme="majorHAnsi" w:hAnsiTheme="majorHAnsi" w:hint="eastAsia"/>
+              </w:rPr>
+              <w:t>[오후 8:13:01.565] TX  01 64 03 4A C1  (+3ms)</w:t>
+            </w:r>
+          </w:p>
+          <w:p>
+            <w:pPr>
+              <w:pStyle w:val="1-0"/>
+              <w:rPr>
+                <w:rFonts w:asciiTheme="majorHAnsi" w:eastAsiaTheme="majorHAnsi" w:hAnsiTheme="majorHAnsi" w:hint="eastAsia"/>
+              </w:rPr>
+            </w:pPr>
+            <w:r>
+              <w:rPr>
+                <w:rFonts w:asciiTheme="majorHAnsi" w:eastAsiaTheme="majorHAnsi" w:hAnsiTheme="majorHAnsi" w:hint="eastAsia"/>
+              </w:rPr>
+              <w:t>[오후 8:13:01.610] RX  01 64 03 00 0A 00 00 61 44 00 00 61 44 00 00 61 44 00 00 61 44 00 00 61 44 6A 7B 62 44 33 02 61 44 00 74 5F 44 01 EF 61 44 45 17 62 44 97 FF  (+45ms)</w:t>
+            </w:r>
+          </w:p>
+          <w:p>
+            <w:pPr>
+              <w:pStyle w:val="1-0"/>
+              <w:rPr>
+                <w:rFonts w:asciiTheme="majorHAnsi" w:eastAsiaTheme="majorHAnsi" w:hAnsiTheme="majorHAnsi" w:hint="eastAsia"/>
+              </w:rPr>
+            </w:pPr>
+            <w:r>
+              <w:rPr>
+                <w:rFonts w:asciiTheme="majorHAnsi" w:eastAsiaTheme="majorHAnsi" w:hAnsiTheme="majorHAnsi" w:hint="eastAsia"/>
+              </w:rPr>
+              <w:lastRenderedPageBreak/>
+              <w:t>[오후 8:13:01.614] TX  01 64 03 4A C1  (+4ms)</w:t>
+            </w:r>
+          </w:p>
+          <w:p>
+            <w:pPr>
+              <w:pStyle w:val="1-0"/>
+              <w:rPr>
+                <w:rFonts w:asciiTheme="majorHAnsi" w:eastAsiaTheme="majorHAnsi" w:hAnsiTheme="majorHAnsi" w:hint="eastAsia"/>
+              </w:rPr>
+            </w:pPr>
+            <w:r>
+              <w:rPr>
+                <w:rFonts w:asciiTheme="majorHAnsi" w:eastAsiaTheme="majorHAnsi" w:hAnsiTheme="majorHAnsi" w:hint="eastAsia"/>
+              </w:rPr>
+              <w:t>[오후 8:13:01.658] RX  01 64 03 00 0A 00 00 61 44 00 00 61 44 00 00 61 44 00 00 61 44 00 00 61 44 0A 59 5F 44 02 D3 60 44 C2 77 62 44 9E 25 60 44 1B F8 5F 44 C1 2A  (+44ms)</w:t>
+            </w:r>
+          </w:p>
+          <w:p>
+            <w:pPr>
+              <w:pStyle w:val="1-0"/>
+              <w:rPr>
+                <w:rFonts w:asciiTheme="majorHAnsi" w:eastAsiaTheme="majorHAnsi" w:hAnsiTheme="majorHAnsi" w:hint="eastAsia"/>
+              </w:rPr>
+            </w:pPr>
+            <w:r>
+              <w:rPr>
+                <w:rFonts w:asciiTheme="majorHAnsi" w:eastAsiaTheme="majorHAnsi" w:hAnsiTheme="majorHAnsi" w:hint="eastAsia"/>
+              </w:rPr>
+              <w:t>[오후 8:13:01.662] TX  01 64 03 4A C1  (+4ms)</w:t>
+            </w:r>
+          </w:p>
+          <w:p>
+            <w:pPr>
+              <w:pStyle w:val="1-0"/>
+              <w:rPr>
+                <w:rFonts w:asciiTheme="majorHAnsi" w:eastAsiaTheme="majorHAnsi" w:hAnsiTheme="majorHAnsi" w:hint="eastAsia"/>
+              </w:rPr>
+            </w:pPr>
+            <w:r>
+              <w:rPr>
+                <w:rFonts w:asciiTheme="majorHAnsi" w:eastAsiaTheme="majorHAnsi" w:hAnsiTheme="majorHAnsi" w:hint="eastAsia"/>
+              </w:rPr>
+              <w:t>[오후 8:13:01.706] RX  01 64 03 00 0A 00 00 61 44 00 00 61 44 00 00 61 44 00 00 61 44 00 00 61 44 D1 9B 62 44 E1 23 61 44 FC 37 5F 44 40 E7 61 44 9C E8 61 44 AC A8  (+44ms)</w:t>
+            </w:r>
+          </w:p>
+          <w:p>
+            <w:pPr>
+              <w:pStyle w:val="1-0"/>
+              <w:rPr>
+                <w:rFonts w:asciiTheme="majorHAnsi" w:eastAsiaTheme="majorHAnsi" w:hAnsiTheme="majorHAnsi" w:hint="eastAsia"/>
+              </w:rPr>
+            </w:pPr>
+            <w:r>
+              <w:rPr>
+                <w:rFonts w:asciiTheme="majorHAnsi" w:eastAsiaTheme="majorHAnsi" w:hAnsiTheme="majorHAnsi" w:hint="eastAsia"/>
+              </w:rPr>
+              <w:t>[오후 8:13:01.708] TX  01 64 03 4A C1  (+2ms)</w:t>
+            </w:r>
+          </w:p>
+          <w:p>
+            <w:pPr>
+              <w:pStyle w:val="1-0"/>
+              <w:rPr>
+                <w:rFonts w:asciiTheme="majorHAnsi" w:eastAsiaTheme="majorHAnsi" w:hAnsiTheme="majorHAnsi" w:hint="eastAsia"/>
+              </w:rPr>
+            </w:pPr>
+            <w:r>
+              <w:rPr>
+                <w:rFonts w:asciiTheme="majorHAnsi" w:eastAsiaTheme="majorHAnsi" w:hAnsiTheme="majorHAnsi" w:hint="eastAsia"/>
+              </w:rPr>
+              <w:t>[오후 8:13:01.754] RX  01 64 03 00 08 00 00 61 44 00 00 61 44 00 00 61 44 00 00 61 44 02 93 5F 44 34 F3 60 44 81 AD 62 44 3A 20 60 44 70 08  (+46ms)</w:t>
+            </w:r>
+          </w:p>
+          <w:p>
+            <w:pPr>
+              <w:pStyle w:val="1-0"/>
+              <w:rPr>
+                <w:rFonts w:asciiTheme="majorHAnsi" w:eastAsiaTheme="majorHAnsi" w:hAnsiTheme="majorHAnsi" w:hint="eastAsia"/>
+              </w:rPr>
+            </w:pPr>
+            <w:r>
+              <w:rPr>
+                <w:rFonts w:asciiTheme="majorHAnsi" w:eastAsiaTheme="majorHAnsi" w:hAnsiTheme="majorHAnsi" w:hint="eastAsia"/>
+              </w:rPr>
+              <w:t>[오후 8:13:01.758] TX  01 64 03 4A C1  (+4ms)</w:t>
+            </w:r>
+          </w:p>
+          <w:p>
+            <w:pPr>
+              <w:pStyle w:val="1-0"/>
+              <w:rPr>
+                <w:rFonts w:asciiTheme="majorHAnsi" w:eastAsiaTheme="majorHAnsi" w:hAnsiTheme="majorHAnsi" w:hint="eastAsia"/>
+              </w:rPr>
+            </w:pPr>
+            <w:r>
+              <w:rPr>
+                <w:rFonts w:asciiTheme="majorHAnsi" w:eastAsiaTheme="majorHAnsi" w:hAnsiTheme="majorHAnsi" w:hint="eastAsia"/>
+              </w:rPr>
+              <w:t>[오후 8:13:01.803] RX  01 64 03 00 0A 00 00 61 44 00 00 61 44 00 00 61 44 00 00 61 44 00 00 61 44 0F D5 5F 44 3C 8B 62 44 03 12 61 44 D0 87 5F 44 F5 03 62 44 4A 08  (+45ms)</w:t>
+            </w:r>
+          </w:p>
+          <w:p>
+            <w:pPr>
+              <w:pStyle w:val="1-0"/>
+              <w:rPr>
+                <w:rFonts w:asciiTheme="majorHAnsi" w:eastAsiaTheme="majorHAnsi" w:hAnsiTheme="majorHAnsi" w:hint="eastAsia"/>
+              </w:rPr>
+            </w:pPr>
+            <w:r>
+              <w:rPr>
+                <w:rFonts w:asciiTheme="majorHAnsi" w:eastAsiaTheme="majorHAnsi" w:hAnsiTheme="majorHAnsi" w:hint="eastAsia"/>
+              </w:rPr>
+              <w:t>[오후 8:13:01.806] TX  01 64 03 4A C1  (+3ms)</w:t>
+            </w:r>
+          </w:p>
+          <w:p>
+            <w:pPr>
+              <w:pStyle w:val="1-0"/>
+              <w:rPr>
+                <w:rFonts w:asciiTheme="majorHAnsi" w:eastAsiaTheme="majorHAnsi" w:hAnsiTheme="majorHAnsi" w:hint="eastAsia"/>
+              </w:rPr>
+            </w:pPr>
+            <w:r>
+              <w:rPr>
+                <w:rFonts w:asciiTheme="majorHAnsi" w:eastAsiaTheme="majorHAnsi" w:hAnsiTheme="majorHAnsi" w:hint="eastAsia"/>
+              </w:rPr>
+              <w:t>[오후 8:13:01.850] RX  01 64 03 00 0A 00 00 61 44 00 00 61 44 00 00 61 44 00 00 61 44 00 00 61 44 29 2B 62 44 03 6D 5F 44 17 F1 60 44 78 8E 62 44 E0 3A 60 44 B0 22  (+44ms)</w:t>
+            </w:r>
+          </w:p>
+          <w:p>
+            <w:pPr>
+              <w:pStyle w:val="1-0"/>
+              <w:rPr>
+                <w:rFonts w:asciiTheme="majorHAnsi" w:eastAsiaTheme="majorHAnsi" w:hAnsiTheme="majorHAnsi" w:hint="eastAsia"/>
+              </w:rPr>
+            </w:pPr>
+            <w:r>
+              <w:rPr>
+                <w:rFonts w:asciiTheme="majorHAnsi" w:eastAsiaTheme="majorHAnsi" w:hAnsiTheme="majorHAnsi" w:hint="eastAsia"/>
+              </w:rPr>
+              <w:t>[오후 8:13:01.853] TX  01 64 03 4A C1  (+3ms)</w:t>
+            </w:r>
+          </w:p>
+          <w:p>
+            <w:pPr>
+              <w:pStyle w:val="1-0"/>
+              <w:rPr>
+                <w:rFonts w:asciiTheme="majorHAnsi" w:eastAsiaTheme="majorHAnsi" w:hAnsiTheme="majorHAnsi" w:hint="eastAsia"/>
+              </w:rPr>
+            </w:pPr>
+            <w:r>
+              <w:rPr>
+                <w:rFonts w:asciiTheme="majorHAnsi" w:eastAsiaTheme="majorHAnsi" w:hAnsiTheme="majorHAnsi" w:hint="eastAsia"/>
+              </w:rPr>
+              <w:t>[오후 8:13:01.898] RX  01 64 03 00 0A 00 00 61 44 00 00 61 44 00 00 61 44 00 00 61 44 00 00 61 44 B4 13 60 44 DF B3 62 44 BB 34 61 44 39 53 5F 44 44 04 62 44 D6 C9  (+45ms)</w:t>
+            </w:r>
+          </w:p>
+          <w:p>
+            <w:pPr>
+              <w:pStyle w:val="1-0"/>
+              <w:rPr>
+                <w:rFonts w:asciiTheme="majorHAnsi" w:eastAsiaTheme="majorHAnsi" w:hAnsiTheme="majorHAnsi" w:hint="eastAsia"/>
+              </w:rPr>
+            </w:pPr>
+            <w:r>
+              <w:rPr>
+                <w:rFonts w:asciiTheme="majorHAnsi" w:eastAsiaTheme="majorHAnsi" w:hAnsiTheme="majorHAnsi" w:hint="eastAsia"/>
+              </w:rPr>
+              <w:t>[오후 8:13:01.901] TX  01 64 03 4A C1  (+3ms)</w:t>
+            </w:r>
+          </w:p>
+          <w:p>
+            <w:pPr>
+              <w:pStyle w:val="1-0"/>
+              <w:rPr>
+                <w:rFonts w:asciiTheme="majorHAnsi" w:eastAsiaTheme="majorHAnsi" w:hAnsiTheme="majorHAnsi" w:hint="eastAsia"/>
+              </w:rPr>
+            </w:pPr>
+            <w:r>
+              <w:rPr>
+                <w:rFonts w:asciiTheme="majorHAnsi" w:eastAsiaTheme="majorHAnsi" w:hAnsiTheme="majorHAnsi" w:hint="eastAsia"/>
+              </w:rPr>
+              <w:t>[오후 8:13:01.946] RX  01 64 03 00 08 00 00 61 44 00 00 61 44 00 00 61 44 00 00 61 44 63 FF 61 44 7E A9 5F 44 DE 0F 61 44 A4 BF 62 44 1B 71  (+45ms)</w:t>
+            </w:r>
+          </w:p>
+          <w:p>
+            <w:pPr>
+              <w:pStyle w:val="1-0"/>
+              <w:rPr>
+                <w:rFonts w:asciiTheme="majorHAnsi" w:eastAsiaTheme="majorHAnsi" w:hAnsiTheme="majorHAnsi" w:hint="eastAsia"/>
+              </w:rPr>
+            </w:pPr>
+            <w:r>
+              <w:rPr>
+                <w:rFonts w:asciiTheme="majorHAnsi" w:eastAsiaTheme="majorHAnsi" w:hAnsiTheme="majorHAnsi" w:hint="eastAsia"/>
+              </w:rPr>
+              <w:t>[오후 8:13:01.948] TX  01 64 03 4A C1  (+2ms)</w:t>
+            </w:r>
+          </w:p>
+          <w:p>
+            <w:pPr>
+              <w:pStyle w:val="1-0"/>
+              <w:rPr>
+                <w:rFonts w:asciiTheme="majorHAnsi" w:eastAsiaTheme="majorHAnsi" w:hAnsiTheme="majorHAnsi" w:hint="eastAsia"/>
+              </w:rPr>
+            </w:pPr>
+            <w:r>
+              <w:rPr>
+                <w:rFonts w:asciiTheme="majorHAnsi" w:eastAsiaTheme="majorHAnsi" w:hAnsiTheme="majorHAnsi" w:hint="eastAsia"/>
+              </w:rPr>
+              <w:t>[오후 8:13:01.994] RX  01 64 03 00 0A 00 00 61 44 00 00 61 44 00 00 61 44 00 00 61 44 00 00 61 44 2E 2D 60 44 C9 EC 5F 44 64 9F 62 44 0D 1B 61 44 36 93 5F 44 6E D3  (+46ms)</w:t>
+            </w:r>
+          </w:p>
+          <w:p>
+            <w:pPr>
+              <w:pStyle w:val="1-0"/>
+              <w:rPr>
+                <w:rFonts w:asciiTheme="majorHAnsi" w:eastAsiaTheme="majorHAnsi" w:hAnsiTheme="majorHAnsi" w:hint="eastAsia"/>
+              </w:rPr>
+            </w:pPr>
+            <w:r>
+              <w:rPr>
+                <w:rFonts w:asciiTheme="majorHAnsi" w:eastAsiaTheme="majorHAnsi" w:hAnsiTheme="majorHAnsi" w:hint="eastAsia"/>
+              </w:rPr>
+              <w:t>[오후 8:13:01.996] TX  01 64 03 4A C1  (+2ms)</w:t>
+            </w:r>
+          </w:p>
+          <w:p>
+            <w:pPr>
+              <w:pStyle w:val="1-0"/>
+              <w:rPr>
+                <w:rFonts w:asciiTheme="majorHAnsi" w:eastAsiaTheme="majorHAnsi" w:hAnsiTheme="majorHAnsi" w:hint="eastAsia"/>
+              </w:rPr>
+            </w:pPr>
+            <w:r>
+              <w:rPr>
+                <w:rFonts w:asciiTheme="majorHAnsi" w:eastAsiaTheme="majorHAnsi" w:hAnsiTheme="majorHAnsi" w:hint="eastAsia"/>
+              </w:rPr>
+              <w:t>[오후 8:13:02.042] RX  01 64 03 00 0A 00 00 61 44 00 00 61 44 00 00 61 44 00 00 61 44 00 00 61 44 74 10 62 44 89 2B 62 44 1C 6E 5F 44 61 F9 60 44 06 8D 62 44 FC 04  (+46ms)</w:t>
+            </w:r>
+          </w:p>
+          <w:p>
+            <w:pPr>
+              <w:pStyle w:val="1-0"/>
+              <w:rPr>
+                <w:rFonts w:asciiTheme="majorHAnsi" w:eastAsiaTheme="majorHAnsi" w:hAnsiTheme="majorHAnsi" w:hint="eastAsia"/>
+              </w:rPr>
+            </w:pPr>
+            <w:r>
+              <w:rPr>
+                <w:rFonts w:asciiTheme="majorHAnsi" w:eastAsiaTheme="majorHAnsi" w:hAnsiTheme="majorHAnsi" w:hint="eastAsia"/>
+              </w:rPr>
+              <w:t>[오후 8:13:02.044] TX  01 06 D0 01 00 00 E0 CA  (+2ms)</w:t>
+            </w:r>
+          </w:p>
+          <w:p>
+            <w:pPr>
+              <w:pStyle w:val="1-0"/>
+              <w:rPr>
+                <w:rFonts w:asciiTheme="majorHAnsi" w:eastAsiaTheme="majorHAnsi" w:hAnsiTheme="majorHAnsi" w:hint="eastAsia"/>
+              </w:rPr>
+            </w:pPr>
+            <w:r>
+              <w:rPr>
+                <w:rFonts w:asciiTheme="majorHAnsi" w:eastAsiaTheme="majorHAnsi" w:hAnsiTheme="majorHAnsi" w:hint="eastAsia"/>
+              </w:rPr>
+              <w:t>[오후 8:13:02.254] ER  Slave 1: Write response timeout (200ms)  (+210ms)</w:t>
+            </w:r>
+          </w:p>
+          <w:p>
+            <w:pPr>
+              <w:pStyle w:val="1-0"/>
+              <w:rPr>
+                <w:rFonts w:asciiTheme="majorHAnsi" w:eastAsiaTheme="majorHAnsi" w:hAnsiTheme="majorHAnsi" w:hint="eastAsia"/>
+              </w:rPr>
+            </w:pPr>
+            <w:r>
+              <w:rPr>
+                <w:rFonts w:asciiTheme="majorHAnsi" w:eastAsiaTheme="majorHAnsi" w:hAnsiTheme="majorHAnsi" w:hint="eastAsia"/>
+              </w:rPr>
+              <w:t>[오후 8:13:02.256] TX  01 64 03 4A C1  (+2ms)</w:t>
+            </w:r>
+          </w:p>
+          <w:p>
+            <w:pPr>
+              <w:pStyle w:val="1-0"/>
+              <w:rPr>
+                <w:rFonts w:asciiTheme="majorHAnsi" w:eastAsiaTheme="majorHAnsi" w:hAnsiTheme="majorHAnsi" w:hint="eastAsia"/>
+              </w:rPr>
+            </w:pPr>
+            <w:r>
+              <w:rPr>
+                <w:rFonts w:asciiTheme="majorHAnsi" w:eastAsiaTheme="majorHAnsi" w:hAnsiTheme="majorHAnsi" w:hint="eastAsia"/>
+              </w:rPr>
+              <w:t>[오후 8:13:02.314] RX  01 64 03 00 0E 00 00 61 44 00 00 61 44 00 00 61 44 00 00 61 44 00 00 61 44 00 00 61 44 00 00 61 44 D6 35 60 44 F0 12 60 44 2F AE 62 44 72 29 61 44 60 4B 5F 44 04 FF 61 44 B6 F2 61 44 7D DC  (+58ms)</w:t>
+            </w:r>
+          </w:p>
+          <w:p>
+            <w:pPr>
+              <w:pStyle w:val="1-0"/>
+              <w:rPr>
+                <w:rFonts w:asciiTheme="majorHAnsi" w:eastAsiaTheme="majorHAnsi" w:hAnsiTheme="majorHAnsi" w:hint="eastAsia"/>
+              </w:rPr>
+            </w:pPr>
+            <w:r>
+              <w:rPr>
+                <w:rFonts w:asciiTheme="majorHAnsi" w:eastAsiaTheme="majorHAnsi" w:hAnsiTheme="majorHAnsi" w:hint="eastAsia"/>
+              </w:rPr>
+              <w:t>[오후 8:13:02.316] TX  01 64 03 4A C1  (+2ms)</w:t>
+            </w:r>
+          </w:p>
+          <w:p>
+            <w:pPr>
+              <w:pStyle w:val="1-0"/>
+              <w:rPr>
+                <w:rFonts w:asciiTheme="majorHAnsi" w:eastAsiaTheme="majorHAnsi" w:hAnsiTheme="majorHAnsi" w:hint="eastAsia"/>
+              </w:rPr>
+            </w:pPr>
+            <w:r>
+              <w:rPr>
+                <w:rFonts w:asciiTheme="majorHAnsi" w:eastAsiaTheme="majorHAnsi" w:hAnsiTheme="majorHAnsi" w:hint="eastAsia"/>
+              </w:rPr>
+              <w:t>[오후 8:13:02.378] RX  01 64 03 00 0E 00 00 61 44 00 00 61 44 00 00 00 00 00 00 00 00 00 00 00 00 00 00 00 00 00 00 00 00 4F 9E 5F 44 FE 09 61 44 AE 88 62 44 C9 72 60 44 84 3A 60 44 2C CF 61 44 B4 39 60 44 BB 29  (+62ms)</w:t>
+            </w:r>
+          </w:p>
+          <w:p>
+            <w:pPr>
+              <w:pStyle w:val="1-0"/>
+              <w:rPr>
+                <w:rFonts w:asciiTheme="majorHAnsi" w:eastAsiaTheme="majorHAnsi" w:hAnsiTheme="majorHAnsi" w:hint="eastAsia"/>
+              </w:rPr>
+            </w:pPr>
+            <w:r>
+              <w:rPr>
+                <w:rFonts w:asciiTheme="majorHAnsi" w:eastAsiaTheme="majorHAnsi" w:hAnsiTheme="majorHAnsi" w:hint="eastAsia"/>
+              </w:rPr>
+              <w:lastRenderedPageBreak/>
+              <w:t>[오후 8:13:02.380] TX  01 64 03 4A C1  (+2ms)</w:t>
+            </w:r>
+          </w:p>
+          <w:p>
+            <w:pPr>
+              <w:pStyle w:val="1-0"/>
+              <w:rPr>
+                <w:rFonts w:asciiTheme="majorHAnsi" w:eastAsiaTheme="majorHAnsi" w:hAnsiTheme="majorHAnsi" w:hint="eastAsia"/>
+              </w:rPr>
+            </w:pPr>
+            <w:r>
+              <w:rPr>
+                <w:rFonts w:asciiTheme="majorHAnsi" w:eastAsiaTheme="majorHAnsi" w:hAnsiTheme="majorHAnsi" w:hint="eastAsia"/>
+              </w:rPr>
+              <w:t>[오후 8:13:02.442] RX  01 64 03 00 0E 00 00 00 00 00 00 00 00 00 00 00 00 00 00 00 00 00 00 00 00 00 00 00 00 00 00 00 00 9D AD 5E 44 7D EF 5F 44 F9 96 5F 44 EB F2 5C 44 CD FC 5C 44 75 DB 5D 44 41 BE 5B 44 D6 FD  (+62ms)</w:t>
+            </w:r>
+          </w:p>
+          <w:p>
+            <w:pPr>
+              <w:pStyle w:val="1-0"/>
+              <w:rPr>
+                <w:rFonts w:asciiTheme="majorHAnsi" w:eastAsiaTheme="majorHAnsi" w:hAnsiTheme="majorHAnsi" w:hint="eastAsia"/>
+              </w:rPr>
+            </w:pPr>
+            <w:r>
+              <w:rPr>
+                <w:rFonts w:asciiTheme="majorHAnsi" w:eastAsiaTheme="majorHAnsi" w:hAnsiTheme="majorHAnsi" w:hint="eastAsia"/>
+              </w:rPr>
+              <w:t>[오후 8:13:02.445] TX  01 64 03 4A C1  (+3ms)</w:t>
+            </w:r>
+          </w:p>
+          <w:p>
+            <w:pPr>
+              <w:pStyle w:val="1-0"/>
+              <w:rPr>
+                <w:rFonts w:asciiTheme="majorHAnsi" w:eastAsiaTheme="majorHAnsi" w:hAnsiTheme="majorHAnsi" w:hint="eastAsia"/>
+              </w:rPr>
+            </w:pPr>
+            <w:r>
+              <w:rPr>
+                <w:rFonts w:asciiTheme="majorHAnsi" w:eastAsiaTheme="majorHAnsi" w:hAnsiTheme="majorHAnsi" w:hint="eastAsia"/>
+              </w:rPr>
+              <w:t>[오후 8:13:02.506] RX  01 64 03 00 0E 00 00 00 00 00 00 00 00 00 00 00 00 00 00 00 00 00 00 00 00 00 00 00 00 00 00 00 00 A2 24 5A 44 8F 36 5B 44 9E 90 5A 44 31 C7 57 44 0A 84 57 44 BF 65 58 44 9F 60 56 44 69 15  (+61ms)</w:t>
+            </w:r>
+          </w:p>
+          <w:p>
+            <w:pPr>
+              <w:pStyle w:val="1-0"/>
+              <w:rPr>
+                <w:rFonts w:asciiTheme="majorHAnsi" w:eastAsiaTheme="majorHAnsi" w:hAnsiTheme="majorHAnsi" w:hint="eastAsia"/>
+              </w:rPr>
+            </w:pPr>
+            <w:r>
+              <w:rPr>
+                <w:rFonts w:asciiTheme="majorHAnsi" w:eastAsiaTheme="majorHAnsi" w:hAnsiTheme="majorHAnsi" w:hint="eastAsia"/>
+              </w:rPr>
+              <w:t>[오후 8:13:02.508] TX  01 64 03 4A C1  (+2ms)</w:t>
+            </w:r>
+          </w:p>
+          <w:p>
+            <w:pPr>
+              <w:pStyle w:val="1-0"/>
+              <w:rPr>
+                <w:rFonts w:asciiTheme="majorHAnsi" w:eastAsiaTheme="majorHAnsi" w:hAnsiTheme="majorHAnsi" w:hint="eastAsia"/>
+              </w:rPr>
+            </w:pPr>
+            <w:r>
+              <w:rPr>
+                <w:rFonts w:asciiTheme="majorHAnsi" w:eastAsiaTheme="majorHAnsi" w:hAnsiTheme="majorHAnsi" w:hint="eastAsia"/>
+              </w:rPr>
+              <w:t>[오후 8:13:02.570] RX  01 64 03 00 0E 00 00 00 00 00 00 00 00 00 00 00 00 00 00 00 00 00 00 00 00 00 00 00 00 00 00 00 00 8F 68 54 44 0B 23 55 44 D1 0D 55 44 E8 57 52 44 24 23 51 44 10 51 52 44 99 0C 51 44 8A 1D  (+62ms)</w:t>
+            </w:r>
+          </w:p>
+          <w:p>
+            <w:pPr>
+              <w:pStyle w:val="1-0"/>
+              <w:rPr>
+                <w:rFonts w:asciiTheme="majorHAnsi" w:eastAsiaTheme="majorHAnsi" w:hAnsiTheme="majorHAnsi" w:hint="eastAsia"/>
+              </w:rPr>
+            </w:pPr>
+            <w:r>
+              <w:rPr>
+                <w:rFonts w:asciiTheme="majorHAnsi" w:eastAsiaTheme="majorHAnsi" w:hAnsiTheme="majorHAnsi" w:hint="eastAsia"/>
+              </w:rPr>
+              <w:t>[오후 8:13:02.572] TX  01 64 03 4A C1  (+2ms)</w:t>
+            </w:r>
+          </w:p>
+          <w:p>
+            <w:pPr>
+              <w:pStyle w:val="1-0"/>
+              <w:rPr>
+                <w:rFonts w:asciiTheme="majorHAnsi" w:eastAsiaTheme="majorHAnsi" w:hAnsiTheme="majorHAnsi" w:hint="eastAsia"/>
+              </w:rPr>
+            </w:pPr>
+            <w:r>
+              <w:rPr>
+                <w:rFonts w:asciiTheme="majorHAnsi" w:eastAsiaTheme="majorHAnsi" w:hAnsiTheme="majorHAnsi" w:hint="eastAsia"/>
+              </w:rPr>
+              <w:t>[오후 8:13:02.634] RX  01 64 03 00 0E 00 00 00 00 00 00 00 00 00 00 00 00 00 00 00 00 00 00 00 00 00 00 00 00 00 00 00 00 CD 9D 4E 44 80 5E 4E 44 BF 3B 4F 44 E6 5B 4D 44 BA ED 4A 44 BD 70 4B 44 70 CB 4B 44 99 FD  (+62ms)</w:t>
+            </w:r>
+          </w:p>
+          <w:p>
+            <w:pPr>
+              <w:pStyle w:val="1-0"/>
+              <w:rPr>
+                <w:rFonts w:asciiTheme="majorHAnsi" w:eastAsiaTheme="majorHAnsi" w:hAnsiTheme="majorHAnsi" w:hint="eastAsia"/>
+              </w:rPr>
+            </w:pPr>
+            <w:r>
+              <w:rPr>
+                <w:rFonts w:asciiTheme="majorHAnsi" w:eastAsiaTheme="majorHAnsi" w:hAnsiTheme="majorHAnsi" w:hint="eastAsia"/>
+              </w:rPr>
+              <w:t>[오후 8:13:02.638] TX  01 64 03 4A C1  (+4ms)</w:t>
+            </w:r>
+          </w:p>
+          <w:p>
+            <w:pPr>
+              <w:pStyle w:val="1-0"/>
+              <w:rPr>
+                <w:rFonts w:asciiTheme="majorHAnsi" w:eastAsiaTheme="majorHAnsi" w:hAnsiTheme="majorHAnsi" w:hint="eastAsia"/>
+              </w:rPr>
+            </w:pPr>
+            <w:r>
+              <w:rPr>
+                <w:rFonts w:asciiTheme="majorHAnsi" w:eastAsiaTheme="majorHAnsi" w:hAnsiTheme="majorHAnsi" w:hint="eastAsia"/>
+              </w:rPr>
+              <w:t>[오후 8:13:02.698] RX  01 64 03 00 0E 00 00 00 00 00 00 00 00 00 00 00 00 00 00 00 00 00 00 00 00 00 00 00 00 00 00 00 00 CA 95 49 44 49 CF 47 44 19 86 48 44 5C 9B 48 44 78 22 46 44 1D 6F 44 44 20 7D 45 44 63 BA  (+60ms)</w:t>
+            </w:r>
+          </w:p>
+          <w:p>
+            <w:pPr>
+              <w:pStyle w:val="1-0"/>
+              <w:rPr>
+                <w:rFonts w:asciiTheme="majorHAnsi" w:eastAsiaTheme="majorHAnsi" w:hAnsiTheme="majorHAnsi" w:hint="eastAsia"/>
+              </w:rPr>
+            </w:pPr>
+            <w:r>
+              <w:rPr>
+                <w:rFonts w:asciiTheme="majorHAnsi" w:eastAsiaTheme="majorHAnsi" w:hAnsiTheme="majorHAnsi" w:hint="eastAsia"/>
+              </w:rPr>
+              <w:t>[오후 8:13:02.702] TX  01 64 03 4A C1  (+4ms)</w:t>
+            </w:r>
+          </w:p>
+          <w:p>
+            <w:pPr>
+              <w:pStyle w:val="1-0"/>
+              <w:rPr>
+                <w:rFonts w:asciiTheme="majorHAnsi" w:eastAsiaTheme="majorHAnsi" w:hAnsiTheme="majorHAnsi" w:hint="eastAsia"/>
+              </w:rPr>
+            </w:pPr>
+            <w:r>
+              <w:rPr>
+                <w:rFonts w:asciiTheme="majorHAnsi" w:eastAsiaTheme="majorHAnsi" w:hAnsiTheme="majorHAnsi" w:hint="eastAsia"/>
+              </w:rPr>
+              <w:t>[오후 8:13:02.762] RX  01 64 03 00 0E 00 00 00 00 00 00 00 00 00 00 00 00 00 00 00 00 00 00 00 00 00 00 00 00 00 00 00 00 EA 2A 45 44 83 D2 42 44 6C 7E 41 44 E4 6A 42 44 D6 32 42 44 B5 B6 3F 44 F6 36 3E 44 F5 60  (+60ms)</w:t>
+            </w:r>
+          </w:p>
+          <w:p>
+            <w:pPr>
+              <w:pStyle w:val="1-0"/>
+              <w:rPr>
+                <w:rFonts w:asciiTheme="majorHAnsi" w:eastAsiaTheme="majorHAnsi" w:hAnsiTheme="majorHAnsi" w:hint="eastAsia"/>
+              </w:rPr>
+            </w:pPr>
+            <w:r>
+              <w:rPr>
+                <w:rFonts w:asciiTheme="majorHAnsi" w:eastAsiaTheme="majorHAnsi" w:hAnsiTheme="majorHAnsi" w:hint="eastAsia"/>
+              </w:rPr>
+              <w:t>[오후 8:13:02.765] TX  01 06 D0 01 00 00 E0 CA  (+3ms)</w:t>
+            </w:r>
+          </w:p>
+          <w:p>
+            <w:pPr>
+              <w:pStyle w:val="1-0"/>
+              <w:rPr>
+                <w:rFonts w:asciiTheme="majorHAnsi" w:eastAsiaTheme="majorHAnsi" w:hAnsiTheme="majorHAnsi" w:hint="eastAsia"/>
+              </w:rPr>
+            </w:pPr>
+            <w:r>
+              <w:rPr>
+                <w:rFonts w:asciiTheme="majorHAnsi" w:eastAsiaTheme="majorHAnsi" w:hAnsiTheme="majorHAnsi" w:hint="eastAsia"/>
+              </w:rPr>
+              <w:t>[오후 8:13:02.971] ER  Slave 1: Write response timeout (200ms)  (+206ms)</w:t>
+            </w:r>
+          </w:p>
+          <w:p>
+            <w:pPr>
+              <w:pStyle w:val="1-0"/>
+              <w:rPr>
+                <w:rFonts w:asciiTheme="majorHAnsi" w:eastAsiaTheme="majorHAnsi" w:hAnsiTheme="majorHAnsi" w:hint="eastAsia"/>
+              </w:rPr>
+            </w:pPr>
+            <w:r>
+              <w:rPr>
+                <w:rFonts w:asciiTheme="majorHAnsi" w:eastAsiaTheme="majorHAnsi" w:hAnsiTheme="majorHAnsi" w:hint="eastAsia"/>
+              </w:rPr>
+              <w:t>[오후 8:13:02.973] TX  01 64 03 4A C1  (+2ms)</w:t>
+            </w:r>
+          </w:p>
+          <w:p>
+            <w:pPr>
+              <w:pStyle w:val="1-0"/>
+              <w:rPr>
+                <w:rFonts w:asciiTheme="majorHAnsi" w:eastAsiaTheme="majorHAnsi" w:hAnsiTheme="majorHAnsi" w:hint="eastAsia"/>
+              </w:rPr>
+            </w:pPr>
+            <w:r>
+              <w:rPr>
+                <w:rFonts w:asciiTheme="majorHAnsi" w:eastAsiaTheme="majorHAnsi" w:hAnsiTheme="majorHAnsi" w:hint="eastAsia"/>
+              </w:rPr>
+              <w:t>[오후 8:13:03.034] RX  01 64 03 00 0E 00 00 00 00 00 00 00 00 00 00 00 00 00 00 00 00 00 00 00 00 00 00 00 00 00 00 00 00 B8 4B 3F 44 39 07 3F 44 1B C6 3C 44 99 54 3B 44 B9 21 3C 44 09 4D 3C 44 09 13 3A 44 3F B7  (+61ms)</w:t>
+            </w:r>
+          </w:p>
+          <w:p>
+            <w:pPr>
+              <w:pStyle w:val="1-0"/>
+              <w:rPr>
+                <w:rFonts w:asciiTheme="majorHAnsi" w:eastAsiaTheme="majorHAnsi" w:hAnsiTheme="majorHAnsi" w:hint="eastAsia"/>
+              </w:rPr>
+            </w:pPr>
+            <w:r>
+              <w:rPr>
+                <w:rFonts w:asciiTheme="majorHAnsi" w:eastAsiaTheme="majorHAnsi" w:hAnsiTheme="majorHAnsi" w:hint="eastAsia"/>
+              </w:rPr>
+              <w:t>[오후 8:13:03.038] TX  01 06 D1 06 00 00 50 F7  (+4ms)</w:t>
+            </w:r>
+          </w:p>
+          <w:p>
+            <w:pPr>
+              <w:pStyle w:val="1-0"/>
+              <w:rPr>
+                <w:rFonts w:asciiTheme="majorHAnsi" w:eastAsiaTheme="majorHAnsi" w:hAnsiTheme="majorHAnsi" w:hint="eastAsia"/>
+              </w:rPr>
+            </w:pPr>
+            <w:r>
+              <w:rPr>
+                <w:rFonts w:asciiTheme="majorHAnsi" w:eastAsiaTheme="majorHAnsi" w:hAnsiTheme="majorHAnsi" w:hint="eastAsia"/>
+              </w:rPr>
+              <w:t>[오후 8:13:03.241] ER  Slave 1: Write response timeout (200ms)  (+203ms)</w:t>
+            </w:r>
+          </w:p>
+          <w:p>
+            <w:pPr>
+              <w:pStyle w:val="1-0"/>
+              <w:rPr>
+                <w:rFonts w:asciiTheme="majorHAnsi" w:eastAsiaTheme="majorHAnsi" w:hAnsiTheme="majorHAnsi" w:hint="eastAsia"/>
+              </w:rPr>
+            </w:pPr>
+            <w:r>
+              <w:rPr>
+                <w:rFonts w:asciiTheme="majorHAnsi" w:eastAsiaTheme="majorHAnsi" w:hAnsiTheme="majorHAnsi" w:hint="eastAsia"/>
+              </w:rPr>
+              <w:t>[오후 8:13:03.244] TX  01 64 03 4A C1  (+3ms)</w:t>
+            </w:r>
+          </w:p>
+          <w:p>
+            <w:pPr>
+              <w:pStyle w:val="1-0"/>
+              <w:rPr>
+                <w:rFonts w:asciiTheme="majorHAnsi" w:eastAsiaTheme="majorHAnsi" w:hAnsiTheme="majorHAnsi" w:hint="eastAsia"/>
+              </w:rPr>
+            </w:pPr>
+            <w:r>
+              <w:rPr>
+                <w:rFonts w:asciiTheme="majorHAnsi" w:eastAsiaTheme="majorHAnsi" w:hAnsiTheme="majorHAnsi" w:hint="eastAsia"/>
+              </w:rPr>
+              <w:t>[오후 8:13:03.306] RX  01 64 03 00 0E 00 00 00 00 00 00 00 00 00 00 00 00 00 00 00 00 00 00 00 00 00 00 00 00 00 00 00 00 0F 27 38 44 49 DE 38 44 B2 52 39 44 9D 6E 37 44 A3 81 35 44 FC 9F 35 44 03 87 36 44 35 55  (+62ms)</w:t>
+            </w:r>
+          </w:p>
+          <w:p>
+            <w:pPr>
+              <w:pStyle w:val="1-0"/>
+              <w:rPr>
+                <w:rFonts w:asciiTheme="majorHAnsi" w:eastAsiaTheme="majorHAnsi" w:hAnsiTheme="majorHAnsi" w:hint="eastAsia"/>
+              </w:rPr>
+            </w:pPr>
+            <w:r>
+              <w:rPr>
+                <w:rFonts w:asciiTheme="majorHAnsi" w:eastAsiaTheme="majorHAnsi" w:hAnsiTheme="majorHAnsi" w:hint="eastAsia"/>
+              </w:rPr>
+              <w:t>[오후 8:13:03.309] TX  01 06 D1 01 00 01 20 F6  (+3ms)</w:t>
+            </w:r>
+          </w:p>
+          <w:p>
+            <w:pPr>
+              <w:pStyle w:val="1-0"/>
+              <w:rPr>
+                <w:rFonts w:asciiTheme="majorHAnsi" w:eastAsiaTheme="majorHAnsi" w:hAnsiTheme="majorHAnsi" w:hint="eastAsia"/>
+              </w:rPr>
+            </w:pPr>
+            <w:r>
+              <w:rPr>
+                <w:rFonts w:asciiTheme="majorHAnsi" w:eastAsiaTheme="majorHAnsi" w:hAnsiTheme="majorHAnsi" w:hint="eastAsia"/>
+              </w:rPr>
+              <w:lastRenderedPageBreak/>
+              <w:t>[오후 8:13:03.522] ER  Slave 1: Write response timeout (200ms)  (+213ms)</w:t>
+            </w:r>
+          </w:p>
+          <w:p>
+            <w:pPr>
+              <w:pStyle w:val="1-0"/>
+              <w:rPr>
+                <w:rFonts w:asciiTheme="majorHAnsi" w:eastAsiaTheme="majorHAnsi" w:hAnsiTheme="majorHAnsi" w:hint="eastAsia"/>
+              </w:rPr>
+            </w:pPr>
+            <w:r>
+              <w:rPr>
+                <w:rFonts w:asciiTheme="majorHAnsi" w:eastAsiaTheme="majorHAnsi" w:hAnsiTheme="majorHAnsi" w:hint="eastAsia"/>
+              </w:rPr>
+              <w:t>[오후 8:13:03.525] TX  01 64 03 4A C1  (+3ms)</w:t>
+            </w:r>
+          </w:p>
+          <w:p>
+            <w:pPr>
+              <w:pStyle w:val="1-0"/>
+              <w:rPr>
+                <w:rFonts w:asciiTheme="majorHAnsi" w:eastAsiaTheme="majorHAnsi" w:hAnsiTheme="majorHAnsi" w:hint="eastAsia"/>
+              </w:rPr>
+            </w:pPr>
+            <w:r>
+              <w:rPr>
+                <w:rFonts w:asciiTheme="majorHAnsi" w:eastAsiaTheme="majorHAnsi" w:hAnsiTheme="majorHAnsi" w:hint="eastAsia"/>
+              </w:rPr>
+              <w:t>[오후 8:13:03.580] RX  01 64 03 00 0E 00 00 00 00 00 00 00 00 00 00 00 00 00 00 00 00 00 00 00 00 00 00 00 00 00 00 00 00 22 33 35 44 28 C6 32 44 77 3E 32 44 9B 6F 33 44 1C BD 32 44 52 93 30 44 59 5E 2F 44 18 DD  (+55ms)</w:t>
+            </w:r>
+          </w:p>
+          <w:p>
+            <w:pPr>
+              <w:pStyle w:val="1-0"/>
+              <w:rPr>
+                <w:rFonts w:asciiTheme="majorHAnsi" w:eastAsiaTheme="majorHAnsi" w:hAnsiTheme="majorHAnsi" w:hint="eastAsia"/>
+              </w:rPr>
+            </w:pPr>
+            <w:r>
+              <w:rPr>
+                <w:rFonts w:asciiTheme="majorHAnsi" w:eastAsiaTheme="majorHAnsi" w:hAnsiTheme="majorHAnsi" w:hint="eastAsia"/>
+              </w:rPr>
+              <w:t>[오후 8:13:03.730] TX  01 64 00 0A C0  (+150ms)</w:t>
+            </w:r>
+          </w:p>
+          <w:p>
+            <w:pPr>
+              <w:pStyle w:val="1-0"/>
+              <w:rPr>
+                <w:rFonts w:asciiTheme="majorHAnsi" w:eastAsiaTheme="majorHAnsi" w:hAnsiTheme="majorHAnsi"/>
+              </w:rPr>
+            </w:pPr>
+          </w:p>
+          <w:p>
+            <w:pPr>
+              <w:pStyle w:val="1-0"/>
+              <w:numPr>
+                <w:ilvl w:val="0"/>
+                <w:numId w:val="0"/>
+              </w:numPr>
+              <w:rPr>
+                <w:rFonts w:asciiTheme="majorHAnsi" w:eastAsiaTheme="majorHAnsi" w:hAnsiTheme="majorHAnsi" w:hint="eastAsia"/>
+              </w:rPr>
+            </w:pPr>
+            <w:r>
+              <w:rPr>
+                <w:rFonts w:asciiTheme="majorHAnsi" w:eastAsiaTheme="majorHAnsi" w:hAnsiTheme="majorHAnsi"/>
+              </w:rPr>
+              <w:t>============================================================</w:t>
+            </w:r>
           </w:p>
         </w:tc>
       </w:tr>
@@ -1579,6 +10852,7 @@
               <w:rPr>
                 <w:rFonts w:asciiTheme="majorHAnsi" w:eastAsiaTheme="majorHAnsi" w:hAnsiTheme="majorHAnsi" w:hint="eastAsia"/>
               </w:rPr>
+              <w:lastRenderedPageBreak/>
               <w:t>기타</w:t>
             </w:r>
           </w:p>
@@ -1613,7 +10887,7 @@
       </w:pPr>
     </w:p>
     <w:sectPr>
-      <w:headerReference w:type="default" r:id="rId8"/>
+      <w:headerReference w:type="default" r:id="rId9"/>
       <w:pgSz w:w="11906" w:h="16838"/>
       <w:pgMar w:top="1701" w:right="1440" w:bottom="1440" w:left="1440" w:header="851" w:footer="992" w:gutter="0"/>
       <w:cols w:space="425"/>
